--- a/fra/docx/63.content.docx
+++ b/fra/docx/63.content.docx
@@ -4,39 +4,88 @@
   <w:body>
     <w:p/>
     <w:p>
-      <w:r/>
+      <w:pPr/>
+      <w:r>
+        <w:rPr>
+          <w:lang w:val="fr_FR" w:bidi="fr_FR"/>
+        </w:rPr>
+      </w:r>
     </w:p>
     <w:p>
       <w:pPr>
         <w:pStyle w:val="Heading2"/>
       </w:pPr>
       <w:r>
+        <w:rPr>
+          <w:lang w:val="fr_FR" w:bidi="fr_FR"/>
+        </w:rPr>
+        <w:t>Resource: Notes de traduction (unfoldingWord)</w:t>
+      </w:r>
+      <w:r>
+        <w:rPr>
+          <w:lang w:val="fr_FR" w:bidi="fr_FR"/>
+        </w:rPr>
+      </w:r>
+    </w:p>
+    <w:p>
+      <w:pPr>
+        <w:pStyle w:val="Heading2"/>
+      </w:pPr>
+      <w:r>
+        <w:rPr>
+          <w:lang w:val="fr_FR" w:bidi="fr_FR"/>
+        </w:rPr>
         <w:t>License Information</w:t>
       </w:r>
-      <w:r/>
-    </w:p>
-    <w:p>
-      <w:r/>
-      <w:r>
-        <w:rPr>
-          <w:b/>
-        </w:rPr>
-        <w:t>Translation Notes (unfoldingWord)</w:t>
-      </w:r>
-      <w:r>
+      <w:r>
+        <w:rPr>
+          <w:lang w:val="fr_FR" w:bidi="fr_FR"/>
+        </w:rPr>
+      </w:r>
+    </w:p>
+    <w:p>
+      <w:pPr/>
+      <w:r>
+        <w:rPr>
+          <w:lang w:val="fr_FR" w:bidi="fr_FR"/>
+        </w:rPr>
+      </w:r>
+      <w:r>
+        <w:rPr>
+          <w:b/>
+          <w:lang w:val="fr_FR" w:bidi="fr_FR"/>
+        </w:rPr>
+        <w:t>Notes de traduction (unfoldingWord)</w:t>
+      </w:r>
+      <w:r>
+        <w:rPr>
+          <w:lang w:val="fr_FR" w:bidi="fr_FR"/>
+        </w:rPr>
         <w:t xml:space="preserve"> (French) is based on</w:t>
       </w:r>
       <w:r>
+        <w:rPr>
+          <w:lang w:val="fr_FR" w:bidi="fr_FR"/>
+        </w:rPr>
         <w:t xml:space="preserve">: </w:t>
       </w:r>
       <w:r>
+        <w:rPr>
+          <w:lang w:val="fr_FR" w:bidi="fr_FR"/>
+        </w:rPr>
         <w:t>unfoldingWord® Translation Notes</w:t>
       </w:r>
       <w:r>
+        <w:rPr>
+          <w:lang w:val="fr_FR" w:bidi="fr_FR"/>
+        </w:rPr>
         <w:t xml:space="preserve">, </w:t>
       </w:r>
       <w:hyperlink r:id="rId13">
         <w:r>
+          <w:rPr>
+            <w:lang w:val="fr_FR" w:bidi="fr_FR"/>
+          </w:rPr>
           <w:rPr>
             <w:color w:val="0000EE"/>
             <w:u w:val="single"/>
@@ -45,10 +94,16 @@
         </w:r>
       </w:hyperlink>
       <w:r>
+        <w:rPr>
+          <w:lang w:val="fr_FR" w:bidi="fr_FR"/>
+        </w:rPr>
         <w:t xml:space="preserve">, 2022, which is licensed under a </w:t>
       </w:r>
       <w:hyperlink r:id="rId14">
         <w:r>
+          <w:rPr>
+            <w:lang w:val="fr_FR" w:bidi="fr_FR"/>
+          </w:rPr>
           <w:rPr>
             <w:color w:val="0000EE"/>
             <w:u w:val="single"/>
@@ -57,24 +112,50 @@
         </w:r>
       </w:hyperlink>
       <w:r>
+        <w:rPr>
+          <w:lang w:val="fr_FR" w:bidi="fr_FR"/>
+        </w:rPr>
         <w:t>.</w:t>
       </w:r>
-      <w:r/>
-    </w:p>
-    <w:p>
-      <w:r/>
-      <w:r>
+      <w:r>
+        <w:rPr>
+          <w:lang w:val="fr_FR" w:bidi="fr_FR"/>
+        </w:rPr>
+      </w:r>
+    </w:p>
+    <w:p>
+      <w:pPr/>
+      <w:r>
+        <w:rPr>
+          <w:lang w:val="fr_FR" w:bidi="fr_FR"/>
+        </w:rPr>
+      </w:r>
+      <w:r>
+        <w:rPr>
+          <w:lang w:val="fr_FR" w:bidi="fr_FR"/>
+        </w:rPr>
         <w:t>This PDF version is provided under the same license.</w:t>
       </w:r>
-      <w:r/>
-      <w:r/>
+      <w:r>
+        <w:rPr>
+          <w:lang w:val="fr_FR" w:bidi="fr_FR"/>
+        </w:rPr>
+      </w:r>
+      <w:r>
+        <w:rPr>
+          <w:lang w:val="fr_FR" w:bidi="fr_FR"/>
+        </w:rPr>
+      </w:r>
     </w:p>
     <w:p>
       <w:pPr>
         <w:pStyle w:val="Heading1"/>
       </w:pPr>
       <w:r>
-        <w:t>Translation Notes (unfoldingWord)</w:t>
+        <w:rPr>
+          <w:lang w:val="fr_FR" w:bidi="fr_FR"/>
+        </w:rPr>
+        <w:t>Notes de traduction (unfoldingWord)</w:t>
       </w:r>
     </w:p>
     <w:p>
@@ -96,804 +177,1677 @@
       </w:pPr>
     </w:p>
     <w:p>
-      <w:r/>
+      <w:pPr/>
+      <w:r>
+        <w:rPr>
+          <w:lang w:val="fr_FR" w:bidi="fr_FR"/>
+        </w:rPr>
+      </w:r>
     </w:p>
     <w:p>
       <w:pPr>
         <w:pStyle w:val="Heading2"/>
       </w:pPr>
       <w:r>
+        <w:rPr>
+          <w:lang w:val="fr_FR" w:bidi="fr_FR"/>
+        </w:rPr>
+        <w:t>2JN</w:t>
+      </w:r>
+      <w:r>
+        <w:rPr>
+          <w:lang w:val="fr_FR" w:bidi="fr_FR"/>
+        </w:rPr>
+      </w:r>
+    </w:p>
+    <w:p>
+      <w:pPr/>
+      <w:r>
+        <w:rPr>
+          <w:lang w:val="fr_FR" w:bidi="fr_FR"/>
+        </w:rPr>
+      </w:r>
+      <w:r>
+        <w:rPr>
+          <w:i/>
+          <w:lang w:val="fr_FR" w:bidi="fr_FR"/>
+        </w:rPr>
+        <w:t>2 Jean 1:1 (#1), 2 Jean 1:1 (#2), 2 Jean 1:1 (#3), 2 Jean 1:1 (#4), 2 Jean 1:1 (#5), 2 Jean 1:1 (#6), 2 Jean 1:1 (#7), 2 Jean 1:2 (#1), 2 Jean 1:2 (#2), 2 Jean 1:2 (#3), 2 Jean 1:3 (#1), 2 Jean 1:3 (#2), 2 Jean 1:3 (#3), 2 Jean 1:3 (#4), 2 Jean 1:4 (#1), 2 Jean 1:4 (#2), 2 Jean 1:4 (#3), 2 Jean 1:4 (#4), 2 Jean 1:4 (#5), 2 Jean 1:4 (#6), 2 Jean 1:4 (#7), 2 Jean 1:5 (#1), 2 Jean 1:5 (#2), 2 Jean 1:5 (#3), 2 Jean 1:5 (#4), 2 Jean 1:5 (#5), 2 Jean 1:6 (#1), 2 Jean 1:6 (#2), 2 Jean 1:7 (#1), 2 Jean 1:7 (#2), 2 Jean 1:7 (#3), 2 Jean 1:7 (#4), 2 Jean 1:7 (#5), 2 Jean 1:8 (#1), 2 Jean 1:8 (#2), 2 Jean 1:8 (#3), 2 Jean 1:8 (#4), 2 Jean 1:8 (#5), 2 Jean 1:8 (#6), 2 Jean 1:9 (#1), 2 Jean 1:9 (#2), 2 Jean 1:9 (#3), 2 Jean 1:9 (#4), 2 Jean 1:9 (#5), 2 Jean 1:9 (#6), 2 Jean 1:9 (#7), 2 Jean 1:10 (#1), 2 Jean 1:10 (#2), 2 Jean 1:10 (#3), 2 Jean 1:10 (#4), 2 Jean 1:10 (#5), 2 Jean 1:11 (#1), 2 Jean 1:11 (#2), 2 Jean 1:12 (#1), 2 Jean 1:12 (#2), 2 Jean 1:12 (#3), 2 Jean 1:12 (#4), 2 Jean 1:12 (#5), 2 Jean 1:12 (#6), 2 Jean 1:12 (#7), 2 Jean 1:12 (#8), 2 Jean 1:13 (#1), 2 Jean 1:13 (#2), 2 Jean 1:13 (#3), 2 Jean 1:13 (#4)</w:t>
+      </w:r>
+      <w:r>
+        <w:rPr>
+          <w:lang w:val="fr_FR" w:bidi="fr_FR"/>
+        </w:rPr>
+      </w:r>
+    </w:p>
+    <w:p>
+      <w:pPr/>
+      <w:r>
+        <w:rPr>
+          <w:lang w:val="fr_FR" w:bidi="fr_FR"/>
+        </w:rPr>
+      </w:r>
+      <w:r>
+        <w:rPr>
+          <w:lang w:val="fr_FR" w:bidi="fr_FR"/>
+        </w:rPr>
+        <w:t xml:space="preserve"> </w:t>
+      </w:r>
+      <w:r>
+        <w:rPr>
+          <w:lang w:val="fr_FR" w:bidi="fr_FR"/>
+        </w:rPr>
+      </w:r>
+      <w:r>
+        <w:rPr>
+          <w:lang w:val="fr_FR" w:bidi="fr_FR"/>
+        </w:rPr>
+      </w:r>
+    </w:p>
+    <w:p>
+      <w:pPr>
+        <w:sectPr>
+          <w:footnotePr>
+            <w:numRestart w:val="eachSect"/>
+          </w:footnotePr>
+          <w:type w:val="continuous"/>
+          <w:pgSz w:w="12240" w:h="15840" w:code="1"/>
+          <w:pgMar w:top="1440" w:right="1440" w:bottom="1440" w:left="1440" w:header="504" w:footer="504" w:gutter="0"/>
+          <w:cols w:space="708"/>
+          <w:titlePg/>
+          <w:docGrid w:linePitch="360"/>
+        </w:sectPr>
+      </w:pPr>
+    </w:p>
+    <w:p>
+      <w:pPr/>
+      <w:r>
+        <w:rPr>
+          <w:lang w:val="fr_FR" w:bidi="fr_FR"/>
+        </w:rPr>
+      </w:r>
+    </w:p>
+    <w:p>
+      <w:pPr>
+        <w:pStyle w:val="Heading2"/>
+      </w:pPr>
+      <w:r>
+        <w:rPr>
+          <w:lang w:val="fr_FR" w:bidi="fr_FR"/>
+        </w:rPr>
         <w:t>2 Jean 1:1 (#1)</w:t>
       </w:r>
-      <w:r/>
-    </w:p>
-    <w:p>
-      <w:r/>
-      <w:r>
-        <w:rPr>
-          <w:b/>
+      <w:r>
+        <w:rPr>
+          <w:lang w:val="fr_FR" w:bidi="fr_FR"/>
+        </w:rPr>
+      </w:r>
+    </w:p>
+    <w:p>
+      <w:pPr/>
+      <w:r>
+        <w:rPr>
+          <w:lang w:val="fr_FR" w:bidi="fr_FR"/>
+        </w:rPr>
+      </w:r>
+      <w:r>
+        <w:rPr>
+          <w:b/>
+          <w:lang w:val="fr_FR" w:bidi="fr_FR"/>
         </w:rPr>
         <w:t>« L'ancien »</w:t>
       </w:r>
     </w:p>
     <w:p>
-      <w:r/>
-      <w:r>
+      <w:pPr/>
+      <w:r>
+        <w:rPr>
+          <w:lang w:val="fr_FR" w:bidi="fr_FR"/>
+        </w:rPr>
+      </w:r>
+      <w:r>
+        <w:rPr>
+          <w:lang w:val="fr_FR" w:bidi="fr_FR"/>
+        </w:rPr>
         <w:t>Dans cette culture, les auteurs de lettres s'identifiaient en premier, se référant à eux-mêmes à la troisième personne. Si cela peut sembler déroutant dans votre langue, il est possible d'utiliser la première personne ici. Ou si votre langue a une manière particulière d'introduire l'auteur d'une lettre, et si cela serait utile à vos lecteurs, vous pourriez l'utiliser ici. Traduction alternative : « Moi, l'ancien, vous écris cette lettre ».</w:t>
       </w:r>
     </w:p>
     <w:p>
-      <w:r/>
-      <w:r>
+      <w:pPr/>
+      <w:r>
+        <w:rPr>
+          <w:lang w:val="fr_FR" w:bidi="fr_FR"/>
+        </w:rPr>
+      </w:r>
+      <w:r>
+        <w:rPr>
+          <w:lang w:val="fr_FR" w:bidi="fr_FR"/>
+        </w:rPr>
         <w:t xml:space="preserve">Voir : </w:t>
       </w:r>
       <w:r>
+        <w:rPr>
+          <w:lang w:val="fr_FR" w:bidi="fr_FR"/>
+        </w:rPr>
         <w:t>Première, Deuxième ou Troisième Personne</w:t>
       </w:r>
-      <w:r/>
-      <w:r/>
-    </w:p>
-    <w:p>
-      <w:r/>
+      <w:r>
+        <w:rPr>
+          <w:lang w:val="fr_FR" w:bidi="fr_FR"/>
+        </w:rPr>
+      </w:r>
+      <w:r>
+        <w:rPr>
+          <w:lang w:val="fr_FR" w:bidi="fr_FR"/>
+        </w:rPr>
+      </w:r>
+    </w:p>
+    <w:p>
+      <w:pPr/>
+      <w:r>
+        <w:rPr>
+          <w:lang w:val="fr_FR" w:bidi="fr_FR"/>
+        </w:rPr>
+      </w:r>
     </w:p>
     <w:p>
       <w:pPr>
         <w:pStyle w:val="Heading2"/>
       </w:pPr>
       <w:r>
+        <w:rPr>
+          <w:lang w:val="fr_FR" w:bidi="fr_FR"/>
+        </w:rPr>
         <w:t>2 Jean 1:1 (#2)</w:t>
       </w:r>
-      <w:r/>
-    </w:p>
-    <w:p>
-      <w:r/>
-      <w:r>
-        <w:rPr>
-          <w:b/>
+      <w:r>
+        <w:rPr>
+          <w:lang w:val="fr_FR" w:bidi="fr_FR"/>
+        </w:rPr>
+      </w:r>
+    </w:p>
+    <w:p>
+      <w:pPr/>
+      <w:r>
+        <w:rPr>
+          <w:lang w:val="fr_FR" w:bidi="fr_FR"/>
+        </w:rPr>
+      </w:r>
+      <w:r>
+        <w:rPr>
+          <w:b/>
+          <w:lang w:val="fr_FR" w:bidi="fr_FR"/>
         </w:rPr>
         <w:t>« L'ancien »</w:t>
       </w:r>
     </w:p>
     <w:p>
-      <w:r/>
-      <w:r>
-        <w:rPr>
-          <w:b/>
+      <w:pPr/>
+      <w:r>
+        <w:rPr>
+          <w:lang w:val="fr_FR" w:bidi="fr_FR"/>
+        </w:rPr>
+      </w:r>
+      <w:r>
+        <w:rPr>
+          <w:b/>
+          <w:lang w:val="fr_FR" w:bidi="fr_FR"/>
         </w:rPr>
         <w:t>L'ancien</w:t>
       </w:r>
       <w:r>
+        <w:rPr>
+          <w:lang w:val="fr_FR" w:bidi="fr_FR"/>
+        </w:rPr>
         <w:t xml:space="preserve"> fait référence à Jean, l'apôtre et disciple de Jésus. Il se désigne comme </w:t>
       </w:r>
       <w:r>
         <w:rPr>
           <w:b/>
+          <w:lang w:val="fr_FR" w:bidi="fr_FR"/>
         </w:rPr>
         <w:t>ancien</w:t>
       </w:r>
       <w:r>
+        <w:rPr>
+          <w:lang w:val="fr_FR" w:bidi="fr_FR"/>
+        </w:rPr>
         <w:t xml:space="preserve"> soit en raison de son âge avancé, soit parce qu'il est un responsable dans l'église, soit pour les deux raisons. Si vous avez un terme pour un responsable âgé et respecté, vous pouvez l'utiliser ici. Traduction alternative : « Moi, Jean, vous écris cette lettre » ou « Moi, Jean l'ancien, vous écris cette lettre »</w:t>
       </w:r>
     </w:p>
     <w:p>
-      <w:r/>
-      <w:r>
+      <w:pPr/>
+      <w:r>
+        <w:rPr>
+          <w:lang w:val="fr_FR" w:bidi="fr_FR"/>
+        </w:rPr>
+      </w:r>
+      <w:r>
+        <w:rPr>
+          <w:lang w:val="fr_FR" w:bidi="fr_FR"/>
+        </w:rPr>
         <w:t xml:space="preserve">Voir : </w:t>
       </w:r>
       <w:r>
+        <w:rPr>
+          <w:lang w:val="fr_FR" w:bidi="fr_FR"/>
+        </w:rPr>
         <w:t>Connaissances supposées et informations implicites</w:t>
       </w:r>
-      <w:r/>
-      <w:r/>
-    </w:p>
-    <w:p>
-      <w:r/>
+      <w:r>
+        <w:rPr>
+          <w:lang w:val="fr_FR" w:bidi="fr_FR"/>
+        </w:rPr>
+      </w:r>
+      <w:r>
+        <w:rPr>
+          <w:lang w:val="fr_FR" w:bidi="fr_FR"/>
+        </w:rPr>
+      </w:r>
+    </w:p>
+    <w:p>
+      <w:pPr/>
+      <w:r>
+        <w:rPr>
+          <w:lang w:val="fr_FR" w:bidi="fr_FR"/>
+        </w:rPr>
+      </w:r>
     </w:p>
     <w:p>
       <w:pPr>
         <w:pStyle w:val="Heading2"/>
       </w:pPr>
       <w:r>
+        <w:rPr>
+          <w:lang w:val="fr_FR" w:bidi="fr_FR"/>
+        </w:rPr>
         <w:t>2 Jean 1:1 (#3)</w:t>
       </w:r>
-      <w:r/>
-    </w:p>
-    <w:p>
-      <w:r/>
-      <w:r>
-        <w:rPr>
-          <w:b/>
+      <w:r>
+        <w:rPr>
+          <w:lang w:val="fr_FR" w:bidi="fr_FR"/>
+        </w:rPr>
+      </w:r>
+    </w:p>
+    <w:p>
+      <w:pPr/>
+      <w:r>
+        <w:rPr>
+          <w:lang w:val="fr_FR" w:bidi="fr_FR"/>
+        </w:rPr>
+      </w:r>
+      <w:r>
+        <w:rPr>
+          <w:b/>
+          <w:lang w:val="fr_FR" w:bidi="fr_FR"/>
         </w:rPr>
         <w:t>« à Kyria l'élue et à ses enfants »</w:t>
       </w:r>
     </w:p>
     <w:p>
-      <w:r/>
-      <w:r>
+      <w:pPr/>
+      <w:r>
+        <w:rPr>
+          <w:lang w:val="fr_FR" w:bidi="fr_FR"/>
+        </w:rPr>
+      </w:r>
+      <w:r>
+        <w:rPr>
+          <w:lang w:val="fr_FR" w:bidi="fr_FR"/>
+        </w:rPr>
         <w:t>Dans cette culture, les auteurs de lettres nommaient ensuite les destinataires, en les désignant à la troisième personne. Si cela peut sembler déroutant dans votre langue, vous pourriez utiliser la deuxième personne ici. Ou si votre langue a une manière particulière d'introduire la personne qui reçoit une lettre, et si cela serait utile à vos lecteurs, vous pourriez l'utiliser ici. Traduction alternative : « à vous, Kyria l'élue, et à vos enfants ».</w:t>
       </w:r>
     </w:p>
     <w:p>
-      <w:r/>
-      <w:r>
+      <w:pPr/>
+      <w:r>
+        <w:rPr>
+          <w:lang w:val="fr_FR" w:bidi="fr_FR"/>
+        </w:rPr>
+      </w:r>
+      <w:r>
+        <w:rPr>
+          <w:lang w:val="fr_FR" w:bidi="fr_FR"/>
+        </w:rPr>
         <w:t xml:space="preserve">Voir : </w:t>
       </w:r>
       <w:r>
+        <w:rPr>
+          <w:lang w:val="fr_FR" w:bidi="fr_FR"/>
+        </w:rPr>
         <w:t>Première, Deuxième ou Troisième Personne</w:t>
       </w:r>
-      <w:r/>
-      <w:r/>
-    </w:p>
-    <w:p>
-      <w:r/>
+      <w:r>
+        <w:rPr>
+          <w:lang w:val="fr_FR" w:bidi="fr_FR"/>
+        </w:rPr>
+      </w:r>
+      <w:r>
+        <w:rPr>
+          <w:lang w:val="fr_FR" w:bidi="fr_FR"/>
+        </w:rPr>
+      </w:r>
+    </w:p>
+    <w:p>
+      <w:pPr/>
+      <w:r>
+        <w:rPr>
+          <w:lang w:val="fr_FR" w:bidi="fr_FR"/>
+        </w:rPr>
+      </w:r>
     </w:p>
     <w:p>
       <w:pPr>
         <w:pStyle w:val="Heading2"/>
       </w:pPr>
       <w:r>
+        <w:rPr>
+          <w:lang w:val="fr_FR" w:bidi="fr_FR"/>
+        </w:rPr>
         <w:t>2 Jean 1:1 (#4)</w:t>
       </w:r>
-      <w:r/>
-    </w:p>
-    <w:p>
-      <w:r/>
-      <w:r>
-        <w:rPr>
-          <w:b/>
+      <w:r>
+        <w:rPr>
+          <w:lang w:val="fr_FR" w:bidi="fr_FR"/>
+        </w:rPr>
+      </w:r>
+    </w:p>
+    <w:p>
+      <w:pPr/>
+      <w:r>
+        <w:rPr>
+          <w:lang w:val="fr_FR" w:bidi="fr_FR"/>
+        </w:rPr>
+      </w:r>
+      <w:r>
+        <w:rPr>
+          <w:b/>
+          <w:lang w:val="fr_FR" w:bidi="fr_FR"/>
         </w:rPr>
         <w:t>« à Kyria l'élue et à ses enfants »</w:t>
       </w:r>
     </w:p>
     <w:p>
-      <w:r/>
-      <w:r>
+      <w:pPr/>
+      <w:r>
+        <w:rPr>
+          <w:lang w:val="fr_FR" w:bidi="fr_FR"/>
+        </w:rPr>
+      </w:r>
+      <w:r>
+        <w:rPr>
+          <w:lang w:val="fr_FR" w:bidi="fr_FR"/>
+        </w:rPr>
         <w:t xml:space="preserve">Ici, Jean parle d'une Église et de ses fidèles comme s'ils étaient une </w:t>
       </w:r>
       <w:r>
         <w:rPr>
           <w:b/>
+          <w:lang w:val="fr_FR" w:bidi="fr_FR"/>
         </w:rPr>
         <w:t>dame et ses enfants</w:t>
       </w:r>
       <w:r>
+        <w:rPr>
+          <w:lang w:val="fr_FR" w:bidi="fr_FR"/>
+        </w:rPr>
         <w:t>. Voir la discussion dans la partie 3 de l'introduction de ce livre. Si cela peut être utile dans votre langue, vous pourriez exprimer le sens clairement dans le texte ou dans une note de bas de page. Traduction alternative : « aux fidèles de l'Église choisie »</w:t>
       </w:r>
     </w:p>
     <w:p>
-      <w:r/>
-      <w:r>
+      <w:pPr/>
+      <w:r>
+        <w:rPr>
+          <w:lang w:val="fr_FR" w:bidi="fr_FR"/>
+        </w:rPr>
+      </w:r>
+      <w:r>
+        <w:rPr>
+          <w:lang w:val="fr_FR" w:bidi="fr_FR"/>
+        </w:rPr>
         <w:t xml:space="preserve">Voir : </w:t>
       </w:r>
       <w:r>
+        <w:rPr>
+          <w:lang w:val="fr_FR" w:bidi="fr_FR"/>
+        </w:rPr>
         <w:t>Métaphore</w:t>
       </w:r>
-      <w:r/>
-      <w:r/>
-    </w:p>
-    <w:p>
-      <w:r/>
+      <w:r>
+        <w:rPr>
+          <w:lang w:val="fr_FR" w:bidi="fr_FR"/>
+        </w:rPr>
+      </w:r>
+      <w:r>
+        <w:rPr>
+          <w:lang w:val="fr_FR" w:bidi="fr_FR"/>
+        </w:rPr>
+      </w:r>
+    </w:p>
+    <w:p>
+      <w:pPr/>
+      <w:r>
+        <w:rPr>
+          <w:lang w:val="fr_FR" w:bidi="fr_FR"/>
+        </w:rPr>
+      </w:r>
     </w:p>
     <w:p>
       <w:pPr>
         <w:pStyle w:val="Heading2"/>
       </w:pPr>
       <w:r>
+        <w:rPr>
+          <w:lang w:val="fr_FR" w:bidi="fr_FR"/>
+        </w:rPr>
         <w:t>2 Jean 1:1 (#5)</w:t>
       </w:r>
-      <w:r/>
-    </w:p>
-    <w:p>
-      <w:r/>
-      <w:r>
-        <w:rPr>
-          <w:b/>
+      <w:r>
+        <w:rPr>
+          <w:lang w:val="fr_FR" w:bidi="fr_FR"/>
+        </w:rPr>
+      </w:r>
+    </w:p>
+    <w:p>
+      <w:pPr/>
+      <w:r>
+        <w:rPr>
+          <w:lang w:val="fr_FR" w:bidi="fr_FR"/>
+        </w:rPr>
+      </w:r>
+      <w:r>
+        <w:rPr>
+          <w:b/>
+          <w:lang w:val="fr_FR" w:bidi="fr_FR"/>
         </w:rPr>
         <w:t>« à Kyria l'élue et à ses enfants »</w:t>
       </w:r>
     </w:p>
     <w:p>
-      <w:r/>
-      <w:r>
+      <w:pPr/>
+      <w:r>
+        <w:rPr>
+          <w:lang w:val="fr_FR" w:bidi="fr_FR"/>
+        </w:rPr>
+      </w:r>
+      <w:r>
+        <w:rPr>
+          <w:lang w:val="fr_FR" w:bidi="fr_FR"/>
+        </w:rPr>
         <w:t xml:space="preserve">Dans ce contexte, le terme </w:t>
       </w:r>
       <w:r>
         <w:rPr>
           <w:b/>
+          <w:lang w:val="fr_FR" w:bidi="fr_FR"/>
         </w:rPr>
         <w:t>élu</w:t>
       </w:r>
       <w:r>
+        <w:rPr>
+          <w:lang w:val="fr_FR" w:bidi="fr_FR"/>
+        </w:rPr>
         <w:t xml:space="preserve"> désigne une personne ou un groupe de personnes que Dieu a sélectionné et choisi pour recevoir le salut. Traduction alternative : « à la congrégation que Dieu a sauvée ».</w:t>
       </w:r>
     </w:p>
     <w:p>
-      <w:r/>
-      <w:r>
+      <w:pPr/>
+      <w:r>
+        <w:rPr>
+          <w:lang w:val="fr_FR" w:bidi="fr_FR"/>
+        </w:rPr>
+      </w:r>
+      <w:r>
+        <w:rPr>
+          <w:lang w:val="fr_FR" w:bidi="fr_FR"/>
+        </w:rPr>
         <w:t xml:space="preserve">Voir : </w:t>
       </w:r>
       <w:r>
+        <w:rPr>
+          <w:lang w:val="fr_FR" w:bidi="fr_FR"/>
+        </w:rPr>
         <w:t>Idiome</w:t>
       </w:r>
-      <w:r/>
-      <w:r/>
-    </w:p>
-    <w:p>
-      <w:r/>
+      <w:r>
+        <w:rPr>
+          <w:lang w:val="fr_FR" w:bidi="fr_FR"/>
+        </w:rPr>
+      </w:r>
+      <w:r>
+        <w:rPr>
+          <w:lang w:val="fr_FR" w:bidi="fr_FR"/>
+        </w:rPr>
+      </w:r>
+    </w:p>
+    <w:p>
+      <w:pPr/>
+      <w:r>
+        <w:rPr>
+          <w:lang w:val="fr_FR" w:bidi="fr_FR"/>
+        </w:rPr>
+      </w:r>
     </w:p>
     <w:p>
       <w:pPr>
         <w:pStyle w:val="Heading2"/>
       </w:pPr>
       <w:r>
+        <w:rPr>
+          <w:lang w:val="fr_FR" w:bidi="fr_FR"/>
+        </w:rPr>
         <w:t>2 Jean 1:1 (#6)</w:t>
       </w:r>
-      <w:r/>
-    </w:p>
-    <w:p>
-      <w:r/>
-      <w:r>
-        <w:rPr>
-          <w:b/>
+      <w:r>
+        <w:rPr>
+          <w:lang w:val="fr_FR" w:bidi="fr_FR"/>
+        </w:rPr>
+      </w:r>
+    </w:p>
+    <w:p>
+      <w:pPr/>
+      <w:r>
+        <w:rPr>
+          <w:lang w:val="fr_FR" w:bidi="fr_FR"/>
+        </w:rPr>
+      </w:r>
+      <w:r>
+        <w:rPr>
+          <w:b/>
+          <w:lang w:val="fr_FR" w:bidi="fr_FR"/>
         </w:rPr>
         <w:t>« que j'aime dans la vérité »</w:t>
       </w:r>
     </w:p>
     <w:p>
-      <w:r/>
-      <w:r>
+      <w:pPr/>
+      <w:r>
+        <w:rPr>
+          <w:lang w:val="fr_FR" w:bidi="fr_FR"/>
+        </w:rPr>
+      </w:r>
+      <w:r>
+        <w:rPr>
+          <w:lang w:val="fr_FR" w:bidi="fr_FR"/>
+        </w:rPr>
         <w:t xml:space="preserve">S'il est plus pertinent de faire ainsi dans votre langue, vous pourriez exprimer l'idée derrière le nom abstrait </w:t>
       </w:r>
       <w:r>
         <w:rPr>
           <w:b/>
+          <w:lang w:val="fr_FR" w:bidi="fr_FR"/>
         </w:rPr>
         <w:t>vérité</w:t>
       </w:r>
       <w:r>
+        <w:rPr>
+          <w:lang w:val="fr_FR" w:bidi="fr_FR"/>
+        </w:rPr>
         <w:t xml:space="preserve"> avec une expression équivalente. Le groupe de mots </w:t>
       </w:r>
       <w:r>
         <w:rPr>
           <w:b/>
+          <w:lang w:val="fr_FR" w:bidi="fr_FR"/>
         </w:rPr>
         <w:t>la vérité</w:t>
       </w:r>
       <w:r>
+        <w:rPr>
+          <w:lang w:val="fr_FR" w:bidi="fr_FR"/>
+        </w:rPr>
         <w:t xml:space="preserve"> pourrait : (1) se référer à la manière dont Jean aime. Traduction alternative : « aimer véritablement » (2) fournir la raison de l'amour de Jean. Traduction alternative : « que j'aime parce que nous suivons tous deux celui qui est vrai »</w:t>
       </w:r>
     </w:p>
     <w:p>
-      <w:r/>
-      <w:r>
+      <w:pPr/>
+      <w:r>
+        <w:rPr>
+          <w:lang w:val="fr_FR" w:bidi="fr_FR"/>
+        </w:rPr>
+      </w:r>
+      <w:r>
+        <w:rPr>
+          <w:lang w:val="fr_FR" w:bidi="fr_FR"/>
+        </w:rPr>
         <w:t xml:space="preserve">Voir : </w:t>
       </w:r>
       <w:r>
+        <w:rPr>
+          <w:lang w:val="fr_FR" w:bidi="fr_FR"/>
+        </w:rPr>
         <w:t>Noms abstraits</w:t>
       </w:r>
-      <w:r/>
-      <w:r/>
-    </w:p>
-    <w:p>
-      <w:r/>
+      <w:r>
+        <w:rPr>
+          <w:lang w:val="fr_FR" w:bidi="fr_FR"/>
+        </w:rPr>
+      </w:r>
+      <w:r>
+        <w:rPr>
+          <w:lang w:val="fr_FR" w:bidi="fr_FR"/>
+        </w:rPr>
+      </w:r>
+    </w:p>
+    <w:p>
+      <w:pPr/>
+      <w:r>
+        <w:rPr>
+          <w:lang w:val="fr_FR" w:bidi="fr_FR"/>
+        </w:rPr>
+      </w:r>
     </w:p>
     <w:p>
       <w:pPr>
         <w:pStyle w:val="Heading2"/>
       </w:pPr>
       <w:r>
+        <w:rPr>
+          <w:lang w:val="fr_FR" w:bidi="fr_FR"/>
+        </w:rPr>
         <w:t>2 Jean 1:1 (#7)</w:t>
       </w:r>
-      <w:r/>
-    </w:p>
-    <w:p>
-      <w:r/>
-      <w:r>
-        <w:rPr>
-          <w:b/>
+      <w:r>
+        <w:rPr>
+          <w:lang w:val="fr_FR" w:bidi="fr_FR"/>
+        </w:rPr>
+      </w:r>
+    </w:p>
+    <w:p>
+      <w:pPr/>
+      <w:r>
+        <w:rPr>
+          <w:lang w:val="fr_FR" w:bidi="fr_FR"/>
+        </w:rPr>
+      </w:r>
+      <w:r>
+        <w:rPr>
+          <w:b/>
+          <w:lang w:val="fr_FR" w:bidi="fr_FR"/>
         </w:rPr>
         <w:t>« tous ceux qui ont connu la vérité »</w:t>
       </w:r>
     </w:p>
     <w:p>
-      <w:r/>
-      <w:r>
+      <w:pPr/>
+      <w:r>
+        <w:rPr>
+          <w:lang w:val="fr_FR" w:bidi="fr_FR"/>
+        </w:rPr>
+      </w:r>
+      <w:r>
+        <w:rPr>
+          <w:lang w:val="fr_FR" w:bidi="fr_FR"/>
+        </w:rPr>
         <w:t xml:space="preserve">Jean utilise l'expression </w:t>
       </w:r>
       <w:r>
         <w:rPr>
           <w:b/>
+          <w:lang w:val="fr_FR" w:bidi="fr_FR"/>
         </w:rPr>
         <w:t>tous ceux qui ont connu la vérité</w:t>
       </w:r>
       <w:r>
+        <w:rPr>
+          <w:lang w:val="fr_FR" w:bidi="fr_FR"/>
+        </w:rPr>
         <w:t xml:space="preserve"> pour désigner les croyants qui connaissent et acceptent le véritable message concernant Jésus-Christ. Il emploie probablement le terme </w:t>
       </w:r>
       <w:r>
         <w:rPr>
           <w:b/>
+          <w:lang w:val="fr_FR" w:bidi="fr_FR"/>
         </w:rPr>
         <w:t>tous</w:t>
       </w:r>
       <w:r>
+        <w:rPr>
+          <w:lang w:val="fr_FR" w:bidi="fr_FR"/>
+        </w:rPr>
         <w:t xml:space="preserve"> comme une généralisation pour signifier tous les croyants qui sont avec lui et qui connaissent les membres de cette Église. Traduction alternative : « tous ceux qui sont avec moi et qui connaissent et acceptent la vérité »</w:t>
       </w:r>
     </w:p>
     <w:p>
-      <w:r/>
-      <w:r>
+      <w:pPr/>
+      <w:r>
+        <w:rPr>
+          <w:lang w:val="fr_FR" w:bidi="fr_FR"/>
+        </w:rPr>
+      </w:r>
+      <w:r>
+        <w:rPr>
+          <w:lang w:val="fr_FR" w:bidi="fr_FR"/>
+        </w:rPr>
         <w:t xml:space="preserve">Voir : </w:t>
       </w:r>
       <w:r>
+        <w:rPr>
+          <w:lang w:val="fr_FR" w:bidi="fr_FR"/>
+        </w:rPr>
         <w:t>Hyperbole</w:t>
       </w:r>
-      <w:r/>
-      <w:r/>
-    </w:p>
-    <w:p>
-      <w:r/>
+      <w:r>
+        <w:rPr>
+          <w:lang w:val="fr_FR" w:bidi="fr_FR"/>
+        </w:rPr>
+      </w:r>
+      <w:r>
+        <w:rPr>
+          <w:lang w:val="fr_FR" w:bidi="fr_FR"/>
+        </w:rPr>
+      </w:r>
+    </w:p>
+    <w:p>
+      <w:pPr/>
+      <w:r>
+        <w:rPr>
+          <w:lang w:val="fr_FR" w:bidi="fr_FR"/>
+        </w:rPr>
+      </w:r>
     </w:p>
     <w:p>
       <w:pPr>
         <w:pStyle w:val="Heading2"/>
       </w:pPr>
       <w:r>
+        <w:rPr>
+          <w:lang w:val="fr_FR" w:bidi="fr_FR"/>
+        </w:rPr>
         <w:t>2 Jean 1:2 (#1)</w:t>
       </w:r>
-      <w:r/>
-    </w:p>
-    <w:p>
-      <w:r/>
-      <w:r>
-        <w:rPr>
-          <w:b/>
+      <w:r>
+        <w:rPr>
+          <w:lang w:val="fr_FR" w:bidi="fr_FR"/>
+        </w:rPr>
+      </w:r>
+    </w:p>
+    <w:p>
+      <w:pPr/>
+      <w:r>
+        <w:rPr>
+          <w:lang w:val="fr_FR" w:bidi="fr_FR"/>
+        </w:rPr>
+      </w:r>
+      <w:r>
+        <w:rPr>
+          <w:b/>
+          <w:lang w:val="fr_FR" w:bidi="fr_FR"/>
         </w:rPr>
         <w:t>« La vérité »</w:t>
       </w:r>
     </w:p>
     <w:p>
-      <w:r/>
-      <w:r>
+      <w:pPr/>
+      <w:r>
+        <w:rPr>
+          <w:lang w:val="fr_FR" w:bidi="fr_FR"/>
+        </w:rPr>
+      </w:r>
+      <w:r>
+        <w:rPr>
+          <w:lang w:val="fr_FR" w:bidi="fr_FR"/>
+        </w:rPr>
         <w:t xml:space="preserve">Jean utilise le nom abstrait </w:t>
       </w:r>
       <w:r>
         <w:rPr>
           <w:b/>
+          <w:lang w:val="fr_FR" w:bidi="fr_FR"/>
         </w:rPr>
         <w:t>vérité</w:t>
       </w:r>
       <w:r>
+        <w:rPr>
+          <w:lang w:val="fr_FR" w:bidi="fr_FR"/>
+        </w:rPr>
         <w:t xml:space="preserve"> pour se référer au véritable message auquel croient les chrétiens. Si cela peut être pertinent dans votre langue, vous pourriez exprimer la même idée avec une forme différente du mot. Traduction alternative : « le message véritable ».</w:t>
       </w:r>
     </w:p>
     <w:p>
-      <w:r/>
-      <w:r>
+      <w:pPr/>
+      <w:r>
+        <w:rPr>
+          <w:lang w:val="fr_FR" w:bidi="fr_FR"/>
+        </w:rPr>
+      </w:r>
+      <w:r>
+        <w:rPr>
+          <w:lang w:val="fr_FR" w:bidi="fr_FR"/>
+        </w:rPr>
         <w:t xml:space="preserve">Voir : </w:t>
       </w:r>
       <w:r>
+        <w:rPr>
+          <w:lang w:val="fr_FR" w:bidi="fr_FR"/>
+        </w:rPr>
         <w:t>Noms abstraits</w:t>
       </w:r>
-      <w:r/>
-      <w:r/>
-    </w:p>
-    <w:p>
-      <w:r/>
+      <w:r>
+        <w:rPr>
+          <w:lang w:val="fr_FR" w:bidi="fr_FR"/>
+        </w:rPr>
+      </w:r>
+      <w:r>
+        <w:rPr>
+          <w:lang w:val="fr_FR" w:bidi="fr_FR"/>
+        </w:rPr>
+      </w:r>
+    </w:p>
+    <w:p>
+      <w:pPr/>
+      <w:r>
+        <w:rPr>
+          <w:lang w:val="fr_FR" w:bidi="fr_FR"/>
+        </w:rPr>
+      </w:r>
     </w:p>
     <w:p>
       <w:pPr>
         <w:pStyle w:val="Heading2"/>
       </w:pPr>
       <w:r>
+        <w:rPr>
+          <w:lang w:val="fr_FR" w:bidi="fr_FR"/>
+        </w:rPr>
         <w:t>2 Jean 1:2 (#2)</w:t>
       </w:r>
-      <w:r/>
-    </w:p>
-    <w:p>
-      <w:r/>
-      <w:r>
-        <w:rPr>
-          <w:b/>
+      <w:r>
+        <w:rPr>
+          <w:lang w:val="fr_FR" w:bidi="fr_FR"/>
+        </w:rPr>
+      </w:r>
+    </w:p>
+    <w:p>
+      <w:pPr/>
+      <w:r>
+        <w:rPr>
+          <w:lang w:val="fr_FR" w:bidi="fr_FR"/>
+        </w:rPr>
+      </w:r>
+      <w:r>
+        <w:rPr>
+          <w:b/>
+          <w:lang w:val="fr_FR" w:bidi="fr_FR"/>
         </w:rPr>
         <w:t>« nous »</w:t>
       </w:r>
       <w:r>
+        <w:rPr>
+          <w:lang w:val="fr_FR" w:bidi="fr_FR"/>
+        </w:rPr>
         <w:t xml:space="preserve"> - </w:t>
       </w:r>
       <w:r>
         <w:rPr>
           <w:b/>
+          <w:lang w:val="fr_FR" w:bidi="fr_FR"/>
         </w:rPr>
         <w:t>« nous »</w:t>
       </w:r>
     </w:p>
     <w:p>
-      <w:r/>
-      <w:r>
+      <w:pPr/>
+      <w:r>
+        <w:rPr>
+          <w:lang w:val="fr_FR" w:bidi="fr_FR"/>
+        </w:rPr>
+      </w:r>
+      <w:r>
+        <w:rPr>
+          <w:lang w:val="fr_FR" w:bidi="fr_FR"/>
+        </w:rPr>
         <w:t xml:space="preserve">Si votre langue marque cette distinction, le pronom </w:t>
       </w:r>
       <w:r>
         <w:rPr>
           <w:b/>
+          <w:lang w:val="fr_FR" w:bidi="fr_FR"/>
         </w:rPr>
         <w:t>nous</w:t>
       </w:r>
       <w:r>
+        <w:rPr>
+          <w:lang w:val="fr_FR" w:bidi="fr_FR"/>
+        </w:rPr>
         <w:t xml:space="preserve"> est inclusif ici et tout au long de l'épître, car Jean l'utilise toujours pour se référer à la fois à lui-même et aux destinataires de la lettre. Le pronom « nous » est également inclusif pour la même raison, tout comme le pronom « notre », si vous choisissez de l'utiliser dans votre traduction.</w:t>
       </w:r>
     </w:p>
     <w:p>
-      <w:r/>
-      <w:r>
+      <w:pPr/>
+      <w:r>
+        <w:rPr>
+          <w:lang w:val="fr_FR" w:bidi="fr_FR"/>
+        </w:rPr>
+      </w:r>
+      <w:r>
+        <w:rPr>
+          <w:lang w:val="fr_FR" w:bidi="fr_FR"/>
+        </w:rPr>
         <w:t xml:space="preserve">Voir : </w:t>
       </w:r>
       <w:r>
+        <w:rPr>
+          <w:lang w:val="fr_FR" w:bidi="fr_FR"/>
+        </w:rPr>
         <w:t>« Nous » exclusif et inclusif</w:t>
       </w:r>
-      <w:r/>
-      <w:r/>
-    </w:p>
-    <w:p>
-      <w:r/>
+      <w:r>
+        <w:rPr>
+          <w:lang w:val="fr_FR" w:bidi="fr_FR"/>
+        </w:rPr>
+      </w:r>
+      <w:r>
+        <w:rPr>
+          <w:lang w:val="fr_FR" w:bidi="fr_FR"/>
+        </w:rPr>
+      </w:r>
+    </w:p>
+    <w:p>
+      <w:pPr/>
+      <w:r>
+        <w:rPr>
+          <w:lang w:val="fr_FR" w:bidi="fr_FR"/>
+        </w:rPr>
+      </w:r>
     </w:p>
     <w:p>
       <w:pPr>
         <w:pStyle w:val="Heading2"/>
       </w:pPr>
       <w:r>
+        <w:rPr>
+          <w:lang w:val="fr_FR" w:bidi="fr_FR"/>
+        </w:rPr>
         <w:t>2 Jean 1:2 (#3)</w:t>
       </w:r>
-      <w:r/>
-    </w:p>
-    <w:p>
-      <w:r/>
-      <w:r>
-        <w:rPr>
-          <w:b/>
+      <w:r>
+        <w:rPr>
+          <w:lang w:val="fr_FR" w:bidi="fr_FR"/>
+        </w:rPr>
+      </w:r>
+    </w:p>
+    <w:p>
+      <w:pPr/>
+      <w:r>
+        <w:rPr>
+          <w:lang w:val="fr_FR" w:bidi="fr_FR"/>
+        </w:rPr>
+      </w:r>
+      <w:r>
+        <w:rPr>
+          <w:b/>
+          <w:lang w:val="fr_FR" w:bidi="fr_FR"/>
         </w:rPr>
         <w:t>« pour l'éternité »</w:t>
       </w:r>
     </w:p>
     <w:p>
-      <w:r/>
-      <w:r>
+      <w:pPr/>
+      <w:r>
+        <w:rPr>
+          <w:lang w:val="fr_FR" w:bidi="fr_FR"/>
+        </w:rPr>
+      </w:r>
+      <w:r>
+        <w:rPr>
+          <w:lang w:val="fr_FR" w:bidi="fr_FR"/>
+        </w:rPr>
         <w:t>Il s'agit d'une expression idiomatique qui signifie « pour toujours ». Si cette expression n'a pas cette signification dans votre langue, vous pouvez utiliser une expression idiomatique de votre langue qui a ce sens ou en exprimer le sens clairement. Traduction alternative : « pour toujours »</w:t>
       </w:r>
     </w:p>
     <w:p>
-      <w:r/>
-      <w:r>
+      <w:pPr/>
+      <w:r>
+        <w:rPr>
+          <w:lang w:val="fr_FR" w:bidi="fr_FR"/>
+        </w:rPr>
+      </w:r>
+      <w:r>
+        <w:rPr>
+          <w:lang w:val="fr_FR" w:bidi="fr_FR"/>
+        </w:rPr>
         <w:t xml:space="preserve">Voir : </w:t>
       </w:r>
       <w:r>
+        <w:rPr>
+          <w:lang w:val="fr_FR" w:bidi="fr_FR"/>
+        </w:rPr>
         <w:t>Idiome</w:t>
       </w:r>
-      <w:r/>
-      <w:r/>
-    </w:p>
-    <w:p>
-      <w:r/>
+      <w:r>
+        <w:rPr>
+          <w:lang w:val="fr_FR" w:bidi="fr_FR"/>
+        </w:rPr>
+      </w:r>
+      <w:r>
+        <w:rPr>
+          <w:lang w:val="fr_FR" w:bidi="fr_FR"/>
+        </w:rPr>
+      </w:r>
+    </w:p>
+    <w:p>
+      <w:pPr/>
+      <w:r>
+        <w:rPr>
+          <w:lang w:val="fr_FR" w:bidi="fr_FR"/>
+        </w:rPr>
+      </w:r>
     </w:p>
     <w:p>
       <w:pPr>
         <w:pStyle w:val="Heading2"/>
       </w:pPr>
       <w:r>
+        <w:rPr>
+          <w:lang w:val="fr_FR" w:bidi="fr_FR"/>
+        </w:rPr>
         <w:t>2 Jean 1:3 (#1)</w:t>
       </w:r>
-      <w:r/>
-    </w:p>
-    <w:p>
-      <w:r/>
-      <w:r>
-        <w:rPr>
-          <w:b/>
+      <w:r>
+        <w:rPr>
+          <w:lang w:val="fr_FR" w:bidi="fr_FR"/>
+        </w:rPr>
+      </w:r>
+    </w:p>
+    <w:p>
+      <w:pPr/>
+      <w:r>
+        <w:rPr>
+          <w:lang w:val="fr_FR" w:bidi="fr_FR"/>
+        </w:rPr>
+      </w:r>
+      <w:r>
+        <w:rPr>
+          <w:b/>
+          <w:lang w:val="fr_FR" w:bidi="fr_FR"/>
         </w:rPr>
         <w:t>« que la grâce, la miséricorde et la paix soient avec vous de la part de Dieu le Père et de la part de Jésus-Christ »</w:t>
       </w:r>
     </w:p>
     <w:p>
-      <w:r/>
-      <w:r>
+      <w:pPr/>
+      <w:r>
+        <w:rPr>
+          <w:lang w:val="fr_FR" w:bidi="fr_FR"/>
+        </w:rPr>
+      </w:r>
+      <w:r>
+        <w:rPr>
+          <w:lang w:val="fr_FR" w:bidi="fr_FR"/>
+        </w:rPr>
         <w:t xml:space="preserve">S'il est pertinent de faire ainsi dans votre langue, vous pourriez exprimer l'idée derrière les noms abstraits </w:t>
       </w:r>
       <w:r>
         <w:rPr>
           <w:b/>
+          <w:lang w:val="fr_FR" w:bidi="fr_FR"/>
         </w:rPr>
         <w:t>grâce</w:t>
       </w:r>
       <w:r>
+        <w:rPr>
+          <w:lang w:val="fr_FR" w:bidi="fr_FR"/>
+        </w:rPr>
         <w:t xml:space="preserve">, </w:t>
       </w:r>
       <w:r>
         <w:rPr>
           <w:b/>
+          <w:lang w:val="fr_FR" w:bidi="fr_FR"/>
         </w:rPr>
         <w:t>miséricorde</w:t>
       </w:r>
       <w:r>
+        <w:rPr>
+          <w:lang w:val="fr_FR" w:bidi="fr_FR"/>
+        </w:rPr>
         <w:t xml:space="preserve"> et </w:t>
       </w:r>
       <w:r>
         <w:rPr>
           <w:b/>
+          <w:lang w:val="fr_FR" w:bidi="fr_FR"/>
         </w:rPr>
         <w:t>paix</w:t>
       </w:r>
       <w:r>
+        <w:rPr>
+          <w:lang w:val="fr_FR" w:bidi="fr_FR"/>
+        </w:rPr>
         <w:t xml:space="preserve"> avec des phrases verbales, et utiliser </w:t>
       </w:r>
       <w:r>
         <w:rPr>
           <w:b/>
+          <w:lang w:val="fr_FR" w:bidi="fr_FR"/>
         </w:rPr>
         <w:t>Dieu le Père</w:t>
       </w:r>
       <w:r>
+        <w:rPr>
+          <w:lang w:val="fr_FR" w:bidi="fr_FR"/>
+        </w:rPr>
         <w:t xml:space="preserve"> et </w:t>
       </w:r>
       <w:r>
         <w:rPr>
           <w:b/>
+          <w:lang w:val="fr_FR" w:bidi="fr_FR"/>
         </w:rPr>
         <w:t>Jésus-Christ</w:t>
       </w:r>
       <w:r>
+        <w:rPr>
+          <w:lang w:val="fr_FR" w:bidi="fr_FR"/>
+        </w:rPr>
         <w:t xml:space="preserve"> comme sujet. Traduction alternative : « Dieu le Père et Jésus-Christ seront bienveillants envers nous, nous feront miséricorde et nous permettront d'être dans la paix ».</w:t>
       </w:r>
     </w:p>
     <w:p>
-      <w:r/>
-      <w:r>
+      <w:pPr/>
+      <w:r>
+        <w:rPr>
+          <w:lang w:val="fr_FR" w:bidi="fr_FR"/>
+        </w:rPr>
+      </w:r>
+      <w:r>
+        <w:rPr>
+          <w:lang w:val="fr_FR" w:bidi="fr_FR"/>
+        </w:rPr>
         <w:t xml:space="preserve">Voir : </w:t>
       </w:r>
       <w:r>
+        <w:rPr>
+          <w:lang w:val="fr_FR" w:bidi="fr_FR"/>
+        </w:rPr>
         <w:t>Noms abstraits</w:t>
       </w:r>
-      <w:r/>
-      <w:r/>
-    </w:p>
-    <w:p>
-      <w:r/>
+      <w:r>
+        <w:rPr>
+          <w:lang w:val="fr_FR" w:bidi="fr_FR"/>
+        </w:rPr>
+      </w:r>
+      <w:r>
+        <w:rPr>
+          <w:lang w:val="fr_FR" w:bidi="fr_FR"/>
+        </w:rPr>
+      </w:r>
+    </w:p>
+    <w:p>
+      <w:pPr/>
+      <w:r>
+        <w:rPr>
+          <w:lang w:val="fr_FR" w:bidi="fr_FR"/>
+        </w:rPr>
+      </w:r>
     </w:p>
     <w:p>
       <w:pPr>
         <w:pStyle w:val="Heading2"/>
       </w:pPr>
       <w:r>
+        <w:rPr>
+          <w:lang w:val="fr_FR" w:bidi="fr_FR"/>
+        </w:rPr>
         <w:t>2 Jean 1:3 (#2)</w:t>
       </w:r>
-      <w:r/>
-    </w:p>
-    <w:p>
-      <w:r/>
-      <w:r>
-        <w:rPr>
-          <w:b/>
+      <w:r>
+        <w:rPr>
+          <w:lang w:val="fr_FR" w:bidi="fr_FR"/>
+        </w:rPr>
+      </w:r>
+    </w:p>
+    <w:p>
+      <w:pPr/>
+      <w:r>
+        <w:rPr>
+          <w:lang w:val="fr_FR" w:bidi="fr_FR"/>
+        </w:rPr>
+      </w:r>
+      <w:r>
+        <w:rPr>
+          <w:b/>
+          <w:lang w:val="fr_FR" w:bidi="fr_FR"/>
         </w:rPr>
         <w:t>« Que la grâce, la miséricorde et la paix soient avec vous de la part de Dieu le Père et de la part de Jésus-Christ »</w:t>
       </w:r>
     </w:p>
     <w:p>
-      <w:r/>
-      <w:r>
+      <w:pPr/>
+      <w:r>
+        <w:rPr>
+          <w:lang w:val="fr_FR" w:bidi="fr_FR"/>
+        </w:rPr>
+      </w:r>
+      <w:r>
+        <w:rPr>
+          <w:lang w:val="fr_FR" w:bidi="fr_FR"/>
+        </w:rPr>
         <w:t>Dans cette culture, les auteurs de lettres exprimaient habituellement un vœu de bonheur ou une bénédiction aux destinataires avant d'introduire le sujet principal de la lettre. Cependant, au lieu d'une bénédiction ici, Jean fait une déclaration au futur simple dans le grec original : « la grâce, la miséricorde et la paix seront avec vous... ». Cela exprime probablement sa confiance que Dieu accomplira ce qu'il a promis. Assurez-vous que votre traduction exprime également cette confiance.</w:t>
       </w:r>
     </w:p>
     <w:p>
-      <w:r/>
-      <w:r>
+      <w:pPr/>
+      <w:r>
+        <w:rPr>
+          <w:lang w:val="fr_FR" w:bidi="fr_FR"/>
+        </w:rPr>
+      </w:r>
+      <w:r>
+        <w:rPr>
+          <w:lang w:val="fr_FR" w:bidi="fr_FR"/>
+        </w:rPr>
         <w:t xml:space="preserve">Voir : </w:t>
       </w:r>
       <w:r>
+        <w:rPr>
+          <w:lang w:val="fr_FR" w:bidi="fr_FR"/>
+        </w:rPr>
         <w:t>Connaissances supposées et informations implicites</w:t>
       </w:r>
-      <w:r/>
-      <w:r/>
-    </w:p>
-    <w:p>
-      <w:r/>
+      <w:r>
+        <w:rPr>
+          <w:lang w:val="fr_FR" w:bidi="fr_FR"/>
+        </w:rPr>
+      </w:r>
+      <w:r>
+        <w:rPr>
+          <w:lang w:val="fr_FR" w:bidi="fr_FR"/>
+        </w:rPr>
+      </w:r>
+    </w:p>
+    <w:p>
+      <w:pPr/>
+      <w:r>
+        <w:rPr>
+          <w:lang w:val="fr_FR" w:bidi="fr_FR"/>
+        </w:rPr>
+      </w:r>
     </w:p>
     <w:p>
       <w:pPr>
         <w:pStyle w:val="Heading2"/>
       </w:pPr>
       <w:r>
+        <w:rPr>
+          <w:lang w:val="fr_FR" w:bidi="fr_FR"/>
+        </w:rPr>
         <w:t>2 Jean 1:3 (#3)</w:t>
       </w:r>
-      <w:r/>
-    </w:p>
-    <w:p>
-      <w:r/>
-      <w:r>
-        <w:rPr>
-          <w:b/>
+      <w:r>
+        <w:rPr>
+          <w:lang w:val="fr_FR" w:bidi="fr_FR"/>
+        </w:rPr>
+      </w:r>
+    </w:p>
+    <w:p>
+      <w:pPr/>
+      <w:r>
+        <w:rPr>
+          <w:lang w:val="fr_FR" w:bidi="fr_FR"/>
+        </w:rPr>
+      </w:r>
+      <w:r>
+        <w:rPr>
+          <w:b/>
+          <w:lang w:val="fr_FR" w:bidi="fr_FR"/>
         </w:rPr>
         <w:t>« Père »</w:t>
       </w:r>
       <w:r>
+        <w:rPr>
+          <w:lang w:val="fr_FR" w:bidi="fr_FR"/>
+        </w:rPr>
         <w:t xml:space="preserve"> - </w:t>
       </w:r>
       <w:r>
         <w:rPr>
           <w:b/>
+          <w:lang w:val="fr_FR" w:bidi="fr_FR"/>
         </w:rPr>
         <w:t>« Fils »</w:t>
       </w:r>
     </w:p>
     <w:p>
-      <w:r/>
-      <w:r>
-        <w:rPr>
-          <w:b/>
+      <w:pPr/>
+      <w:r>
+        <w:rPr>
+          <w:lang w:val="fr_FR" w:bidi="fr_FR"/>
+        </w:rPr>
+      </w:r>
+      <w:r>
+        <w:rPr>
+          <w:b/>
+          <w:lang w:val="fr_FR" w:bidi="fr_FR"/>
         </w:rPr>
         <w:t>Père</w:t>
       </w:r>
       <w:r>
+        <w:rPr>
+          <w:lang w:val="fr_FR" w:bidi="fr_FR"/>
+        </w:rPr>
         <w:t xml:space="preserve"> et </w:t>
       </w:r>
       <w:r>
         <w:rPr>
           <w:b/>
+          <w:lang w:val="fr_FR" w:bidi="fr_FR"/>
         </w:rPr>
         <w:t>Fils</w:t>
       </w:r>
       <w:r>
+        <w:rPr>
+          <w:lang w:val="fr_FR" w:bidi="fr_FR"/>
+        </w:rPr>
         <w:t xml:space="preserve"> sont des titres importants qui décrivent la relation entre Dieu et Jésus-Christ. Veillez à les traduire avec précision et cohérence.</w:t>
       </w:r>
     </w:p>
     <w:p>
-      <w:r/>
-      <w:r>
+      <w:pPr/>
+      <w:r>
+        <w:rPr>
+          <w:lang w:val="fr_FR" w:bidi="fr_FR"/>
+        </w:rPr>
+      </w:r>
+      <w:r>
+        <w:rPr>
+          <w:lang w:val="fr_FR" w:bidi="fr_FR"/>
+        </w:rPr>
         <w:t xml:space="preserve">Voir : </w:t>
       </w:r>
       <w:r>
+        <w:rPr>
+          <w:lang w:val="fr_FR" w:bidi="fr_FR"/>
+        </w:rPr>
         <w:t>Traduire Fils et Père</w:t>
       </w:r>
-      <w:r/>
-      <w:r/>
-    </w:p>
-    <w:p>
-      <w:r/>
+      <w:r>
+        <w:rPr>
+          <w:lang w:val="fr_FR" w:bidi="fr_FR"/>
+        </w:rPr>
+      </w:r>
+      <w:r>
+        <w:rPr>
+          <w:lang w:val="fr_FR" w:bidi="fr_FR"/>
+        </w:rPr>
+      </w:r>
+    </w:p>
+    <w:p>
+      <w:pPr/>
+      <w:r>
+        <w:rPr>
+          <w:lang w:val="fr_FR" w:bidi="fr_FR"/>
+        </w:rPr>
+      </w:r>
     </w:p>
     <w:p>
       <w:pPr>
         <w:pStyle w:val="Heading2"/>
       </w:pPr>
       <w:r>
+        <w:rPr>
+          <w:lang w:val="fr_FR" w:bidi="fr_FR"/>
+        </w:rPr>
         <w:t>2 Jean 1:3 (#4)</w:t>
       </w:r>
-      <w:r/>
-    </w:p>
-    <w:p>
-      <w:r/>
-      <w:r>
-        <w:rPr>
-          <w:b/>
+      <w:r>
+        <w:rPr>
+          <w:lang w:val="fr_FR" w:bidi="fr_FR"/>
+        </w:rPr>
+      </w:r>
+    </w:p>
+    <w:p>
+      <w:pPr/>
+      <w:r>
+        <w:rPr>
+          <w:lang w:val="fr_FR" w:bidi="fr_FR"/>
+        </w:rPr>
+      </w:r>
+      <w:r>
+        <w:rPr>
+          <w:b/>
+          <w:lang w:val="fr_FR" w:bidi="fr_FR"/>
         </w:rPr>
         <w:t>« dans la vérité et la charité »</w:t>
       </w:r>
     </w:p>
     <w:p>
-      <w:r/>
-      <w:r>
+      <w:pPr/>
+      <w:r>
+        <w:rPr>
+          <w:lang w:val="fr_FR" w:bidi="fr_FR"/>
+        </w:rPr>
+      </w:r>
+      <w:r>
+        <w:rPr>
+          <w:lang w:val="fr_FR" w:bidi="fr_FR"/>
+        </w:rPr>
         <w:t xml:space="preserve">S'il est pertinent de faire ainsi dans votre langue, vous pourriez exprimer les noms abstraits </w:t>
       </w:r>
       <w:r>
         <w:rPr>
           <w:b/>
+          <w:lang w:val="fr_FR" w:bidi="fr_FR"/>
         </w:rPr>
         <w:t>vérité</w:t>
       </w:r>
       <w:r>
+        <w:rPr>
+          <w:lang w:val="fr_FR" w:bidi="fr_FR"/>
+        </w:rPr>
         <w:t xml:space="preserve"> et </w:t>
       </w:r>
       <w:r>
         <w:rPr>
           <w:b/>
+          <w:lang w:val="fr_FR" w:bidi="fr_FR"/>
         </w:rPr>
         <w:t>amour</w:t>
       </w:r>
       <w:r>
+        <w:rPr>
+          <w:lang w:val="fr_FR" w:bidi="fr_FR"/>
+        </w:rPr>
         <w:t xml:space="preserve"> en énonçant les idées qui les sous-tendent avec des adjectifs ou des verbes. Ici, ces noms abstraits pourraient se référer à : (1) les qualités de Dieu le Père et de Jésus-Christ. Traduction alternative : « qui sont véridiques et aimants » (2) comment les croyants devraient vivre, et donc les conditions sous lesquelles les croyants recevront la « grâce, la miséricorde et la paix » de Dieu. Traduction alternative : « alors que nous continuons à croire ce qui est vrai et à nous aimer les uns les autres ».</w:t>
       </w:r>
     </w:p>
     <w:p>
-      <w:r/>
-      <w:r>
+      <w:pPr/>
+      <w:r>
+        <w:rPr>
+          <w:lang w:val="fr_FR" w:bidi="fr_FR"/>
+        </w:rPr>
+      </w:r>
+      <w:r>
+        <w:rPr>
+          <w:lang w:val="fr_FR" w:bidi="fr_FR"/>
+        </w:rPr>
         <w:t xml:space="preserve">Voir : </w:t>
       </w:r>
       <w:r>
+        <w:rPr>
+          <w:lang w:val="fr_FR" w:bidi="fr_FR"/>
+        </w:rPr>
         <w:t>Noms abstraits</w:t>
       </w:r>
-      <w:r/>
-      <w:r/>
-    </w:p>
-    <w:p>
-      <w:r/>
+      <w:r>
+        <w:rPr>
+          <w:lang w:val="fr_FR" w:bidi="fr_FR"/>
+        </w:rPr>
+      </w:r>
+      <w:r>
+        <w:rPr>
+          <w:lang w:val="fr_FR" w:bidi="fr_FR"/>
+        </w:rPr>
+      </w:r>
+    </w:p>
+    <w:p>
+      <w:pPr/>
+      <w:r>
+        <w:rPr>
+          <w:lang w:val="fr_FR" w:bidi="fr_FR"/>
+        </w:rPr>
+      </w:r>
     </w:p>
     <w:p>
       <w:pPr>
         <w:pStyle w:val="Heading2"/>
       </w:pPr>
       <w:r>
+        <w:rPr>
+          <w:lang w:val="fr_FR" w:bidi="fr_FR"/>
+        </w:rPr>
         <w:t>2 Jean 1:4 (#1)</w:t>
       </w:r>
-      <w:r/>
-    </w:p>
-    <w:p>
-      <w:r/>
-      <w:r>
-        <w:rPr>
-          <w:b/>
+      <w:r>
+        <w:rPr>
+          <w:lang w:val="fr_FR" w:bidi="fr_FR"/>
+        </w:rPr>
+      </w:r>
+    </w:p>
+    <w:p>
+      <w:pPr/>
+      <w:r>
+        <w:rPr>
+          <w:lang w:val="fr_FR" w:bidi="fr_FR"/>
+        </w:rPr>
+      </w:r>
+      <w:r>
+        <w:rPr>
+          <w:b/>
+          <w:lang w:val="fr_FR" w:bidi="fr_FR"/>
         </w:rPr>
         <w:t>« J'ai été fort réjoui de trouver de tes enfants qui marchent dans la vérité »</w:t>
       </w:r>
     </w:p>
     <w:p>
-      <w:r/>
-      <w:r>
+      <w:pPr/>
+      <w:r>
+        <w:rPr>
+          <w:lang w:val="fr_FR" w:bidi="fr_FR"/>
+        </w:rPr>
+      </w:r>
+      <w:r>
+        <w:rPr>
+          <w:lang w:val="fr_FR" w:bidi="fr_FR"/>
+        </w:rPr>
         <w:t xml:space="preserve">S'il est plus naturel dans votre langue d'énoncer d'abord la raison puis le résultat, vous pouvez placer l'énoncé </w:t>
       </w:r>
       <w:r>
         <w:rPr>
           <w:b/>
+          <w:lang w:val="fr_FR" w:bidi="fr_FR"/>
         </w:rPr>
         <w:t>Je me suis réjoui grandement</w:t>
       </w:r>
       <w:r>
+        <w:rPr>
+          <w:lang w:val="fr_FR" w:bidi="fr_FR"/>
+        </w:rPr>
         <w:t xml:space="preserve"> à la fin du verset. Traduction alternative : « J'ai trouvé certains de vos enfants marchant dans la vérité, tout comme nous avons reçu un commandement du Père. Par conséquent, je me suis réjoui grandement. »</w:t>
       </w:r>
     </w:p>
     <w:p>
-      <w:r/>
-      <w:r>
+      <w:pPr/>
+      <w:r>
+        <w:rPr>
+          <w:lang w:val="fr_FR" w:bidi="fr_FR"/>
+        </w:rPr>
+      </w:r>
+      <w:r>
+        <w:rPr>
+          <w:lang w:val="fr_FR" w:bidi="fr_FR"/>
+        </w:rPr>
         <w:t xml:space="preserve">Voir : </w:t>
       </w:r>
       <w:r>
+        <w:rPr>
+          <w:lang w:val="fr_FR" w:bidi="fr_FR"/>
+        </w:rPr>
         <w:t>Connecter — Relation de cause à effet</w:t>
       </w:r>
-      <w:r/>
-      <w:r/>
-    </w:p>
-    <w:p>
-      <w:r/>
+      <w:r>
+        <w:rPr>
+          <w:lang w:val="fr_FR" w:bidi="fr_FR"/>
+        </w:rPr>
+      </w:r>
+      <w:r>
+        <w:rPr>
+          <w:lang w:val="fr_FR" w:bidi="fr_FR"/>
+        </w:rPr>
+      </w:r>
+    </w:p>
+    <w:p>
+      <w:pPr/>
+      <w:r>
+        <w:rPr>
+          <w:lang w:val="fr_FR" w:bidi="fr_FR"/>
+        </w:rPr>
+      </w:r>
     </w:p>
     <w:p>
       <w:pPr>
         <w:pStyle w:val="Heading2"/>
       </w:pPr>
       <w:r>
+        <w:rPr>
+          <w:lang w:val="fr_FR" w:bidi="fr_FR"/>
+        </w:rPr>
         <w:t>2 Jean 1:4 (#2)</w:t>
       </w:r>
-      <w:r/>
-    </w:p>
-    <w:p>
-      <w:r/>
-      <w:r>
-        <w:rPr>
-          <w:b/>
+      <w:r>
+        <w:rPr>
+          <w:lang w:val="fr_FR" w:bidi="fr_FR"/>
+        </w:rPr>
+      </w:r>
+    </w:p>
+    <w:p>
+      <w:pPr/>
+      <w:r>
+        <w:rPr>
+          <w:lang w:val="fr_FR" w:bidi="fr_FR"/>
+        </w:rPr>
+      </w:r>
+      <w:r>
+        <w:rPr>
+          <w:b/>
+          <w:lang w:val="fr_FR" w:bidi="fr_FR"/>
         </w:rPr>
         <w:t>« tes enfants »</w:t>
       </w:r>
     </w:p>
     <w:p>
-      <w:r/>
-      <w:r>
+      <w:pPr/>
+      <w:r>
+        <w:rPr>
+          <w:lang w:val="fr_FR" w:bidi="fr_FR"/>
+        </w:rPr>
+      </w:r>
+      <w:r>
+        <w:rPr>
+          <w:lang w:val="fr_FR" w:bidi="fr_FR"/>
+        </w:rPr>
         <w:t xml:space="preserve">Voyez comment vous avez traduit le terme </w:t>
       </w:r>
       <w:r>
         <w:rPr>
           <w:b/>
+          <w:lang w:val="fr_FR" w:bidi="fr_FR"/>
         </w:rPr>
         <w:t>enfants</w:t>
       </w:r>
       <w:r>
+        <w:rPr>
+          <w:lang w:val="fr_FR" w:bidi="fr_FR"/>
+        </w:rPr>
         <w:t xml:space="preserve"> dans </w:t>
       </w:r>
       <w:hyperlink r:id="rId15">
         <w:r>
+          <w:rPr>
+            <w:lang w:val="fr_FR" w:bidi="fr_FR"/>
+          </w:rPr>
           <w:rPr>
             <w:color w:val="0000EE"/>
             <w:u w:val="single"/>
@@ -902,419 +1856,830 @@
         </w:r>
       </w:hyperlink>
       <w:r>
+        <w:rPr>
+          <w:lang w:val="fr_FR" w:bidi="fr_FR"/>
+        </w:rPr>
         <w:t>. Jean poursuit sa figure de style dans laquelle il s'adresse à l'Église collectivement en tant que « dame » et à ses membres en tant qu'« enfants ». Traduction alternative : « les croyants de votre groupe ».</w:t>
       </w:r>
     </w:p>
     <w:p>
-      <w:r/>
-      <w:r>
+      <w:pPr/>
+      <w:r>
+        <w:rPr>
+          <w:lang w:val="fr_FR" w:bidi="fr_FR"/>
+        </w:rPr>
+      </w:r>
+      <w:r>
+        <w:rPr>
+          <w:lang w:val="fr_FR" w:bidi="fr_FR"/>
+        </w:rPr>
         <w:t xml:space="preserve">Voir : </w:t>
       </w:r>
       <w:r>
+        <w:rPr>
+          <w:lang w:val="fr_FR" w:bidi="fr_FR"/>
+        </w:rPr>
         <w:t>Métaphore</w:t>
       </w:r>
-      <w:r/>
-      <w:r/>
-    </w:p>
-    <w:p>
-      <w:r/>
+      <w:r>
+        <w:rPr>
+          <w:lang w:val="fr_FR" w:bidi="fr_FR"/>
+        </w:rPr>
+      </w:r>
+      <w:r>
+        <w:rPr>
+          <w:lang w:val="fr_FR" w:bidi="fr_FR"/>
+        </w:rPr>
+      </w:r>
+    </w:p>
+    <w:p>
+      <w:pPr/>
+      <w:r>
+        <w:rPr>
+          <w:lang w:val="fr_FR" w:bidi="fr_FR"/>
+        </w:rPr>
+      </w:r>
     </w:p>
     <w:p>
       <w:pPr>
         <w:pStyle w:val="Heading2"/>
       </w:pPr>
       <w:r>
+        <w:rPr>
+          <w:lang w:val="fr_FR" w:bidi="fr_FR"/>
+        </w:rPr>
         <w:t>2 Jean 1:4 (#3)</w:t>
       </w:r>
-      <w:r/>
-    </w:p>
-    <w:p>
-      <w:r/>
-      <w:r>
-        <w:rPr>
-          <w:b/>
+      <w:r>
+        <w:rPr>
+          <w:lang w:val="fr_FR" w:bidi="fr_FR"/>
+        </w:rPr>
+      </w:r>
+    </w:p>
+    <w:p>
+      <w:pPr/>
+      <w:r>
+        <w:rPr>
+          <w:lang w:val="fr_FR" w:bidi="fr_FR"/>
+        </w:rPr>
+      </w:r>
+      <w:r>
+        <w:rPr>
+          <w:b/>
+          <w:lang w:val="fr_FR" w:bidi="fr_FR"/>
         </w:rPr>
         <w:t>« tes enfants »</w:t>
       </w:r>
     </w:p>
     <w:p>
-      <w:r/>
-      <w:r>
+      <w:pPr/>
+      <w:r>
+        <w:rPr>
+          <w:lang w:val="fr_FR" w:bidi="fr_FR"/>
+        </w:rPr>
+      </w:r>
+      <w:r>
+        <w:rPr>
+          <w:lang w:val="fr_FR" w:bidi="fr_FR"/>
+        </w:rPr>
         <w:t xml:space="preserve">Le mot </w:t>
       </w:r>
       <w:r>
         <w:rPr>
           <w:b/>
+          <w:lang w:val="fr_FR" w:bidi="fr_FR"/>
         </w:rPr>
         <w:t>tes</w:t>
       </w:r>
       <w:r>
+        <w:rPr>
+          <w:lang w:val="fr_FR" w:bidi="fr_FR"/>
+        </w:rPr>
         <w:t xml:space="preserve"> est singulier ici, car Jean poursuit sa figure de style en s'adressant à l'Église collectivement comme une « dame » et à ses membres comme ses </w:t>
       </w:r>
       <w:r>
         <w:rPr>
           <w:b/>
+          <w:lang w:val="fr_FR" w:bidi="fr_FR"/>
         </w:rPr>
         <w:t>enfants</w:t>
       </w:r>
       <w:r>
+        <w:rPr>
+          <w:lang w:val="fr_FR" w:bidi="fr_FR"/>
+        </w:rPr>
         <w:t>. Si vous traduisez cela de manière non figurative, il est possible de le mettre au pluriel, selon ce qui est naturel dans votre langue. Traduction alternative : « Les croyants de votre groupe »</w:t>
       </w:r>
     </w:p>
     <w:p>
-      <w:r/>
-      <w:r>
+      <w:pPr/>
+      <w:r>
+        <w:rPr>
+          <w:lang w:val="fr_FR" w:bidi="fr_FR"/>
+        </w:rPr>
+      </w:r>
+      <w:r>
+        <w:rPr>
+          <w:lang w:val="fr_FR" w:bidi="fr_FR"/>
+        </w:rPr>
         <w:t xml:space="preserve">Voir : </w:t>
       </w:r>
       <w:r>
+        <w:rPr>
+          <w:lang w:val="fr_FR" w:bidi="fr_FR"/>
+        </w:rPr>
         <w:t>Formes de Tu/Vous</w:t>
       </w:r>
-      <w:r/>
-      <w:r/>
-    </w:p>
-    <w:p>
-      <w:r/>
+      <w:r>
+        <w:rPr>
+          <w:lang w:val="fr_FR" w:bidi="fr_FR"/>
+        </w:rPr>
+      </w:r>
+      <w:r>
+        <w:rPr>
+          <w:lang w:val="fr_FR" w:bidi="fr_FR"/>
+        </w:rPr>
+      </w:r>
+    </w:p>
+    <w:p>
+      <w:pPr/>
+      <w:r>
+        <w:rPr>
+          <w:lang w:val="fr_FR" w:bidi="fr_FR"/>
+        </w:rPr>
+      </w:r>
     </w:p>
     <w:p>
       <w:pPr>
         <w:pStyle w:val="Heading2"/>
       </w:pPr>
       <w:r>
+        <w:rPr>
+          <w:lang w:val="fr_FR" w:bidi="fr_FR"/>
+        </w:rPr>
         <w:t>2 Jean 1:4 (#4)</w:t>
       </w:r>
-      <w:r/>
-    </w:p>
-    <w:p>
-      <w:r/>
-      <w:r>
-        <w:rPr>
-          <w:b/>
+      <w:r>
+        <w:rPr>
+          <w:lang w:val="fr_FR" w:bidi="fr_FR"/>
+        </w:rPr>
+      </w:r>
+    </w:p>
+    <w:p>
+      <w:pPr/>
+      <w:r>
+        <w:rPr>
+          <w:lang w:val="fr_FR" w:bidi="fr_FR"/>
+        </w:rPr>
+      </w:r>
+      <w:r>
+        <w:rPr>
+          <w:b/>
+          <w:lang w:val="fr_FR" w:bidi="fr_FR"/>
         </w:rPr>
         <w:t>« marchent dans la vérité »</w:t>
       </w:r>
     </w:p>
     <w:p>
-      <w:r/>
-      <w:r>
+      <w:pPr/>
+      <w:r>
+        <w:rPr>
+          <w:lang w:val="fr_FR" w:bidi="fr_FR"/>
+        </w:rPr>
+      </w:r>
+      <w:r>
+        <w:rPr>
+          <w:lang w:val="fr_FR" w:bidi="fr_FR"/>
+        </w:rPr>
         <w:t>Ici, Jean utilise une métaphore pour décrire la vie d'une personne comme un voyage, et la façon dont cette personne se comporte est comparée à sa manière de marcher durant ce voyage. Si cela peut être pertinent dans votre langue, vous pourriez exprimer ce sens de manière claire. Traduction alternative : « vivent selon la vérité ».</w:t>
       </w:r>
     </w:p>
     <w:p>
-      <w:r/>
-      <w:r>
+      <w:pPr/>
+      <w:r>
+        <w:rPr>
+          <w:lang w:val="fr_FR" w:bidi="fr_FR"/>
+        </w:rPr>
+      </w:r>
+      <w:r>
+        <w:rPr>
+          <w:lang w:val="fr_FR" w:bidi="fr_FR"/>
+        </w:rPr>
         <w:t xml:space="preserve">Voir : </w:t>
       </w:r>
       <w:r>
+        <w:rPr>
+          <w:lang w:val="fr_FR" w:bidi="fr_FR"/>
+        </w:rPr>
         <w:t>Métaphore</w:t>
       </w:r>
-      <w:r/>
-      <w:r/>
-    </w:p>
-    <w:p>
-      <w:r/>
+      <w:r>
+        <w:rPr>
+          <w:lang w:val="fr_FR" w:bidi="fr_FR"/>
+        </w:rPr>
+      </w:r>
+      <w:r>
+        <w:rPr>
+          <w:lang w:val="fr_FR" w:bidi="fr_FR"/>
+        </w:rPr>
+      </w:r>
+    </w:p>
+    <w:p>
+      <w:pPr/>
+      <w:r>
+        <w:rPr>
+          <w:lang w:val="fr_FR" w:bidi="fr_FR"/>
+        </w:rPr>
+      </w:r>
     </w:p>
     <w:p>
       <w:pPr>
         <w:pStyle w:val="Heading2"/>
       </w:pPr>
       <w:r>
+        <w:rPr>
+          <w:lang w:val="fr_FR" w:bidi="fr_FR"/>
+        </w:rPr>
         <w:t>2 Jean 1:4 (#5)</w:t>
       </w:r>
-      <w:r/>
-    </w:p>
-    <w:p>
-      <w:r/>
-      <w:r>
-        <w:rPr>
-          <w:b/>
+      <w:r>
+        <w:rPr>
+          <w:lang w:val="fr_FR" w:bidi="fr_FR"/>
+        </w:rPr>
+      </w:r>
+    </w:p>
+    <w:p>
+      <w:pPr/>
+      <w:r>
+        <w:rPr>
+          <w:lang w:val="fr_FR" w:bidi="fr_FR"/>
+        </w:rPr>
+      </w:r>
+      <w:r>
+        <w:rPr>
+          <w:b/>
+          <w:lang w:val="fr_FR" w:bidi="fr_FR"/>
         </w:rPr>
         <w:t>« dans la vérité »</w:t>
       </w:r>
     </w:p>
     <w:p>
-      <w:r/>
-      <w:r>
+      <w:pPr/>
+      <w:r>
+        <w:rPr>
+          <w:lang w:val="fr_FR" w:bidi="fr_FR"/>
+        </w:rPr>
+      </w:r>
+      <w:r>
+        <w:rPr>
+          <w:lang w:val="fr_FR" w:bidi="fr_FR"/>
+        </w:rPr>
         <w:t xml:space="preserve">Si votre langue n'utilise pas de nom abstrait pour </w:t>
       </w:r>
       <w:r>
         <w:rPr>
           <w:b/>
+          <w:lang w:val="fr_FR" w:bidi="fr_FR"/>
         </w:rPr>
         <w:t>vérité</w:t>
       </w:r>
       <w:r>
+        <w:rPr>
+          <w:lang w:val="fr_FR" w:bidi="fr_FR"/>
+        </w:rPr>
         <w:t>, vous pourriez utiliser une phrase avec un adjectif. Traduction alternative : « d'une manière qui s'accorde avec le véritable message de Dieu ».</w:t>
       </w:r>
     </w:p>
     <w:p>
-      <w:r/>
-      <w:r>
+      <w:pPr/>
+      <w:r>
+        <w:rPr>
+          <w:lang w:val="fr_FR" w:bidi="fr_FR"/>
+        </w:rPr>
+      </w:r>
+      <w:r>
+        <w:rPr>
+          <w:lang w:val="fr_FR" w:bidi="fr_FR"/>
+        </w:rPr>
         <w:t xml:space="preserve">Voir : </w:t>
       </w:r>
       <w:r>
+        <w:rPr>
+          <w:lang w:val="fr_FR" w:bidi="fr_FR"/>
+        </w:rPr>
         <w:t>Noms abstraits</w:t>
       </w:r>
-      <w:r/>
-      <w:r/>
-    </w:p>
-    <w:p>
-      <w:r/>
+      <w:r>
+        <w:rPr>
+          <w:lang w:val="fr_FR" w:bidi="fr_FR"/>
+        </w:rPr>
+      </w:r>
+      <w:r>
+        <w:rPr>
+          <w:lang w:val="fr_FR" w:bidi="fr_FR"/>
+        </w:rPr>
+      </w:r>
+    </w:p>
+    <w:p>
+      <w:pPr/>
+      <w:r>
+        <w:rPr>
+          <w:lang w:val="fr_FR" w:bidi="fr_FR"/>
+        </w:rPr>
+      </w:r>
     </w:p>
     <w:p>
       <w:pPr>
         <w:pStyle w:val="Heading2"/>
       </w:pPr>
       <w:r>
+        <w:rPr>
+          <w:lang w:val="fr_FR" w:bidi="fr_FR"/>
+        </w:rPr>
         <w:t>2 Jean 1:4 (#6)</w:t>
       </w:r>
-      <w:r/>
-    </w:p>
-    <w:p>
-      <w:r/>
-      <w:r>
-        <w:rPr>
-          <w:b/>
+      <w:r>
+        <w:rPr>
+          <w:lang w:val="fr_FR" w:bidi="fr_FR"/>
+        </w:rPr>
+      </w:r>
+    </w:p>
+    <w:p>
+      <w:pPr/>
+      <w:r>
+        <w:rPr>
+          <w:lang w:val="fr_FR" w:bidi="fr_FR"/>
+        </w:rPr>
+      </w:r>
+      <w:r>
+        <w:rPr>
+          <w:b/>
+          <w:lang w:val="fr_FR" w:bidi="fr_FR"/>
         </w:rPr>
         <w:t>« selon le commandement que nous avons reçu du Père »</w:t>
       </w:r>
     </w:p>
     <w:p>
-      <w:r/>
-      <w:r>
+      <w:pPr/>
+      <w:r>
+        <w:rPr>
+          <w:lang w:val="fr_FR" w:bidi="fr_FR"/>
+        </w:rPr>
+      </w:r>
+      <w:r>
+        <w:rPr>
+          <w:lang w:val="fr_FR" w:bidi="fr_FR"/>
+        </w:rPr>
         <w:t xml:space="preserve">L'expression </w:t>
       </w:r>
       <w:r>
         <w:rPr>
           <w:b/>
+          <w:lang w:val="fr_FR" w:bidi="fr_FR"/>
         </w:rPr>
         <w:t>commandement reçu</w:t>
       </w:r>
       <w:r>
+        <w:rPr>
+          <w:lang w:val="fr_FR" w:bidi="fr_FR"/>
+        </w:rPr>
         <w:t xml:space="preserve"> exprime l'idée que Dieu a ordonné aux croyants de faire quelque chose. Si cela peut être pertinent dans votre langue, vous pourriez faire du</w:t>
       </w:r>
       <w:r>
         <w:rPr>
           <w:b/>
+          <w:lang w:val="fr_FR" w:bidi="fr_FR"/>
         </w:rPr>
         <w:t xml:space="preserve"> Père</w:t>
       </w:r>
       <w:r>
+        <w:rPr>
+          <w:lang w:val="fr_FR" w:bidi="fr_FR"/>
+        </w:rPr>
         <w:t xml:space="preserve"> le sujet d'une phrase avec le verbe « commander ». Traduction alternative : « tout comme le Père nous l'a commandé ».</w:t>
       </w:r>
     </w:p>
     <w:p>
-      <w:r/>
-      <w:r>
+      <w:pPr/>
+      <w:r>
+        <w:rPr>
+          <w:lang w:val="fr_FR" w:bidi="fr_FR"/>
+        </w:rPr>
+      </w:r>
+      <w:r>
+        <w:rPr>
+          <w:lang w:val="fr_FR" w:bidi="fr_FR"/>
+        </w:rPr>
         <w:t xml:space="preserve">Voir : </w:t>
       </w:r>
       <w:r>
+        <w:rPr>
+          <w:lang w:val="fr_FR" w:bidi="fr_FR"/>
+        </w:rPr>
         <w:t>Connaissances supposées et informations implicites</w:t>
       </w:r>
-      <w:r/>
-      <w:r/>
-    </w:p>
-    <w:p>
-      <w:r/>
+      <w:r>
+        <w:rPr>
+          <w:lang w:val="fr_FR" w:bidi="fr_FR"/>
+        </w:rPr>
+      </w:r>
+      <w:r>
+        <w:rPr>
+          <w:lang w:val="fr_FR" w:bidi="fr_FR"/>
+        </w:rPr>
+      </w:r>
+    </w:p>
+    <w:p>
+      <w:pPr/>
+      <w:r>
+        <w:rPr>
+          <w:lang w:val="fr_FR" w:bidi="fr_FR"/>
+        </w:rPr>
+      </w:r>
     </w:p>
     <w:p>
       <w:pPr>
         <w:pStyle w:val="Heading2"/>
       </w:pPr>
       <w:r>
+        <w:rPr>
+          <w:lang w:val="fr_FR" w:bidi="fr_FR"/>
+        </w:rPr>
         <w:t>2 Jean 1:4 (#7)</w:t>
       </w:r>
-      <w:r/>
-    </w:p>
-    <w:p>
-      <w:r/>
-      <w:r>
-        <w:rPr>
-          <w:b/>
+      <w:r>
+        <w:rPr>
+          <w:lang w:val="fr_FR" w:bidi="fr_FR"/>
+        </w:rPr>
+      </w:r>
+    </w:p>
+    <w:p>
+      <w:pPr/>
+      <w:r>
+        <w:rPr>
+          <w:lang w:val="fr_FR" w:bidi="fr_FR"/>
+        </w:rPr>
+      </w:r>
+      <w:r>
+        <w:rPr>
+          <w:b/>
+          <w:lang w:val="fr_FR" w:bidi="fr_FR"/>
         </w:rPr>
         <w:t>« Père »</w:t>
       </w:r>
     </w:p>
     <w:p>
-      <w:r/>
-      <w:r>
-        <w:rPr>
-          <w:b/>
+      <w:pPr/>
+      <w:r>
+        <w:rPr>
+          <w:lang w:val="fr_FR" w:bidi="fr_FR"/>
+        </w:rPr>
+      </w:r>
+      <w:r>
+        <w:rPr>
+          <w:b/>
+          <w:lang w:val="fr_FR" w:bidi="fr_FR"/>
         </w:rPr>
         <w:t>Père</w:t>
       </w:r>
       <w:r>
+        <w:rPr>
+          <w:lang w:val="fr_FR" w:bidi="fr_FR"/>
+        </w:rPr>
         <w:t xml:space="preserve"> est un titre important pour Dieu. Veillez à le traduire avec précision et cohérence.</w:t>
       </w:r>
     </w:p>
     <w:p>
-      <w:r/>
-      <w:r>
+      <w:pPr/>
+      <w:r>
+        <w:rPr>
+          <w:lang w:val="fr_FR" w:bidi="fr_FR"/>
+        </w:rPr>
+      </w:r>
+      <w:r>
+        <w:rPr>
+          <w:lang w:val="fr_FR" w:bidi="fr_FR"/>
+        </w:rPr>
         <w:t xml:space="preserve">Voir : </w:t>
       </w:r>
       <w:r>
+        <w:rPr>
+          <w:lang w:val="fr_FR" w:bidi="fr_FR"/>
+        </w:rPr>
         <w:t>Traduire le Fils et le Père</w:t>
       </w:r>
-      <w:r/>
-      <w:r/>
-    </w:p>
-    <w:p>
-      <w:r/>
+      <w:r>
+        <w:rPr>
+          <w:lang w:val="fr_FR" w:bidi="fr_FR"/>
+        </w:rPr>
+      </w:r>
+      <w:r>
+        <w:rPr>
+          <w:lang w:val="fr_FR" w:bidi="fr_FR"/>
+        </w:rPr>
+      </w:r>
+    </w:p>
+    <w:p>
+      <w:pPr/>
+      <w:r>
+        <w:rPr>
+          <w:lang w:val="fr_FR" w:bidi="fr_FR"/>
+        </w:rPr>
+      </w:r>
     </w:p>
     <w:p>
       <w:pPr>
         <w:pStyle w:val="Heading2"/>
       </w:pPr>
       <w:r>
+        <w:rPr>
+          <w:lang w:val="fr_FR" w:bidi="fr_FR"/>
+        </w:rPr>
         <w:t>2 Jean 1:5 (#1)</w:t>
       </w:r>
-      <w:r/>
-    </w:p>
-    <w:p>
-      <w:r/>
-      <w:r>
-        <w:rPr>
-          <w:b/>
+      <w:r>
+        <w:rPr>
+          <w:lang w:val="fr_FR" w:bidi="fr_FR"/>
+        </w:rPr>
+      </w:r>
+    </w:p>
+    <w:p>
+      <w:pPr/>
+      <w:r>
+        <w:rPr>
+          <w:lang w:val="fr_FR" w:bidi="fr_FR"/>
+        </w:rPr>
+      </w:r>
+      <w:r>
+        <w:rPr>
+          <w:b/>
+          <w:lang w:val="fr_FR" w:bidi="fr_FR"/>
         </w:rPr>
         <w:t>« Et maintenant »</w:t>
       </w:r>
     </w:p>
     <w:p>
-      <w:r/>
-      <w:r>
+      <w:pPr/>
+      <w:r>
+        <w:rPr>
+          <w:lang w:val="fr_FR" w:bidi="fr_FR"/>
+        </w:rPr>
+      </w:r>
+      <w:r>
+        <w:rPr>
+          <w:lang w:val="fr_FR" w:bidi="fr_FR"/>
+        </w:rPr>
         <w:t xml:space="preserve">Les mots </w:t>
       </w:r>
       <w:r>
         <w:rPr>
           <w:b/>
+          <w:lang w:val="fr_FR" w:bidi="fr_FR"/>
         </w:rPr>
         <w:t>Et maintenant</w:t>
       </w:r>
       <w:r>
+        <w:rPr>
+          <w:lang w:val="fr_FR" w:bidi="fr_FR"/>
+        </w:rPr>
         <w:t xml:space="preserve"> indiquent que ce qui suit constitue le point principal de la lettre, ou du moins le premier point principal. Utilisez une manière naturelle d'introduire le point principal dans votre langue.</w:t>
       </w:r>
     </w:p>
     <w:p>
-      <w:r/>
-      <w:r>
+      <w:pPr/>
+      <w:r>
+        <w:rPr>
+          <w:lang w:val="fr_FR" w:bidi="fr_FR"/>
+        </w:rPr>
+      </w:r>
+      <w:r>
+        <w:rPr>
+          <w:lang w:val="fr_FR" w:bidi="fr_FR"/>
+        </w:rPr>
         <w:t xml:space="preserve">Voir : </w:t>
       </w:r>
       <w:r>
+        <w:rPr>
+          <w:lang w:val="fr_FR" w:bidi="fr_FR"/>
+        </w:rPr>
         <w:t>Mots et phrases de liaison</w:t>
       </w:r>
-      <w:r/>
-      <w:r/>
-    </w:p>
-    <w:p>
-      <w:r/>
+      <w:r>
+        <w:rPr>
+          <w:lang w:val="fr_FR" w:bidi="fr_FR"/>
+        </w:rPr>
+      </w:r>
+      <w:r>
+        <w:rPr>
+          <w:lang w:val="fr_FR" w:bidi="fr_FR"/>
+        </w:rPr>
+      </w:r>
+    </w:p>
+    <w:p>
+      <w:pPr/>
+      <w:r>
+        <w:rPr>
+          <w:lang w:val="fr_FR" w:bidi="fr_FR"/>
+        </w:rPr>
+      </w:r>
     </w:p>
     <w:p>
       <w:pPr>
         <w:pStyle w:val="Heading2"/>
       </w:pPr>
       <w:r>
+        <w:rPr>
+          <w:lang w:val="fr_FR" w:bidi="fr_FR"/>
+        </w:rPr>
         <w:t>2 Jean 1:5 (#2)</w:t>
       </w:r>
-      <w:r/>
-    </w:p>
-    <w:p>
-      <w:r/>
-      <w:r>
-        <w:rPr>
-          <w:b/>
+      <w:r>
+        <w:rPr>
+          <w:lang w:val="fr_FR" w:bidi="fr_FR"/>
+        </w:rPr>
+      </w:r>
+    </w:p>
+    <w:p>
+      <w:pPr/>
+      <w:r>
+        <w:rPr>
+          <w:lang w:val="fr_FR" w:bidi="fr_FR"/>
+        </w:rPr>
+      </w:r>
+      <w:r>
+        <w:rPr>
+          <w:b/>
+          <w:lang w:val="fr_FR" w:bidi="fr_FR"/>
         </w:rPr>
         <w:t>« te »</w:t>
       </w:r>
       <w:r>
+        <w:rPr>
+          <w:lang w:val="fr_FR" w:bidi="fr_FR"/>
+        </w:rPr>
         <w:t xml:space="preserve"> - </w:t>
       </w:r>
       <w:r>
         <w:rPr>
           <w:b/>
+          <w:lang w:val="fr_FR" w:bidi="fr_FR"/>
         </w:rPr>
         <w:t>« te »</w:t>
       </w:r>
     </w:p>
     <w:p>
-      <w:r/>
-      <w:r>
+      <w:pPr/>
+      <w:r>
+        <w:rPr>
+          <w:lang w:val="fr_FR" w:bidi="fr_FR"/>
+        </w:rPr>
+      </w:r>
+      <w:r>
+        <w:rPr>
+          <w:lang w:val="fr_FR" w:bidi="fr_FR"/>
+        </w:rPr>
         <w:t xml:space="preserve">Ces instances de </w:t>
       </w:r>
       <w:r>
         <w:rPr>
           <w:b/>
+          <w:lang w:val="fr_FR" w:bidi="fr_FR"/>
         </w:rPr>
         <w:t>te</w:t>
       </w:r>
       <w:r>
+        <w:rPr>
+          <w:lang w:val="fr_FR" w:bidi="fr_FR"/>
+        </w:rPr>
         <w:t xml:space="preserve"> sont singulières puisque Jean s'adresse à nouveau à l'Église de manière figurative en tant que </w:t>
       </w:r>
       <w:r>
         <w:rPr>
           <w:b/>
+          <w:lang w:val="fr_FR" w:bidi="fr_FR"/>
         </w:rPr>
         <w:t>dame</w:t>
       </w:r>
       <w:r>
+        <w:rPr>
+          <w:lang w:val="fr_FR" w:bidi="fr_FR"/>
+        </w:rPr>
         <w:t xml:space="preserve"> (ou Kyria dans la version LSG). Si vous traduisez la forme d'adresse de Jean de manière non figurative, vous pourriez les mettre au pluriel, selon ce qui est naturel dans votre langue.</w:t>
       </w:r>
     </w:p>
     <w:p>
-      <w:r/>
-      <w:r>
+      <w:pPr/>
+      <w:r>
+        <w:rPr>
+          <w:lang w:val="fr_FR" w:bidi="fr_FR"/>
+        </w:rPr>
+      </w:r>
+      <w:r>
+        <w:rPr>
+          <w:lang w:val="fr_FR" w:bidi="fr_FR"/>
+        </w:rPr>
         <w:t xml:space="preserve">Voir : </w:t>
       </w:r>
       <w:r>
+        <w:rPr>
+          <w:lang w:val="fr_FR" w:bidi="fr_FR"/>
+        </w:rPr>
         <w:t>Formes de Tu/Vous</w:t>
       </w:r>
-      <w:r/>
-      <w:r/>
-    </w:p>
-    <w:p>
-      <w:r/>
+      <w:r>
+        <w:rPr>
+          <w:lang w:val="fr_FR" w:bidi="fr_FR"/>
+        </w:rPr>
+      </w:r>
+      <w:r>
+        <w:rPr>
+          <w:lang w:val="fr_FR" w:bidi="fr_FR"/>
+        </w:rPr>
+      </w:r>
+    </w:p>
+    <w:p>
+      <w:pPr/>
+      <w:r>
+        <w:rPr>
+          <w:lang w:val="fr_FR" w:bidi="fr_FR"/>
+        </w:rPr>
+      </w:r>
     </w:p>
     <w:p>
       <w:pPr>
         <w:pStyle w:val="Heading2"/>
       </w:pPr>
       <w:r>
+        <w:rPr>
+          <w:lang w:val="fr_FR" w:bidi="fr_FR"/>
+        </w:rPr>
         <w:t>2 Jean 1:5 (#3)</w:t>
       </w:r>
-      <w:r/>
-    </w:p>
-    <w:p>
-      <w:r/>
-      <w:r>
-        <w:rPr>
-          <w:b/>
+      <w:r>
+        <w:rPr>
+          <w:lang w:val="fr_FR" w:bidi="fr_FR"/>
+        </w:rPr>
+      </w:r>
+    </w:p>
+    <w:p>
+      <w:pPr/>
+      <w:r>
+        <w:rPr>
+          <w:lang w:val="fr_FR" w:bidi="fr_FR"/>
+        </w:rPr>
+      </w:r>
+      <w:r>
+        <w:rPr>
+          <w:b/>
+          <w:lang w:val="fr_FR" w:bidi="fr_FR"/>
         </w:rPr>
         <w:t>« Kyria »</w:t>
       </w:r>
     </w:p>
     <w:p>
-      <w:r/>
-      <w:r>
+      <w:pPr/>
+      <w:r>
+        <w:rPr>
+          <w:lang w:val="fr_FR" w:bidi="fr_FR"/>
+        </w:rPr>
+      </w:r>
+      <w:r>
+        <w:rPr>
+          <w:lang w:val="fr_FR" w:bidi="fr_FR"/>
+        </w:rPr>
         <w:t xml:space="preserve">Jean poursuit sa figure de style dans laquelle il s'adresse à l'Église collectivement en tant que </w:t>
       </w:r>
       <w:r>
         <w:rPr>
           <w:b/>
+          <w:lang w:val="fr_FR" w:bidi="fr_FR"/>
         </w:rPr>
         <w:t>dame</w:t>
       </w:r>
       <w:r>
+        <w:rPr>
+          <w:lang w:val="fr_FR" w:bidi="fr_FR"/>
+        </w:rPr>
         <w:t xml:space="preserve">. Voyez comment vous avez traduit </w:t>
       </w:r>
       <w:r>
         <w:rPr>
           <w:b/>
+          <w:lang w:val="fr_FR" w:bidi="fr_FR"/>
         </w:rPr>
         <w:t>dame</w:t>
       </w:r>
       <w:r>
+        <w:rPr>
+          <w:lang w:val="fr_FR" w:bidi="fr_FR"/>
+        </w:rPr>
         <w:t xml:space="preserve"> en </w:t>
       </w:r>
       <w:hyperlink r:id="rId15">
         <w:r>
+          <w:rPr>
+            <w:lang w:val="fr_FR" w:bidi="fr_FR"/>
+          </w:rPr>
           <w:rPr>
             <w:color w:val="0000EE"/>
             <w:u w:val="single"/>
@@ -1323,151 +2688,304 @@
         </w:r>
       </w:hyperlink>
       <w:r>
+        <w:rPr>
+          <w:lang w:val="fr_FR" w:bidi="fr_FR"/>
+        </w:rPr>
         <w:t>. Traduction alternative : « mes chers croyants ».</w:t>
       </w:r>
     </w:p>
     <w:p>
-      <w:r/>
-      <w:r>
+      <w:pPr/>
+      <w:r>
+        <w:rPr>
+          <w:lang w:val="fr_FR" w:bidi="fr_FR"/>
+        </w:rPr>
+      </w:r>
+      <w:r>
+        <w:rPr>
+          <w:lang w:val="fr_FR" w:bidi="fr_FR"/>
+        </w:rPr>
         <w:t xml:space="preserve">Voir : </w:t>
       </w:r>
       <w:r>
+        <w:rPr>
+          <w:lang w:val="fr_FR" w:bidi="fr_FR"/>
+        </w:rPr>
         <w:t>Métaphore</w:t>
       </w:r>
-      <w:r/>
-      <w:r/>
-    </w:p>
-    <w:p>
-      <w:r/>
+      <w:r>
+        <w:rPr>
+          <w:lang w:val="fr_FR" w:bidi="fr_FR"/>
+        </w:rPr>
+      </w:r>
+      <w:r>
+        <w:rPr>
+          <w:lang w:val="fr_FR" w:bidi="fr_FR"/>
+        </w:rPr>
+      </w:r>
+    </w:p>
+    <w:p>
+      <w:pPr/>
+      <w:r>
+        <w:rPr>
+          <w:lang w:val="fr_FR" w:bidi="fr_FR"/>
+        </w:rPr>
+      </w:r>
     </w:p>
     <w:p>
       <w:pPr>
         <w:pStyle w:val="Heading2"/>
       </w:pPr>
       <w:r>
+        <w:rPr>
+          <w:lang w:val="fr_FR" w:bidi="fr_FR"/>
+        </w:rPr>
         <w:t>2 Jean 1:5 (#4)</w:t>
       </w:r>
-      <w:r/>
-    </w:p>
-    <w:p>
-      <w:r/>
-      <w:r>
-        <w:rPr>
-          <w:b/>
+      <w:r>
+        <w:rPr>
+          <w:lang w:val="fr_FR" w:bidi="fr_FR"/>
+        </w:rPr>
+      </w:r>
+    </w:p>
+    <w:p>
+      <w:pPr/>
+      <w:r>
+        <w:rPr>
+          <w:lang w:val="fr_FR" w:bidi="fr_FR"/>
+        </w:rPr>
+      </w:r>
+      <w:r>
+        <w:rPr>
+          <w:b/>
+          <w:lang w:val="fr_FR" w:bidi="fr_FR"/>
         </w:rPr>
         <w:t>« non comme te prescrivant un commandement nouveau »</w:t>
       </w:r>
     </w:p>
     <w:p>
-      <w:r/>
-      <w:r>
+      <w:pPr/>
+      <w:r>
+        <w:rPr>
+          <w:lang w:val="fr_FR" w:bidi="fr_FR"/>
+        </w:rPr>
+      </w:r>
+      <w:r>
+        <w:rPr>
+          <w:lang w:val="fr_FR" w:bidi="fr_FR"/>
+        </w:rPr>
         <w:t xml:space="preserve">Si votre langue exige que vous indiquiez qui </w:t>
       </w:r>
       <w:r>
         <w:rPr>
           <w:b/>
+          <w:lang w:val="fr_FR" w:bidi="fr_FR"/>
         </w:rPr>
         <w:t>prescrit</w:t>
       </w:r>
       <w:r>
+        <w:rPr>
+          <w:lang w:val="fr_FR" w:bidi="fr_FR"/>
+        </w:rPr>
         <w:t>, vous pourriez ajouter un pronom ici. Traduction alternative : « non comme si je te prescrivais un commandement nouveau ».</w:t>
       </w:r>
     </w:p>
     <w:p>
-      <w:r/>
-      <w:r>
+      <w:pPr/>
+      <w:r>
+        <w:rPr>
+          <w:lang w:val="fr_FR" w:bidi="fr_FR"/>
+        </w:rPr>
+      </w:r>
+      <w:r>
+        <w:rPr>
+          <w:lang w:val="fr_FR" w:bidi="fr_FR"/>
+        </w:rPr>
         <w:t xml:space="preserve">Voir : </w:t>
       </w:r>
       <w:r>
+        <w:rPr>
+          <w:lang w:val="fr_FR" w:bidi="fr_FR"/>
+        </w:rPr>
         <w:t>Ellipse</w:t>
       </w:r>
-      <w:r/>
-      <w:r/>
-    </w:p>
-    <w:p>
-      <w:r/>
+      <w:r>
+        <w:rPr>
+          <w:lang w:val="fr_FR" w:bidi="fr_FR"/>
+        </w:rPr>
+      </w:r>
+      <w:r>
+        <w:rPr>
+          <w:lang w:val="fr_FR" w:bidi="fr_FR"/>
+        </w:rPr>
+      </w:r>
+    </w:p>
+    <w:p>
+      <w:pPr/>
+      <w:r>
+        <w:rPr>
+          <w:lang w:val="fr_FR" w:bidi="fr_FR"/>
+        </w:rPr>
+      </w:r>
     </w:p>
     <w:p>
       <w:pPr>
         <w:pStyle w:val="Heading2"/>
       </w:pPr>
       <w:r>
+        <w:rPr>
+          <w:lang w:val="fr_FR" w:bidi="fr_FR"/>
+        </w:rPr>
         <w:t>2 Jean 1:5 (#5)</w:t>
       </w:r>
-      <w:r/>
-    </w:p>
-    <w:p>
-      <w:r/>
-      <w:r>
-        <w:rPr>
-          <w:b/>
+      <w:r>
+        <w:rPr>
+          <w:lang w:val="fr_FR" w:bidi="fr_FR"/>
+        </w:rPr>
+      </w:r>
+    </w:p>
+    <w:p>
+      <w:pPr/>
+      <w:r>
+        <w:rPr>
+          <w:lang w:val="fr_FR" w:bidi="fr_FR"/>
+        </w:rPr>
+      </w:r>
+      <w:r>
+        <w:rPr>
+          <w:b/>
+          <w:lang w:val="fr_FR" w:bidi="fr_FR"/>
         </w:rPr>
         <w:t>« dès le commencement »</w:t>
       </w:r>
     </w:p>
     <w:p>
-      <w:r/>
-      <w:r>
+      <w:pPr/>
+      <w:r>
+        <w:rPr>
+          <w:lang w:val="fr_FR" w:bidi="fr_FR"/>
+        </w:rPr>
+      </w:r>
+      <w:r>
+        <w:rPr>
+          <w:lang w:val="fr_FR" w:bidi="fr_FR"/>
+        </w:rPr>
         <w:t xml:space="preserve">L'expression </w:t>
       </w:r>
       <w:r>
         <w:rPr>
           <w:b/>
+          <w:lang w:val="fr_FR" w:bidi="fr_FR"/>
         </w:rPr>
         <w:t xml:space="preserve">dès le commencement </w:t>
       </w:r>
       <w:r>
+        <w:rPr>
+          <w:lang w:val="fr_FR" w:bidi="fr_FR"/>
+        </w:rPr>
         <w:t>se réfère au moment où Jean et son auditoire ont initialement cru en Jésus-Christ. Vous pourriez inclure cette information si elle est utile à vos lecteurs. Traduction alternative : « depuis le moment où nous avons initialement cru ».</w:t>
       </w:r>
     </w:p>
     <w:p>
-      <w:r/>
-      <w:r>
+      <w:pPr/>
+      <w:r>
+        <w:rPr>
+          <w:lang w:val="fr_FR" w:bidi="fr_FR"/>
+        </w:rPr>
+      </w:r>
+      <w:r>
+        <w:rPr>
+          <w:lang w:val="fr_FR" w:bidi="fr_FR"/>
+        </w:rPr>
         <w:t xml:space="preserve">Voir : </w:t>
       </w:r>
       <w:r>
+        <w:rPr>
+          <w:lang w:val="fr_FR" w:bidi="fr_FR"/>
+        </w:rPr>
         <w:t>Connaissances supposées et informations implicites</w:t>
       </w:r>
-      <w:r/>
-      <w:r/>
-    </w:p>
-    <w:p>
-      <w:r/>
+      <w:r>
+        <w:rPr>
+          <w:lang w:val="fr_FR" w:bidi="fr_FR"/>
+        </w:rPr>
+      </w:r>
+      <w:r>
+        <w:rPr>
+          <w:lang w:val="fr_FR" w:bidi="fr_FR"/>
+        </w:rPr>
+      </w:r>
+    </w:p>
+    <w:p>
+      <w:pPr/>
+      <w:r>
+        <w:rPr>
+          <w:lang w:val="fr_FR" w:bidi="fr_FR"/>
+        </w:rPr>
+      </w:r>
     </w:p>
     <w:p>
       <w:pPr>
         <w:pStyle w:val="Heading2"/>
       </w:pPr>
       <w:r>
+        <w:rPr>
+          <w:lang w:val="fr_FR" w:bidi="fr_FR"/>
+        </w:rPr>
         <w:t>2 Jean 1:6 (#1)</w:t>
       </w:r>
-      <w:r/>
-    </w:p>
-    <w:p>
-      <w:r/>
-      <w:r>
-        <w:rPr>
-          <w:b/>
+      <w:r>
+        <w:rPr>
+          <w:lang w:val="fr_FR" w:bidi="fr_FR"/>
+        </w:rPr>
+      </w:r>
+    </w:p>
+    <w:p>
+      <w:pPr/>
+      <w:r>
+        <w:rPr>
+          <w:lang w:val="fr_FR" w:bidi="fr_FR"/>
+        </w:rPr>
+      </w:r>
+      <w:r>
+        <w:rPr>
+          <w:b/>
+          <w:lang w:val="fr_FR" w:bidi="fr_FR"/>
         </w:rPr>
         <w:t>« consiste à marcher selon »</w:t>
       </w:r>
       <w:r>
+        <w:rPr>
+          <w:lang w:val="fr_FR" w:bidi="fr_FR"/>
+        </w:rPr>
         <w:t xml:space="preserve"> - </w:t>
       </w:r>
       <w:r>
         <w:rPr>
           <w:b/>
+          <w:lang w:val="fr_FR" w:bidi="fr_FR"/>
         </w:rPr>
         <w:t>« dans lequel vous devez marcher »</w:t>
       </w:r>
     </w:p>
     <w:p>
-      <w:r/>
-      <w:r>
+      <w:pPr/>
+      <w:r>
+        <w:rPr>
+          <w:lang w:val="fr_FR" w:bidi="fr_FR"/>
+        </w:rPr>
+      </w:r>
+      <w:r>
+        <w:rPr>
+          <w:lang w:val="fr_FR" w:bidi="fr_FR"/>
+        </w:rPr>
         <w:t xml:space="preserve">Ici, comme dans </w:t>
       </w:r>
       <w:hyperlink r:id="rId16">
         <w:r>
+          <w:rPr>
+            <w:lang w:val="fr_FR" w:bidi="fr_FR"/>
+          </w:rPr>
           <w:rPr>
             <w:color w:val="0000EE"/>
             <w:u w:val="single"/>
@@ -1476,84 +2994,151 @@
         </w:r>
       </w:hyperlink>
       <w:r>
+        <w:rPr>
+          <w:lang w:val="fr_FR" w:bidi="fr_FR"/>
+        </w:rPr>
         <w:t xml:space="preserve">, Jean parle de manière figurée de vivre sa vie comme le fait de « marcher ». Plus précisément, </w:t>
       </w:r>
       <w:r>
         <w:rPr>
           <w:b/>
+          <w:lang w:val="fr_FR" w:bidi="fr_FR"/>
         </w:rPr>
         <w:t>marcher selon</w:t>
       </w:r>
       <w:r>
+        <w:rPr>
+          <w:lang w:val="fr_FR" w:bidi="fr_FR"/>
+        </w:rPr>
         <w:t xml:space="preserve"> un commandement ou </w:t>
       </w:r>
       <w:r>
         <w:rPr>
           <w:b/>
+          <w:lang w:val="fr_FR" w:bidi="fr_FR"/>
         </w:rPr>
         <w:t>marcher dans</w:t>
       </w:r>
       <w:r>
+        <w:rPr>
+          <w:lang w:val="fr_FR" w:bidi="fr_FR"/>
+        </w:rPr>
         <w:t xml:space="preserve"> un commandement signifie « obéir » à celui-ci. Si cela peut être pertinent dans votre langue, vous pourriez en exprimer le sens clairement. Traduction alternative : « nous devrions obéir… vous devriez y obéir ».</w:t>
       </w:r>
     </w:p>
     <w:p>
-      <w:r/>
-      <w:r>
+      <w:pPr/>
+      <w:r>
+        <w:rPr>
+          <w:lang w:val="fr_FR" w:bidi="fr_FR"/>
+        </w:rPr>
+      </w:r>
+      <w:r>
+        <w:rPr>
+          <w:lang w:val="fr_FR" w:bidi="fr_FR"/>
+        </w:rPr>
         <w:t xml:space="preserve">Voir : </w:t>
       </w:r>
       <w:r>
+        <w:rPr>
+          <w:lang w:val="fr_FR" w:bidi="fr_FR"/>
+        </w:rPr>
         <w:t>Métaphore</w:t>
       </w:r>
-      <w:r/>
-      <w:r/>
-    </w:p>
-    <w:p>
-      <w:r/>
+      <w:r>
+        <w:rPr>
+          <w:lang w:val="fr_FR" w:bidi="fr_FR"/>
+        </w:rPr>
+      </w:r>
+      <w:r>
+        <w:rPr>
+          <w:lang w:val="fr_FR" w:bidi="fr_FR"/>
+        </w:rPr>
+      </w:r>
+    </w:p>
+    <w:p>
+      <w:pPr/>
+      <w:r>
+        <w:rPr>
+          <w:lang w:val="fr_FR" w:bidi="fr_FR"/>
+        </w:rPr>
+      </w:r>
     </w:p>
     <w:p>
       <w:pPr>
         <w:pStyle w:val="Heading2"/>
       </w:pPr>
       <w:r>
+        <w:rPr>
+          <w:lang w:val="fr_FR" w:bidi="fr_FR"/>
+        </w:rPr>
         <w:t>2 Jean 1:6 (#2)</w:t>
       </w:r>
-      <w:r/>
-    </w:p>
-    <w:p>
-      <w:r/>
-      <w:r>
-        <w:rPr>
-          <w:b/>
+      <w:r>
+        <w:rPr>
+          <w:lang w:val="fr_FR" w:bidi="fr_FR"/>
+        </w:rPr>
+      </w:r>
+    </w:p>
+    <w:p>
+      <w:pPr/>
+      <w:r>
+        <w:rPr>
+          <w:lang w:val="fr_FR" w:bidi="fr_FR"/>
+        </w:rPr>
+      </w:r>
+      <w:r>
+        <w:rPr>
+          <w:b/>
+          <w:lang w:val="fr_FR" w:bidi="fr_FR"/>
         </w:rPr>
         <w:t>« vous l'avez appris »</w:t>
       </w:r>
       <w:r>
+        <w:rPr>
+          <w:lang w:val="fr_FR" w:bidi="fr_FR"/>
+        </w:rPr>
         <w:t xml:space="preserve"> - </w:t>
       </w:r>
       <w:r>
         <w:rPr>
           <w:b/>
+          <w:lang w:val="fr_FR" w:bidi="fr_FR"/>
         </w:rPr>
         <w:t>« vous devez marcher »</w:t>
       </w:r>
     </w:p>
     <w:p>
-      <w:r/>
-      <w:r>
+      <w:pPr/>
+      <w:r>
+        <w:rPr>
+          <w:lang w:val="fr_FR" w:bidi="fr_FR"/>
+        </w:rPr>
+      </w:r>
+      <w:r>
+        <w:rPr>
+          <w:lang w:val="fr_FR" w:bidi="fr_FR"/>
+        </w:rPr>
         <w:t xml:space="preserve">Le terme </w:t>
       </w:r>
       <w:r>
         <w:rPr>
           <w:b/>
+          <w:lang w:val="fr_FR" w:bidi="fr_FR"/>
         </w:rPr>
         <w:t>vous</w:t>
       </w:r>
       <w:r>
+        <w:rPr>
+          <w:lang w:val="fr_FR" w:bidi="fr_FR"/>
+        </w:rPr>
         <w:t xml:space="preserve"> est au pluriel dans ce verset, car Jean s'adresse à une assemblée de croyants sans utiliser de figure de style. C'est le cas tout au long du reste de la lettre, sauf à la fin, en </w:t>
       </w:r>
       <w:hyperlink r:id="rId17">
         <w:r>
+          <w:rPr>
+            <w:lang w:val="fr_FR" w:bidi="fr_FR"/>
+          </w:rPr>
           <w:rPr>
             <w:color w:val="0000EE"/>
             <w:u w:val="single"/>
@@ -1562,104 +3147,208 @@
         </w:r>
       </w:hyperlink>
       <w:r>
+        <w:rPr>
+          <w:lang w:val="fr_FR" w:bidi="fr_FR"/>
+        </w:rPr>
         <w:t>, où Jean revient à sa figure de style en se référant à une Église comme à une femme et à ses membres comme à ses enfants.</w:t>
       </w:r>
     </w:p>
     <w:p>
-      <w:r/>
-      <w:r>
+      <w:pPr/>
+      <w:r>
+        <w:rPr>
+          <w:lang w:val="fr_FR" w:bidi="fr_FR"/>
+        </w:rPr>
+      </w:r>
+      <w:r>
+        <w:rPr>
+          <w:lang w:val="fr_FR" w:bidi="fr_FR"/>
+        </w:rPr>
         <w:t xml:space="preserve">Voir : </w:t>
       </w:r>
       <w:r>
+        <w:rPr>
+          <w:lang w:val="fr_FR" w:bidi="fr_FR"/>
+        </w:rPr>
         <w:t>Formes de Tu/Vous</w:t>
       </w:r>
-      <w:r/>
-      <w:r/>
-    </w:p>
-    <w:p>
-      <w:r/>
+      <w:r>
+        <w:rPr>
+          <w:lang w:val="fr_FR" w:bidi="fr_FR"/>
+        </w:rPr>
+      </w:r>
+      <w:r>
+        <w:rPr>
+          <w:lang w:val="fr_FR" w:bidi="fr_FR"/>
+        </w:rPr>
+      </w:r>
+    </w:p>
+    <w:p>
+      <w:pPr/>
+      <w:r>
+        <w:rPr>
+          <w:lang w:val="fr_FR" w:bidi="fr_FR"/>
+        </w:rPr>
+      </w:r>
     </w:p>
     <w:p>
       <w:pPr>
         <w:pStyle w:val="Heading2"/>
       </w:pPr>
       <w:r>
+        <w:rPr>
+          <w:lang w:val="fr_FR" w:bidi="fr_FR"/>
+        </w:rPr>
         <w:t>2 Jean 1:7 (#1)</w:t>
       </w:r>
-      <w:r/>
-    </w:p>
-    <w:p>
-      <w:r/>
-      <w:r>
-        <w:rPr>
-          <w:b/>
+      <w:r>
+        <w:rPr>
+          <w:lang w:val="fr_FR" w:bidi="fr_FR"/>
+        </w:rPr>
+      </w:r>
+    </w:p>
+    <w:p>
+      <w:pPr/>
+      <w:r>
+        <w:rPr>
+          <w:lang w:val="fr_FR" w:bidi="fr_FR"/>
+        </w:rPr>
+      </w:r>
+      <w:r>
+        <w:rPr>
+          <w:b/>
+          <w:lang w:val="fr_FR" w:bidi="fr_FR"/>
         </w:rPr>
         <w:t>« Car »</w:t>
       </w:r>
     </w:p>
     <w:p>
-      <w:r/>
-      <w:r>
+      <w:pPr/>
+      <w:r>
+        <w:rPr>
+          <w:lang w:val="fr_FR" w:bidi="fr_FR"/>
+        </w:rPr>
+      </w:r>
+      <w:r>
+        <w:rPr>
+          <w:lang w:val="fr_FR" w:bidi="fr_FR"/>
+        </w:rPr>
         <w:t xml:space="preserve">Ici, </w:t>
       </w:r>
       <w:r>
         <w:rPr>
           <w:b/>
+          <w:lang w:val="fr_FR" w:bidi="fr_FR"/>
         </w:rPr>
         <w:t>Car</w:t>
       </w:r>
       <w:r>
+        <w:rPr>
+          <w:lang w:val="fr_FR" w:bidi="fr_FR"/>
+        </w:rPr>
         <w:t xml:space="preserve"> introduit la raison pour laquelle Jean a écrit par rapport au commandement d'aimer et d'obéir à Dieu dans les versets précédents : c'est parce qu'il y a beaucoup de personnes qui prétendent être croyantes mais qui n'aiment pas ou n'obéissent pas à Dieu. Utilisez une manière naturelle d'introduire cette raison dans votre langue. Voir la traduction simplifiée UST (disponible en anglais seulement).</w:t>
       </w:r>
     </w:p>
     <w:p>
-      <w:r/>
-      <w:r>
+      <w:pPr/>
+      <w:r>
+        <w:rPr>
+          <w:lang w:val="fr_FR" w:bidi="fr_FR"/>
+        </w:rPr>
+      </w:r>
+      <w:r>
+        <w:rPr>
+          <w:lang w:val="fr_FR" w:bidi="fr_FR"/>
+        </w:rPr>
         <w:t xml:space="preserve">Voir : </w:t>
       </w:r>
       <w:r>
+        <w:rPr>
+          <w:lang w:val="fr_FR" w:bidi="fr_FR"/>
+        </w:rPr>
         <w:t>Connecter — Relation de cause à effet</w:t>
       </w:r>
-      <w:r/>
-      <w:r/>
-    </w:p>
-    <w:p>
-      <w:r/>
+      <w:r>
+        <w:rPr>
+          <w:lang w:val="fr_FR" w:bidi="fr_FR"/>
+        </w:rPr>
+      </w:r>
+      <w:r>
+        <w:rPr>
+          <w:lang w:val="fr_FR" w:bidi="fr_FR"/>
+        </w:rPr>
+      </w:r>
+    </w:p>
+    <w:p>
+      <w:pPr/>
+      <w:r>
+        <w:rPr>
+          <w:lang w:val="fr_FR" w:bidi="fr_FR"/>
+        </w:rPr>
+      </w:r>
     </w:p>
     <w:p>
       <w:pPr>
         <w:pStyle w:val="Heading2"/>
       </w:pPr>
       <w:r>
+        <w:rPr>
+          <w:lang w:val="fr_FR" w:bidi="fr_FR"/>
+        </w:rPr>
         <w:t>2 Jean 1:7 (#2)</w:t>
       </w:r>
-      <w:r/>
-    </w:p>
-    <w:p>
-      <w:r/>
-      <w:r>
-        <w:rPr>
-          <w:b/>
+      <w:r>
+        <w:rPr>
+          <w:lang w:val="fr_FR" w:bidi="fr_FR"/>
+        </w:rPr>
+      </w:r>
+    </w:p>
+    <w:p>
+      <w:pPr/>
+      <w:r>
+        <w:rPr>
+          <w:lang w:val="fr_FR" w:bidi="fr_FR"/>
+        </w:rPr>
+      </w:r>
+      <w:r>
+        <w:rPr>
+          <w:b/>
+          <w:lang w:val="fr_FR" w:bidi="fr_FR"/>
         </w:rPr>
         <w:t>« Car plusieurs séducteurs sont entrés dans le monde »</w:t>
       </w:r>
     </w:p>
     <w:p>
-      <w:r/>
-      <w:r>
+      <w:pPr/>
+      <w:r>
+        <w:rPr>
+          <w:lang w:val="fr_FR" w:bidi="fr_FR"/>
+        </w:rPr>
+      </w:r>
+      <w:r>
+        <w:rPr>
+          <w:lang w:val="fr_FR" w:bidi="fr_FR"/>
+        </w:rPr>
         <w:t xml:space="preserve">La phrase </w:t>
       </w:r>
       <w:r>
         <w:rPr>
           <w:b/>
+          <w:lang w:val="fr_FR" w:bidi="fr_FR"/>
         </w:rPr>
         <w:t>entrés dans le monde</w:t>
       </w:r>
       <w:r>
+        <w:rPr>
+          <w:lang w:val="fr_FR" w:bidi="fr_FR"/>
+        </w:rPr>
         <w:t xml:space="preserve"> décrit la manière dont les faux enseignants voyageaient, comme Jean en parle dans </w:t>
       </w:r>
       <w:hyperlink r:id="rId18">
         <w:r>
+          <w:rPr>
+            <w:lang w:val="fr_FR" w:bidi="fr_FR"/>
+          </w:rPr>
           <w:rPr>
             <w:color w:val="0000EE"/>
             <w:u w:val="single"/>
@@ -1668,863 +3357,1721 @@
         </w:r>
       </w:hyperlink>
       <w:r>
+        <w:rPr>
+          <w:lang w:val="fr_FR" w:bidi="fr_FR"/>
+        </w:rPr>
         <w:t>. Vous pourriez inclure cette information si cela pouvait être utile à vos lecteurs. Traduction alternative : « Car de nombreux séducteurs se déplacent d'un endroit à l'autre ».</w:t>
       </w:r>
     </w:p>
     <w:p>
-      <w:r/>
-      <w:r>
+      <w:pPr/>
+      <w:r>
+        <w:rPr>
+          <w:lang w:val="fr_FR" w:bidi="fr_FR"/>
+        </w:rPr>
+      </w:r>
+      <w:r>
+        <w:rPr>
+          <w:lang w:val="fr_FR" w:bidi="fr_FR"/>
+        </w:rPr>
         <w:t xml:space="preserve">Voir : </w:t>
       </w:r>
       <w:r>
+        <w:rPr>
+          <w:lang w:val="fr_FR" w:bidi="fr_FR"/>
+        </w:rPr>
         <w:t>Connaissances supposées et informations implicites</w:t>
       </w:r>
-      <w:r/>
-      <w:r/>
-    </w:p>
-    <w:p>
-      <w:r/>
+      <w:r>
+        <w:rPr>
+          <w:lang w:val="fr_FR" w:bidi="fr_FR"/>
+        </w:rPr>
+      </w:r>
+      <w:r>
+        <w:rPr>
+          <w:lang w:val="fr_FR" w:bidi="fr_FR"/>
+        </w:rPr>
+      </w:r>
+    </w:p>
+    <w:p>
+      <w:pPr/>
+      <w:r>
+        <w:rPr>
+          <w:lang w:val="fr_FR" w:bidi="fr_FR"/>
+        </w:rPr>
+      </w:r>
     </w:p>
     <w:p>
       <w:pPr>
         <w:pStyle w:val="Heading2"/>
       </w:pPr>
       <w:r>
+        <w:rPr>
+          <w:lang w:val="fr_FR" w:bidi="fr_FR"/>
+        </w:rPr>
         <w:t>2 Jean 1:7 (#3)</w:t>
       </w:r>
-      <w:r/>
-    </w:p>
-    <w:p>
-      <w:r/>
-      <w:r>
-        <w:rPr>
-          <w:b/>
+      <w:r>
+        <w:rPr>
+          <w:lang w:val="fr_FR" w:bidi="fr_FR"/>
+        </w:rPr>
+      </w:r>
+    </w:p>
+    <w:p>
+      <w:pPr/>
+      <w:r>
+        <w:rPr>
+          <w:lang w:val="fr_FR" w:bidi="fr_FR"/>
+        </w:rPr>
+      </w:r>
+      <w:r>
+        <w:rPr>
+          <w:b/>
+          <w:lang w:val="fr_FR" w:bidi="fr_FR"/>
         </w:rPr>
         <w:t>« que Jésus-Christ est venu en chair »</w:t>
       </w:r>
     </w:p>
     <w:p>
-      <w:r/>
-      <w:r>
+      <w:pPr/>
+      <w:r>
+        <w:rPr>
+          <w:lang w:val="fr_FR" w:bidi="fr_FR"/>
+        </w:rPr>
+      </w:r>
+      <w:r>
+        <w:rPr>
+          <w:lang w:val="fr_FR" w:bidi="fr_FR"/>
+        </w:rPr>
         <w:t xml:space="preserve">L'expression </w:t>
       </w:r>
       <w:r>
         <w:rPr>
           <w:b/>
+          <w:lang w:val="fr_FR" w:bidi="fr_FR"/>
         </w:rPr>
         <w:t>venu en chair</w:t>
       </w:r>
       <w:r>
+        <w:rPr>
+          <w:lang w:val="fr_FR" w:bidi="fr_FR"/>
+        </w:rPr>
         <w:t xml:space="preserve"> est une métonymie signifiant être une personne réelle et physique, et non seulement un être spirituel. Traduction alternative : « que Jésus-Christ est venu comme un véritable humain ».</w:t>
       </w:r>
     </w:p>
     <w:p>
-      <w:r/>
-      <w:r>
+      <w:pPr/>
+      <w:r>
+        <w:rPr>
+          <w:lang w:val="fr_FR" w:bidi="fr_FR"/>
+        </w:rPr>
+      </w:r>
+      <w:r>
+        <w:rPr>
+          <w:lang w:val="fr_FR" w:bidi="fr_FR"/>
+        </w:rPr>
         <w:t xml:space="preserve">Voir : </w:t>
       </w:r>
       <w:r>
+        <w:rPr>
+          <w:lang w:val="fr_FR" w:bidi="fr_FR"/>
+        </w:rPr>
         <w:t>Métonymie</w:t>
       </w:r>
-      <w:r/>
-      <w:r/>
-    </w:p>
-    <w:p>
-      <w:r/>
+      <w:r>
+        <w:rPr>
+          <w:lang w:val="fr_FR" w:bidi="fr_FR"/>
+        </w:rPr>
+      </w:r>
+      <w:r>
+        <w:rPr>
+          <w:lang w:val="fr_FR" w:bidi="fr_FR"/>
+        </w:rPr>
+      </w:r>
+    </w:p>
+    <w:p>
+      <w:pPr/>
+      <w:r>
+        <w:rPr>
+          <w:lang w:val="fr_FR" w:bidi="fr_FR"/>
+        </w:rPr>
+      </w:r>
     </w:p>
     <w:p>
       <w:pPr>
         <w:pStyle w:val="Heading2"/>
       </w:pPr>
       <w:r>
+        <w:rPr>
+          <w:lang w:val="fr_FR" w:bidi="fr_FR"/>
+        </w:rPr>
         <w:t>2 Jean 1:7 (#4)</w:t>
       </w:r>
-      <w:r/>
-    </w:p>
-    <w:p>
-      <w:r/>
-      <w:r>
-        <w:rPr>
-          <w:b/>
+      <w:r>
+        <w:rPr>
+          <w:lang w:val="fr_FR" w:bidi="fr_FR"/>
+        </w:rPr>
+      </w:r>
+    </w:p>
+    <w:p>
+      <w:pPr/>
+      <w:r>
+        <w:rPr>
+          <w:lang w:val="fr_FR" w:bidi="fr_FR"/>
+        </w:rPr>
+      </w:r>
+      <w:r>
+        <w:rPr>
+          <w:b/>
+          <w:lang w:val="fr_FR" w:bidi="fr_FR"/>
         </w:rPr>
         <w:t>« c'est le séducteur et l'antéchrist »</w:t>
       </w:r>
     </w:p>
     <w:p>
-      <w:r/>
-      <w:r>
-        <w:rPr>
-          <w:b/>
+      <w:pPr/>
+      <w:r>
+        <w:rPr>
+          <w:lang w:val="fr_FR" w:bidi="fr_FR"/>
+        </w:rPr>
+      </w:r>
+      <w:r>
+        <w:rPr>
+          <w:b/>
+          <w:lang w:val="fr_FR" w:bidi="fr_FR"/>
         </w:rPr>
         <w:t>C'</w:t>
       </w:r>
       <w:r>
+        <w:rPr>
+          <w:lang w:val="fr_FR" w:bidi="fr_FR"/>
+        </w:rPr>
         <w:t xml:space="preserve"> se réfère à la situation des personnes qui enseignent faussement que Jésus n'avait pas un corps de chair. Jean dit que les gens trompent les autres de cette manière parce que le trompeur original (le diable) les incite à le faire. Vous pourriez inclure cette information si cela pouvait être utile à vos lecteurs. Traduction alternative : « C'est l'œuvre du séducteur, l'antéchrist » ou « Ce genre d'enseignement vient de celui qui est le séducteur et l'antéchrist ».</w:t>
       </w:r>
     </w:p>
     <w:p>
-      <w:r/>
-      <w:r>
+      <w:pPr/>
+      <w:r>
+        <w:rPr>
+          <w:lang w:val="fr_FR" w:bidi="fr_FR"/>
+        </w:rPr>
+      </w:r>
+      <w:r>
+        <w:rPr>
+          <w:lang w:val="fr_FR" w:bidi="fr_FR"/>
+        </w:rPr>
         <w:t xml:space="preserve">Voir : </w:t>
       </w:r>
       <w:r>
+        <w:rPr>
+          <w:lang w:val="fr_FR" w:bidi="fr_FR"/>
+        </w:rPr>
         <w:t>Connaissances supposées et informations implicites</w:t>
       </w:r>
-      <w:r/>
-      <w:r/>
-    </w:p>
-    <w:p>
-      <w:r/>
+      <w:r>
+        <w:rPr>
+          <w:lang w:val="fr_FR" w:bidi="fr_FR"/>
+        </w:rPr>
+      </w:r>
+      <w:r>
+        <w:rPr>
+          <w:lang w:val="fr_FR" w:bidi="fr_FR"/>
+        </w:rPr>
+      </w:r>
+    </w:p>
+    <w:p>
+      <w:pPr/>
+      <w:r>
+        <w:rPr>
+          <w:lang w:val="fr_FR" w:bidi="fr_FR"/>
+        </w:rPr>
+      </w:r>
     </w:p>
     <w:p>
       <w:pPr>
         <w:pStyle w:val="Heading2"/>
       </w:pPr>
       <w:r>
+        <w:rPr>
+          <w:lang w:val="fr_FR" w:bidi="fr_FR"/>
+        </w:rPr>
         <w:t>2 Jean 1:7 (#5)</w:t>
       </w:r>
-      <w:r/>
-    </w:p>
-    <w:p>
-      <w:r/>
-      <w:r>
-        <w:rPr>
-          <w:b/>
+      <w:r>
+        <w:rPr>
+          <w:lang w:val="fr_FR" w:bidi="fr_FR"/>
+        </w:rPr>
+      </w:r>
+    </w:p>
+    <w:p>
+      <w:pPr/>
+      <w:r>
+        <w:rPr>
+          <w:lang w:val="fr_FR" w:bidi="fr_FR"/>
+        </w:rPr>
+      </w:r>
+      <w:r>
+        <w:rPr>
+          <w:b/>
+          <w:lang w:val="fr_FR" w:bidi="fr_FR"/>
         </w:rPr>
         <w:t>« le séducteur et l'antéchrist »</w:t>
       </w:r>
     </w:p>
     <w:p>
-      <w:r/>
-      <w:r>
+      <w:pPr/>
+      <w:r>
+        <w:rPr>
+          <w:lang w:val="fr_FR" w:bidi="fr_FR"/>
+        </w:rPr>
+      </w:r>
+      <w:r>
+        <w:rPr>
+          <w:lang w:val="fr_FR" w:bidi="fr_FR"/>
+        </w:rPr>
         <w:t xml:space="preserve">Les termes </w:t>
       </w:r>
       <w:r>
         <w:rPr>
           <w:b/>
+          <w:lang w:val="fr_FR" w:bidi="fr_FR"/>
         </w:rPr>
         <w:t>séducteur</w:t>
       </w:r>
       <w:r>
+        <w:rPr>
+          <w:lang w:val="fr_FR" w:bidi="fr_FR"/>
+        </w:rPr>
         <w:t xml:space="preserve"> et </w:t>
       </w:r>
       <w:r>
         <w:rPr>
           <w:b/>
+          <w:lang w:val="fr_FR" w:bidi="fr_FR"/>
         </w:rPr>
         <w:t>antéchrist</w:t>
       </w:r>
       <w:r>
+        <w:rPr>
+          <w:lang w:val="fr_FR" w:bidi="fr_FR"/>
+        </w:rPr>
         <w:t xml:space="preserve"> se réfèrent à la même personne (le diable). Il peut être utile de préciser cela dans votre traduction. Traduction alternative : « le séducteur, c'est-à-dire l'antéchrist ».</w:t>
       </w:r>
     </w:p>
     <w:p>
-      <w:r/>
-      <w:r>
+      <w:pPr/>
+      <w:r>
+        <w:rPr>
+          <w:lang w:val="fr_FR" w:bidi="fr_FR"/>
+        </w:rPr>
+      </w:r>
+      <w:r>
+        <w:rPr>
+          <w:lang w:val="fr_FR" w:bidi="fr_FR"/>
+        </w:rPr>
         <w:t xml:space="preserve">Voir : </w:t>
       </w:r>
       <w:r>
+        <w:rPr>
+          <w:lang w:val="fr_FR" w:bidi="fr_FR"/>
+        </w:rPr>
         <w:t>Doublet</w:t>
       </w:r>
-      <w:r/>
-      <w:r/>
-    </w:p>
-    <w:p>
-      <w:r/>
+      <w:r>
+        <w:rPr>
+          <w:lang w:val="fr_FR" w:bidi="fr_FR"/>
+        </w:rPr>
+      </w:r>
+      <w:r>
+        <w:rPr>
+          <w:lang w:val="fr_FR" w:bidi="fr_FR"/>
+        </w:rPr>
+      </w:r>
+    </w:p>
+    <w:p>
+      <w:pPr/>
+      <w:r>
+        <w:rPr>
+          <w:lang w:val="fr_FR" w:bidi="fr_FR"/>
+        </w:rPr>
+      </w:r>
     </w:p>
     <w:p>
       <w:pPr>
         <w:pStyle w:val="Heading2"/>
       </w:pPr>
       <w:r>
+        <w:rPr>
+          <w:lang w:val="fr_FR" w:bidi="fr_FR"/>
+        </w:rPr>
         <w:t>2 Jean 1:8 (#1)</w:t>
       </w:r>
-      <w:r/>
-    </w:p>
-    <w:p>
-      <w:r/>
-      <w:r>
-        <w:rPr>
-          <w:b/>
+      <w:r>
+        <w:rPr>
+          <w:lang w:val="fr_FR" w:bidi="fr_FR"/>
+        </w:rPr>
+      </w:r>
+    </w:p>
+    <w:p>
+      <w:pPr/>
+      <w:r>
+        <w:rPr>
+          <w:lang w:val="fr_FR" w:bidi="fr_FR"/>
+        </w:rPr>
+      </w:r>
+      <w:r>
+        <w:rPr>
+          <w:b/>
+          <w:lang w:val="fr_FR" w:bidi="fr_FR"/>
         </w:rPr>
         <w:t>« Prenez garde à vous-mêmes »</w:t>
       </w:r>
     </w:p>
     <w:p>
-      <w:r/>
-      <w:r>
+      <w:pPr/>
+      <w:r>
+        <w:rPr>
+          <w:lang w:val="fr_FR" w:bidi="fr_FR"/>
+        </w:rPr>
+      </w:r>
+      <w:r>
+        <w:rPr>
+          <w:lang w:val="fr_FR" w:bidi="fr_FR"/>
+        </w:rPr>
         <w:t xml:space="preserve">Ici, </w:t>
       </w:r>
       <w:r>
         <w:rPr>
           <w:b/>
+          <w:lang w:val="fr_FR" w:bidi="fr_FR"/>
         </w:rPr>
         <w:t>Prenez garde à vous-mêmes</w:t>
       </w:r>
       <w:r>
+        <w:rPr>
+          <w:lang w:val="fr_FR" w:bidi="fr_FR"/>
+        </w:rPr>
         <w:t xml:space="preserve"> est une expression idiomatique qui signifie « Soyez prudents ». Si cette expression n'a pas ce sens dans votre langue, vous pourriez utiliser une expression idiomatique de votre langue qui a ce sens ou exprimer le sens clairement. Traduction alternative : « Prenez soin de vous » ou « Protégez-vous ».</w:t>
       </w:r>
     </w:p>
     <w:p>
-      <w:r/>
-      <w:r>
+      <w:pPr/>
+      <w:r>
+        <w:rPr>
+          <w:lang w:val="fr_FR" w:bidi="fr_FR"/>
+        </w:rPr>
+      </w:r>
+      <w:r>
+        <w:rPr>
+          <w:lang w:val="fr_FR" w:bidi="fr_FR"/>
+        </w:rPr>
         <w:t xml:space="preserve">Voir : </w:t>
       </w:r>
       <w:r>
+        <w:rPr>
+          <w:lang w:val="fr_FR" w:bidi="fr_FR"/>
+        </w:rPr>
         <w:t>Idiome</w:t>
       </w:r>
-      <w:r/>
-      <w:r/>
-    </w:p>
-    <w:p>
-      <w:r/>
+      <w:r>
+        <w:rPr>
+          <w:lang w:val="fr_FR" w:bidi="fr_FR"/>
+        </w:rPr>
+      </w:r>
+      <w:r>
+        <w:rPr>
+          <w:lang w:val="fr_FR" w:bidi="fr_FR"/>
+        </w:rPr>
+      </w:r>
+    </w:p>
+    <w:p>
+      <w:pPr/>
+      <w:r>
+        <w:rPr>
+          <w:lang w:val="fr_FR" w:bidi="fr_FR"/>
+        </w:rPr>
+      </w:r>
     </w:p>
     <w:p>
       <w:pPr>
         <w:pStyle w:val="Heading2"/>
       </w:pPr>
       <w:r>
+        <w:rPr>
+          <w:lang w:val="fr_FR" w:bidi="fr_FR"/>
+        </w:rPr>
         <w:t>2 Jean 1:8 (#2)</w:t>
       </w:r>
-      <w:r/>
-    </w:p>
-    <w:p>
-      <w:r/>
-      <w:r>
-        <w:rPr>
-          <w:b/>
+      <w:r>
+        <w:rPr>
+          <w:lang w:val="fr_FR" w:bidi="fr_FR"/>
+        </w:rPr>
+      </w:r>
+    </w:p>
+    <w:p>
+      <w:pPr/>
+      <w:r>
+        <w:rPr>
+          <w:lang w:val="fr_FR" w:bidi="fr_FR"/>
+        </w:rPr>
+      </w:r>
+      <w:r>
+        <w:rPr>
+          <w:b/>
+          <w:lang w:val="fr_FR" w:bidi="fr_FR"/>
         </w:rPr>
         <w:t>« Prenez garde à vous-mêmes »</w:t>
       </w:r>
     </w:p>
     <w:p>
-      <w:r/>
-      <w:r>
+      <w:pPr/>
+      <w:r>
+        <w:rPr>
+          <w:lang w:val="fr_FR" w:bidi="fr_FR"/>
+        </w:rPr>
+      </w:r>
+      <w:r>
+        <w:rPr>
+          <w:lang w:val="fr_FR" w:bidi="fr_FR"/>
+        </w:rPr>
         <w:t>L'implication est que les croyants doivent être prudents afin de ne pas être trompés par les faux enseignants. Vous pourriez inclure cette information si cela pouvait être utile à vos lecteurs. Traduction alternative : « Faites attention à ne pas vous laisser influencer par les séducteurs ».</w:t>
       </w:r>
     </w:p>
     <w:p>
-      <w:r/>
-      <w:r>
+      <w:pPr/>
+      <w:r>
+        <w:rPr>
+          <w:lang w:val="fr_FR" w:bidi="fr_FR"/>
+        </w:rPr>
+      </w:r>
+      <w:r>
+        <w:rPr>
+          <w:lang w:val="fr_FR" w:bidi="fr_FR"/>
+        </w:rPr>
         <w:t xml:space="preserve">Voir : </w:t>
       </w:r>
       <w:r>
+        <w:rPr>
+          <w:lang w:val="fr_FR" w:bidi="fr_FR"/>
+        </w:rPr>
         <w:t>Connaissances supposées et informations implicites</w:t>
       </w:r>
-      <w:r/>
-      <w:r/>
-    </w:p>
-    <w:p>
-      <w:r/>
+      <w:r>
+        <w:rPr>
+          <w:lang w:val="fr_FR" w:bidi="fr_FR"/>
+        </w:rPr>
+      </w:r>
+      <w:r>
+        <w:rPr>
+          <w:lang w:val="fr_FR" w:bidi="fr_FR"/>
+        </w:rPr>
+      </w:r>
+    </w:p>
+    <w:p>
+      <w:pPr/>
+      <w:r>
+        <w:rPr>
+          <w:lang w:val="fr_FR" w:bidi="fr_FR"/>
+        </w:rPr>
+      </w:r>
     </w:p>
     <w:p>
       <w:pPr>
         <w:pStyle w:val="Heading2"/>
       </w:pPr>
       <w:r>
+        <w:rPr>
+          <w:lang w:val="fr_FR" w:bidi="fr_FR"/>
+        </w:rPr>
         <w:t>2 Jean 1:8 (#3)</w:t>
       </w:r>
-      <w:r/>
-    </w:p>
-    <w:p>
-      <w:r/>
-      <w:r>
-        <w:rPr>
-          <w:b/>
+      <w:r>
+        <w:rPr>
+          <w:lang w:val="fr_FR" w:bidi="fr_FR"/>
+        </w:rPr>
+      </w:r>
+    </w:p>
+    <w:p>
+      <w:pPr/>
+      <w:r>
+        <w:rPr>
+          <w:lang w:val="fr_FR" w:bidi="fr_FR"/>
+        </w:rPr>
+      </w:r>
+      <w:r>
+        <w:rPr>
+          <w:b/>
+          <w:lang w:val="fr_FR" w:bidi="fr_FR"/>
         </w:rPr>
         <w:t>« le fruit »</w:t>
       </w:r>
     </w:p>
     <w:p>
-      <w:r/>
-      <w:r>
+      <w:pPr/>
+      <w:r>
+        <w:rPr>
+          <w:lang w:val="fr_FR" w:bidi="fr_FR"/>
+        </w:rPr>
+      </w:r>
+      <w:r>
+        <w:rPr>
+          <w:lang w:val="fr_FR" w:bidi="fr_FR"/>
+        </w:rPr>
         <w:t xml:space="preserve">Les mots </w:t>
       </w:r>
       <w:r>
         <w:rPr>
           <w:b/>
+          <w:lang w:val="fr_FR" w:bidi="fr_FR"/>
         </w:rPr>
         <w:t>le fruit</w:t>
       </w:r>
       <w:r>
+        <w:rPr>
+          <w:lang w:val="fr_FR" w:bidi="fr_FR"/>
+        </w:rPr>
         <w:t xml:space="preserve"> sont traduits ainsi dans la version LSG, depuis le mot grec </w:t>
       </w:r>
       <w:r>
         <w:rPr>
           <w:i/>
+          <w:lang w:val="fr_FR" w:bidi="fr_FR"/>
         </w:rPr>
         <w:t>hos</w:t>
       </w:r>
       <w:r>
+        <w:rPr>
+          <w:lang w:val="fr_FR" w:bidi="fr_FR"/>
+        </w:rPr>
         <w:t>, signifiant « quoi », « ce que » ou « ce pour quoi ». Ici, Jean se réfère généralement à l'ensemble du travail que lui et ses compagnons croyants ont accompli pour renforcer la foi des croyants dans l'Église à laquelle il écrit. Vous pourriez utiliser un terme général ici, ou, si cela est utile dans votre langue, l'exprimer de manière plus explicite. Traduction alternative : « tout ce pour quoi » ou « la foi en Jésus pour laquelle ».</w:t>
       </w:r>
     </w:p>
     <w:p>
-      <w:r/>
-      <w:r>
+      <w:pPr/>
+      <w:r>
+        <w:rPr>
+          <w:lang w:val="fr_FR" w:bidi="fr_FR"/>
+        </w:rPr>
+      </w:r>
+      <w:r>
+        <w:rPr>
+          <w:lang w:val="fr_FR" w:bidi="fr_FR"/>
+        </w:rPr>
         <w:t xml:space="preserve">Voir : </w:t>
       </w:r>
       <w:r>
+        <w:rPr>
+          <w:lang w:val="fr_FR" w:bidi="fr_FR"/>
+        </w:rPr>
         <w:t>Connaissances supposées et informations implicites</w:t>
       </w:r>
-      <w:r/>
-      <w:r/>
-    </w:p>
-    <w:p>
-      <w:r/>
+      <w:r>
+        <w:rPr>
+          <w:lang w:val="fr_FR" w:bidi="fr_FR"/>
+        </w:rPr>
+      </w:r>
+      <w:r>
+        <w:rPr>
+          <w:lang w:val="fr_FR" w:bidi="fr_FR"/>
+        </w:rPr>
+      </w:r>
+    </w:p>
+    <w:p>
+      <w:pPr/>
+      <w:r>
+        <w:rPr>
+          <w:lang w:val="fr_FR" w:bidi="fr_FR"/>
+        </w:rPr>
+      </w:r>
     </w:p>
     <w:p>
       <w:pPr>
         <w:pStyle w:val="Heading2"/>
       </w:pPr>
       <w:r>
+        <w:rPr>
+          <w:lang w:val="fr_FR" w:bidi="fr_FR"/>
+        </w:rPr>
         <w:t>2 Jean 1:8 (#4)</w:t>
       </w:r>
-      <w:r/>
-    </w:p>
-    <w:p>
-      <w:r/>
-      <w:r>
-        <w:rPr>
-          <w:b/>
+      <w:r>
+        <w:rPr>
+          <w:lang w:val="fr_FR" w:bidi="fr_FR"/>
+        </w:rPr>
+      </w:r>
+    </w:p>
+    <w:p>
+      <w:pPr/>
+      <w:r>
+        <w:rPr>
+          <w:lang w:val="fr_FR" w:bidi="fr_FR"/>
+        </w:rPr>
+      </w:r>
+      <w:r>
+        <w:rPr>
+          <w:b/>
+          <w:lang w:val="fr_FR" w:bidi="fr_FR"/>
         </w:rPr>
         <w:t>« de votre travail »</w:t>
       </w:r>
     </w:p>
     <w:p>
-      <w:r/>
-      <w:r>
+      <w:pPr/>
+      <w:r>
+        <w:rPr>
+          <w:lang w:val="fr_FR" w:bidi="fr_FR"/>
+        </w:rPr>
+      </w:r>
+      <w:r>
+        <w:rPr>
+          <w:lang w:val="fr_FR" w:bidi="fr_FR"/>
+        </w:rPr>
         <w:t xml:space="preserve">Certains manuscrits, comme ceux retenus par la LSG, ont « votre » ici au lieu de </w:t>
       </w:r>
       <w:r>
         <w:rPr>
           <w:b/>
+          <w:lang w:val="fr_FR" w:bidi="fr_FR"/>
         </w:rPr>
         <w:t>notre</w:t>
       </w:r>
       <w:r>
+        <w:rPr>
+          <w:lang w:val="fr_FR" w:bidi="fr_FR"/>
+        </w:rPr>
         <w:t xml:space="preserve">. La plupart des chercheurs, cependant, considèrent que la lecture avec </w:t>
       </w:r>
       <w:r>
         <w:rPr>
           <w:b/>
+          <w:lang w:val="fr_FR" w:bidi="fr_FR"/>
         </w:rPr>
         <w:t>notre</w:t>
       </w:r>
       <w:r>
+        <w:rPr>
+          <w:lang w:val="fr_FR" w:bidi="fr_FR"/>
+        </w:rPr>
         <w:t xml:space="preserve"> est la bonne. Voir la discussion dans la partie 3 de l'introduction.</w:t>
       </w:r>
     </w:p>
     <w:p>
-      <w:r/>
-      <w:r>
+      <w:pPr/>
+      <w:r>
+        <w:rPr>
+          <w:lang w:val="fr_FR" w:bidi="fr_FR"/>
+        </w:rPr>
+      </w:r>
+      <w:r>
+        <w:rPr>
+          <w:lang w:val="fr_FR" w:bidi="fr_FR"/>
+        </w:rPr>
         <w:t xml:space="preserve">Voir : </w:t>
       </w:r>
       <w:r>
+        <w:rPr>
+          <w:lang w:val="fr_FR" w:bidi="fr_FR"/>
+        </w:rPr>
         <w:t>Variantes textuelles</w:t>
       </w:r>
-      <w:r/>
-      <w:r/>
-    </w:p>
-    <w:p>
-      <w:r/>
+      <w:r>
+        <w:rPr>
+          <w:lang w:val="fr_FR" w:bidi="fr_FR"/>
+        </w:rPr>
+      </w:r>
+      <w:r>
+        <w:rPr>
+          <w:lang w:val="fr_FR" w:bidi="fr_FR"/>
+        </w:rPr>
+      </w:r>
+    </w:p>
+    <w:p>
+      <w:pPr/>
+      <w:r>
+        <w:rPr>
+          <w:lang w:val="fr_FR" w:bidi="fr_FR"/>
+        </w:rPr>
+      </w:r>
     </w:p>
     <w:p>
       <w:pPr>
         <w:pStyle w:val="Heading2"/>
       </w:pPr>
       <w:r>
+        <w:rPr>
+          <w:lang w:val="fr_FR" w:bidi="fr_FR"/>
+        </w:rPr>
         <w:t>2 Jean 1:8 (#5)</w:t>
       </w:r>
-      <w:r/>
-    </w:p>
-    <w:p>
-      <w:r/>
-      <w:r>
-        <w:rPr>
-          <w:b/>
+      <w:r>
+        <w:rPr>
+          <w:lang w:val="fr_FR" w:bidi="fr_FR"/>
+        </w:rPr>
+      </w:r>
+    </w:p>
+    <w:p>
+      <w:pPr/>
+      <w:r>
+        <w:rPr>
+          <w:lang w:val="fr_FR" w:bidi="fr_FR"/>
+        </w:rPr>
+      </w:r>
+      <w:r>
+        <w:rPr>
+          <w:b/>
+          <w:lang w:val="fr_FR" w:bidi="fr_FR"/>
         </w:rPr>
         <w:t>« de votre travail »</w:t>
       </w:r>
     </w:p>
     <w:p>
-      <w:r/>
-      <w:r>
+      <w:pPr/>
+      <w:r>
+        <w:rPr>
+          <w:lang w:val="fr_FR" w:bidi="fr_FR"/>
+        </w:rPr>
+      </w:r>
+      <w:r>
+        <w:rPr>
+          <w:lang w:val="fr_FR" w:bidi="fr_FR"/>
+        </w:rPr>
         <w:t xml:space="preserve">Le mot </w:t>
       </w:r>
       <w:r>
         <w:rPr>
           <w:b/>
+          <w:lang w:val="fr_FR" w:bidi="fr_FR"/>
         </w:rPr>
         <w:t>notre</w:t>
       </w:r>
       <w:r>
+        <w:rPr>
+          <w:lang w:val="fr_FR" w:bidi="fr_FR"/>
+        </w:rPr>
         <w:t xml:space="preserve"> (voir la note précédente) ici est probablement inclusif. Jean, son public et d'autres ont tous travaillé pour renforcer la foi des croyants à qui Jean écrit.</w:t>
       </w:r>
     </w:p>
     <w:p>
-      <w:r/>
-      <w:r>
+      <w:pPr/>
+      <w:r>
+        <w:rPr>
+          <w:lang w:val="fr_FR" w:bidi="fr_FR"/>
+        </w:rPr>
+      </w:r>
+      <w:r>
+        <w:rPr>
+          <w:lang w:val="fr_FR" w:bidi="fr_FR"/>
+        </w:rPr>
         <w:t xml:space="preserve">Voir : </w:t>
       </w:r>
       <w:r>
+        <w:rPr>
+          <w:lang w:val="fr_FR" w:bidi="fr_FR"/>
+        </w:rPr>
         <w:t>« Nous » exclusif et inclusif</w:t>
       </w:r>
-      <w:r/>
-      <w:r/>
-    </w:p>
-    <w:p>
-      <w:r/>
+      <w:r>
+        <w:rPr>
+          <w:lang w:val="fr_FR" w:bidi="fr_FR"/>
+        </w:rPr>
+      </w:r>
+      <w:r>
+        <w:rPr>
+          <w:lang w:val="fr_FR" w:bidi="fr_FR"/>
+        </w:rPr>
+      </w:r>
+    </w:p>
+    <w:p>
+      <w:pPr/>
+      <w:r>
+        <w:rPr>
+          <w:lang w:val="fr_FR" w:bidi="fr_FR"/>
+        </w:rPr>
+      </w:r>
     </w:p>
     <w:p>
       <w:pPr>
         <w:pStyle w:val="Heading2"/>
       </w:pPr>
       <w:r>
+        <w:rPr>
+          <w:lang w:val="fr_FR" w:bidi="fr_FR"/>
+        </w:rPr>
         <w:t>2 Jean 1:8 (#6)</w:t>
       </w:r>
-      <w:r/>
-    </w:p>
-    <w:p>
-      <w:r/>
-      <w:r>
-        <w:rPr>
-          <w:b/>
+      <w:r>
+        <w:rPr>
+          <w:lang w:val="fr_FR" w:bidi="fr_FR"/>
+        </w:rPr>
+      </w:r>
+    </w:p>
+    <w:p>
+      <w:pPr/>
+      <w:r>
+        <w:rPr>
+          <w:lang w:val="fr_FR" w:bidi="fr_FR"/>
+        </w:rPr>
+      </w:r>
+      <w:r>
+        <w:rPr>
+          <w:b/>
+          <w:lang w:val="fr_FR" w:bidi="fr_FR"/>
         </w:rPr>
         <w:t>« une pleine récompense »</w:t>
       </w:r>
     </w:p>
     <w:p>
-      <w:r/>
-      <w:r>
+      <w:pPr/>
+      <w:r>
+        <w:rPr>
+          <w:lang w:val="fr_FR" w:bidi="fr_FR"/>
+        </w:rPr>
+      </w:r>
+      <w:r>
+        <w:rPr>
+          <w:lang w:val="fr_FR" w:bidi="fr_FR"/>
+        </w:rPr>
         <w:t xml:space="preserve">Le mot traduit par </w:t>
       </w:r>
       <w:r>
         <w:rPr>
           <w:b/>
+          <w:lang w:val="fr_FR" w:bidi="fr_FR"/>
         </w:rPr>
         <w:t>récompense</w:t>
       </w:r>
       <w:r>
+        <w:rPr>
+          <w:lang w:val="fr_FR" w:bidi="fr_FR"/>
+        </w:rPr>
         <w:t xml:space="preserve"> se réfère également au salaire qu'un travailleur reçoit pour son travail. Jean utilise cette idée pour dire que Dieu récompense son peuple pour le travail qu'il a accompli pour lui, et que cette récompense serait perdue si le travail n'aboutissait à rien. Dans ce contexte, la récompense peut inclure l'idée de la relation de la personne avec Dieu, puisque c'est ce qui serait perdu si les lecteurs de Jean abandonnaient les enseignements de Christ, comme il le dit au verset suivant. Utilisez une phrase générale qui pourrait inclure toutes ces choses. Traduction alternative : « salaire complet » ou « le prix total »</w:t>
       </w:r>
     </w:p>
     <w:p>
-      <w:r/>
-      <w:r>
+      <w:pPr/>
+      <w:r>
+        <w:rPr>
+          <w:lang w:val="fr_FR" w:bidi="fr_FR"/>
+        </w:rPr>
+      </w:r>
+      <w:r>
+        <w:rPr>
+          <w:lang w:val="fr_FR" w:bidi="fr_FR"/>
+        </w:rPr>
         <w:t xml:space="preserve">Voir : </w:t>
       </w:r>
       <w:r>
+        <w:rPr>
+          <w:lang w:val="fr_FR" w:bidi="fr_FR"/>
+        </w:rPr>
         <w:t>Métaphore</w:t>
       </w:r>
-      <w:r/>
-      <w:r/>
-    </w:p>
-    <w:p>
-      <w:r/>
+      <w:r>
+        <w:rPr>
+          <w:lang w:val="fr_FR" w:bidi="fr_FR"/>
+        </w:rPr>
+      </w:r>
+      <w:r>
+        <w:rPr>
+          <w:lang w:val="fr_FR" w:bidi="fr_FR"/>
+        </w:rPr>
+      </w:r>
+    </w:p>
+    <w:p>
+      <w:pPr/>
+      <w:r>
+        <w:rPr>
+          <w:lang w:val="fr_FR" w:bidi="fr_FR"/>
+        </w:rPr>
+      </w:r>
     </w:p>
     <w:p>
       <w:pPr>
         <w:pStyle w:val="Heading2"/>
       </w:pPr>
       <w:r>
+        <w:rPr>
+          <w:lang w:val="fr_FR" w:bidi="fr_FR"/>
+        </w:rPr>
         <w:t>2 Jean 1:9 (#1)</w:t>
       </w:r>
-      <w:r/>
-    </w:p>
-    <w:p>
-      <w:r/>
-      <w:r>
-        <w:rPr>
-          <w:b/>
+      <w:r>
+        <w:rPr>
+          <w:lang w:val="fr_FR" w:bidi="fr_FR"/>
+        </w:rPr>
+      </w:r>
+    </w:p>
+    <w:p>
+      <w:pPr/>
+      <w:r>
+        <w:rPr>
+          <w:lang w:val="fr_FR" w:bidi="fr_FR"/>
+        </w:rPr>
+      </w:r>
+      <w:r>
+        <w:rPr>
+          <w:b/>
+          <w:lang w:val="fr_FR" w:bidi="fr_FR"/>
         </w:rPr>
         <w:t>« Quiconque va plus loin et ne demeure pas dans la doctrine de Christ »</w:t>
       </w:r>
     </w:p>
     <w:p>
-      <w:r/>
-      <w:r>
+      <w:pPr/>
+      <w:r>
+        <w:rPr>
+          <w:lang w:val="fr_FR" w:bidi="fr_FR"/>
+        </w:rPr>
+      </w:r>
+      <w:r>
+        <w:rPr>
+          <w:lang w:val="fr_FR" w:bidi="fr_FR"/>
+        </w:rPr>
         <w:t xml:space="preserve">Jean se réfère de manière figurée à </w:t>
       </w:r>
       <w:r>
         <w:rPr>
           <w:b/>
+          <w:lang w:val="fr_FR" w:bidi="fr_FR"/>
         </w:rPr>
         <w:t>la doctrine de Christ</w:t>
       </w:r>
       <w:r>
+        <w:rPr>
+          <w:lang w:val="fr_FR" w:bidi="fr_FR"/>
+        </w:rPr>
         <w:t xml:space="preserve"> comme un lieu dans lequel le croyant fidèle </w:t>
       </w:r>
       <w:r>
         <w:rPr>
           <w:b/>
+          <w:lang w:val="fr_FR" w:bidi="fr_FR"/>
         </w:rPr>
         <w:t>demeure</w:t>
       </w:r>
       <w:r>
+        <w:rPr>
+          <w:lang w:val="fr_FR" w:bidi="fr_FR"/>
+        </w:rPr>
         <w:t xml:space="preserve"> et aussi comme un lieu que les faux enseignants quittent lorsqu'ils vont </w:t>
       </w:r>
       <w:r>
         <w:rPr>
           <w:b/>
+          <w:lang w:val="fr_FR" w:bidi="fr_FR"/>
         </w:rPr>
         <w:t>plus loin</w:t>
       </w:r>
       <w:r>
+        <w:rPr>
+          <w:lang w:val="fr_FR" w:bidi="fr_FR"/>
+        </w:rPr>
         <w:t xml:space="preserve">. L'expression </w:t>
       </w:r>
       <w:r>
         <w:rPr>
           <w:b/>
+          <w:lang w:val="fr_FR" w:bidi="fr_FR"/>
         </w:rPr>
         <w:t>aller plus loin</w:t>
       </w:r>
       <w:r>
+        <w:rPr>
+          <w:lang w:val="fr_FR" w:bidi="fr_FR"/>
+        </w:rPr>
         <w:t xml:space="preserve"> fait référence à l'enseignement de choses nouvelles et fausses que Jésus n'a pas enseignées. Traduction alternative : « Tous ceux qui enseignent des choses que Jésus n'a pas enseignées ».</w:t>
       </w:r>
     </w:p>
     <w:p>
-      <w:r/>
-      <w:r>
+      <w:pPr/>
+      <w:r>
+        <w:rPr>
+          <w:lang w:val="fr_FR" w:bidi="fr_FR"/>
+        </w:rPr>
+      </w:r>
+      <w:r>
+        <w:rPr>
+          <w:lang w:val="fr_FR" w:bidi="fr_FR"/>
+        </w:rPr>
         <w:t xml:space="preserve">Voir : </w:t>
       </w:r>
       <w:r>
+        <w:rPr>
+          <w:lang w:val="fr_FR" w:bidi="fr_FR"/>
+        </w:rPr>
         <w:t>Métaphore</w:t>
       </w:r>
-      <w:r/>
-      <w:r/>
-    </w:p>
-    <w:p>
-      <w:r/>
+      <w:r>
+        <w:rPr>
+          <w:lang w:val="fr_FR" w:bidi="fr_FR"/>
+        </w:rPr>
+      </w:r>
+      <w:r>
+        <w:rPr>
+          <w:lang w:val="fr_FR" w:bidi="fr_FR"/>
+        </w:rPr>
+      </w:r>
+    </w:p>
+    <w:p>
+      <w:pPr/>
+      <w:r>
+        <w:rPr>
+          <w:lang w:val="fr_FR" w:bidi="fr_FR"/>
+        </w:rPr>
+      </w:r>
     </w:p>
     <w:p>
       <w:pPr>
         <w:pStyle w:val="Heading2"/>
       </w:pPr>
       <w:r>
+        <w:rPr>
+          <w:lang w:val="fr_FR" w:bidi="fr_FR"/>
+        </w:rPr>
         <w:t>2 Jean 1:9 (#2)</w:t>
       </w:r>
-      <w:r/>
-    </w:p>
-    <w:p>
-      <w:r/>
-      <w:r>
-        <w:rPr>
-          <w:b/>
+      <w:r>
+        <w:rPr>
+          <w:lang w:val="fr_FR" w:bidi="fr_FR"/>
+        </w:rPr>
+      </w:r>
+    </w:p>
+    <w:p>
+      <w:pPr/>
+      <w:r>
+        <w:rPr>
+          <w:lang w:val="fr_FR" w:bidi="fr_FR"/>
+        </w:rPr>
+      </w:r>
+      <w:r>
+        <w:rPr>
+          <w:b/>
+          <w:lang w:val="fr_FR" w:bidi="fr_FR"/>
         </w:rPr>
         <w:t>« Quiconque va plus loin et ne demeure pas dans la doctrine de Christ »</w:t>
       </w:r>
     </w:p>
     <w:p>
-      <w:r/>
-      <w:r>
+      <w:pPr/>
+      <w:r>
+        <w:rPr>
+          <w:lang w:val="fr_FR" w:bidi="fr_FR"/>
+        </w:rPr>
+      </w:r>
+      <w:r>
+        <w:rPr>
+          <w:lang w:val="fr_FR" w:bidi="fr_FR"/>
+        </w:rPr>
         <w:t>Ces deux phrases signifient la même chose, l'une exprimée positivement (</w:t>
       </w:r>
       <w:r>
         <w:rPr>
           <w:b/>
+          <w:lang w:val="fr_FR" w:bidi="fr_FR"/>
         </w:rPr>
         <w:t>aller plus loin</w:t>
       </w:r>
       <w:r>
+        <w:rPr>
+          <w:lang w:val="fr_FR" w:bidi="fr_FR"/>
+        </w:rPr>
         <w:t>) et l'autre exprimée négativement (</w:t>
       </w:r>
       <w:r>
         <w:rPr>
           <w:b/>
+          <w:lang w:val="fr_FR" w:bidi="fr_FR"/>
         </w:rPr>
         <w:t>ne pas demeurer</w:t>
       </w:r>
       <w:r>
+        <w:rPr>
+          <w:lang w:val="fr_FR" w:bidi="fr_FR"/>
+        </w:rPr>
         <w:t>). Si cela est plus naturel dans votre langue, vous pouvez inverser leur ordre, comme dans la traduction simplifiée UST (disponible en anglais seulement)..</w:t>
       </w:r>
     </w:p>
     <w:p>
-      <w:r/>
-      <w:r>
+      <w:pPr/>
+      <w:r>
+        <w:rPr>
+          <w:lang w:val="fr_FR" w:bidi="fr_FR"/>
+        </w:rPr>
+      </w:r>
+      <w:r>
+        <w:rPr>
+          <w:lang w:val="fr_FR" w:bidi="fr_FR"/>
+        </w:rPr>
         <w:t xml:space="preserve">Voir : </w:t>
       </w:r>
       <w:r>
+        <w:rPr>
+          <w:lang w:val="fr_FR" w:bidi="fr_FR"/>
+        </w:rPr>
         <w:t>Structure de l'information</w:t>
       </w:r>
-      <w:r/>
-      <w:r/>
-    </w:p>
-    <w:p>
-      <w:r/>
+      <w:r>
+        <w:rPr>
+          <w:lang w:val="fr_FR" w:bidi="fr_FR"/>
+        </w:rPr>
+      </w:r>
+      <w:r>
+        <w:rPr>
+          <w:lang w:val="fr_FR" w:bidi="fr_FR"/>
+        </w:rPr>
+      </w:r>
+    </w:p>
+    <w:p>
+      <w:pPr/>
+      <w:r>
+        <w:rPr>
+          <w:lang w:val="fr_FR" w:bidi="fr_FR"/>
+        </w:rPr>
+      </w:r>
     </w:p>
     <w:p>
       <w:pPr>
         <w:pStyle w:val="Heading2"/>
       </w:pPr>
       <w:r>
+        <w:rPr>
+          <w:lang w:val="fr_FR" w:bidi="fr_FR"/>
+        </w:rPr>
         <w:t>2 Jean 1:9 (#3)</w:t>
       </w:r>
-      <w:r/>
-    </w:p>
-    <w:p>
-      <w:r/>
-      <w:r>
-        <w:rPr>
-          <w:b/>
+      <w:r>
+        <w:rPr>
+          <w:lang w:val="fr_FR" w:bidi="fr_FR"/>
+        </w:rPr>
+      </w:r>
+    </w:p>
+    <w:p>
+      <w:pPr/>
+      <w:r>
+        <w:rPr>
+          <w:lang w:val="fr_FR" w:bidi="fr_FR"/>
+        </w:rPr>
+      </w:r>
+      <w:r>
+        <w:rPr>
+          <w:b/>
+          <w:lang w:val="fr_FR" w:bidi="fr_FR"/>
         </w:rPr>
         <w:t>« n’a point Dieu »</w:t>
       </w:r>
     </w:p>
     <w:p>
-      <w:r/>
-      <w:r>
-        <w:rPr>
-          <w:b/>
+      <w:pPr/>
+      <w:r>
+        <w:rPr>
+          <w:lang w:val="fr_FR" w:bidi="fr_FR"/>
+        </w:rPr>
+      </w:r>
+      <w:r>
+        <w:rPr>
+          <w:b/>
+          <w:lang w:val="fr_FR" w:bidi="fr_FR"/>
         </w:rPr>
         <w:t>Avoir Dieu</w:t>
       </w:r>
       <w:r>
+        <w:rPr>
+          <w:lang w:val="fr_FR" w:bidi="fr_FR"/>
+        </w:rPr>
         <w:t xml:space="preserve"> signifie entretenir une relation avec Dieu en tant que Sauveur par la foi en Jésus-Christ. Si cela peut être utile dans votre langue, vous pourriez l'exprimer explicitement. Traduction alternative : « n'a pas une relation juste avec Dieu » ou « ne connaît pas vraiment Dieu ».</w:t>
       </w:r>
     </w:p>
     <w:p>
-      <w:r/>
-      <w:r>
+      <w:pPr/>
+      <w:r>
+        <w:rPr>
+          <w:lang w:val="fr_FR" w:bidi="fr_FR"/>
+        </w:rPr>
+      </w:r>
+      <w:r>
+        <w:rPr>
+          <w:lang w:val="fr_FR" w:bidi="fr_FR"/>
+        </w:rPr>
         <w:t xml:space="preserve">Voir : </w:t>
       </w:r>
       <w:r>
+        <w:rPr>
+          <w:lang w:val="fr_FR" w:bidi="fr_FR"/>
+        </w:rPr>
         <w:t>Connaissances supposées et informations implicites</w:t>
       </w:r>
-      <w:r/>
-      <w:r/>
-    </w:p>
-    <w:p>
-      <w:r/>
+      <w:r>
+        <w:rPr>
+          <w:lang w:val="fr_FR" w:bidi="fr_FR"/>
+        </w:rPr>
+      </w:r>
+      <w:r>
+        <w:rPr>
+          <w:lang w:val="fr_FR" w:bidi="fr_FR"/>
+        </w:rPr>
+      </w:r>
+    </w:p>
+    <w:p>
+      <w:pPr/>
+      <w:r>
+        <w:rPr>
+          <w:lang w:val="fr_FR" w:bidi="fr_FR"/>
+        </w:rPr>
+      </w:r>
     </w:p>
     <w:p>
       <w:pPr>
         <w:pStyle w:val="Heading2"/>
       </w:pPr>
       <w:r>
+        <w:rPr>
+          <w:lang w:val="fr_FR" w:bidi="fr_FR"/>
+        </w:rPr>
         <w:t>2 Jean 1:9 (#4)</w:t>
       </w:r>
-      <w:r/>
-    </w:p>
-    <w:p>
-      <w:r/>
-      <w:r>
-        <w:rPr>
-          <w:b/>
+      <w:r>
+        <w:rPr>
+          <w:lang w:val="fr_FR" w:bidi="fr_FR"/>
+        </w:rPr>
+      </w:r>
+    </w:p>
+    <w:p>
+      <w:pPr/>
+      <w:r>
+        <w:rPr>
+          <w:lang w:val="fr_FR" w:bidi="fr_FR"/>
+        </w:rPr>
+      </w:r>
+      <w:r>
+        <w:rPr>
+          <w:b/>
+          <w:lang w:val="fr_FR" w:bidi="fr_FR"/>
         </w:rPr>
         <w:t>« celui qui demeure dans cette doctrine a le Père et le Fils »</w:t>
       </w:r>
     </w:p>
     <w:p>
-      <w:r/>
-      <w:r>
+      <w:pPr/>
+      <w:r>
+        <w:rPr>
+          <w:lang w:val="fr_FR" w:bidi="fr_FR"/>
+        </w:rPr>
+      </w:r>
+      <w:r>
+        <w:rPr>
+          <w:lang w:val="fr_FR" w:bidi="fr_FR"/>
+        </w:rPr>
         <w:t xml:space="preserve">Par </w:t>
       </w:r>
       <w:r>
         <w:rPr>
           <w:b/>
+          <w:lang w:val="fr_FR" w:bidi="fr_FR"/>
         </w:rPr>
         <w:t>celui</w:t>
       </w:r>
       <w:r>
+        <w:rPr>
+          <w:lang w:val="fr_FR" w:bidi="fr_FR"/>
+        </w:rPr>
         <w:t xml:space="preserve">, Jean ne désigne pas une personne particulière. Il désigne quiconque </w:t>
       </w:r>
       <w:r>
         <w:rPr>
           <w:b/>
+          <w:lang w:val="fr_FR" w:bidi="fr_FR"/>
         </w:rPr>
         <w:t>demeure dans la doctrine</w:t>
       </w:r>
       <w:r>
+        <w:rPr>
+          <w:lang w:val="fr_FR" w:bidi="fr_FR"/>
+        </w:rPr>
         <w:t xml:space="preserve"> de Jésus. Traduction alternative : « Quiconque suit l'enseignement de Christ appartient à la fois au Père et au Fils »</w:t>
       </w:r>
     </w:p>
     <w:p>
-      <w:r/>
-      <w:r>
+      <w:pPr/>
+      <w:r>
+        <w:rPr>
+          <w:lang w:val="fr_FR" w:bidi="fr_FR"/>
+        </w:rPr>
+      </w:r>
+      <w:r>
+        <w:rPr>
+          <w:lang w:val="fr_FR" w:bidi="fr_FR"/>
+        </w:rPr>
         <w:t xml:space="preserve">Voir : </w:t>
       </w:r>
       <w:r>
+        <w:rPr>
+          <w:lang w:val="fr_FR" w:bidi="fr_FR"/>
+        </w:rPr>
         <w:t>Phrases nominales génériques</w:t>
       </w:r>
-      <w:r/>
-      <w:r/>
-    </w:p>
-    <w:p>
-      <w:r/>
+      <w:r>
+        <w:rPr>
+          <w:lang w:val="fr_FR" w:bidi="fr_FR"/>
+        </w:rPr>
+      </w:r>
+      <w:r>
+        <w:rPr>
+          <w:lang w:val="fr_FR" w:bidi="fr_FR"/>
+        </w:rPr>
+      </w:r>
+    </w:p>
+    <w:p>
+      <w:pPr/>
+      <w:r>
+        <w:rPr>
+          <w:lang w:val="fr_FR" w:bidi="fr_FR"/>
+        </w:rPr>
+      </w:r>
     </w:p>
     <w:p>
       <w:pPr>
         <w:pStyle w:val="Heading2"/>
       </w:pPr>
       <w:r>
+        <w:rPr>
+          <w:lang w:val="fr_FR" w:bidi="fr_FR"/>
+        </w:rPr>
         <w:t>2 Jean 1:9 (#5)</w:t>
       </w:r>
-      <w:r/>
-    </w:p>
-    <w:p>
-      <w:r/>
-      <w:r>
-        <w:rPr>
-          <w:b/>
+      <w:r>
+        <w:rPr>
+          <w:lang w:val="fr_FR" w:bidi="fr_FR"/>
+        </w:rPr>
+      </w:r>
+    </w:p>
+    <w:p>
+      <w:pPr/>
+      <w:r>
+        <w:rPr>
+          <w:lang w:val="fr_FR" w:bidi="fr_FR"/>
+        </w:rPr>
+      </w:r>
+      <w:r>
+        <w:rPr>
+          <w:b/>
+          <w:lang w:val="fr_FR" w:bidi="fr_FR"/>
         </w:rPr>
         <w:t>« celui qui demeure dans cette doctrine »</w:t>
       </w:r>
     </w:p>
     <w:p>
-      <w:r/>
-      <w:r>
+      <w:pPr/>
+      <w:r>
+        <w:rPr>
+          <w:lang w:val="fr_FR" w:bidi="fr_FR"/>
+        </w:rPr>
+      </w:r>
+      <w:r>
+        <w:rPr>
+          <w:lang w:val="fr_FR" w:bidi="fr_FR"/>
+        </w:rPr>
         <w:t>Cette phrase contraste avec la phrase précédente. Si cela peut être pertinent dans votre langue, vous pourriez utiliser un mot ou une expression pour marquer ce contraste, comme dans la traduction simplifiée UST (disponible en anglais seulement).</w:t>
       </w:r>
     </w:p>
     <w:p>
-      <w:r/>
-      <w:r>
+      <w:pPr/>
+      <w:r>
+        <w:rPr>
+          <w:lang w:val="fr_FR" w:bidi="fr_FR"/>
+        </w:rPr>
+      </w:r>
+      <w:r>
+        <w:rPr>
+          <w:lang w:val="fr_FR" w:bidi="fr_FR"/>
+        </w:rPr>
         <w:t xml:space="preserve">Voir : </w:t>
       </w:r>
       <w:r>
+        <w:rPr>
+          <w:lang w:val="fr_FR" w:bidi="fr_FR"/>
+        </w:rPr>
         <w:t>Connecter — Contraster la relation</w:t>
       </w:r>
-      <w:r/>
-      <w:r/>
-    </w:p>
-    <w:p>
-      <w:r/>
+      <w:r>
+        <w:rPr>
+          <w:lang w:val="fr_FR" w:bidi="fr_FR"/>
+        </w:rPr>
+      </w:r>
+      <w:r>
+        <w:rPr>
+          <w:lang w:val="fr_FR" w:bidi="fr_FR"/>
+        </w:rPr>
+      </w:r>
+    </w:p>
+    <w:p>
+      <w:pPr/>
+      <w:r>
+        <w:rPr>
+          <w:lang w:val="fr_FR" w:bidi="fr_FR"/>
+        </w:rPr>
+      </w:r>
     </w:p>
     <w:p>
       <w:pPr>
         <w:pStyle w:val="Heading2"/>
       </w:pPr>
       <w:r>
+        <w:rPr>
+          <w:lang w:val="fr_FR" w:bidi="fr_FR"/>
+        </w:rPr>
         <w:t>2 Jean 1:9 (#6)</w:t>
       </w:r>
-      <w:r/>
-    </w:p>
-    <w:p>
-      <w:r/>
-      <w:r>
-        <w:rPr>
-          <w:b/>
+      <w:r>
+        <w:rPr>
+          <w:lang w:val="fr_FR" w:bidi="fr_FR"/>
+        </w:rPr>
+      </w:r>
+    </w:p>
+    <w:p>
+      <w:pPr/>
+      <w:r>
+        <w:rPr>
+          <w:lang w:val="fr_FR" w:bidi="fr_FR"/>
+        </w:rPr>
+      </w:r>
+      <w:r>
+        <w:rPr>
+          <w:b/>
+          <w:lang w:val="fr_FR" w:bidi="fr_FR"/>
         </w:rPr>
         <w:t>« celui »</w:t>
       </w:r>
     </w:p>
     <w:p>
-      <w:r/>
-      <w:r>
+      <w:pPr/>
+      <w:r>
+        <w:rPr>
+          <w:lang w:val="fr_FR" w:bidi="fr_FR"/>
+        </w:rPr>
+      </w:r>
+      <w:r>
+        <w:rPr>
+          <w:lang w:val="fr_FR" w:bidi="fr_FR"/>
+        </w:rPr>
         <w:t xml:space="preserve">Jean utilise le démonstratif </w:t>
       </w:r>
       <w:r>
         <w:rPr>
           <w:b/>
+          <w:lang w:val="fr_FR" w:bidi="fr_FR"/>
         </w:rPr>
         <w:t>celui</w:t>
       </w:r>
       <w:r>
+        <w:rPr>
+          <w:lang w:val="fr_FR" w:bidi="fr_FR"/>
+        </w:rPr>
         <w:t xml:space="preserve"> comme un nom, pour désigner un type de personne. Si votre langue n'utilise pas cette manière de s'exprimer, vous pouvez traduire cela par une phrase équivalente. Traduction alternative : « une telle personne » ou « ce genre de personne ».</w:t>
       </w:r>
     </w:p>
     <w:p>
-      <w:r/>
-      <w:r>
+      <w:pPr/>
+      <w:r>
+        <w:rPr>
+          <w:lang w:val="fr_FR" w:bidi="fr_FR"/>
+        </w:rPr>
+      </w:r>
+      <w:r>
+        <w:rPr>
+          <w:lang w:val="fr_FR" w:bidi="fr_FR"/>
+        </w:rPr>
         <w:t xml:space="preserve">Voir : </w:t>
       </w:r>
       <w:r>
+        <w:rPr>
+          <w:lang w:val="fr_FR" w:bidi="fr_FR"/>
+        </w:rPr>
         <w:t>Adjectifs nominaux</w:t>
       </w:r>
-      <w:r/>
-      <w:r/>
-    </w:p>
-    <w:p>
-      <w:r/>
+      <w:r>
+        <w:rPr>
+          <w:lang w:val="fr_FR" w:bidi="fr_FR"/>
+        </w:rPr>
+      </w:r>
+      <w:r>
+        <w:rPr>
+          <w:lang w:val="fr_FR" w:bidi="fr_FR"/>
+        </w:rPr>
+      </w:r>
+    </w:p>
+    <w:p>
+      <w:pPr/>
+      <w:r>
+        <w:rPr>
+          <w:lang w:val="fr_FR" w:bidi="fr_FR"/>
+        </w:rPr>
+      </w:r>
     </w:p>
     <w:p>
       <w:pPr>
         <w:pStyle w:val="Heading2"/>
       </w:pPr>
       <w:r>
+        <w:rPr>
+          <w:lang w:val="fr_FR" w:bidi="fr_FR"/>
+        </w:rPr>
         <w:t>2 Jean 1:9 (#7)</w:t>
       </w:r>
-      <w:r/>
-    </w:p>
-    <w:p>
-      <w:r/>
-      <w:r>
-        <w:rPr>
-          <w:b/>
+      <w:r>
+        <w:rPr>
+          <w:lang w:val="fr_FR" w:bidi="fr_FR"/>
+        </w:rPr>
+      </w:r>
+    </w:p>
+    <w:p>
+      <w:pPr/>
+      <w:r>
+        <w:rPr>
+          <w:lang w:val="fr_FR" w:bidi="fr_FR"/>
+        </w:rPr>
+      </w:r>
+      <w:r>
+        <w:rPr>
+          <w:b/>
+          <w:lang w:val="fr_FR" w:bidi="fr_FR"/>
         </w:rPr>
         <w:t>« le Père et le Fils »</w:t>
       </w:r>
     </w:p>
     <w:p>
-      <w:r/>
-      <w:r>
-        <w:rPr>
-          <w:b/>
+      <w:pPr/>
+      <w:r>
+        <w:rPr>
+          <w:lang w:val="fr_FR" w:bidi="fr_FR"/>
+        </w:rPr>
+      </w:r>
+      <w:r>
+        <w:rPr>
+          <w:b/>
+          <w:lang w:val="fr_FR" w:bidi="fr_FR"/>
         </w:rPr>
         <w:t>Père</w:t>
       </w:r>
       <w:r>
+        <w:rPr>
+          <w:lang w:val="fr_FR" w:bidi="fr_FR"/>
+        </w:rPr>
         <w:t xml:space="preserve"> et </w:t>
       </w:r>
       <w:r>
         <w:rPr>
           <w:b/>
+          <w:lang w:val="fr_FR" w:bidi="fr_FR"/>
         </w:rPr>
         <w:t>Fils</w:t>
       </w:r>
       <w:r>
+        <w:rPr>
+          <w:lang w:val="fr_FR" w:bidi="fr_FR"/>
+        </w:rPr>
         <w:t xml:space="preserve"> sont des titres importants qui décrivent la relation entre Dieu et Jésus-Christ. Veillez à exprimer ces titres de manière cohérente et précise.</w:t>
       </w:r>
     </w:p>
     <w:p>
-      <w:r/>
-      <w:r>
+      <w:pPr/>
+      <w:r>
+        <w:rPr>
+          <w:lang w:val="fr_FR" w:bidi="fr_FR"/>
+        </w:rPr>
+      </w:r>
+      <w:r>
+        <w:rPr>
+          <w:lang w:val="fr_FR" w:bidi="fr_FR"/>
+        </w:rPr>
         <w:t xml:space="preserve">Voir : </w:t>
       </w:r>
       <w:r>
+        <w:rPr>
+          <w:lang w:val="fr_FR" w:bidi="fr_FR"/>
+        </w:rPr>
         <w:t>Traduire « Fils » et « Père »</w:t>
       </w:r>
-      <w:r/>
-      <w:r/>
-    </w:p>
-    <w:p>
-      <w:r/>
+      <w:r>
+        <w:rPr>
+          <w:lang w:val="fr_FR" w:bidi="fr_FR"/>
+        </w:rPr>
+      </w:r>
+      <w:r>
+        <w:rPr>
+          <w:lang w:val="fr_FR" w:bidi="fr_FR"/>
+        </w:rPr>
+      </w:r>
+    </w:p>
+    <w:p>
+      <w:pPr/>
+      <w:r>
+        <w:rPr>
+          <w:lang w:val="fr_FR" w:bidi="fr_FR"/>
+        </w:rPr>
+      </w:r>
     </w:p>
     <w:p>
       <w:pPr>
         <w:pStyle w:val="Heading2"/>
       </w:pPr>
       <w:r>
+        <w:rPr>
+          <w:lang w:val="fr_FR" w:bidi="fr_FR"/>
+        </w:rPr>
         <w:t>2 Jean 1:10 (#1)</w:t>
       </w:r>
-      <w:r/>
-    </w:p>
-    <w:p>
-      <w:r/>
-      <w:r>
-        <w:rPr>
-          <w:b/>
+      <w:r>
+        <w:rPr>
+          <w:lang w:val="fr_FR" w:bidi="fr_FR"/>
+        </w:rPr>
+      </w:r>
+    </w:p>
+    <w:p>
+      <w:pPr/>
+      <w:r>
+        <w:rPr>
+          <w:lang w:val="fr_FR" w:bidi="fr_FR"/>
+        </w:rPr>
+      </w:r>
+      <w:r>
+        <w:rPr>
+          <w:b/>
+          <w:lang w:val="fr_FR" w:bidi="fr_FR"/>
         </w:rPr>
         <w:t>« Si quelqu'un vient à vous et n'apporte pas cette doctrine »</w:t>
       </w:r>
     </w:p>
     <w:p>
-      <w:r/>
-      <w:r>
+      <w:pPr/>
+      <w:r>
+        <w:rPr>
+          <w:lang w:val="fr_FR" w:bidi="fr_FR"/>
+        </w:rPr>
+      </w:r>
+      <w:r>
+        <w:rPr>
+          <w:lang w:val="fr_FR" w:bidi="fr_FR"/>
+        </w:rPr>
         <w:t xml:space="preserve">Le mot </w:t>
       </w:r>
       <w:r>
         <w:rPr>
           <w:b/>
+          <w:lang w:val="fr_FR" w:bidi="fr_FR"/>
         </w:rPr>
         <w:t>quelqu'un</w:t>
       </w:r>
       <w:r>
+        <w:rPr>
+          <w:lang w:val="fr_FR" w:bidi="fr_FR"/>
+        </w:rPr>
         <w:t xml:space="preserve"> ici implique « n'importe quel enseignant ou prédicateur ». Jean ne veut pas que les croyants accueillent un enseignant qui n'enseigne pas ce que Jésus a enseigné, et spécifiquement que Jésus est venu en tant qu'être humain (voir </w:t>
       </w:r>
       <w:hyperlink r:id="rId19">
         <w:r>
+          <w:rPr>
+            <w:lang w:val="fr_FR" w:bidi="fr_FR"/>
+          </w:rPr>
           <w:rPr>
             <w:color w:val="0000EE"/>
             <w:u w:val="single"/>
@@ -2533,113 +5080,221 @@
         </w:r>
       </w:hyperlink>
       <w:r>
+        <w:rPr>
+          <w:lang w:val="fr_FR" w:bidi="fr_FR"/>
+        </w:rPr>
         <w:t>). Traduction alternative : « Si une personne quelle qu'elle soit vient à vous en prétendant être un enseignant, mais qu'elle enseigne quelque chose de différent de cela ».</w:t>
       </w:r>
     </w:p>
     <w:p>
-      <w:r/>
-      <w:r>
+      <w:pPr/>
+      <w:r>
+        <w:rPr>
+          <w:lang w:val="fr_FR" w:bidi="fr_FR"/>
+        </w:rPr>
+      </w:r>
+      <w:r>
+        <w:rPr>
+          <w:lang w:val="fr_FR" w:bidi="fr_FR"/>
+        </w:rPr>
         <w:t xml:space="preserve">Voir : </w:t>
       </w:r>
       <w:r>
+        <w:rPr>
+          <w:lang w:val="fr_FR" w:bidi="fr_FR"/>
+        </w:rPr>
         <w:t>Connaissances supposées et informations implicites</w:t>
       </w:r>
-      <w:r/>
-      <w:r/>
-    </w:p>
-    <w:p>
-      <w:r/>
+      <w:r>
+        <w:rPr>
+          <w:lang w:val="fr_FR" w:bidi="fr_FR"/>
+        </w:rPr>
+      </w:r>
+      <w:r>
+        <w:rPr>
+          <w:lang w:val="fr_FR" w:bidi="fr_FR"/>
+        </w:rPr>
+      </w:r>
+    </w:p>
+    <w:p>
+      <w:pPr/>
+      <w:r>
+        <w:rPr>
+          <w:lang w:val="fr_FR" w:bidi="fr_FR"/>
+        </w:rPr>
+      </w:r>
     </w:p>
     <w:p>
       <w:pPr>
         <w:pStyle w:val="Heading2"/>
       </w:pPr>
       <w:r>
+        <w:rPr>
+          <w:lang w:val="fr_FR" w:bidi="fr_FR"/>
+        </w:rPr>
         <w:t>2 Jean 1:10 (#2)</w:t>
       </w:r>
-      <w:r/>
-    </w:p>
-    <w:p>
-      <w:r/>
-      <w:r>
-        <w:rPr>
-          <w:b/>
+      <w:r>
+        <w:rPr>
+          <w:lang w:val="fr_FR" w:bidi="fr_FR"/>
+        </w:rPr>
+      </w:r>
+    </w:p>
+    <w:p>
+      <w:pPr/>
+      <w:r>
+        <w:rPr>
+          <w:lang w:val="fr_FR" w:bidi="fr_FR"/>
+        </w:rPr>
+      </w:r>
+      <w:r>
+        <w:rPr>
+          <w:b/>
+          <w:lang w:val="fr_FR" w:bidi="fr_FR"/>
         </w:rPr>
         <w:t>« n'apporte pas cette doctrine »</w:t>
       </w:r>
     </w:p>
     <w:p>
-      <w:r/>
-      <w:r>
+      <w:pPr/>
+      <w:r>
+        <w:rPr>
+          <w:lang w:val="fr_FR" w:bidi="fr_FR"/>
+        </w:rPr>
+      </w:r>
+      <w:r>
+        <w:rPr>
+          <w:lang w:val="fr_FR" w:bidi="fr_FR"/>
+        </w:rPr>
         <w:t xml:space="preserve">Jean parle d'une </w:t>
       </w:r>
       <w:r>
         <w:rPr>
           <w:b/>
+          <w:lang w:val="fr_FR" w:bidi="fr_FR"/>
         </w:rPr>
         <w:t>doctrine</w:t>
       </w:r>
       <w:r>
+        <w:rPr>
+          <w:lang w:val="fr_FR" w:bidi="fr_FR"/>
+        </w:rPr>
         <w:t xml:space="preserve"> ou d'un enseignement comme s'il s'agissait d'un objet que quelqu'un pourrait </w:t>
       </w:r>
       <w:r>
         <w:rPr>
           <w:b/>
+          <w:lang w:val="fr_FR" w:bidi="fr_FR"/>
         </w:rPr>
         <w:t>apporter</w:t>
       </w:r>
       <w:r>
+        <w:rPr>
+          <w:lang w:val="fr_FR" w:bidi="fr_FR"/>
+        </w:rPr>
         <w:t>. Si vous n'utiliseriez pas ce genre de métaphore dans votre langue, vous pourriez en utiliser une qui a le même sens ou utiliser un langage simple. Traduction alternative : « n'enseigne pas ce même message ».</w:t>
       </w:r>
     </w:p>
     <w:p>
-      <w:r/>
-      <w:r>
+      <w:pPr/>
+      <w:r>
+        <w:rPr>
+          <w:lang w:val="fr_FR" w:bidi="fr_FR"/>
+        </w:rPr>
+      </w:r>
+      <w:r>
+        <w:rPr>
+          <w:lang w:val="fr_FR" w:bidi="fr_FR"/>
+        </w:rPr>
         <w:t xml:space="preserve">Voir : </w:t>
       </w:r>
       <w:r>
+        <w:rPr>
+          <w:lang w:val="fr_FR" w:bidi="fr_FR"/>
+        </w:rPr>
         <w:t>Métaphore</w:t>
       </w:r>
-      <w:r/>
-      <w:r/>
-    </w:p>
-    <w:p>
-      <w:r/>
+      <w:r>
+        <w:rPr>
+          <w:lang w:val="fr_FR" w:bidi="fr_FR"/>
+        </w:rPr>
+      </w:r>
+      <w:r>
+        <w:rPr>
+          <w:lang w:val="fr_FR" w:bidi="fr_FR"/>
+        </w:rPr>
+      </w:r>
+    </w:p>
+    <w:p>
+      <w:pPr/>
+      <w:r>
+        <w:rPr>
+          <w:lang w:val="fr_FR" w:bidi="fr_FR"/>
+        </w:rPr>
+      </w:r>
     </w:p>
     <w:p>
       <w:pPr>
         <w:pStyle w:val="Heading2"/>
       </w:pPr>
       <w:r>
+        <w:rPr>
+          <w:lang w:val="fr_FR" w:bidi="fr_FR"/>
+        </w:rPr>
         <w:t>2 Jean 1:10 (#3)</w:t>
       </w:r>
-      <w:r/>
-    </w:p>
-    <w:p>
-      <w:r/>
-      <w:r>
-        <w:rPr>
-          <w:b/>
+      <w:r>
+        <w:rPr>
+          <w:lang w:val="fr_FR" w:bidi="fr_FR"/>
+        </w:rPr>
+      </w:r>
+    </w:p>
+    <w:p>
+      <w:pPr/>
+      <w:r>
+        <w:rPr>
+          <w:lang w:val="fr_FR" w:bidi="fr_FR"/>
+        </w:rPr>
+      </w:r>
+      <w:r>
+        <w:rPr>
+          <w:b/>
+          <w:lang w:val="fr_FR" w:bidi="fr_FR"/>
         </w:rPr>
         <w:t>« cette doctrine »</w:t>
       </w:r>
     </w:p>
     <w:p>
-      <w:r/>
-      <w:r>
+      <w:pPr/>
+      <w:r>
+        <w:rPr>
+          <w:lang w:val="fr_FR" w:bidi="fr_FR"/>
+        </w:rPr>
+      </w:r>
+      <w:r>
+        <w:rPr>
+          <w:lang w:val="fr_FR" w:bidi="fr_FR"/>
+        </w:rPr>
         <w:t xml:space="preserve">La phrase </w:t>
       </w:r>
       <w:r>
         <w:rPr>
           <w:b/>
+          <w:lang w:val="fr_FR" w:bidi="fr_FR"/>
         </w:rPr>
         <w:t>cette doctrine</w:t>
       </w:r>
       <w:r>
+        <w:rPr>
+          <w:lang w:val="fr_FR" w:bidi="fr_FR"/>
+        </w:rPr>
         <w:t xml:space="preserve"> fait référence à l'enseignement mentionné dans </w:t>
       </w:r>
       <w:hyperlink r:id="rId19">
         <w:r>
+          <w:rPr>
+            <w:lang w:val="fr_FR" w:bidi="fr_FR"/>
+          </w:rPr>
           <w:rPr>
             <w:color w:val="0000EE"/>
             <w:u w:val="single"/>
@@ -2648,567 +5303,1186 @@
         </w:r>
       </w:hyperlink>
       <w:r>
+        <w:rPr>
+          <w:lang w:val="fr_FR" w:bidi="fr_FR"/>
+        </w:rPr>
         <w:t>, selon lequel Jésus-Christ est venu en tant qu'être humain réel. Si cela n'est pas clair pour vos lecteurs, vous pourriez mentionner cet enseignement à nouveau ici. Traduction alternative : « cet enseignement selon lequel Jésus est venu dans la chair ».</w:t>
       </w:r>
     </w:p>
     <w:p>
-      <w:r/>
-      <w:r>
+      <w:pPr/>
+      <w:r>
+        <w:rPr>
+          <w:lang w:val="fr_FR" w:bidi="fr_FR"/>
+        </w:rPr>
+      </w:r>
+      <w:r>
+        <w:rPr>
+          <w:lang w:val="fr_FR" w:bidi="fr_FR"/>
+        </w:rPr>
         <w:t xml:space="preserve">Voir : </w:t>
       </w:r>
       <w:r>
+        <w:rPr>
+          <w:lang w:val="fr_FR" w:bidi="fr_FR"/>
+        </w:rPr>
         <w:t>Pronoms — Quand les utiliser</w:t>
       </w:r>
-      <w:r/>
-      <w:r/>
-    </w:p>
-    <w:p>
-      <w:r/>
+      <w:r>
+        <w:rPr>
+          <w:lang w:val="fr_FR" w:bidi="fr_FR"/>
+        </w:rPr>
+      </w:r>
+      <w:r>
+        <w:rPr>
+          <w:lang w:val="fr_FR" w:bidi="fr_FR"/>
+        </w:rPr>
+      </w:r>
+    </w:p>
+    <w:p>
+      <w:pPr/>
+      <w:r>
+        <w:rPr>
+          <w:lang w:val="fr_FR" w:bidi="fr_FR"/>
+        </w:rPr>
+      </w:r>
     </w:p>
     <w:p>
       <w:pPr>
         <w:pStyle w:val="Heading2"/>
       </w:pPr>
       <w:r>
+        <w:rPr>
+          <w:lang w:val="fr_FR" w:bidi="fr_FR"/>
+        </w:rPr>
         <w:t>2 Jean 1:10 (#4)</w:t>
       </w:r>
-      <w:r/>
-    </w:p>
-    <w:p>
-      <w:r/>
-      <w:r>
-        <w:rPr>
-          <w:b/>
+      <w:r>
+        <w:rPr>
+          <w:lang w:val="fr_FR" w:bidi="fr_FR"/>
+        </w:rPr>
+      </w:r>
+    </w:p>
+    <w:p>
+      <w:pPr/>
+      <w:r>
+        <w:rPr>
+          <w:lang w:val="fr_FR" w:bidi="fr_FR"/>
+        </w:rPr>
+      </w:r>
+      <w:r>
+        <w:rPr>
+          <w:b/>
+          <w:lang w:val="fr_FR" w:bidi="fr_FR"/>
         </w:rPr>
         <w:t>« ne le recevez pas dans votre maison »</w:t>
       </w:r>
     </w:p>
     <w:p>
-      <w:r/>
-      <w:r>
+      <w:pPr/>
+      <w:r>
+        <w:rPr>
+          <w:lang w:val="fr_FR" w:bidi="fr_FR"/>
+        </w:rPr>
+      </w:r>
+      <w:r>
+        <w:rPr>
+          <w:lang w:val="fr_FR" w:bidi="fr_FR"/>
+        </w:rPr>
         <w:t>Jean ne veut pas que les croyants acceptent un faux enseignant chez eux et, par conséquent, soutiennent son faux enseignement en lui montrant du respect et en pourvoyant à ses besoins. Traduction alternative : « ne le soutenez pas et ne l'encouragez pas en l'accueillant chez vous ».</w:t>
       </w:r>
     </w:p>
     <w:p>
-      <w:r/>
-      <w:r>
+      <w:pPr/>
+      <w:r>
+        <w:rPr>
+          <w:lang w:val="fr_FR" w:bidi="fr_FR"/>
+        </w:rPr>
+      </w:r>
+      <w:r>
+        <w:rPr>
+          <w:lang w:val="fr_FR" w:bidi="fr_FR"/>
+        </w:rPr>
         <w:t xml:space="preserve">Voir : </w:t>
       </w:r>
       <w:r>
+        <w:rPr>
+          <w:lang w:val="fr_FR" w:bidi="fr_FR"/>
+        </w:rPr>
         <w:t>Connaissances supposées et informations implicites</w:t>
       </w:r>
-      <w:r/>
-      <w:r/>
-    </w:p>
-    <w:p>
-      <w:r/>
+      <w:r>
+        <w:rPr>
+          <w:lang w:val="fr_FR" w:bidi="fr_FR"/>
+        </w:rPr>
+      </w:r>
+      <w:r>
+        <w:rPr>
+          <w:lang w:val="fr_FR" w:bidi="fr_FR"/>
+        </w:rPr>
+      </w:r>
+    </w:p>
+    <w:p>
+      <w:pPr/>
+      <w:r>
+        <w:rPr>
+          <w:lang w:val="fr_FR" w:bidi="fr_FR"/>
+        </w:rPr>
+      </w:r>
     </w:p>
     <w:p>
       <w:pPr>
         <w:pStyle w:val="Heading2"/>
       </w:pPr>
       <w:r>
+        <w:rPr>
+          <w:lang w:val="fr_FR" w:bidi="fr_FR"/>
+        </w:rPr>
         <w:t>2 Jean 1:10 (#5)</w:t>
       </w:r>
-      <w:r/>
-    </w:p>
-    <w:p>
-      <w:r/>
-      <w:r>
-        <w:rPr>
-          <w:b/>
+      <w:r>
+        <w:rPr>
+          <w:lang w:val="fr_FR" w:bidi="fr_FR"/>
+        </w:rPr>
+      </w:r>
+    </w:p>
+    <w:p>
+      <w:pPr/>
+      <w:r>
+        <w:rPr>
+          <w:lang w:val="fr_FR" w:bidi="fr_FR"/>
+        </w:rPr>
+      </w:r>
+      <w:r>
+        <w:rPr>
+          <w:b/>
+          <w:lang w:val="fr_FR" w:bidi="fr_FR"/>
         </w:rPr>
         <w:t>« ne lui dites pas : Salut ! »</w:t>
       </w:r>
     </w:p>
     <w:p>
-      <w:r/>
-      <w:r>
+      <w:pPr/>
+      <w:r>
+        <w:rPr>
+          <w:lang w:val="fr_FR" w:bidi="fr_FR"/>
+        </w:rPr>
+      </w:r>
+      <w:r>
+        <w:rPr>
+          <w:lang w:val="fr_FR" w:bidi="fr_FR"/>
+        </w:rPr>
         <w:t>Jean avertit les croyants de ne pas saluer respectueusement un faux enseignant en public. L'implication est qu'il ne veut pas qu'ils fassent quoi que ce soit qui pourrait donner l'impression qu'ils approuvent un faux enseignant ou qui donnerait à un faux enseignant une bonne réputation aux yeux des autres. Traduction alternative : « ne lui adressez pas un salut respectueux en public »</w:t>
       </w:r>
     </w:p>
     <w:p>
-      <w:r/>
-      <w:r>
+      <w:pPr/>
+      <w:r>
+        <w:rPr>
+          <w:lang w:val="fr_FR" w:bidi="fr_FR"/>
+        </w:rPr>
+      </w:r>
+      <w:r>
+        <w:rPr>
+          <w:lang w:val="fr_FR" w:bidi="fr_FR"/>
+        </w:rPr>
         <w:t xml:space="preserve">Voir : </w:t>
       </w:r>
       <w:r>
+        <w:rPr>
+          <w:lang w:val="fr_FR" w:bidi="fr_FR"/>
+        </w:rPr>
         <w:t>Connaissances supposées et informations implicites</w:t>
       </w:r>
-      <w:r/>
-      <w:r/>
-    </w:p>
-    <w:p>
-      <w:r/>
+      <w:r>
+        <w:rPr>
+          <w:lang w:val="fr_FR" w:bidi="fr_FR"/>
+        </w:rPr>
+      </w:r>
+      <w:r>
+        <w:rPr>
+          <w:lang w:val="fr_FR" w:bidi="fr_FR"/>
+        </w:rPr>
+      </w:r>
+    </w:p>
+    <w:p>
+      <w:pPr/>
+      <w:r>
+        <w:rPr>
+          <w:lang w:val="fr_FR" w:bidi="fr_FR"/>
+        </w:rPr>
+      </w:r>
     </w:p>
     <w:p>
       <w:pPr>
         <w:pStyle w:val="Heading2"/>
       </w:pPr>
       <w:r>
+        <w:rPr>
+          <w:lang w:val="fr_FR" w:bidi="fr_FR"/>
+        </w:rPr>
         <w:t>2 Jean 1:11 (#1)</w:t>
       </w:r>
-      <w:r/>
-    </w:p>
-    <w:p>
-      <w:r/>
-      <w:r>
-        <w:rPr>
-          <w:b/>
+      <w:r>
+        <w:rPr>
+          <w:lang w:val="fr_FR" w:bidi="fr_FR"/>
+        </w:rPr>
+      </w:r>
+    </w:p>
+    <w:p>
+      <w:pPr/>
+      <w:r>
+        <w:rPr>
+          <w:lang w:val="fr_FR" w:bidi="fr_FR"/>
+        </w:rPr>
+      </w:r>
+      <w:r>
+        <w:rPr>
+          <w:b/>
+          <w:lang w:val="fr_FR" w:bidi="fr_FR"/>
         </w:rPr>
         <w:t>« celui qui lui dit : Salut ! »</w:t>
       </w:r>
     </w:p>
     <w:p>
-      <w:r/>
-      <w:r>
+      <w:pPr/>
+      <w:r>
+        <w:rPr>
+          <w:lang w:val="fr_FR" w:bidi="fr_FR"/>
+        </w:rPr>
+      </w:r>
+      <w:r>
+        <w:rPr>
+          <w:lang w:val="fr_FR" w:bidi="fr_FR"/>
+        </w:rPr>
         <w:t xml:space="preserve">Par </w:t>
       </w:r>
       <w:r>
         <w:rPr>
           <w:b/>
+          <w:lang w:val="fr_FR" w:bidi="fr_FR"/>
         </w:rPr>
         <w:t>celui</w:t>
       </w:r>
       <w:r>
+        <w:rPr>
+          <w:lang w:val="fr_FR" w:bidi="fr_FR"/>
+        </w:rPr>
         <w:t>, Jean ne désigne pas une personne en particulier. Il fait référence à toute personne qui salue un faux enseignant. Traduction alternative : « toute personne qui lui adresse un salut public respectueux »</w:t>
       </w:r>
     </w:p>
     <w:p>
-      <w:r/>
-      <w:r>
+      <w:pPr/>
+      <w:r>
+        <w:rPr>
+          <w:lang w:val="fr_FR" w:bidi="fr_FR"/>
+        </w:rPr>
+      </w:r>
+      <w:r>
+        <w:rPr>
+          <w:lang w:val="fr_FR" w:bidi="fr_FR"/>
+        </w:rPr>
         <w:t xml:space="preserve">Voir : </w:t>
       </w:r>
       <w:r>
+        <w:rPr>
+          <w:lang w:val="fr_FR" w:bidi="fr_FR"/>
+        </w:rPr>
         <w:t>Phrases nominales génériques</w:t>
       </w:r>
-      <w:r/>
-      <w:r/>
-    </w:p>
-    <w:p>
-      <w:r/>
+      <w:r>
+        <w:rPr>
+          <w:lang w:val="fr_FR" w:bidi="fr_FR"/>
+        </w:rPr>
+      </w:r>
+      <w:r>
+        <w:rPr>
+          <w:lang w:val="fr_FR" w:bidi="fr_FR"/>
+        </w:rPr>
+      </w:r>
+    </w:p>
+    <w:p>
+      <w:pPr/>
+      <w:r>
+        <w:rPr>
+          <w:lang w:val="fr_FR" w:bidi="fr_FR"/>
+        </w:rPr>
+      </w:r>
     </w:p>
     <w:p>
       <w:pPr>
         <w:pStyle w:val="Heading2"/>
       </w:pPr>
       <w:r>
+        <w:rPr>
+          <w:lang w:val="fr_FR" w:bidi="fr_FR"/>
+        </w:rPr>
         <w:t>2 Jean 1:11 (#2)</w:t>
       </w:r>
-      <w:r/>
-    </w:p>
-    <w:p>
-      <w:r/>
-      <w:r>
-        <w:rPr>
-          <w:b/>
+      <w:r>
+        <w:rPr>
+          <w:lang w:val="fr_FR" w:bidi="fr_FR"/>
+        </w:rPr>
+      </w:r>
+    </w:p>
+    <w:p>
+      <w:pPr/>
+      <w:r>
+        <w:rPr>
+          <w:lang w:val="fr_FR" w:bidi="fr_FR"/>
+        </w:rPr>
+      </w:r>
+      <w:r>
+        <w:rPr>
+          <w:b/>
+          <w:lang w:val="fr_FR" w:bidi="fr_FR"/>
         </w:rPr>
         <w:t>« participe à ses mauvaises œuvres »</w:t>
       </w:r>
     </w:p>
     <w:p>
-      <w:r/>
-      <w:r>
+      <w:pPr/>
+      <w:r>
+        <w:rPr>
+          <w:lang w:val="fr_FR" w:bidi="fr_FR"/>
+        </w:rPr>
+      </w:r>
+      <w:r>
+        <w:rPr>
+          <w:lang w:val="fr_FR" w:bidi="fr_FR"/>
+        </w:rPr>
         <w:t xml:space="preserve">Jean utilise le verbe </w:t>
       </w:r>
       <w:r>
         <w:rPr>
           <w:b/>
+          <w:lang w:val="fr_FR" w:bidi="fr_FR"/>
         </w:rPr>
         <w:t>participe</w:t>
       </w:r>
       <w:r>
+        <w:rPr>
+          <w:lang w:val="fr_FR" w:bidi="fr_FR"/>
+        </w:rPr>
         <w:t xml:space="preserve"> dans un sens particulier ici pour signifier qu'il assiste et aide à faire avancer l'activité du faux enseignant. Traduction alternative : « prend part à ses mauvaises œuvres » ou « l'aide dans ses mauvaises œuvres ».</w:t>
       </w:r>
     </w:p>
     <w:p>
-      <w:r/>
-      <w:r>
+      <w:pPr/>
+      <w:r>
+        <w:rPr>
+          <w:lang w:val="fr_FR" w:bidi="fr_FR"/>
+        </w:rPr>
+      </w:r>
+      <w:r>
+        <w:rPr>
+          <w:lang w:val="fr_FR" w:bidi="fr_FR"/>
+        </w:rPr>
         <w:t xml:space="preserve">Voir : </w:t>
       </w:r>
       <w:r>
+        <w:rPr>
+          <w:lang w:val="fr_FR" w:bidi="fr_FR"/>
+        </w:rPr>
         <w:t>Idiome</w:t>
       </w:r>
-      <w:r/>
-      <w:r/>
-    </w:p>
-    <w:p>
-      <w:r/>
+      <w:r>
+        <w:rPr>
+          <w:lang w:val="fr_FR" w:bidi="fr_FR"/>
+        </w:rPr>
+      </w:r>
+      <w:r>
+        <w:rPr>
+          <w:lang w:val="fr_FR" w:bidi="fr_FR"/>
+        </w:rPr>
+      </w:r>
+    </w:p>
+    <w:p>
+      <w:pPr/>
+      <w:r>
+        <w:rPr>
+          <w:lang w:val="fr_FR" w:bidi="fr_FR"/>
+        </w:rPr>
+      </w:r>
     </w:p>
     <w:p>
       <w:pPr>
         <w:pStyle w:val="Heading2"/>
       </w:pPr>
       <w:r>
+        <w:rPr>
+          <w:lang w:val="fr_FR" w:bidi="fr_FR"/>
+        </w:rPr>
         <w:t>2 Jean 1:12 (#1)</w:t>
       </w:r>
-      <w:r/>
-    </w:p>
-    <w:p>
-      <w:r/>
-      <w:r>
-        <w:rPr>
-          <w:b/>
+      <w:r>
+        <w:rPr>
+          <w:lang w:val="fr_FR" w:bidi="fr_FR"/>
+        </w:rPr>
+      </w:r>
+    </w:p>
+    <w:p>
+      <w:pPr/>
+      <w:r>
+        <w:rPr>
+          <w:lang w:val="fr_FR" w:bidi="fr_FR"/>
+        </w:rPr>
+      </w:r>
+      <w:r>
+        <w:rPr>
+          <w:b/>
+          <w:lang w:val="fr_FR" w:bidi="fr_FR"/>
         </w:rPr>
         <w:t>« je n'ai pas voulu le faire avec le papier et l'encre »</w:t>
       </w:r>
     </w:p>
     <w:p>
-      <w:r/>
-      <w:r>
+      <w:pPr/>
+      <w:r>
+        <w:rPr>
+          <w:lang w:val="fr_FR" w:bidi="fr_FR"/>
+        </w:rPr>
+      </w:r>
+      <w:r>
+        <w:rPr>
+          <w:lang w:val="fr_FR" w:bidi="fr_FR"/>
+        </w:rPr>
         <w:t>Ici, Jean omet certains mots qu'une phrase nécessiterait dans de nombreuses langues pour être complète, dans l'original grec. En effet celui-ci n'inclut pas les mots « le faire », rajoutés dans la version LSG. Si cela peut être utile à vos lecteurs, vous pourriez également fournir ces mots. Traduction alternative : « Je n'ai pas voulu écrire ces choses avec du papier et de l'encre » (Voir : Ellipse).</w:t>
       </w:r>
     </w:p>
     <w:p>
-      <w:r/>
-      <w:r>
+      <w:pPr/>
+      <w:r>
+        <w:rPr>
+          <w:lang w:val="fr_FR" w:bidi="fr_FR"/>
+        </w:rPr>
+      </w:r>
+      <w:r>
+        <w:rPr>
+          <w:lang w:val="fr_FR" w:bidi="fr_FR"/>
+        </w:rPr>
         <w:t xml:space="preserve">Voir : </w:t>
       </w:r>
       <w:r>
+        <w:rPr>
+          <w:lang w:val="fr_FR" w:bidi="fr_FR"/>
+        </w:rPr>
         <w:t>Ellipse</w:t>
       </w:r>
-      <w:r/>
-      <w:r/>
-    </w:p>
-    <w:p>
-      <w:r/>
+      <w:r>
+        <w:rPr>
+          <w:lang w:val="fr_FR" w:bidi="fr_FR"/>
+        </w:rPr>
+      </w:r>
+      <w:r>
+        <w:rPr>
+          <w:lang w:val="fr_FR" w:bidi="fr_FR"/>
+        </w:rPr>
+      </w:r>
+    </w:p>
+    <w:p>
+      <w:pPr/>
+      <w:r>
+        <w:rPr>
+          <w:lang w:val="fr_FR" w:bidi="fr_FR"/>
+        </w:rPr>
+      </w:r>
     </w:p>
     <w:p>
       <w:pPr>
         <w:pStyle w:val="Heading2"/>
       </w:pPr>
       <w:r>
+        <w:rPr>
+          <w:lang w:val="fr_FR" w:bidi="fr_FR"/>
+        </w:rPr>
         <w:t>2 Jean 1:12 (#2)</w:t>
       </w:r>
-      <w:r/>
-    </w:p>
-    <w:p>
-      <w:r/>
-      <w:r>
-        <w:rPr>
-          <w:b/>
+      <w:r>
+        <w:rPr>
+          <w:lang w:val="fr_FR" w:bidi="fr_FR"/>
+        </w:rPr>
+      </w:r>
+    </w:p>
+    <w:p>
+      <w:pPr/>
+      <w:r>
+        <w:rPr>
+          <w:lang w:val="fr_FR" w:bidi="fr_FR"/>
+        </w:rPr>
+      </w:r>
+      <w:r>
+        <w:rPr>
+          <w:b/>
+          <w:lang w:val="fr_FR" w:bidi="fr_FR"/>
         </w:rPr>
         <w:t>« avec le papier et l'encre »</w:t>
       </w:r>
     </w:p>
     <w:p>
-      <w:r/>
-      <w:r>
+      <w:pPr/>
+      <w:r>
+        <w:rPr>
+          <w:lang w:val="fr_FR" w:bidi="fr_FR"/>
+        </w:rPr>
+      </w:r>
+      <w:r>
+        <w:rPr>
+          <w:lang w:val="fr_FR" w:bidi="fr_FR"/>
+        </w:rPr>
         <w:t xml:space="preserve">Jean ne dit pas qu'il préférerait écrire ces choses avec autre chose que du </w:t>
       </w:r>
       <w:r>
         <w:rPr>
           <w:b/>
+          <w:lang w:val="fr_FR" w:bidi="fr_FR"/>
         </w:rPr>
         <w:t>papier et de l'encre</w:t>
       </w:r>
       <w:r>
+        <w:rPr>
+          <w:lang w:val="fr_FR" w:bidi="fr_FR"/>
+        </w:rPr>
         <w:t>. Au contraire, il mentionne ces matériaux d'écriture pour symboliser l'écriture en général. Il veut dire qu'il souhaite rendre visite aux croyants personnellement et poursuivre sa communication avec eux directement. Traduction alternative : « communiquer ces choses par écrit ».</w:t>
       </w:r>
     </w:p>
     <w:p>
-      <w:r/>
-      <w:r>
+      <w:pPr/>
+      <w:r>
+        <w:rPr>
+          <w:lang w:val="fr_FR" w:bidi="fr_FR"/>
+        </w:rPr>
+      </w:r>
+      <w:r>
+        <w:rPr>
+          <w:lang w:val="fr_FR" w:bidi="fr_FR"/>
+        </w:rPr>
         <w:t xml:space="preserve">Voir : </w:t>
       </w:r>
       <w:r>
+        <w:rPr>
+          <w:lang w:val="fr_FR" w:bidi="fr_FR"/>
+        </w:rPr>
         <w:t>Métonymie</w:t>
       </w:r>
-      <w:r/>
-      <w:r/>
-    </w:p>
-    <w:p>
-      <w:r/>
+      <w:r>
+        <w:rPr>
+          <w:lang w:val="fr_FR" w:bidi="fr_FR"/>
+        </w:rPr>
+      </w:r>
+      <w:r>
+        <w:rPr>
+          <w:lang w:val="fr_FR" w:bidi="fr_FR"/>
+        </w:rPr>
+      </w:r>
+    </w:p>
+    <w:p>
+      <w:pPr/>
+      <w:r>
+        <w:rPr>
+          <w:lang w:val="fr_FR" w:bidi="fr_FR"/>
+        </w:rPr>
+      </w:r>
     </w:p>
     <w:p>
       <w:pPr>
         <w:pStyle w:val="Heading2"/>
       </w:pPr>
       <w:r>
+        <w:rPr>
+          <w:lang w:val="fr_FR" w:bidi="fr_FR"/>
+        </w:rPr>
         <w:t>2 Jean 1:12 (#3)</w:t>
       </w:r>
-      <w:r/>
-    </w:p>
-    <w:p>
-      <w:r/>
-      <w:r>
-        <w:rPr>
-          <w:b/>
+      <w:r>
+        <w:rPr>
+          <w:lang w:val="fr_FR" w:bidi="fr_FR"/>
+        </w:rPr>
+      </w:r>
+    </w:p>
+    <w:p>
+      <w:pPr/>
+      <w:r>
+        <w:rPr>
+          <w:lang w:val="fr_FR" w:bidi="fr_FR"/>
+        </w:rPr>
+      </w:r>
+      <w:r>
+        <w:rPr>
+          <w:b/>
+          <w:lang w:val="fr_FR" w:bidi="fr_FR"/>
         </w:rPr>
         <w:t>« aller »</w:t>
       </w:r>
     </w:p>
     <w:p>
-      <w:r/>
-      <w:r>
+      <w:pPr/>
+      <w:r>
+        <w:rPr>
+          <w:lang w:val="fr_FR" w:bidi="fr_FR"/>
+        </w:rPr>
+      </w:r>
+      <w:r>
+        <w:rPr>
+          <w:lang w:val="fr_FR" w:bidi="fr_FR"/>
+        </w:rPr>
         <w:t>Dans un contexte comme celui-ci, votre langue pourrait dire « venir » au lieu d'</w:t>
       </w:r>
       <w:r>
         <w:rPr>
           <w:b/>
+          <w:lang w:val="fr_FR" w:bidi="fr_FR"/>
         </w:rPr>
         <w:t>aller</w:t>
       </w:r>
       <w:r>
+        <w:rPr>
+          <w:lang w:val="fr_FR" w:bidi="fr_FR"/>
+        </w:rPr>
         <w:t>. Traduction alternative : « venir »</w:t>
       </w:r>
     </w:p>
     <w:p>
-      <w:r/>
-      <w:r>
+      <w:pPr/>
+      <w:r>
+        <w:rPr>
+          <w:lang w:val="fr_FR" w:bidi="fr_FR"/>
+        </w:rPr>
+      </w:r>
+      <w:r>
+        <w:rPr>
+          <w:lang w:val="fr_FR" w:bidi="fr_FR"/>
+        </w:rPr>
         <w:t xml:space="preserve">Voir : </w:t>
       </w:r>
       <w:r>
+        <w:rPr>
+          <w:lang w:val="fr_FR" w:bidi="fr_FR"/>
+        </w:rPr>
         <w:t>Aller et venir</w:t>
       </w:r>
-      <w:r/>
-      <w:r/>
-    </w:p>
-    <w:p>
-      <w:r/>
+      <w:r>
+        <w:rPr>
+          <w:lang w:val="fr_FR" w:bidi="fr_FR"/>
+        </w:rPr>
+      </w:r>
+      <w:r>
+        <w:rPr>
+          <w:lang w:val="fr_FR" w:bidi="fr_FR"/>
+        </w:rPr>
+      </w:r>
+    </w:p>
+    <w:p>
+      <w:pPr/>
+      <w:r>
+        <w:rPr>
+          <w:lang w:val="fr_FR" w:bidi="fr_FR"/>
+        </w:rPr>
+      </w:r>
     </w:p>
     <w:p>
       <w:pPr>
         <w:pStyle w:val="Heading2"/>
       </w:pPr>
       <w:r>
+        <w:rPr>
+          <w:lang w:val="fr_FR" w:bidi="fr_FR"/>
+        </w:rPr>
         <w:t>2 Jean 1:12 (#4)</w:t>
       </w:r>
-      <w:r/>
-    </w:p>
-    <w:p>
-      <w:r/>
-      <w:r>
-        <w:rPr>
-          <w:b/>
+      <w:r>
+        <w:rPr>
+          <w:lang w:val="fr_FR" w:bidi="fr_FR"/>
+        </w:rPr>
+      </w:r>
+    </w:p>
+    <w:p>
+      <w:pPr/>
+      <w:r>
+        <w:rPr>
+          <w:lang w:val="fr_FR" w:bidi="fr_FR"/>
+        </w:rPr>
+      </w:r>
+      <w:r>
+        <w:rPr>
+          <w:b/>
+          <w:lang w:val="fr_FR" w:bidi="fr_FR"/>
         </w:rPr>
         <w:t>« parler bouche à bouche »</w:t>
       </w:r>
     </w:p>
     <w:p>
-      <w:r/>
-      <w:r>
+      <w:pPr/>
+      <w:r>
+        <w:rPr>
+          <w:lang w:val="fr_FR" w:bidi="fr_FR"/>
+        </w:rPr>
+      </w:r>
+      <w:r>
+        <w:rPr>
+          <w:lang w:val="fr_FR" w:bidi="fr_FR"/>
+        </w:rPr>
         <w:t xml:space="preserve">L'expression </w:t>
       </w:r>
       <w:r>
         <w:rPr>
           <w:b/>
+          <w:lang w:val="fr_FR" w:bidi="fr_FR"/>
         </w:rPr>
         <w:t>bouche à bouche</w:t>
       </w:r>
       <w:r>
+        <w:rPr>
+          <w:lang w:val="fr_FR" w:bidi="fr_FR"/>
+        </w:rPr>
         <w:t xml:space="preserve"> décrit des personnes qui se parlent en personne. Vous pouvez utiliser une expression dans votre propre langue avec le même sens ou utiliser un langage simple. Traduction alternative : « parler face à face » ou « vous parler en personne »</w:t>
       </w:r>
     </w:p>
     <w:p>
-      <w:r/>
-      <w:r>
+      <w:pPr/>
+      <w:r>
+        <w:rPr>
+          <w:lang w:val="fr_FR" w:bidi="fr_FR"/>
+        </w:rPr>
+      </w:r>
+      <w:r>
+        <w:rPr>
+          <w:lang w:val="fr_FR" w:bidi="fr_FR"/>
+        </w:rPr>
         <w:t xml:space="preserve">Voir : </w:t>
       </w:r>
       <w:r>
+        <w:rPr>
+          <w:lang w:val="fr_FR" w:bidi="fr_FR"/>
+        </w:rPr>
         <w:t>Idiome</w:t>
       </w:r>
-      <w:r/>
-      <w:r/>
-    </w:p>
-    <w:p>
-      <w:r/>
+      <w:r>
+        <w:rPr>
+          <w:lang w:val="fr_FR" w:bidi="fr_FR"/>
+        </w:rPr>
+      </w:r>
+      <w:r>
+        <w:rPr>
+          <w:lang w:val="fr_FR" w:bidi="fr_FR"/>
+        </w:rPr>
+      </w:r>
+    </w:p>
+    <w:p>
+      <w:pPr/>
+      <w:r>
+        <w:rPr>
+          <w:lang w:val="fr_FR" w:bidi="fr_FR"/>
+        </w:rPr>
+      </w:r>
     </w:p>
     <w:p>
       <w:pPr>
         <w:pStyle w:val="Heading2"/>
       </w:pPr>
       <w:r>
+        <w:rPr>
+          <w:lang w:val="fr_FR" w:bidi="fr_FR"/>
+        </w:rPr>
         <w:t>2 Jean 1:12 (#5)</w:t>
       </w:r>
-      <w:r/>
-    </w:p>
-    <w:p>
-      <w:r/>
-      <w:r>
-        <w:rPr>
-          <w:b/>
+      <w:r>
+        <w:rPr>
+          <w:lang w:val="fr_FR" w:bidi="fr_FR"/>
+        </w:rPr>
+      </w:r>
+    </w:p>
+    <w:p>
+      <w:pPr/>
+      <w:r>
+        <w:rPr>
+          <w:lang w:val="fr_FR" w:bidi="fr_FR"/>
+        </w:rPr>
+      </w:r>
+      <w:r>
+        <w:rPr>
+          <w:b/>
+          <w:lang w:val="fr_FR" w:bidi="fr_FR"/>
         </w:rPr>
         <w:t>« afin que notre joie soit parfaite »</w:t>
       </w:r>
     </w:p>
     <w:p>
-      <w:r/>
-      <w:r>
+      <w:pPr/>
+      <w:r>
+        <w:rPr>
+          <w:lang w:val="fr_FR" w:bidi="fr_FR"/>
+        </w:rPr>
+      </w:r>
+      <w:r>
+        <w:rPr>
+          <w:lang w:val="fr_FR" w:bidi="fr_FR"/>
+        </w:rPr>
         <w:t>Si cela est pertinent dans votre langue, vous pourriez l'exprimer avec une forme verbale active. Traduction alternative : « afin que cela complète notre joie ».</w:t>
       </w:r>
     </w:p>
     <w:p>
-      <w:r/>
-      <w:r>
+      <w:pPr/>
+      <w:r>
+        <w:rPr>
+          <w:lang w:val="fr_FR" w:bidi="fr_FR"/>
+        </w:rPr>
+      </w:r>
+      <w:r>
+        <w:rPr>
+          <w:lang w:val="fr_FR" w:bidi="fr_FR"/>
+        </w:rPr>
         <w:t xml:space="preserve">Voir : </w:t>
       </w:r>
       <w:r>
+        <w:rPr>
+          <w:lang w:val="fr_FR" w:bidi="fr_FR"/>
+        </w:rPr>
         <w:t>Actif ou Passif</w:t>
       </w:r>
-      <w:r/>
-      <w:r/>
-    </w:p>
-    <w:p>
-      <w:r/>
+      <w:r>
+        <w:rPr>
+          <w:lang w:val="fr_FR" w:bidi="fr_FR"/>
+        </w:rPr>
+      </w:r>
+      <w:r>
+        <w:rPr>
+          <w:lang w:val="fr_FR" w:bidi="fr_FR"/>
+        </w:rPr>
+      </w:r>
+    </w:p>
+    <w:p>
+      <w:pPr/>
+      <w:r>
+        <w:rPr>
+          <w:lang w:val="fr_FR" w:bidi="fr_FR"/>
+        </w:rPr>
+      </w:r>
     </w:p>
     <w:p>
       <w:pPr>
         <w:pStyle w:val="Heading2"/>
       </w:pPr>
       <w:r>
+        <w:rPr>
+          <w:lang w:val="fr_FR" w:bidi="fr_FR"/>
+        </w:rPr>
         <w:t>2 Jean 1:12 (#6)</w:t>
       </w:r>
-      <w:r/>
-    </w:p>
-    <w:p>
-      <w:r/>
-      <w:r>
-        <w:rPr>
-          <w:b/>
+      <w:r>
+        <w:rPr>
+          <w:lang w:val="fr_FR" w:bidi="fr_FR"/>
+        </w:rPr>
+      </w:r>
+    </w:p>
+    <w:p>
+      <w:pPr/>
+      <w:r>
+        <w:rPr>
+          <w:lang w:val="fr_FR" w:bidi="fr_FR"/>
+        </w:rPr>
+      </w:r>
+      <w:r>
+        <w:rPr>
+          <w:b/>
+          <w:lang w:val="fr_FR" w:bidi="fr_FR"/>
         </w:rPr>
         <w:t>« afin que notre joie soit parfaite »</w:t>
       </w:r>
     </w:p>
     <w:p>
-      <w:r/>
-      <w:r>
+      <w:pPr/>
+      <w:r>
+        <w:rPr>
+          <w:lang w:val="fr_FR" w:bidi="fr_FR"/>
+        </w:rPr>
+      </w:r>
+      <w:r>
+        <w:rPr>
+          <w:lang w:val="fr_FR" w:bidi="fr_FR"/>
+        </w:rPr>
         <w:t xml:space="preserve">Si cela peut être pertinent dans votre langue, vous pourriez exprimer l'idée derrière le nom abstrait </w:t>
       </w:r>
       <w:r>
         <w:rPr>
           <w:b/>
+          <w:lang w:val="fr_FR" w:bidi="fr_FR"/>
         </w:rPr>
         <w:t>joie</w:t>
       </w:r>
       <w:r>
+        <w:rPr>
+          <w:lang w:val="fr_FR" w:bidi="fr_FR"/>
+        </w:rPr>
         <w:t xml:space="preserve"> avec un adjectif tel que « joyeux ». Traduction alternative : « afin que cela nous rende complètement joyeux ».</w:t>
       </w:r>
     </w:p>
     <w:p>
-      <w:r/>
-      <w:r>
+      <w:pPr/>
+      <w:r>
+        <w:rPr>
+          <w:lang w:val="fr_FR" w:bidi="fr_FR"/>
+        </w:rPr>
+      </w:r>
+      <w:r>
+        <w:rPr>
+          <w:lang w:val="fr_FR" w:bidi="fr_FR"/>
+        </w:rPr>
         <w:t xml:space="preserve">Voir : </w:t>
       </w:r>
       <w:r>
+        <w:rPr>
+          <w:lang w:val="fr_FR" w:bidi="fr_FR"/>
+        </w:rPr>
         <w:t>Noms abstraits</w:t>
       </w:r>
-      <w:r/>
-      <w:r/>
-    </w:p>
-    <w:p>
-      <w:r/>
+      <w:r>
+        <w:rPr>
+          <w:lang w:val="fr_FR" w:bidi="fr_FR"/>
+        </w:rPr>
+      </w:r>
+      <w:r>
+        <w:rPr>
+          <w:lang w:val="fr_FR" w:bidi="fr_FR"/>
+        </w:rPr>
+      </w:r>
+    </w:p>
+    <w:p>
+      <w:pPr/>
+      <w:r>
+        <w:rPr>
+          <w:lang w:val="fr_FR" w:bidi="fr_FR"/>
+        </w:rPr>
+      </w:r>
     </w:p>
     <w:p>
       <w:pPr>
         <w:pStyle w:val="Heading2"/>
       </w:pPr>
       <w:r>
+        <w:rPr>
+          <w:lang w:val="fr_FR" w:bidi="fr_FR"/>
+        </w:rPr>
         <w:t>2 Jean 1:12 (#7)</w:t>
       </w:r>
-      <w:r/>
-    </w:p>
-    <w:p>
-      <w:r/>
-      <w:r>
-        <w:rPr>
-          <w:b/>
+      <w:r>
+        <w:rPr>
+          <w:lang w:val="fr_FR" w:bidi="fr_FR"/>
+        </w:rPr>
+      </w:r>
+    </w:p>
+    <w:p>
+      <w:pPr/>
+      <w:r>
+        <w:rPr>
+          <w:lang w:val="fr_FR" w:bidi="fr_FR"/>
+        </w:rPr>
+      </w:r>
+      <w:r>
+        <w:rPr>
+          <w:b/>
+          <w:lang w:val="fr_FR" w:bidi="fr_FR"/>
         </w:rPr>
         <w:t>« afin que notre joie soit parfaite »</w:t>
       </w:r>
     </w:p>
     <w:p>
-      <w:r/>
-      <w:r>
+      <w:pPr/>
+      <w:r>
+        <w:rPr>
+          <w:lang w:val="fr_FR" w:bidi="fr_FR"/>
+        </w:rPr>
+      </w:r>
+      <w:r>
+        <w:rPr>
+          <w:lang w:val="fr_FR" w:bidi="fr_FR"/>
+        </w:rPr>
         <w:t>Voir la note dans la Partie 3 de l'Introduction Générale à 2 Jean concernant la question textuelle ici. Traduction alternative : « afin que votre joie soit parfaite ».</w:t>
       </w:r>
     </w:p>
     <w:p>
-      <w:r/>
-      <w:r>
+      <w:pPr/>
+      <w:r>
+        <w:rPr>
+          <w:lang w:val="fr_FR" w:bidi="fr_FR"/>
+        </w:rPr>
+      </w:r>
+      <w:r>
+        <w:rPr>
+          <w:lang w:val="fr_FR" w:bidi="fr_FR"/>
+        </w:rPr>
         <w:t xml:space="preserve">Voir : </w:t>
       </w:r>
       <w:r>
+        <w:rPr>
+          <w:lang w:val="fr_FR" w:bidi="fr_FR"/>
+        </w:rPr>
         <w:t>Variantes textuelles</w:t>
       </w:r>
-      <w:r/>
-      <w:r/>
-    </w:p>
-    <w:p>
-      <w:r/>
+      <w:r>
+        <w:rPr>
+          <w:lang w:val="fr_FR" w:bidi="fr_FR"/>
+        </w:rPr>
+      </w:r>
+      <w:r>
+        <w:rPr>
+          <w:lang w:val="fr_FR" w:bidi="fr_FR"/>
+        </w:rPr>
+      </w:r>
+    </w:p>
+    <w:p>
+      <w:pPr/>
+      <w:r>
+        <w:rPr>
+          <w:lang w:val="fr_FR" w:bidi="fr_FR"/>
+        </w:rPr>
+      </w:r>
     </w:p>
     <w:p>
       <w:pPr>
         <w:pStyle w:val="Heading2"/>
       </w:pPr>
       <w:r>
+        <w:rPr>
+          <w:lang w:val="fr_FR" w:bidi="fr_FR"/>
+        </w:rPr>
         <w:t>2 Jean 1:12 (#8)</w:t>
       </w:r>
-      <w:r/>
-    </w:p>
-    <w:p>
-      <w:r/>
-      <w:r>
-        <w:rPr>
-          <w:b/>
+      <w:r>
+        <w:rPr>
+          <w:lang w:val="fr_FR" w:bidi="fr_FR"/>
+        </w:rPr>
+      </w:r>
+    </w:p>
+    <w:p>
+      <w:pPr/>
+      <w:r>
+        <w:rPr>
+          <w:lang w:val="fr_FR" w:bidi="fr_FR"/>
+        </w:rPr>
+      </w:r>
+      <w:r>
+        <w:rPr>
+          <w:b/>
+          <w:lang w:val="fr_FR" w:bidi="fr_FR"/>
         </w:rPr>
         <w:t>« notre »</w:t>
       </w:r>
     </w:p>
     <w:p>
-      <w:r/>
-      <w:r>
+      <w:pPr/>
+      <w:r>
+        <w:rPr>
+          <w:lang w:val="fr_FR" w:bidi="fr_FR"/>
+        </w:rPr>
+      </w:r>
+      <w:r>
+        <w:rPr>
+          <w:lang w:val="fr_FR" w:bidi="fr_FR"/>
+        </w:rPr>
         <w:t xml:space="preserve">Si vous utilisez </w:t>
       </w:r>
       <w:r>
         <w:rPr>
           <w:b/>
+          <w:lang w:val="fr_FR" w:bidi="fr_FR"/>
         </w:rPr>
         <w:t>notre</w:t>
       </w:r>
       <w:r>
+        <w:rPr>
+          <w:lang w:val="fr_FR" w:bidi="fr_FR"/>
+        </w:rPr>
         <w:t xml:space="preserve"> ici au lieu de « votre », cela inclurait à la fois Jean et les destinataires de la lettre. Dans le cas contraire, cela n'impliquera que les destinataires.</w:t>
       </w:r>
     </w:p>
     <w:p>
-      <w:r/>
-      <w:r>
+      <w:pPr/>
+      <w:r>
+        <w:rPr>
+          <w:lang w:val="fr_FR" w:bidi="fr_FR"/>
+        </w:rPr>
+      </w:r>
+      <w:r>
+        <w:rPr>
+          <w:lang w:val="fr_FR" w:bidi="fr_FR"/>
+        </w:rPr>
         <w:t xml:space="preserve">Voir : </w:t>
       </w:r>
       <w:r>
+        <w:rPr>
+          <w:lang w:val="fr_FR" w:bidi="fr_FR"/>
+        </w:rPr>
         <w:t>« Nous » exclusif et inclusif</w:t>
       </w:r>
-      <w:r/>
-      <w:r/>
-    </w:p>
-    <w:p>
-      <w:r/>
+      <w:r>
+        <w:rPr>
+          <w:lang w:val="fr_FR" w:bidi="fr_FR"/>
+        </w:rPr>
+      </w:r>
+      <w:r>
+        <w:rPr>
+          <w:lang w:val="fr_FR" w:bidi="fr_FR"/>
+        </w:rPr>
+      </w:r>
+    </w:p>
+    <w:p>
+      <w:pPr/>
+      <w:r>
+        <w:rPr>
+          <w:lang w:val="fr_FR" w:bidi="fr_FR"/>
+        </w:rPr>
+      </w:r>
     </w:p>
     <w:p>
       <w:pPr>
         <w:pStyle w:val="Heading2"/>
       </w:pPr>
       <w:r>
+        <w:rPr>
+          <w:lang w:val="fr_FR" w:bidi="fr_FR"/>
+        </w:rPr>
         <w:t>2 Jean 1:13 (#1)</w:t>
       </w:r>
-      <w:r/>
-    </w:p>
-    <w:p>
-      <w:r/>
-      <w:r>
-        <w:rPr>
-          <w:b/>
+      <w:r>
+        <w:rPr>
+          <w:lang w:val="fr_FR" w:bidi="fr_FR"/>
+        </w:rPr>
+      </w:r>
+    </w:p>
+    <w:p>
+      <w:pPr/>
+      <w:r>
+        <w:rPr>
+          <w:lang w:val="fr_FR" w:bidi="fr_FR"/>
+        </w:rPr>
+      </w:r>
+      <w:r>
+        <w:rPr>
+          <w:b/>
+          <w:lang w:val="fr_FR" w:bidi="fr_FR"/>
         </w:rPr>
         <w:t>« Les enfants de ta sœur l'élue »</w:t>
       </w:r>
     </w:p>
     <w:p>
-      <w:r/>
-      <w:r>
+      <w:pPr/>
+      <w:r>
+        <w:rPr>
+          <w:lang w:val="fr_FR" w:bidi="fr_FR"/>
+        </w:rPr>
+      </w:r>
+      <w:r>
+        <w:rPr>
+          <w:lang w:val="fr_FR" w:bidi="fr_FR"/>
+        </w:rPr>
         <w:t xml:space="preserve">Voir la discussion de cette métaphore dans la Partie 3 de l'Introduction. Tout comme Jean utilise le terme « Kyria l'élue » (ou « dame élue ») comme expression figurative pour le groupe de croyants à qui il écrit dans </w:t>
       </w:r>
       <w:hyperlink r:id="rId15">
         <w:r>
+          <w:rPr>
+            <w:lang w:val="fr_FR" w:bidi="fr_FR"/>
+          </w:rPr>
           <w:rPr>
             <w:color w:val="0000EE"/>
             <w:u w:val="single"/>
@@ -3217,196 +6491,381 @@
         </w:r>
       </w:hyperlink>
       <w:r>
+        <w:rPr>
+          <w:lang w:val="fr_FR" w:bidi="fr_FR"/>
+        </w:rPr>
         <w:t xml:space="preserve"> et le terme « ses enfants » pour les membres de ce groupe, ici aussi Jean décrit son propre groupe de croyants comme la </w:t>
       </w:r>
       <w:r>
         <w:rPr>
           <w:b/>
+          <w:lang w:val="fr_FR" w:bidi="fr_FR"/>
         </w:rPr>
         <w:t>sœur l'élue</w:t>
       </w:r>
       <w:r>
+        <w:rPr>
+          <w:lang w:val="fr_FR" w:bidi="fr_FR"/>
+        </w:rPr>
         <w:t xml:space="preserve"> de ce groupe et les membres de son groupe comme </w:t>
       </w:r>
       <w:r>
         <w:rPr>
           <w:b/>
+          <w:lang w:val="fr_FR" w:bidi="fr_FR"/>
         </w:rPr>
         <w:t>les</w:t>
       </w:r>
       <w:r>
+        <w:rPr>
+          <w:lang w:val="fr_FR" w:bidi="fr_FR"/>
+        </w:rPr>
         <w:t xml:space="preserve"> </w:t>
       </w:r>
       <w:r>
         <w:rPr>
           <w:b/>
+          <w:lang w:val="fr_FR" w:bidi="fr_FR"/>
         </w:rPr>
         <w:t>enfants</w:t>
       </w:r>
       <w:r>
+        <w:rPr>
+          <w:lang w:val="fr_FR" w:bidi="fr_FR"/>
+        </w:rPr>
         <w:t xml:space="preserve"> de cette sœur. Si vous choisissez de conserver la métaphore dans le texte, vous pouvez inclure une explication de la signification dans une note de bas de page. Traduction alternative : « Les membres du groupe de croyants élus ici »</w:t>
       </w:r>
     </w:p>
     <w:p>
-      <w:r/>
-      <w:r>
+      <w:pPr/>
+      <w:r>
+        <w:rPr>
+          <w:lang w:val="fr_FR" w:bidi="fr_FR"/>
+        </w:rPr>
+      </w:r>
+      <w:r>
+        <w:rPr>
+          <w:lang w:val="fr_FR" w:bidi="fr_FR"/>
+        </w:rPr>
         <w:t xml:space="preserve">Voir : </w:t>
       </w:r>
       <w:r>
+        <w:rPr>
+          <w:lang w:val="fr_FR" w:bidi="fr_FR"/>
+        </w:rPr>
         <w:t>Métaphore</w:t>
       </w:r>
-      <w:r/>
-      <w:r/>
-    </w:p>
-    <w:p>
-      <w:r/>
+      <w:r>
+        <w:rPr>
+          <w:lang w:val="fr_FR" w:bidi="fr_FR"/>
+        </w:rPr>
+      </w:r>
+      <w:r>
+        <w:rPr>
+          <w:lang w:val="fr_FR" w:bidi="fr_FR"/>
+        </w:rPr>
+      </w:r>
+    </w:p>
+    <w:p>
+      <w:pPr/>
+      <w:r>
+        <w:rPr>
+          <w:lang w:val="fr_FR" w:bidi="fr_FR"/>
+        </w:rPr>
+      </w:r>
     </w:p>
     <w:p>
       <w:pPr>
         <w:pStyle w:val="Heading2"/>
       </w:pPr>
       <w:r>
+        <w:rPr>
+          <w:lang w:val="fr_FR" w:bidi="fr_FR"/>
+        </w:rPr>
         <w:t>2 Jean 1:13 (#2)</w:t>
       </w:r>
-      <w:r/>
-    </w:p>
-    <w:p>
-      <w:r/>
-      <w:r>
-        <w:rPr>
-          <w:b/>
+      <w:r>
+        <w:rPr>
+          <w:lang w:val="fr_FR" w:bidi="fr_FR"/>
+        </w:rPr>
+      </w:r>
+    </w:p>
+    <w:p>
+      <w:pPr/>
+      <w:r>
+        <w:rPr>
+          <w:lang w:val="fr_FR" w:bidi="fr_FR"/>
+        </w:rPr>
+      </w:r>
+      <w:r>
+        <w:rPr>
+          <w:b/>
+          <w:lang w:val="fr_FR" w:bidi="fr_FR"/>
         </w:rPr>
         <w:t>« Les enfants de ta soeur l'élue »</w:t>
       </w:r>
     </w:p>
     <w:p>
-      <w:r/>
-      <w:r>
+      <w:pPr/>
+      <w:r>
+        <w:rPr>
+          <w:lang w:val="fr_FR" w:bidi="fr_FR"/>
+        </w:rPr>
+      </w:r>
+      <w:r>
+        <w:rPr>
+          <w:lang w:val="fr_FR" w:bidi="fr_FR"/>
+        </w:rPr>
         <w:t xml:space="preserve">Dans ce contexte, le terme </w:t>
       </w:r>
       <w:r>
         <w:rPr>
           <w:b/>
+          <w:lang w:val="fr_FR" w:bidi="fr_FR"/>
         </w:rPr>
         <w:t>élue</w:t>
       </w:r>
       <w:r>
+        <w:rPr>
+          <w:lang w:val="fr_FR" w:bidi="fr_FR"/>
+        </w:rPr>
         <w:t xml:space="preserve"> désigne quelqu'un que Dieu a sélectionné pour recevoir le salut. Dans la métaphore de Jean, cela désigne une Église ou un groupe de personnes que Dieu a sélectionné pour recevoir le salut. Traduction alternative : « Les membres de ce groupe de croyants en Jésus ».</w:t>
       </w:r>
     </w:p>
     <w:p>
-      <w:r/>
-      <w:r>
+      <w:pPr/>
+      <w:r>
+        <w:rPr>
+          <w:lang w:val="fr_FR" w:bidi="fr_FR"/>
+        </w:rPr>
+      </w:r>
+      <w:r>
+        <w:rPr>
+          <w:lang w:val="fr_FR" w:bidi="fr_FR"/>
+        </w:rPr>
         <w:t xml:space="preserve">Voir : </w:t>
       </w:r>
       <w:r>
+        <w:rPr>
+          <w:lang w:val="fr_FR" w:bidi="fr_FR"/>
+        </w:rPr>
         <w:t>Idiome</w:t>
       </w:r>
-      <w:r/>
-      <w:r/>
-    </w:p>
-    <w:p>
-      <w:r/>
+      <w:r>
+        <w:rPr>
+          <w:lang w:val="fr_FR" w:bidi="fr_FR"/>
+        </w:rPr>
+      </w:r>
+      <w:r>
+        <w:rPr>
+          <w:lang w:val="fr_FR" w:bidi="fr_FR"/>
+        </w:rPr>
+      </w:r>
+    </w:p>
+    <w:p>
+      <w:pPr/>
+      <w:r>
+        <w:rPr>
+          <w:lang w:val="fr_FR" w:bidi="fr_FR"/>
+        </w:rPr>
+      </w:r>
     </w:p>
     <w:p>
       <w:pPr>
         <w:pStyle w:val="Heading2"/>
       </w:pPr>
       <w:r>
+        <w:rPr>
+          <w:lang w:val="fr_FR" w:bidi="fr_FR"/>
+        </w:rPr>
         <w:t>2 Jean 1:13 (#3)</w:t>
       </w:r>
-      <w:r/>
-    </w:p>
-    <w:p>
-      <w:r/>
-      <w:r>
-        <w:rPr>
-          <w:b/>
+      <w:r>
+        <w:rPr>
+          <w:lang w:val="fr_FR" w:bidi="fr_FR"/>
+        </w:rPr>
+      </w:r>
+    </w:p>
+    <w:p>
+      <w:pPr/>
+      <w:r>
+        <w:rPr>
+          <w:lang w:val="fr_FR" w:bidi="fr_FR"/>
+        </w:rPr>
+      </w:r>
+      <w:r>
+        <w:rPr>
+          <w:b/>
+          <w:lang w:val="fr_FR" w:bidi="fr_FR"/>
         </w:rPr>
         <w:t>« te saluent »</w:t>
       </w:r>
     </w:p>
     <w:p>
-      <w:r/>
-      <w:r>
+      <w:pPr/>
+      <w:r>
+        <w:rPr>
+          <w:lang w:val="fr_FR" w:bidi="fr_FR"/>
+        </w:rPr>
+      </w:r>
+      <w:r>
+        <w:rPr>
+          <w:lang w:val="fr_FR" w:bidi="fr_FR"/>
+        </w:rPr>
         <w:t>Comme c'était la coutume dans cette culture, Jean conclut la lettre en transmettant les salutations des personnes qui sont avec lui et qui peuvent connaître les destinataires de sa lettre. Votre langue peut avoir une manière particulière de transmettre les salutations dans une lettre. Si c'est le cas, vous pouvez utiliser cette forme ici. Traduction alternative : « vous envoient leurs salutations » ou « demandent à être rappelés à vous ».</w:t>
       </w:r>
     </w:p>
     <w:p>
-      <w:r/>
-      <w:r>
+      <w:pPr/>
+      <w:r>
+        <w:rPr>
+          <w:lang w:val="fr_FR" w:bidi="fr_FR"/>
+        </w:rPr>
+      </w:r>
+      <w:r>
+        <w:rPr>
+          <w:lang w:val="fr_FR" w:bidi="fr_FR"/>
+        </w:rPr>
         <w:t xml:space="preserve">Voir : </w:t>
       </w:r>
       <w:r>
+        <w:rPr>
+          <w:lang w:val="fr_FR" w:bidi="fr_FR"/>
+        </w:rPr>
         <w:t>Connaissances supposées et informations implicites</w:t>
       </w:r>
-      <w:r/>
-      <w:r/>
-    </w:p>
-    <w:p>
-      <w:r/>
+      <w:r>
+        <w:rPr>
+          <w:lang w:val="fr_FR" w:bidi="fr_FR"/>
+        </w:rPr>
+      </w:r>
+      <w:r>
+        <w:rPr>
+          <w:lang w:val="fr_FR" w:bidi="fr_FR"/>
+        </w:rPr>
+      </w:r>
+    </w:p>
+    <w:p>
+      <w:pPr/>
+      <w:r>
+        <w:rPr>
+          <w:lang w:val="fr_FR" w:bidi="fr_FR"/>
+        </w:rPr>
+      </w:r>
     </w:p>
     <w:p>
       <w:pPr>
         <w:pStyle w:val="Heading2"/>
       </w:pPr>
       <w:r>
+        <w:rPr>
+          <w:lang w:val="fr_FR" w:bidi="fr_FR"/>
+        </w:rPr>
         <w:t>2 Jean 1:13 (#4)</w:t>
       </w:r>
-      <w:r/>
-    </w:p>
-    <w:p>
-      <w:r/>
-      <w:r>
-        <w:rPr>
-          <w:b/>
+      <w:r>
+        <w:rPr>
+          <w:lang w:val="fr_FR" w:bidi="fr_FR"/>
+        </w:rPr>
+      </w:r>
+    </w:p>
+    <w:p>
+      <w:pPr/>
+      <w:r>
+        <w:rPr>
+          <w:lang w:val="fr_FR" w:bidi="fr_FR"/>
+        </w:rPr>
+      </w:r>
+      <w:r>
+        <w:rPr>
+          <w:b/>
+          <w:lang w:val="fr_FR" w:bidi="fr_FR"/>
         </w:rPr>
         <w:t>« ta »</w:t>
       </w:r>
       <w:r>
+        <w:rPr>
+          <w:lang w:val="fr_FR" w:bidi="fr_FR"/>
+        </w:rPr>
         <w:t xml:space="preserve"> - </w:t>
       </w:r>
       <w:r>
         <w:rPr>
           <w:b/>
+          <w:lang w:val="fr_FR" w:bidi="fr_FR"/>
         </w:rPr>
         <w:t>« te »</w:t>
       </w:r>
     </w:p>
     <w:p>
-      <w:r/>
-      <w:r>
+      <w:pPr/>
+      <w:r>
+        <w:rPr>
+          <w:lang w:val="fr_FR" w:bidi="fr_FR"/>
+        </w:rPr>
+      </w:r>
+      <w:r>
+        <w:rPr>
+          <w:lang w:val="fr_FR" w:bidi="fr_FR"/>
+        </w:rPr>
         <w:t xml:space="preserve">Les pronoms </w:t>
       </w:r>
       <w:r>
         <w:rPr>
           <w:b/>
+          <w:lang w:val="fr_FR" w:bidi="fr_FR"/>
         </w:rPr>
         <w:t>ta</w:t>
       </w:r>
       <w:r>
+        <w:rPr>
+          <w:lang w:val="fr_FR" w:bidi="fr_FR"/>
+        </w:rPr>
         <w:t xml:space="preserve"> et </w:t>
       </w:r>
       <w:r>
         <w:rPr>
           <w:b/>
+          <w:lang w:val="fr_FR" w:bidi="fr_FR"/>
         </w:rPr>
         <w:t>te</w:t>
       </w:r>
       <w:r>
+        <w:rPr>
+          <w:lang w:val="fr_FR" w:bidi="fr_FR"/>
+        </w:rPr>
         <w:t xml:space="preserve"> sont au singulier ici, conformément à la métaphore de Jean qui écrit à une congrégation comme si c'était une dame. Si cela est plus clair dans votre langue, vous pouvez utiliser les formes plurielles ici.</w:t>
       </w:r>
     </w:p>
     <w:p>
-      <w:r/>
-      <w:r>
+      <w:pPr/>
+      <w:r>
+        <w:rPr>
+          <w:lang w:val="fr_FR" w:bidi="fr_FR"/>
+        </w:rPr>
+      </w:r>
+      <w:r>
+        <w:rPr>
+          <w:lang w:val="fr_FR" w:bidi="fr_FR"/>
+        </w:rPr>
         <w:t xml:space="preserve">Voir : </w:t>
       </w:r>
       <w:r>
+        <w:rPr>
+          <w:lang w:val="fr_FR" w:bidi="fr_FR"/>
+        </w:rPr>
         <w:t>Formes de Tu/Vous</w:t>
       </w:r>
-      <w:r/>
-      <w:r/>
+      <w:r>
+        <w:rPr>
+          <w:lang w:val="fr_FR" w:bidi="fr_FR"/>
+        </w:rPr>
+      </w:r>
+      <w:r>
+        <w:rPr>
+          <w:lang w:val="fr_FR" w:bidi="fr_FR"/>
+        </w:rPr>
+      </w:r>
     </w:p>
     <w:sectPr>
       <w:footnotePr>
@@ -5308,7 +8767,7 @@
     <w:rPrDefault>
       <w:rPr>
         <w:rFonts w:ascii="Times New Roman" w:eastAsia="Times New Roman" w:hAnsi="Times New Roman" w:cs="Times New Roman"/>
-        <w:lang w:val="en-US" w:eastAsia="en-US" w:bidi="ar-SA"/>
+        <w:lang w:val="fr_FR" w:eastAsia="en-US" w:bidi="ar-SA"/>
       </w:rPr>
     </w:rPrDefault>
     <w:pPrDefault/>

--- a/fra/docx/63.content.docx
+++ b/fra/docx/63.content.docx
@@ -295,6 +295,21 @@
           <w:b/>
           <w:lang w:val="fr_FR" w:bidi="fr_FR"/>
         </w:rPr>
+        <w:t>ὁ πρεσβύτερος</w:t>
+      </w:r>
+    </w:p>
+    <w:p>
+      <w:pPr/>
+      <w:r>
+        <w:rPr>
+          <w:lang w:val="fr_FR" w:bidi="fr_FR"/>
+        </w:rPr>
+      </w:r>
+      <w:r>
+        <w:rPr>
+          <w:b/>
+          <w:lang w:val="fr_FR" w:bidi="fr_FR"/>
+        </w:rPr>
         <w:t>« L'ancien »</w:t>
       </w:r>
     </w:p>
@@ -378,6 +393,21 @@
           <w:b/>
           <w:lang w:val="fr_FR" w:bidi="fr_FR"/>
         </w:rPr>
+        <w:t>ὁ πρεσβύτερος</w:t>
+      </w:r>
+    </w:p>
+    <w:p>
+      <w:pPr/>
+      <w:r>
+        <w:rPr>
+          <w:lang w:val="fr_FR" w:bidi="fr_FR"/>
+        </w:rPr>
+      </w:r>
+      <w:r>
+        <w:rPr>
+          <w:b/>
+          <w:lang w:val="fr_FR" w:bidi="fr_FR"/>
+        </w:rPr>
         <w:t>« L'ancien »</w:t>
       </w:r>
     </w:p>
@@ -481,6 +511,21 @@
           <w:b/>
           <w:lang w:val="fr_FR" w:bidi="fr_FR"/>
         </w:rPr>
+        <w:t>ἐκλεκτῇ κυρίᾳ καὶ τοῖς τέκνοις αὐτῆς</w:t>
+      </w:r>
+    </w:p>
+    <w:p>
+      <w:pPr/>
+      <w:r>
+        <w:rPr>
+          <w:lang w:val="fr_FR" w:bidi="fr_FR"/>
+        </w:rPr>
+      </w:r>
+      <w:r>
+        <w:rPr>
+          <w:b/>
+          <w:lang w:val="fr_FR" w:bidi="fr_FR"/>
+        </w:rPr>
         <w:t>« à Kyria l'élue et à ses enfants »</w:t>
       </w:r>
     </w:p>
@@ -564,6 +609,21 @@
           <w:b/>
           <w:lang w:val="fr_FR" w:bidi="fr_FR"/>
         </w:rPr>
+        <w:t>ἐκλεκτῇ κυρίᾳ καὶ τοῖς τέκνοις αὐτῆς</w:t>
+      </w:r>
+    </w:p>
+    <w:p>
+      <w:pPr/>
+      <w:r>
+        <w:rPr>
+          <w:lang w:val="fr_FR" w:bidi="fr_FR"/>
+        </w:rPr>
+      </w:r>
+      <w:r>
+        <w:rPr>
+          <w:b/>
+          <w:lang w:val="fr_FR" w:bidi="fr_FR"/>
+        </w:rPr>
         <w:t>« à Kyria l'élue et à ses enfants »</w:t>
       </w:r>
     </w:p>
@@ -660,6 +720,21 @@
           <w:b/>
           <w:lang w:val="fr_FR" w:bidi="fr_FR"/>
         </w:rPr>
+        <w:t>ἐκλεκτῇ κυρίᾳ καὶ τοῖς τέκνοις αὐτῆς</w:t>
+      </w:r>
+    </w:p>
+    <w:p>
+      <w:pPr/>
+      <w:r>
+        <w:rPr>
+          <w:lang w:val="fr_FR" w:bidi="fr_FR"/>
+        </w:rPr>
+      </w:r>
+      <w:r>
+        <w:rPr>
+          <w:b/>
+          <w:lang w:val="fr_FR" w:bidi="fr_FR"/>
+        </w:rPr>
         <w:t>« à Kyria l'élue et à ses enfants »</w:t>
       </w:r>
     </w:p>
@@ -756,6 +831,21 @@
           <w:b/>
           <w:lang w:val="fr_FR" w:bidi="fr_FR"/>
         </w:rPr>
+        <w:t>ἀγαπῶ ἐν ἀληθείᾳ</w:t>
+      </w:r>
+    </w:p>
+    <w:p>
+      <w:pPr/>
+      <w:r>
+        <w:rPr>
+          <w:lang w:val="fr_FR" w:bidi="fr_FR"/>
+        </w:rPr>
+      </w:r>
+      <w:r>
+        <w:rPr>
+          <w:b/>
+          <w:lang w:val="fr_FR" w:bidi="fr_FR"/>
+        </w:rPr>
         <w:t>« que j'aime dans la vérité »</w:t>
       </w:r>
     </w:p>
@@ -865,6 +955,21 @@
           <w:b/>
           <w:lang w:val="fr_FR" w:bidi="fr_FR"/>
         </w:rPr>
+        <w:t>πάντες οἱ ἐγνωκότες τὴν ἀλήθειαν</w:t>
+      </w:r>
+    </w:p>
+    <w:p>
+      <w:pPr/>
+      <w:r>
+        <w:rPr>
+          <w:lang w:val="fr_FR" w:bidi="fr_FR"/>
+        </w:rPr>
+      </w:r>
+      <w:r>
+        <w:rPr>
+          <w:b/>
+          <w:lang w:val="fr_FR" w:bidi="fr_FR"/>
+        </w:rPr>
         <w:t>« tous ceux qui ont connu la vérité »</w:t>
       </w:r>
     </w:p>
@@ -974,6 +1079,21 @@
           <w:b/>
           <w:lang w:val="fr_FR" w:bidi="fr_FR"/>
         </w:rPr>
+        <w:t>τὴν ἀλήθειαν</w:t>
+      </w:r>
+    </w:p>
+    <w:p>
+      <w:pPr/>
+      <w:r>
+        <w:rPr>
+          <w:lang w:val="fr_FR" w:bidi="fr_FR"/>
+        </w:rPr>
+      </w:r>
+      <w:r>
+        <w:rPr>
+          <w:b/>
+          <w:lang w:val="fr_FR" w:bidi="fr_FR"/>
+        </w:rPr>
         <w:t>« La vérité »</w:t>
       </w:r>
     </w:p>
@@ -1070,6 +1190,21 @@
           <w:b/>
           <w:lang w:val="fr_FR" w:bidi="fr_FR"/>
         </w:rPr>
+        <w:t>ἡμῖν &amp; ἡμῶν</w:t>
+      </w:r>
+    </w:p>
+    <w:p>
+      <w:pPr/>
+      <w:r>
+        <w:rPr>
+          <w:lang w:val="fr_FR" w:bidi="fr_FR"/>
+        </w:rPr>
+      </w:r>
+      <w:r>
+        <w:rPr>
+          <w:b/>
+          <w:lang w:val="fr_FR" w:bidi="fr_FR"/>
+        </w:rPr>
         <w:t>« nous »</w:t>
       </w:r>
       <w:r>
@@ -1179,6 +1314,21 @@
           <w:b/>
           <w:lang w:val="fr_FR" w:bidi="fr_FR"/>
         </w:rPr>
+        <w:t>εἰς τὸν αἰῶνα</w:t>
+      </w:r>
+    </w:p>
+    <w:p>
+      <w:pPr/>
+      <w:r>
+        <w:rPr>
+          <w:lang w:val="fr_FR" w:bidi="fr_FR"/>
+        </w:rPr>
+      </w:r>
+      <w:r>
+        <w:rPr>
+          <w:b/>
+          <w:lang w:val="fr_FR" w:bidi="fr_FR"/>
+        </w:rPr>
         <w:t>« pour l'éternité »</w:t>
       </w:r>
     </w:p>
@@ -1262,6 +1412,21 @@
           <w:b/>
           <w:lang w:val="fr_FR" w:bidi="fr_FR"/>
         </w:rPr>
+        <w:t>ἔσται μεθ’ ἡμῶν χάρις, ἔλεος, εἰρήνη, παρὰ Θεοῦ Πατρός καὶ παρὰ Ἰησοῦ Χριστοῦ</w:t>
+      </w:r>
+    </w:p>
+    <w:p>
+      <w:pPr/>
+      <w:r>
+        <w:rPr>
+          <w:lang w:val="fr_FR" w:bidi="fr_FR"/>
+        </w:rPr>
+      </w:r>
+      <w:r>
+        <w:rPr>
+          <w:b/>
+          <w:lang w:val="fr_FR" w:bidi="fr_FR"/>
+        </w:rPr>
         <w:t>« que la grâce, la miséricorde et la paix soient avec vous de la part de Dieu le Père et de la part de Jésus-Christ »</w:t>
       </w:r>
     </w:p>
@@ -1410,6 +1575,21 @@
           <w:b/>
           <w:lang w:val="fr_FR" w:bidi="fr_FR"/>
         </w:rPr>
+        <w:t>ἔσται μεθ’ ἡμῶν χάρις, ἔλεος, εἰρήνη</w:t>
+      </w:r>
+    </w:p>
+    <w:p>
+      <w:pPr/>
+      <w:r>
+        <w:rPr>
+          <w:lang w:val="fr_FR" w:bidi="fr_FR"/>
+        </w:rPr>
+      </w:r>
+      <w:r>
+        <w:rPr>
+          <w:b/>
+          <w:lang w:val="fr_FR" w:bidi="fr_FR"/>
+        </w:rPr>
         <w:t>« Que la grâce, la miséricorde et la paix soient avec vous de la part de Dieu le Père et de la part de Jésus-Christ »</w:t>
       </w:r>
     </w:p>
@@ -1493,6 +1673,21 @@
           <w:b/>
           <w:lang w:val="fr_FR" w:bidi="fr_FR"/>
         </w:rPr>
+        <w:t>Πατρός &amp; Υἱοῦ</w:t>
+      </w:r>
+    </w:p>
+    <w:p>
+      <w:pPr/>
+      <w:r>
+        <w:rPr>
+          <w:lang w:val="fr_FR" w:bidi="fr_FR"/>
+        </w:rPr>
+      </w:r>
+      <w:r>
+        <w:rPr>
+          <w:b/>
+          <w:lang w:val="fr_FR" w:bidi="fr_FR"/>
+        </w:rPr>
         <w:t>« Père »</w:t>
       </w:r>
       <w:r>
@@ -1609,6 +1804,21 @@
           <w:b/>
           <w:lang w:val="fr_FR" w:bidi="fr_FR"/>
         </w:rPr>
+        <w:t>ἐν ἀληθείᾳ καὶ ἀγάπῃ</w:t>
+      </w:r>
+    </w:p>
+    <w:p>
+      <w:pPr/>
+      <w:r>
+        <w:rPr>
+          <w:lang w:val="fr_FR" w:bidi="fr_FR"/>
+        </w:rPr>
+      </w:r>
+      <w:r>
+        <w:rPr>
+          <w:b/>
+          <w:lang w:val="fr_FR" w:bidi="fr_FR"/>
+        </w:rPr>
         <w:t>« dans la vérité et la charité »</w:t>
       </w:r>
     </w:p>
@@ -1718,6 +1928,21 @@
           <w:b/>
           <w:lang w:val="fr_FR" w:bidi="fr_FR"/>
         </w:rPr>
+        <w:t>ἐχάρην λείαν ὅτι εὕρηκα ἐκ τῶν τέκνων σου περιπατοῦντας ἐν ἀληθείᾳ</w:t>
+      </w:r>
+    </w:p>
+    <w:p>
+      <w:pPr/>
+      <w:r>
+        <w:rPr>
+          <w:lang w:val="fr_FR" w:bidi="fr_FR"/>
+        </w:rPr>
+      </w:r>
+      <w:r>
+        <w:rPr>
+          <w:b/>
+          <w:lang w:val="fr_FR" w:bidi="fr_FR"/>
+        </w:rPr>
         <w:t>« J'ai été fort réjoui de trouver de tes enfants qui marchent dans la vérité »</w:t>
       </w:r>
     </w:p>
@@ -1800,6 +2025,21 @@
         <w:rPr>
           <w:lang w:val="fr_FR" w:bidi="fr_FR"/>
         </w:rPr>
+      </w:r>
+    </w:p>
+    <w:p>
+      <w:pPr/>
+      <w:r>
+        <w:rPr>
+          <w:lang w:val="fr_FR" w:bidi="fr_FR"/>
+        </w:rPr>
+      </w:r>
+      <w:r>
+        <w:rPr>
+          <w:b/>
+          <w:lang w:val="fr_FR" w:bidi="fr_FR"/>
+        </w:rPr>
+        <w:t>τῶν τέκνων σου</w:t>
       </w:r>
     </w:p>
     <w:p>
@@ -1928,6 +2168,21 @@
           <w:b/>
           <w:lang w:val="fr_FR" w:bidi="fr_FR"/>
         </w:rPr>
+        <w:t>τῶν τέκνων σου</w:t>
+      </w:r>
+    </w:p>
+    <w:p>
+      <w:pPr/>
+      <w:r>
+        <w:rPr>
+          <w:lang w:val="fr_FR" w:bidi="fr_FR"/>
+        </w:rPr>
+      </w:r>
+      <w:r>
+        <w:rPr>
+          <w:b/>
+          <w:lang w:val="fr_FR" w:bidi="fr_FR"/>
+        </w:rPr>
         <w:t>« tes enfants »</w:t>
       </w:r>
     </w:p>
@@ -2037,6 +2292,21 @@
           <w:b/>
           <w:lang w:val="fr_FR" w:bidi="fr_FR"/>
         </w:rPr>
+        <w:t>περιπατοῦντας ἐν ἀληθείᾳ</w:t>
+      </w:r>
+    </w:p>
+    <w:p>
+      <w:pPr/>
+      <w:r>
+        <w:rPr>
+          <w:lang w:val="fr_FR" w:bidi="fr_FR"/>
+        </w:rPr>
+      </w:r>
+      <w:r>
+        <w:rPr>
+          <w:b/>
+          <w:lang w:val="fr_FR" w:bidi="fr_FR"/>
+        </w:rPr>
         <w:t>« marchent dans la vérité »</w:t>
       </w:r>
     </w:p>
@@ -2120,6 +2390,21 @@
           <w:b/>
           <w:lang w:val="fr_FR" w:bidi="fr_FR"/>
         </w:rPr>
+        <w:t>ἐν ἀληθείᾳ</w:t>
+      </w:r>
+    </w:p>
+    <w:p>
+      <w:pPr/>
+      <w:r>
+        <w:rPr>
+          <w:lang w:val="fr_FR" w:bidi="fr_FR"/>
+        </w:rPr>
+      </w:r>
+      <w:r>
+        <w:rPr>
+          <w:b/>
+          <w:lang w:val="fr_FR" w:bidi="fr_FR"/>
+        </w:rPr>
         <w:t>« dans la vérité »</w:t>
       </w:r>
     </w:p>
@@ -2216,6 +2501,21 @@
           <w:b/>
           <w:lang w:val="fr_FR" w:bidi="fr_FR"/>
         </w:rPr>
+        <w:t>καθὼς ἐντολὴν ἐλάβομεν παρὰ τοῦ Πατρός</w:t>
+      </w:r>
+    </w:p>
+    <w:p>
+      <w:pPr/>
+      <w:r>
+        <w:rPr>
+          <w:lang w:val="fr_FR" w:bidi="fr_FR"/>
+        </w:rPr>
+      </w:r>
+      <w:r>
+        <w:rPr>
+          <w:b/>
+          <w:lang w:val="fr_FR" w:bidi="fr_FR"/>
+        </w:rPr>
         <w:t>« selon le commandement que nous avons reçu du Père »</w:t>
       </w:r>
     </w:p>
@@ -2325,6 +2625,21 @@
           <w:b/>
           <w:lang w:val="fr_FR" w:bidi="fr_FR"/>
         </w:rPr>
+        <w:t>τοῦ Πατρός</w:t>
+      </w:r>
+    </w:p>
+    <w:p>
+      <w:pPr/>
+      <w:r>
+        <w:rPr>
+          <w:lang w:val="fr_FR" w:bidi="fr_FR"/>
+        </w:rPr>
+      </w:r>
+      <w:r>
+        <w:rPr>
+          <w:b/>
+          <w:lang w:val="fr_FR" w:bidi="fr_FR"/>
+        </w:rPr>
         <w:t>« Père »</w:t>
       </w:r>
     </w:p>
@@ -2415,6 +2730,21 @@
           <w:b/>
           <w:lang w:val="fr_FR" w:bidi="fr_FR"/>
         </w:rPr>
+        <w:t>καὶ νῦν</w:t>
+      </w:r>
+    </w:p>
+    <w:p>
+      <w:pPr/>
+      <w:r>
+        <w:rPr>
+          <w:lang w:val="fr_FR" w:bidi="fr_FR"/>
+        </w:rPr>
+      </w:r>
+      <w:r>
+        <w:rPr>
+          <w:b/>
+          <w:lang w:val="fr_FR" w:bidi="fr_FR"/>
+        </w:rPr>
         <w:t>« Et maintenant »</w:t>
       </w:r>
     </w:p>
@@ -2511,6 +2841,21 @@
           <w:b/>
           <w:lang w:val="fr_FR" w:bidi="fr_FR"/>
         </w:rPr>
+        <w:t>σε, &amp; σοι</w:t>
+      </w:r>
+    </w:p>
+    <w:p>
+      <w:pPr/>
+      <w:r>
+        <w:rPr>
+          <w:lang w:val="fr_FR" w:bidi="fr_FR"/>
+        </w:rPr>
+      </w:r>
+      <w:r>
+        <w:rPr>
+          <w:b/>
+          <w:lang w:val="fr_FR" w:bidi="fr_FR"/>
+        </w:rPr>
         <w:t>« te »</w:t>
       </w:r>
       <w:r>
@@ -2619,6 +2964,21 @@
         <w:rPr>
           <w:lang w:val="fr_FR" w:bidi="fr_FR"/>
         </w:rPr>
+      </w:r>
+    </w:p>
+    <w:p>
+      <w:pPr/>
+      <w:r>
+        <w:rPr>
+          <w:lang w:val="fr_FR" w:bidi="fr_FR"/>
+        </w:rPr>
+      </w:r>
+      <w:r>
+        <w:rPr>
+          <w:b/>
+          <w:lang w:val="fr_FR" w:bidi="fr_FR"/>
+        </w:rPr>
+        <w:t>κυρία</w:t>
       </w:r>
     </w:p>
     <w:p>
@@ -2760,6 +3120,21 @@
           <w:b/>
           <w:lang w:val="fr_FR" w:bidi="fr_FR"/>
         </w:rPr>
+        <w:t>οὐχ ὡς ἐντολὴν καινὴν γράφων σοι</w:t>
+      </w:r>
+    </w:p>
+    <w:p>
+      <w:pPr/>
+      <w:r>
+        <w:rPr>
+          <w:lang w:val="fr_FR" w:bidi="fr_FR"/>
+        </w:rPr>
+      </w:r>
+      <w:r>
+        <w:rPr>
+          <w:b/>
+          <w:lang w:val="fr_FR" w:bidi="fr_FR"/>
+        </w:rPr>
         <w:t>« non comme te prescrivant un commandement nouveau »</w:t>
       </w:r>
     </w:p>
@@ -2856,6 +3231,21 @@
           <w:b/>
           <w:lang w:val="fr_FR" w:bidi="fr_FR"/>
         </w:rPr>
+        <w:t>ἀπ’ ἀρχῆς</w:t>
+      </w:r>
+    </w:p>
+    <w:p>
+      <w:pPr/>
+      <w:r>
+        <w:rPr>
+          <w:lang w:val="fr_FR" w:bidi="fr_FR"/>
+        </w:rPr>
+      </w:r>
+      <w:r>
+        <w:rPr>
+          <w:b/>
+          <w:lang w:val="fr_FR" w:bidi="fr_FR"/>
+        </w:rPr>
         <w:t>« dès le commencement »</w:t>
       </w:r>
     </w:p>
@@ -2938,6 +3328,21 @@
         <w:rPr>
           <w:lang w:val="fr_FR" w:bidi="fr_FR"/>
         </w:rPr>
+      </w:r>
+    </w:p>
+    <w:p>
+      <w:pPr/>
+      <w:r>
+        <w:rPr>
+          <w:lang w:val="fr_FR" w:bidi="fr_FR"/>
+        </w:rPr>
+      </w:r>
+      <w:r>
+        <w:rPr>
+          <w:b/>
+          <w:lang w:val="fr_FR" w:bidi="fr_FR"/>
+        </w:rPr>
+        <w:t>περιπατῶμεν κατὰ &amp; ἐν αὐτῇ περιπατῆτε</w:t>
       </w:r>
     </w:p>
     <w:p>
@@ -3092,6 +3497,21 @@
           <w:b/>
           <w:lang w:val="fr_FR" w:bidi="fr_FR"/>
         </w:rPr>
+        <w:t>ἠκούσατε &amp; περιπατῆτε</w:t>
+      </w:r>
+    </w:p>
+    <w:p>
+      <w:pPr/>
+      <w:r>
+        <w:rPr>
+          <w:lang w:val="fr_FR" w:bidi="fr_FR"/>
+        </w:rPr>
+      </w:r>
+      <w:r>
+        <w:rPr>
+          <w:b/>
+          <w:lang w:val="fr_FR" w:bidi="fr_FR"/>
+        </w:rPr>
         <w:t>« vous l'avez appris »</w:t>
       </w:r>
       <w:r>
@@ -3219,6 +3639,21 @@
           <w:b/>
           <w:lang w:val="fr_FR" w:bidi="fr_FR"/>
         </w:rPr>
+        <w:t>ὅτι</w:t>
+      </w:r>
+    </w:p>
+    <w:p>
+      <w:pPr/>
+      <w:r>
+        <w:rPr>
+          <w:lang w:val="fr_FR" w:bidi="fr_FR"/>
+        </w:rPr>
+      </w:r>
+      <w:r>
+        <w:rPr>
+          <w:b/>
+          <w:lang w:val="fr_FR" w:bidi="fr_FR"/>
+        </w:rPr>
         <w:t>« Car »</w:t>
       </w:r>
     </w:p>
@@ -3301,6 +3736,21 @@
         <w:rPr>
           <w:lang w:val="fr_FR" w:bidi="fr_FR"/>
         </w:rPr>
+      </w:r>
+    </w:p>
+    <w:p>
+      <w:pPr/>
+      <w:r>
+        <w:rPr>
+          <w:lang w:val="fr_FR" w:bidi="fr_FR"/>
+        </w:rPr>
+      </w:r>
+      <w:r>
+        <w:rPr>
+          <w:b/>
+          <w:lang w:val="fr_FR" w:bidi="fr_FR"/>
+        </w:rPr>
+        <w:t>ὅτι πολλοὶ πλάνοι ἐξῆλθαν εἰς τὸν κόσμον</w:t>
       </w:r>
     </w:p>
     <w:p>
@@ -3429,6 +3879,21 @@
           <w:b/>
           <w:lang w:val="fr_FR" w:bidi="fr_FR"/>
         </w:rPr>
+        <w:t>Ἰησοῦν Χριστὸν ἐρχόμενον ἐν σαρκί</w:t>
+      </w:r>
+    </w:p>
+    <w:p>
+      <w:pPr/>
+      <w:r>
+        <w:rPr>
+          <w:lang w:val="fr_FR" w:bidi="fr_FR"/>
+        </w:rPr>
+      </w:r>
+      <w:r>
+        <w:rPr>
+          <w:b/>
+          <w:lang w:val="fr_FR" w:bidi="fr_FR"/>
+        </w:rPr>
         <w:t>« que Jésus-Christ est venu en chair »</w:t>
       </w:r>
     </w:p>
@@ -3525,6 +3990,21 @@
           <w:b/>
           <w:lang w:val="fr_FR" w:bidi="fr_FR"/>
         </w:rPr>
+        <w:t>οὗτός ἐστιν ὁ πλάνος καὶ ὁ ἀντίχριστος</w:t>
+      </w:r>
+    </w:p>
+    <w:p>
+      <w:pPr/>
+      <w:r>
+        <w:rPr>
+          <w:lang w:val="fr_FR" w:bidi="fr_FR"/>
+        </w:rPr>
+      </w:r>
+      <w:r>
+        <w:rPr>
+          <w:b/>
+          <w:lang w:val="fr_FR" w:bidi="fr_FR"/>
+        </w:rPr>
         <w:t>« c'est le séducteur et l'antéchrist »</w:t>
       </w:r>
     </w:p>
@@ -3615,6 +4095,21 @@
           <w:b/>
           <w:lang w:val="fr_FR" w:bidi="fr_FR"/>
         </w:rPr>
+        <w:t>ὁ πλάνος καὶ ὁ ἀντίχριστος</w:t>
+      </w:r>
+    </w:p>
+    <w:p>
+      <w:pPr/>
+      <w:r>
+        <w:rPr>
+          <w:lang w:val="fr_FR" w:bidi="fr_FR"/>
+        </w:rPr>
+      </w:r>
+      <w:r>
+        <w:rPr>
+          <w:b/>
+          <w:lang w:val="fr_FR" w:bidi="fr_FR"/>
+        </w:rPr>
         <w:t>« le séducteur et l'antéchrist »</w:t>
       </w:r>
     </w:p>
@@ -3724,6 +4219,21 @@
           <w:b/>
           <w:lang w:val="fr_FR" w:bidi="fr_FR"/>
         </w:rPr>
+        <w:t>βλέπετε ἑαυτούς</w:t>
+      </w:r>
+    </w:p>
+    <w:p>
+      <w:pPr/>
+      <w:r>
+        <w:rPr>
+          <w:lang w:val="fr_FR" w:bidi="fr_FR"/>
+        </w:rPr>
+      </w:r>
+      <w:r>
+        <w:rPr>
+          <w:b/>
+          <w:lang w:val="fr_FR" w:bidi="fr_FR"/>
+        </w:rPr>
         <w:t>« Prenez garde à vous-mêmes »</w:t>
       </w:r>
     </w:p>
@@ -3820,6 +4330,21 @@
           <w:b/>
           <w:lang w:val="fr_FR" w:bidi="fr_FR"/>
         </w:rPr>
+        <w:t>βλέπετε ἑαυτούς</w:t>
+      </w:r>
+    </w:p>
+    <w:p>
+      <w:pPr/>
+      <w:r>
+        <w:rPr>
+          <w:lang w:val="fr_FR" w:bidi="fr_FR"/>
+        </w:rPr>
+      </w:r>
+      <w:r>
+        <w:rPr>
+          <w:b/>
+          <w:lang w:val="fr_FR" w:bidi="fr_FR"/>
+        </w:rPr>
         <w:t>« Prenez garde à vous-mêmes »</w:t>
       </w:r>
     </w:p>
@@ -3903,6 +4428,21 @@
           <w:b/>
           <w:lang w:val="fr_FR" w:bidi="fr_FR"/>
         </w:rPr>
+        <w:t>ἃ</w:t>
+      </w:r>
+    </w:p>
+    <w:p>
+      <w:pPr/>
+      <w:r>
+        <w:rPr>
+          <w:lang w:val="fr_FR" w:bidi="fr_FR"/>
+        </w:rPr>
+      </w:r>
+      <w:r>
+        <w:rPr>
+          <w:b/>
+          <w:lang w:val="fr_FR" w:bidi="fr_FR"/>
+        </w:rPr>
         <w:t>« le fruit »</w:t>
       </w:r>
     </w:p>
@@ -4012,6 +4552,21 @@
           <w:b/>
           <w:lang w:val="fr_FR" w:bidi="fr_FR"/>
         </w:rPr>
+        <w:t>εἰργασάμεθα</w:t>
+      </w:r>
+    </w:p>
+    <w:p>
+      <w:pPr/>
+      <w:r>
+        <w:rPr>
+          <w:lang w:val="fr_FR" w:bidi="fr_FR"/>
+        </w:rPr>
+      </w:r>
+      <w:r>
+        <w:rPr>
+          <w:b/>
+          <w:lang w:val="fr_FR" w:bidi="fr_FR"/>
+        </w:rPr>
         <w:t>« de votre travail »</w:t>
       </w:r>
     </w:p>
@@ -4121,6 +4676,21 @@
           <w:b/>
           <w:lang w:val="fr_FR" w:bidi="fr_FR"/>
         </w:rPr>
+        <w:t>εἰργασάμεθα</w:t>
+      </w:r>
+    </w:p>
+    <w:p>
+      <w:pPr/>
+      <w:r>
+        <w:rPr>
+          <w:lang w:val="fr_FR" w:bidi="fr_FR"/>
+        </w:rPr>
+      </w:r>
+      <w:r>
+        <w:rPr>
+          <w:b/>
+          <w:lang w:val="fr_FR" w:bidi="fr_FR"/>
+        </w:rPr>
         <w:t>« de votre travail »</w:t>
       </w:r>
     </w:p>
@@ -4217,6 +4787,21 @@
           <w:b/>
           <w:lang w:val="fr_FR" w:bidi="fr_FR"/>
         </w:rPr>
+        <w:t>μισθὸν πλήρη</w:t>
+      </w:r>
+    </w:p>
+    <w:p>
+      <w:pPr/>
+      <w:r>
+        <w:rPr>
+          <w:lang w:val="fr_FR" w:bidi="fr_FR"/>
+        </w:rPr>
+      </w:r>
+      <w:r>
+        <w:rPr>
+          <w:b/>
+          <w:lang w:val="fr_FR" w:bidi="fr_FR"/>
+        </w:rPr>
         <w:t>« une pleine récompense »</w:t>
       </w:r>
     </w:p>
@@ -4313,6 +4898,21 @@
           <w:b/>
           <w:lang w:val="fr_FR" w:bidi="fr_FR"/>
         </w:rPr>
+        <w:t>πᾶς ὁ προάγων καὶ μὴ μένων ἐν τῇ διδαχῇ τοῦ Χριστοῦ</w:t>
+      </w:r>
+    </w:p>
+    <w:p>
+      <w:pPr/>
+      <w:r>
+        <w:rPr>
+          <w:lang w:val="fr_FR" w:bidi="fr_FR"/>
+        </w:rPr>
+      </w:r>
+      <w:r>
+        <w:rPr>
+          <w:b/>
+          <w:lang w:val="fr_FR" w:bidi="fr_FR"/>
+        </w:rPr>
         <w:t>« Quiconque va plus loin et ne demeure pas dans la doctrine de Christ »</w:t>
       </w:r>
     </w:p>
@@ -4448,6 +5048,21 @@
           <w:b/>
           <w:lang w:val="fr_FR" w:bidi="fr_FR"/>
         </w:rPr>
+        <w:t>πᾶς ὁ προάγων καὶ μὴ μένων ἐν τῇ διδαχῇ τοῦ Χριστοῦ</w:t>
+      </w:r>
+    </w:p>
+    <w:p>
+      <w:pPr/>
+      <w:r>
+        <w:rPr>
+          <w:lang w:val="fr_FR" w:bidi="fr_FR"/>
+        </w:rPr>
+      </w:r>
+      <w:r>
+        <w:rPr>
+          <w:b/>
+          <w:lang w:val="fr_FR" w:bidi="fr_FR"/>
+        </w:rPr>
         <w:t>« Quiconque va plus loin et ne demeure pas dans la doctrine de Christ »</w:t>
       </w:r>
     </w:p>
@@ -4557,6 +5172,21 @@
           <w:b/>
           <w:lang w:val="fr_FR" w:bidi="fr_FR"/>
         </w:rPr>
+        <w:t>Θεὸν οὐκ ἔχει</w:t>
+      </w:r>
+    </w:p>
+    <w:p>
+      <w:pPr/>
+      <w:r>
+        <w:rPr>
+          <w:lang w:val="fr_FR" w:bidi="fr_FR"/>
+        </w:rPr>
+      </w:r>
+      <w:r>
+        <w:rPr>
+          <w:b/>
+          <w:lang w:val="fr_FR" w:bidi="fr_FR"/>
+        </w:rPr>
         <w:t>« n’a point Dieu »</w:t>
       </w:r>
     </w:p>
@@ -4647,6 +5277,21 @@
           <w:b/>
           <w:lang w:val="fr_FR" w:bidi="fr_FR"/>
         </w:rPr>
+        <w:t>ὁ μένων ἐν τῇ διδαχῇ, οὗτος καὶ τὸν Πατέρα καὶ τὸν Υἱὸν ἔχει</w:t>
+      </w:r>
+    </w:p>
+    <w:p>
+      <w:pPr/>
+      <w:r>
+        <w:rPr>
+          <w:lang w:val="fr_FR" w:bidi="fr_FR"/>
+        </w:rPr>
+      </w:r>
+      <w:r>
+        <w:rPr>
+          <w:b/>
+          <w:lang w:val="fr_FR" w:bidi="fr_FR"/>
+        </w:rPr>
         <w:t>« celui qui demeure dans cette doctrine a le Père et le Fils »</w:t>
       </w:r>
     </w:p>
@@ -4756,6 +5401,21 @@
           <w:b/>
           <w:lang w:val="fr_FR" w:bidi="fr_FR"/>
         </w:rPr>
+        <w:t>ὁ μένων ἐν τῇ διδαχῇ</w:t>
+      </w:r>
+    </w:p>
+    <w:p>
+      <w:pPr/>
+      <w:r>
+        <w:rPr>
+          <w:lang w:val="fr_FR" w:bidi="fr_FR"/>
+        </w:rPr>
+      </w:r>
+      <w:r>
+        <w:rPr>
+          <w:b/>
+          <w:lang w:val="fr_FR" w:bidi="fr_FR"/>
+        </w:rPr>
         <w:t>« celui qui demeure dans cette doctrine »</w:t>
       </w:r>
     </w:p>
@@ -4839,6 +5499,21 @@
           <w:b/>
           <w:lang w:val="fr_FR" w:bidi="fr_FR"/>
         </w:rPr>
+        <w:t>οὗτος</w:t>
+      </w:r>
+    </w:p>
+    <w:p>
+      <w:pPr/>
+      <w:r>
+        <w:rPr>
+          <w:lang w:val="fr_FR" w:bidi="fr_FR"/>
+        </w:rPr>
+      </w:r>
+      <w:r>
+        <w:rPr>
+          <w:b/>
+          <w:lang w:val="fr_FR" w:bidi="fr_FR"/>
+        </w:rPr>
         <w:t>« celui »</w:t>
       </w:r>
     </w:p>
@@ -4935,6 +5610,21 @@
           <w:b/>
           <w:lang w:val="fr_FR" w:bidi="fr_FR"/>
         </w:rPr>
+        <w:t>τὸν Πατέρα καὶ τὸν Υἱὸν</w:t>
+      </w:r>
+    </w:p>
+    <w:p>
+      <w:pPr/>
+      <w:r>
+        <w:rPr>
+          <w:lang w:val="fr_FR" w:bidi="fr_FR"/>
+        </w:rPr>
+      </w:r>
+      <w:r>
+        <w:rPr>
+          <w:b/>
+          <w:lang w:val="fr_FR" w:bidi="fr_FR"/>
+        </w:rPr>
         <w:t>« le Père et le Fils »</w:t>
       </w:r>
     </w:p>
@@ -5024,6 +5714,21 @@
         <w:rPr>
           <w:lang w:val="fr_FR" w:bidi="fr_FR"/>
         </w:rPr>
+      </w:r>
+    </w:p>
+    <w:p>
+      <w:pPr/>
+      <w:r>
+        <w:rPr>
+          <w:lang w:val="fr_FR" w:bidi="fr_FR"/>
+        </w:rPr>
+      </w:r>
+      <w:r>
+        <w:rPr>
+          <w:b/>
+          <w:lang w:val="fr_FR" w:bidi="fr_FR"/>
+        </w:rPr>
+        <w:t>εἴ τις ἔρχεται πρὸς ὑμᾶς, καὶ ταύτην τὴν διδαχὴν οὐ φέρει</w:t>
       </w:r>
     </w:p>
     <w:p>
@@ -5152,6 +5857,21 @@
           <w:b/>
           <w:lang w:val="fr_FR" w:bidi="fr_FR"/>
         </w:rPr>
+        <w:t>ταύτην τὴν διδαχὴν οὐ φέρει</w:t>
+      </w:r>
+    </w:p>
+    <w:p>
+      <w:pPr/>
+      <w:r>
+        <w:rPr>
+          <w:lang w:val="fr_FR" w:bidi="fr_FR"/>
+        </w:rPr>
+      </w:r>
+      <w:r>
+        <w:rPr>
+          <w:b/>
+          <w:lang w:val="fr_FR" w:bidi="fr_FR"/>
+        </w:rPr>
         <w:t>« n'apporte pas cette doctrine »</w:t>
       </w:r>
     </w:p>
@@ -5247,6 +5967,21 @@
         <w:rPr>
           <w:lang w:val="fr_FR" w:bidi="fr_FR"/>
         </w:rPr>
+      </w:r>
+    </w:p>
+    <w:p>
+      <w:pPr/>
+      <w:r>
+        <w:rPr>
+          <w:lang w:val="fr_FR" w:bidi="fr_FR"/>
+        </w:rPr>
+      </w:r>
+      <w:r>
+        <w:rPr>
+          <w:b/>
+          <w:lang w:val="fr_FR" w:bidi="fr_FR"/>
+        </w:rPr>
+        <w:t>ταύτην τὴν διδαχὴν</w:t>
       </w:r>
     </w:p>
     <w:p>
@@ -5375,6 +6110,21 @@
           <w:b/>
           <w:lang w:val="fr_FR" w:bidi="fr_FR"/>
         </w:rPr>
+        <w:t>μὴ λαμβάνετε αὐτὸν εἰς οἰκίαν</w:t>
+      </w:r>
+    </w:p>
+    <w:p>
+      <w:pPr/>
+      <w:r>
+        <w:rPr>
+          <w:lang w:val="fr_FR" w:bidi="fr_FR"/>
+        </w:rPr>
+      </w:r>
+      <w:r>
+        <w:rPr>
+          <w:b/>
+          <w:lang w:val="fr_FR" w:bidi="fr_FR"/>
+        </w:rPr>
         <w:t>« ne le recevez pas dans votre maison »</w:t>
       </w:r>
     </w:p>
@@ -5458,6 +6208,21 @@
           <w:b/>
           <w:lang w:val="fr_FR" w:bidi="fr_FR"/>
         </w:rPr>
+        <w:t>χαίρειν αὐτῷ μὴ λέγετε</w:t>
+      </w:r>
+    </w:p>
+    <w:p>
+      <w:pPr/>
+      <w:r>
+        <w:rPr>
+          <w:lang w:val="fr_FR" w:bidi="fr_FR"/>
+        </w:rPr>
+      </w:r>
+      <w:r>
+        <w:rPr>
+          <w:b/>
+          <w:lang w:val="fr_FR" w:bidi="fr_FR"/>
+        </w:rPr>
         <w:t>« ne lui dites pas : Salut ! »</w:t>
       </w:r>
     </w:p>
@@ -5541,6 +6306,21 @@
           <w:b/>
           <w:lang w:val="fr_FR" w:bidi="fr_FR"/>
         </w:rPr>
+        <w:t>ὁ λέγων &amp; αὐτῷ χαίρειν</w:t>
+      </w:r>
+    </w:p>
+    <w:p>
+      <w:pPr/>
+      <w:r>
+        <w:rPr>
+          <w:lang w:val="fr_FR" w:bidi="fr_FR"/>
+        </w:rPr>
+      </w:r>
+      <w:r>
+        <w:rPr>
+          <w:b/>
+          <w:lang w:val="fr_FR" w:bidi="fr_FR"/>
+        </w:rPr>
         <w:t>« celui qui lui dit : Salut ! »</w:t>
       </w:r>
     </w:p>
@@ -5637,6 +6417,21 @@
           <w:b/>
           <w:lang w:val="fr_FR" w:bidi="fr_FR"/>
         </w:rPr>
+        <w:t>κοινωνεῖ τοῖς ἔργοις αὐτοῦ τοῖς πονηροῖς</w:t>
+      </w:r>
+    </w:p>
+    <w:p>
+      <w:pPr/>
+      <w:r>
+        <w:rPr>
+          <w:lang w:val="fr_FR" w:bidi="fr_FR"/>
+        </w:rPr>
+      </w:r>
+      <w:r>
+        <w:rPr>
+          <w:b/>
+          <w:lang w:val="fr_FR" w:bidi="fr_FR"/>
+        </w:rPr>
         <w:t>« participe à ses mauvaises œuvres »</w:t>
       </w:r>
     </w:p>
@@ -5733,6 +6528,21 @@
           <w:b/>
           <w:lang w:val="fr_FR" w:bidi="fr_FR"/>
         </w:rPr>
+        <w:t>οὐκ ἐβουλήθην διὰ χάρτου καὶ μέλανος</w:t>
+      </w:r>
+    </w:p>
+    <w:p>
+      <w:pPr/>
+      <w:r>
+        <w:rPr>
+          <w:lang w:val="fr_FR" w:bidi="fr_FR"/>
+        </w:rPr>
+      </w:r>
+      <w:r>
+        <w:rPr>
+          <w:b/>
+          <w:lang w:val="fr_FR" w:bidi="fr_FR"/>
+        </w:rPr>
         <w:t>« je n'ai pas voulu le faire avec le papier et l'encre »</w:t>
       </w:r>
     </w:p>
@@ -5816,6 +6626,21 @@
           <w:b/>
           <w:lang w:val="fr_FR" w:bidi="fr_FR"/>
         </w:rPr>
+        <w:t>διὰ χάρτου καὶ μέλανος</w:t>
+      </w:r>
+    </w:p>
+    <w:p>
+      <w:pPr/>
+      <w:r>
+        <w:rPr>
+          <w:lang w:val="fr_FR" w:bidi="fr_FR"/>
+        </w:rPr>
+      </w:r>
+      <w:r>
+        <w:rPr>
+          <w:b/>
+          <w:lang w:val="fr_FR" w:bidi="fr_FR"/>
+        </w:rPr>
         <w:t>« avec le papier et l'encre »</w:t>
       </w:r>
     </w:p>
@@ -5912,6 +6737,21 @@
           <w:b/>
           <w:lang w:val="fr_FR" w:bidi="fr_FR"/>
         </w:rPr>
+        <w:t>γενέσθαι</w:t>
+      </w:r>
+    </w:p>
+    <w:p>
+      <w:pPr/>
+      <w:r>
+        <w:rPr>
+          <w:lang w:val="fr_FR" w:bidi="fr_FR"/>
+        </w:rPr>
+      </w:r>
+      <w:r>
+        <w:rPr>
+          <w:b/>
+          <w:lang w:val="fr_FR" w:bidi="fr_FR"/>
+        </w:rPr>
         <w:t>« aller »</w:t>
       </w:r>
     </w:p>
@@ -6008,6 +6848,21 @@
           <w:b/>
           <w:lang w:val="fr_FR" w:bidi="fr_FR"/>
         </w:rPr>
+        <w:t>στόμα πρὸς στόμα λαλῆσαι</w:t>
+      </w:r>
+    </w:p>
+    <w:p>
+      <w:pPr/>
+      <w:r>
+        <w:rPr>
+          <w:lang w:val="fr_FR" w:bidi="fr_FR"/>
+        </w:rPr>
+      </w:r>
+      <w:r>
+        <w:rPr>
+          <w:b/>
+          <w:lang w:val="fr_FR" w:bidi="fr_FR"/>
+        </w:rPr>
         <w:t>« parler bouche à bouche »</w:t>
       </w:r>
     </w:p>
@@ -6104,6 +6959,21 @@
           <w:b/>
           <w:lang w:val="fr_FR" w:bidi="fr_FR"/>
         </w:rPr>
+        <w:t>ἵνα ἡ χαρὰ ὑμῶν πεπληρωμένη ᾖ</w:t>
+      </w:r>
+    </w:p>
+    <w:p>
+      <w:pPr/>
+      <w:r>
+        <w:rPr>
+          <w:lang w:val="fr_FR" w:bidi="fr_FR"/>
+        </w:rPr>
+      </w:r>
+      <w:r>
+        <w:rPr>
+          <w:b/>
+          <w:lang w:val="fr_FR" w:bidi="fr_FR"/>
+        </w:rPr>
         <w:t>« afin que notre joie soit parfaite »</w:t>
       </w:r>
     </w:p>
@@ -6187,6 +7057,21 @@
           <w:b/>
           <w:lang w:val="fr_FR" w:bidi="fr_FR"/>
         </w:rPr>
+        <w:t>ἵνα ἡ χαρὰ ὑμῶν πεπληρωμένη ᾖ</w:t>
+      </w:r>
+    </w:p>
+    <w:p>
+      <w:pPr/>
+      <w:r>
+        <w:rPr>
+          <w:lang w:val="fr_FR" w:bidi="fr_FR"/>
+        </w:rPr>
+      </w:r>
+      <w:r>
+        <w:rPr>
+          <w:b/>
+          <w:lang w:val="fr_FR" w:bidi="fr_FR"/>
+        </w:rPr>
         <w:t>« afin que notre joie soit parfaite »</w:t>
       </w:r>
     </w:p>
@@ -6283,6 +7168,21 @@
           <w:b/>
           <w:lang w:val="fr_FR" w:bidi="fr_FR"/>
         </w:rPr>
+        <w:t>ἡ χαρὰ ὑμῶν πεπληρωμένη ᾖ</w:t>
+      </w:r>
+    </w:p>
+    <w:p>
+      <w:pPr/>
+      <w:r>
+        <w:rPr>
+          <w:lang w:val="fr_FR" w:bidi="fr_FR"/>
+        </w:rPr>
+      </w:r>
+      <w:r>
+        <w:rPr>
+          <w:b/>
+          <w:lang w:val="fr_FR" w:bidi="fr_FR"/>
+        </w:rPr>
         <w:t>« afin que notre joie soit parfaite »</w:t>
       </w:r>
     </w:p>
@@ -6366,6 +7266,21 @@
           <w:b/>
           <w:lang w:val="fr_FR" w:bidi="fr_FR"/>
         </w:rPr>
+        <w:t>ὑμῶν</w:t>
+      </w:r>
+    </w:p>
+    <w:p>
+      <w:pPr/>
+      <w:r>
+        <w:rPr>
+          <w:lang w:val="fr_FR" w:bidi="fr_FR"/>
+        </w:rPr>
+      </w:r>
+      <w:r>
+        <w:rPr>
+          <w:b/>
+          <w:lang w:val="fr_FR" w:bidi="fr_FR"/>
+        </w:rPr>
         <w:t>« notre »</w:t>
       </w:r>
     </w:p>
@@ -6448,6 +7363,21 @@
         <w:rPr>
           <w:lang w:val="fr_FR" w:bidi="fr_FR"/>
         </w:rPr>
+      </w:r>
+    </w:p>
+    <w:p>
+      <w:pPr/>
+      <w:r>
+        <w:rPr>
+          <w:lang w:val="fr_FR" w:bidi="fr_FR"/>
+        </w:rPr>
+      </w:r>
+      <w:r>
+        <w:rPr>
+          <w:b/>
+          <w:lang w:val="fr_FR" w:bidi="fr_FR"/>
+        </w:rPr>
+        <w:t>τὰ τέκνα τῆς ἀδελφῆς σου τῆς ἐκλεκτῆς</w:t>
       </w:r>
     </w:p>
     <w:p>
@@ -6602,6 +7532,21 @@
           <w:b/>
           <w:lang w:val="fr_FR" w:bidi="fr_FR"/>
         </w:rPr>
+        <w:t>τὰ τέκνα τῆς ἀδελφῆς σου τῆς ἐκλεκτῆς</w:t>
+      </w:r>
+    </w:p>
+    <w:p>
+      <w:pPr/>
+      <w:r>
+        <w:rPr>
+          <w:lang w:val="fr_FR" w:bidi="fr_FR"/>
+        </w:rPr>
+      </w:r>
+      <w:r>
+        <w:rPr>
+          <w:b/>
+          <w:lang w:val="fr_FR" w:bidi="fr_FR"/>
+        </w:rPr>
         <w:t>« Les enfants de ta soeur l'élue »</w:t>
       </w:r>
     </w:p>
@@ -6698,6 +7643,21 @@
           <w:b/>
           <w:lang w:val="fr_FR" w:bidi="fr_FR"/>
         </w:rPr>
+        <w:t>ἀσπάζεταί σε</w:t>
+      </w:r>
+    </w:p>
+    <w:p>
+      <w:pPr/>
+      <w:r>
+        <w:rPr>
+          <w:lang w:val="fr_FR" w:bidi="fr_FR"/>
+        </w:rPr>
+      </w:r>
+      <w:r>
+        <w:rPr>
+          <w:b/>
+          <w:lang w:val="fr_FR" w:bidi="fr_FR"/>
+        </w:rPr>
         <w:t>« te saluent »</w:t>
       </w:r>
     </w:p>
@@ -6767,6 +7727,21 @@
         <w:rPr>
           <w:lang w:val="fr_FR" w:bidi="fr_FR"/>
         </w:rPr>
+      </w:r>
+    </w:p>
+    <w:p>
+      <w:pPr/>
+      <w:r>
+        <w:rPr>
+          <w:lang w:val="fr_FR" w:bidi="fr_FR"/>
+        </w:rPr>
+      </w:r>
+      <w:r>
+        <w:rPr>
+          <w:b/>
+          <w:lang w:val="fr_FR" w:bidi="fr_FR"/>
+        </w:rPr>
+        <w:t>σε &amp; σου</w:t>
       </w:r>
     </w:p>
     <w:p>

--- a/fra/docx/63.content.docx
+++ b/fra/docx/63.content.docx
@@ -28,49 +28,15 @@
       </w:r>
     </w:p>
     <w:p>
-      <w:pPr>
-        <w:pStyle w:val="Heading2"/>
-      </w:pPr>
-      <w:r>
-        <w:rPr>
-          <w:lang w:val="fr_FR" w:bidi="fr_FR"/>
-        </w:rPr>
-        <w:t>License Information</w:t>
-      </w:r>
-      <w:r>
-        <w:rPr>
-          <w:lang w:val="fr_FR" w:bidi="fr_FR"/>
-        </w:rPr>
-      </w:r>
-    </w:p>
-    <w:p>
-      <w:pPr/>
-      <w:r>
-        <w:rPr>
-          <w:lang w:val="fr_FR" w:bidi="fr_FR"/>
-        </w:rPr>
-      </w:r>
-      <w:r>
-        <w:rPr>
-          <w:b/>
-          <w:lang w:val="fr_FR" w:bidi="fr_FR"/>
-        </w:rPr>
-        <w:t>Notes de traduction (unfoldingWord)</w:t>
-      </w:r>
-      <w:r>
-        <w:rPr>
-          <w:lang w:val="fr_FR" w:bidi="fr_FR"/>
-        </w:rPr>
-        <w:t xml:space="preserve"> (French) is based on</w:t>
-      </w:r>
-      <w:r>
-        <w:rPr>
-          <w:lang w:val="fr_FR" w:bidi="fr_FR"/>
-        </w:rPr>
-        <w:t xml:space="preserve">: </w:t>
-      </w:r>
-      <w:r>
-        <w:rPr>
+      <w:pPr/>
+      <w:r>
+        <w:rPr>
+          <w:lang w:val="fr_FR" w:bidi="fr_FR"/>
+        </w:rPr>
+      </w:r>
+      <w:r>
+        <w:rPr>
+          <w:b/>
           <w:lang w:val="fr_FR" w:bidi="fr_FR"/>
         </w:rPr>
         <w:t>unfoldingWord® Translation Notes</w:t>
@@ -79,62 +45,31 @@
         <w:rPr>
           <w:lang w:val="fr_FR" w:bidi="fr_FR"/>
         </w:rPr>
-        <w:t xml:space="preserve">, </w:t>
-      </w:r>
-      <w:hyperlink r:id="rId13">
-        <w:r>
-          <w:rPr>
-            <w:lang w:val="fr_FR" w:bidi="fr_FR"/>
-          </w:rPr>
-          <w:rPr>
-            <w:color w:val="0000EE"/>
-            <w:u w:val="single"/>
-          </w:rPr>
-          <w:t>unfoldingWord</w:t>
-        </w:r>
-      </w:hyperlink>
-      <w:r>
-        <w:rPr>
-          <w:lang w:val="fr_FR" w:bidi="fr_FR"/>
-        </w:rPr>
-        <w:t xml:space="preserve">, 2022, which is licensed under a </w:t>
-      </w:r>
-      <w:hyperlink r:id="rId14">
-        <w:r>
-          <w:rPr>
-            <w:lang w:val="fr_FR" w:bidi="fr_FR"/>
-          </w:rPr>
-          <w:rPr>
-            <w:color w:val="0000EE"/>
-            <w:u w:val="single"/>
-          </w:rPr>
-          <w:t>CC BY-SA 4.0 license</w:t>
-        </w:r>
-      </w:hyperlink>
-      <w:r>
-        <w:rPr>
-          <w:lang w:val="fr_FR" w:bidi="fr_FR"/>
-        </w:rPr>
-        <w:t>.</w:t>
-      </w:r>
-      <w:r>
-        <w:rPr>
-          <w:lang w:val="fr_FR" w:bidi="fr_FR"/>
-        </w:rPr>
-      </w:r>
-    </w:p>
-    <w:p>
-      <w:pPr/>
-      <w:r>
-        <w:rPr>
-          <w:lang w:val="fr_FR" w:bidi="fr_FR"/>
-        </w:rPr>
-      </w:r>
-      <w:r>
-        <w:rPr>
-          <w:lang w:val="fr_FR" w:bidi="fr_FR"/>
-        </w:rPr>
-        <w:t>This PDF version is provided under the same license.</w:t>
+        <w:t xml:space="preserve"> © 2022 unfoldingWord. Released under CC BY-SA 4.0 license. </w:t>
+      </w:r>
+      <w:r>
+        <w:rPr>
+          <w:lang w:val="fr_FR" w:bidi="fr_FR"/>
+        </w:rPr>
+        <w:t>unfoldingWord® Translation Notes</w:t>
+      </w:r>
+      <w:r>
+        <w:rPr>
+          <w:lang w:val="fr_FR" w:bidi="fr_FR"/>
+        </w:rPr>
+        <w:t xml:space="preserve"> has been adapted in the following languages: Tok Pisin, Arabic (عربي), French (Français), Hindi (हिंदी), Indonesian (Bahasa Indonesia), Portuguese (Português), Russian (Русский), Spanish (Español), Swahili (Kiswahili), and Simplified Chinese (简体中文) from </w:t>
+      </w:r>
+      <w:r>
+        <w:rPr>
+          <w:lang w:val="fr_FR" w:bidi="fr_FR"/>
+        </w:rPr>
+        <w:t>unfoldingWord® Translation Notes</w:t>
+      </w:r>
+      <w:r>
+        <w:rPr>
+          <w:lang w:val="fr_FR" w:bidi="fr_FR"/>
+        </w:rPr>
+        <w:t xml:space="preserve"> © 2022 unfoldingWord. Released under CC BY-SA 4.0 license by Mission Mutual</w:t>
       </w:r>
       <w:r>
         <w:rPr>
@@ -295,21 +230,6 @@
           <w:b/>
           <w:lang w:val="fr_FR" w:bidi="fr_FR"/>
         </w:rPr>
-        <w:t>ὁ πρεσβύτερος</w:t>
-      </w:r>
-    </w:p>
-    <w:p>
-      <w:pPr/>
-      <w:r>
-        <w:rPr>
-          <w:lang w:val="fr_FR" w:bidi="fr_FR"/>
-        </w:rPr>
-      </w:r>
-      <w:r>
-        <w:rPr>
-          <w:b/>
-          <w:lang w:val="fr_FR" w:bidi="fr_FR"/>
-        </w:rPr>
         <w:t>« L'ancien »</w:t>
       </w:r>
     </w:p>
@@ -393,21 +313,6 @@
           <w:b/>
           <w:lang w:val="fr_FR" w:bidi="fr_FR"/>
         </w:rPr>
-        <w:t>ὁ πρεσβύτερος</w:t>
-      </w:r>
-    </w:p>
-    <w:p>
-      <w:pPr/>
-      <w:r>
-        <w:rPr>
-          <w:lang w:val="fr_FR" w:bidi="fr_FR"/>
-        </w:rPr>
-      </w:r>
-      <w:r>
-        <w:rPr>
-          <w:b/>
-          <w:lang w:val="fr_FR" w:bidi="fr_FR"/>
-        </w:rPr>
         <w:t>« L'ancien »</w:t>
       </w:r>
     </w:p>
@@ -511,21 +416,6 @@
           <w:b/>
           <w:lang w:val="fr_FR" w:bidi="fr_FR"/>
         </w:rPr>
-        <w:t>ἐκλεκτῇ κυρίᾳ καὶ τοῖς τέκνοις αὐτῆς</w:t>
-      </w:r>
-    </w:p>
-    <w:p>
-      <w:pPr/>
-      <w:r>
-        <w:rPr>
-          <w:lang w:val="fr_FR" w:bidi="fr_FR"/>
-        </w:rPr>
-      </w:r>
-      <w:r>
-        <w:rPr>
-          <w:b/>
-          <w:lang w:val="fr_FR" w:bidi="fr_FR"/>
-        </w:rPr>
         <w:t>« à Kyria l'élue et à ses enfants »</w:t>
       </w:r>
     </w:p>
@@ -609,21 +499,6 @@
           <w:b/>
           <w:lang w:val="fr_FR" w:bidi="fr_FR"/>
         </w:rPr>
-        <w:t>ἐκλεκτῇ κυρίᾳ καὶ τοῖς τέκνοις αὐτῆς</w:t>
-      </w:r>
-    </w:p>
-    <w:p>
-      <w:pPr/>
-      <w:r>
-        <w:rPr>
-          <w:lang w:val="fr_FR" w:bidi="fr_FR"/>
-        </w:rPr>
-      </w:r>
-      <w:r>
-        <w:rPr>
-          <w:b/>
-          <w:lang w:val="fr_FR" w:bidi="fr_FR"/>
-        </w:rPr>
         <w:t>« à Kyria l'élue et à ses enfants »</w:t>
       </w:r>
     </w:p>
@@ -720,21 +595,6 @@
           <w:b/>
           <w:lang w:val="fr_FR" w:bidi="fr_FR"/>
         </w:rPr>
-        <w:t>ἐκλεκτῇ κυρίᾳ καὶ τοῖς τέκνοις αὐτῆς</w:t>
-      </w:r>
-    </w:p>
-    <w:p>
-      <w:pPr/>
-      <w:r>
-        <w:rPr>
-          <w:lang w:val="fr_FR" w:bidi="fr_FR"/>
-        </w:rPr>
-      </w:r>
-      <w:r>
-        <w:rPr>
-          <w:b/>
-          <w:lang w:val="fr_FR" w:bidi="fr_FR"/>
-        </w:rPr>
         <w:t>« à Kyria l'élue et à ses enfants »</w:t>
       </w:r>
     </w:p>
@@ -831,21 +691,6 @@
           <w:b/>
           <w:lang w:val="fr_FR" w:bidi="fr_FR"/>
         </w:rPr>
-        <w:t>ἀγαπῶ ἐν ἀληθείᾳ</w:t>
-      </w:r>
-    </w:p>
-    <w:p>
-      <w:pPr/>
-      <w:r>
-        <w:rPr>
-          <w:lang w:val="fr_FR" w:bidi="fr_FR"/>
-        </w:rPr>
-      </w:r>
-      <w:r>
-        <w:rPr>
-          <w:b/>
-          <w:lang w:val="fr_FR" w:bidi="fr_FR"/>
-        </w:rPr>
         <w:t>« que j'aime dans la vérité »</w:t>
       </w:r>
     </w:p>
@@ -955,21 +800,6 @@
           <w:b/>
           <w:lang w:val="fr_FR" w:bidi="fr_FR"/>
         </w:rPr>
-        <w:t>πάντες οἱ ἐγνωκότες τὴν ἀλήθειαν</w:t>
-      </w:r>
-    </w:p>
-    <w:p>
-      <w:pPr/>
-      <w:r>
-        <w:rPr>
-          <w:lang w:val="fr_FR" w:bidi="fr_FR"/>
-        </w:rPr>
-      </w:r>
-      <w:r>
-        <w:rPr>
-          <w:b/>
-          <w:lang w:val="fr_FR" w:bidi="fr_FR"/>
-        </w:rPr>
         <w:t>« tous ceux qui ont connu la vérité »</w:t>
       </w:r>
     </w:p>
@@ -1079,21 +909,6 @@
           <w:b/>
           <w:lang w:val="fr_FR" w:bidi="fr_FR"/>
         </w:rPr>
-        <w:t>τὴν ἀλήθειαν</w:t>
-      </w:r>
-    </w:p>
-    <w:p>
-      <w:pPr/>
-      <w:r>
-        <w:rPr>
-          <w:lang w:val="fr_FR" w:bidi="fr_FR"/>
-        </w:rPr>
-      </w:r>
-      <w:r>
-        <w:rPr>
-          <w:b/>
-          <w:lang w:val="fr_FR" w:bidi="fr_FR"/>
-        </w:rPr>
         <w:t>« La vérité »</w:t>
       </w:r>
     </w:p>
@@ -1190,21 +1005,6 @@
           <w:b/>
           <w:lang w:val="fr_FR" w:bidi="fr_FR"/>
         </w:rPr>
-        <w:t>ἡμῖν &amp; ἡμῶν</w:t>
-      </w:r>
-    </w:p>
-    <w:p>
-      <w:pPr/>
-      <w:r>
-        <w:rPr>
-          <w:lang w:val="fr_FR" w:bidi="fr_FR"/>
-        </w:rPr>
-      </w:r>
-      <w:r>
-        <w:rPr>
-          <w:b/>
-          <w:lang w:val="fr_FR" w:bidi="fr_FR"/>
-        </w:rPr>
         <w:t>« nous »</w:t>
       </w:r>
       <w:r>
@@ -1314,21 +1114,6 @@
           <w:b/>
           <w:lang w:val="fr_FR" w:bidi="fr_FR"/>
         </w:rPr>
-        <w:t>εἰς τὸν αἰῶνα</w:t>
-      </w:r>
-    </w:p>
-    <w:p>
-      <w:pPr/>
-      <w:r>
-        <w:rPr>
-          <w:lang w:val="fr_FR" w:bidi="fr_FR"/>
-        </w:rPr>
-      </w:r>
-      <w:r>
-        <w:rPr>
-          <w:b/>
-          <w:lang w:val="fr_FR" w:bidi="fr_FR"/>
-        </w:rPr>
         <w:t>« pour l'éternité »</w:t>
       </w:r>
     </w:p>
@@ -1412,21 +1197,6 @@
           <w:b/>
           <w:lang w:val="fr_FR" w:bidi="fr_FR"/>
         </w:rPr>
-        <w:t>ἔσται μεθ’ ἡμῶν χάρις, ἔλεος, εἰρήνη, παρὰ Θεοῦ Πατρός καὶ παρὰ Ἰησοῦ Χριστοῦ</w:t>
-      </w:r>
-    </w:p>
-    <w:p>
-      <w:pPr/>
-      <w:r>
-        <w:rPr>
-          <w:lang w:val="fr_FR" w:bidi="fr_FR"/>
-        </w:rPr>
-      </w:r>
-      <w:r>
-        <w:rPr>
-          <w:b/>
-          <w:lang w:val="fr_FR" w:bidi="fr_FR"/>
-        </w:rPr>
         <w:t>« que la grâce, la miséricorde et la paix soient avec vous de la part de Dieu le Père et de la part de Jésus-Christ »</w:t>
       </w:r>
     </w:p>
@@ -1575,21 +1345,6 @@
           <w:b/>
           <w:lang w:val="fr_FR" w:bidi="fr_FR"/>
         </w:rPr>
-        <w:t>ἔσται μεθ’ ἡμῶν χάρις, ἔλεος, εἰρήνη</w:t>
-      </w:r>
-    </w:p>
-    <w:p>
-      <w:pPr/>
-      <w:r>
-        <w:rPr>
-          <w:lang w:val="fr_FR" w:bidi="fr_FR"/>
-        </w:rPr>
-      </w:r>
-      <w:r>
-        <w:rPr>
-          <w:b/>
-          <w:lang w:val="fr_FR" w:bidi="fr_FR"/>
-        </w:rPr>
         <w:t>« Que la grâce, la miséricorde et la paix soient avec vous de la part de Dieu le Père et de la part de Jésus-Christ »</w:t>
       </w:r>
     </w:p>
@@ -1673,21 +1428,6 @@
           <w:b/>
           <w:lang w:val="fr_FR" w:bidi="fr_FR"/>
         </w:rPr>
-        <w:t>Πατρός &amp; Υἱοῦ</w:t>
-      </w:r>
-    </w:p>
-    <w:p>
-      <w:pPr/>
-      <w:r>
-        <w:rPr>
-          <w:lang w:val="fr_FR" w:bidi="fr_FR"/>
-        </w:rPr>
-      </w:r>
-      <w:r>
-        <w:rPr>
-          <w:b/>
-          <w:lang w:val="fr_FR" w:bidi="fr_FR"/>
-        </w:rPr>
         <w:t>« Père »</w:t>
       </w:r>
       <w:r>
@@ -1804,21 +1544,6 @@
           <w:b/>
           <w:lang w:val="fr_FR" w:bidi="fr_FR"/>
         </w:rPr>
-        <w:t>ἐν ἀληθείᾳ καὶ ἀγάπῃ</w:t>
-      </w:r>
-    </w:p>
-    <w:p>
-      <w:pPr/>
-      <w:r>
-        <w:rPr>
-          <w:lang w:val="fr_FR" w:bidi="fr_FR"/>
-        </w:rPr>
-      </w:r>
-      <w:r>
-        <w:rPr>
-          <w:b/>
-          <w:lang w:val="fr_FR" w:bidi="fr_FR"/>
-        </w:rPr>
         <w:t>« dans la vérité et la charité »</w:t>
       </w:r>
     </w:p>
@@ -1928,21 +1653,6 @@
           <w:b/>
           <w:lang w:val="fr_FR" w:bidi="fr_FR"/>
         </w:rPr>
-        <w:t>ἐχάρην λείαν ὅτι εὕρηκα ἐκ τῶν τέκνων σου περιπατοῦντας ἐν ἀληθείᾳ</w:t>
-      </w:r>
-    </w:p>
-    <w:p>
-      <w:pPr/>
-      <w:r>
-        <w:rPr>
-          <w:lang w:val="fr_FR" w:bidi="fr_FR"/>
-        </w:rPr>
-      </w:r>
-      <w:r>
-        <w:rPr>
-          <w:b/>
-          <w:lang w:val="fr_FR" w:bidi="fr_FR"/>
-        </w:rPr>
         <w:t>« J'ai été fort réjoui de trouver de tes enfants qui marchent dans la vérité »</w:t>
       </w:r>
     </w:p>
@@ -2039,21 +1749,6 @@
           <w:b/>
           <w:lang w:val="fr_FR" w:bidi="fr_FR"/>
         </w:rPr>
-        <w:t>τῶν τέκνων σου</w:t>
-      </w:r>
-    </w:p>
-    <w:p>
-      <w:pPr/>
-      <w:r>
-        <w:rPr>
-          <w:lang w:val="fr_FR" w:bidi="fr_FR"/>
-        </w:rPr>
-      </w:r>
-      <w:r>
-        <w:rPr>
-          <w:b/>
-          <w:lang w:val="fr_FR" w:bidi="fr_FR"/>
-        </w:rPr>
         <w:t>« tes enfants »</w:t>
       </w:r>
     </w:p>
@@ -2083,7 +1778,7 @@
         </w:rPr>
         <w:t xml:space="preserve"> dans </w:t>
       </w:r>
-      <w:hyperlink r:id="rId15">
+      <w:hyperlink r:id="rId13">
         <w:r>
           <w:rPr>
             <w:lang w:val="fr_FR" w:bidi="fr_FR"/>
@@ -2168,21 +1863,6 @@
           <w:b/>
           <w:lang w:val="fr_FR" w:bidi="fr_FR"/>
         </w:rPr>
-        <w:t>τῶν τέκνων σου</w:t>
-      </w:r>
-    </w:p>
-    <w:p>
-      <w:pPr/>
-      <w:r>
-        <w:rPr>
-          <w:lang w:val="fr_FR" w:bidi="fr_FR"/>
-        </w:rPr>
-      </w:r>
-      <w:r>
-        <w:rPr>
-          <w:b/>
-          <w:lang w:val="fr_FR" w:bidi="fr_FR"/>
-        </w:rPr>
         <w:t>« tes enfants »</w:t>
       </w:r>
     </w:p>
@@ -2292,21 +1972,6 @@
           <w:b/>
           <w:lang w:val="fr_FR" w:bidi="fr_FR"/>
         </w:rPr>
-        <w:t>περιπατοῦντας ἐν ἀληθείᾳ</w:t>
-      </w:r>
-    </w:p>
-    <w:p>
-      <w:pPr/>
-      <w:r>
-        <w:rPr>
-          <w:lang w:val="fr_FR" w:bidi="fr_FR"/>
-        </w:rPr>
-      </w:r>
-      <w:r>
-        <w:rPr>
-          <w:b/>
-          <w:lang w:val="fr_FR" w:bidi="fr_FR"/>
-        </w:rPr>
         <w:t>« marchent dans la vérité »</w:t>
       </w:r>
     </w:p>
@@ -2390,21 +2055,6 @@
           <w:b/>
           <w:lang w:val="fr_FR" w:bidi="fr_FR"/>
         </w:rPr>
-        <w:t>ἐν ἀληθείᾳ</w:t>
-      </w:r>
-    </w:p>
-    <w:p>
-      <w:pPr/>
-      <w:r>
-        <w:rPr>
-          <w:lang w:val="fr_FR" w:bidi="fr_FR"/>
-        </w:rPr>
-      </w:r>
-      <w:r>
-        <w:rPr>
-          <w:b/>
-          <w:lang w:val="fr_FR" w:bidi="fr_FR"/>
-        </w:rPr>
         <w:t>« dans la vérité »</w:t>
       </w:r>
     </w:p>
@@ -2501,21 +2151,6 @@
           <w:b/>
           <w:lang w:val="fr_FR" w:bidi="fr_FR"/>
         </w:rPr>
-        <w:t>καθὼς ἐντολὴν ἐλάβομεν παρὰ τοῦ Πατρός</w:t>
-      </w:r>
-    </w:p>
-    <w:p>
-      <w:pPr/>
-      <w:r>
-        <w:rPr>
-          <w:lang w:val="fr_FR" w:bidi="fr_FR"/>
-        </w:rPr>
-      </w:r>
-      <w:r>
-        <w:rPr>
-          <w:b/>
-          <w:lang w:val="fr_FR" w:bidi="fr_FR"/>
-        </w:rPr>
         <w:t>« selon le commandement que nous avons reçu du Père »</w:t>
       </w:r>
     </w:p>
@@ -2625,21 +2260,6 @@
           <w:b/>
           <w:lang w:val="fr_FR" w:bidi="fr_FR"/>
         </w:rPr>
-        <w:t>τοῦ Πατρός</w:t>
-      </w:r>
-    </w:p>
-    <w:p>
-      <w:pPr/>
-      <w:r>
-        <w:rPr>
-          <w:lang w:val="fr_FR" w:bidi="fr_FR"/>
-        </w:rPr>
-      </w:r>
-      <w:r>
-        <w:rPr>
-          <w:b/>
-          <w:lang w:val="fr_FR" w:bidi="fr_FR"/>
-        </w:rPr>
         <w:t>« Père »</w:t>
       </w:r>
     </w:p>
@@ -2730,21 +2350,6 @@
           <w:b/>
           <w:lang w:val="fr_FR" w:bidi="fr_FR"/>
         </w:rPr>
-        <w:t>καὶ νῦν</w:t>
-      </w:r>
-    </w:p>
-    <w:p>
-      <w:pPr/>
-      <w:r>
-        <w:rPr>
-          <w:lang w:val="fr_FR" w:bidi="fr_FR"/>
-        </w:rPr>
-      </w:r>
-      <w:r>
-        <w:rPr>
-          <w:b/>
-          <w:lang w:val="fr_FR" w:bidi="fr_FR"/>
-        </w:rPr>
         <w:t>« Et maintenant »</w:t>
       </w:r>
     </w:p>
@@ -2841,21 +2446,6 @@
           <w:b/>
           <w:lang w:val="fr_FR" w:bidi="fr_FR"/>
         </w:rPr>
-        <w:t>σε, &amp; σοι</w:t>
-      </w:r>
-    </w:p>
-    <w:p>
-      <w:pPr/>
-      <w:r>
-        <w:rPr>
-          <w:lang w:val="fr_FR" w:bidi="fr_FR"/>
-        </w:rPr>
-      </w:r>
-      <w:r>
-        <w:rPr>
-          <w:b/>
-          <w:lang w:val="fr_FR" w:bidi="fr_FR"/>
-        </w:rPr>
         <w:t>« te »</w:t>
       </w:r>
       <w:r>
@@ -2978,21 +2568,6 @@
           <w:b/>
           <w:lang w:val="fr_FR" w:bidi="fr_FR"/>
         </w:rPr>
-        <w:t>κυρία</w:t>
-      </w:r>
-    </w:p>
-    <w:p>
-      <w:pPr/>
-      <w:r>
-        <w:rPr>
-          <w:lang w:val="fr_FR" w:bidi="fr_FR"/>
-        </w:rPr>
-      </w:r>
-      <w:r>
-        <w:rPr>
-          <w:b/>
-          <w:lang w:val="fr_FR" w:bidi="fr_FR"/>
-        </w:rPr>
         <w:t>« Kyria »</w:t>
       </w:r>
     </w:p>
@@ -3035,7 +2610,7 @@
         </w:rPr>
         <w:t xml:space="preserve"> en </w:t>
       </w:r>
-      <w:hyperlink r:id="rId15">
+      <w:hyperlink r:id="rId13">
         <w:r>
           <w:rPr>
             <w:lang w:val="fr_FR" w:bidi="fr_FR"/>
@@ -3120,21 +2695,6 @@
           <w:b/>
           <w:lang w:val="fr_FR" w:bidi="fr_FR"/>
         </w:rPr>
-        <w:t>οὐχ ὡς ἐντολὴν καινὴν γράφων σοι</w:t>
-      </w:r>
-    </w:p>
-    <w:p>
-      <w:pPr/>
-      <w:r>
-        <w:rPr>
-          <w:lang w:val="fr_FR" w:bidi="fr_FR"/>
-        </w:rPr>
-      </w:r>
-      <w:r>
-        <w:rPr>
-          <w:b/>
-          <w:lang w:val="fr_FR" w:bidi="fr_FR"/>
-        </w:rPr>
         <w:t>« non comme te prescrivant un commandement nouveau »</w:t>
       </w:r>
     </w:p>
@@ -3231,21 +2791,6 @@
           <w:b/>
           <w:lang w:val="fr_FR" w:bidi="fr_FR"/>
         </w:rPr>
-        <w:t>ἀπ’ ἀρχῆς</w:t>
-      </w:r>
-    </w:p>
-    <w:p>
-      <w:pPr/>
-      <w:r>
-        <w:rPr>
-          <w:lang w:val="fr_FR" w:bidi="fr_FR"/>
-        </w:rPr>
-      </w:r>
-      <w:r>
-        <w:rPr>
-          <w:b/>
-          <w:lang w:val="fr_FR" w:bidi="fr_FR"/>
-        </w:rPr>
         <w:t>« dès le commencement »</w:t>
       </w:r>
     </w:p>
@@ -3342,21 +2887,6 @@
           <w:b/>
           <w:lang w:val="fr_FR" w:bidi="fr_FR"/>
         </w:rPr>
-        <w:t>περιπατῶμεν κατὰ &amp; ἐν αὐτῇ περιπατῆτε</w:t>
-      </w:r>
-    </w:p>
-    <w:p>
-      <w:pPr/>
-      <w:r>
-        <w:rPr>
-          <w:lang w:val="fr_FR" w:bidi="fr_FR"/>
-        </w:rPr>
-      </w:r>
-      <w:r>
-        <w:rPr>
-          <w:b/>
-          <w:lang w:val="fr_FR" w:bidi="fr_FR"/>
-        </w:rPr>
         <w:t>« consiste à marcher selon »</w:t>
       </w:r>
       <w:r>
@@ -3386,7 +2916,7 @@
         </w:rPr>
         <w:t xml:space="preserve">Ici, comme dans </w:t>
       </w:r>
-      <w:hyperlink r:id="rId16">
+      <w:hyperlink r:id="rId14">
         <w:r>
           <w:rPr>
             <w:lang w:val="fr_FR" w:bidi="fr_FR"/>
@@ -3497,21 +3027,6 @@
           <w:b/>
           <w:lang w:val="fr_FR" w:bidi="fr_FR"/>
         </w:rPr>
-        <w:t>ἠκούσατε &amp; περιπατῆτε</w:t>
-      </w:r>
-    </w:p>
-    <w:p>
-      <w:pPr/>
-      <w:r>
-        <w:rPr>
-          <w:lang w:val="fr_FR" w:bidi="fr_FR"/>
-        </w:rPr>
-      </w:r>
-      <w:r>
-        <w:rPr>
-          <w:b/>
-          <w:lang w:val="fr_FR" w:bidi="fr_FR"/>
-        </w:rPr>
         <w:t>« vous l'avez appris »</w:t>
       </w:r>
       <w:r>
@@ -3554,7 +3069,7 @@
         </w:rPr>
         <w:t xml:space="preserve"> est au pluriel dans ce verset, car Jean s'adresse à une assemblée de croyants sans utiliser de figure de style. C'est le cas tout au long du reste de la lettre, sauf à la fin, en </w:t>
       </w:r>
-      <w:hyperlink r:id="rId17">
+      <w:hyperlink r:id="rId15">
         <w:r>
           <w:rPr>
             <w:lang w:val="fr_FR" w:bidi="fr_FR"/>
@@ -3639,21 +3154,6 @@
           <w:b/>
           <w:lang w:val="fr_FR" w:bidi="fr_FR"/>
         </w:rPr>
-        <w:t>ὅτι</w:t>
-      </w:r>
-    </w:p>
-    <w:p>
-      <w:pPr/>
-      <w:r>
-        <w:rPr>
-          <w:lang w:val="fr_FR" w:bidi="fr_FR"/>
-        </w:rPr>
-      </w:r>
-      <w:r>
-        <w:rPr>
-          <w:b/>
-          <w:lang w:val="fr_FR" w:bidi="fr_FR"/>
-        </w:rPr>
         <w:t>« Car »</w:t>
       </w:r>
     </w:p>
@@ -3750,21 +3250,6 @@
           <w:b/>
           <w:lang w:val="fr_FR" w:bidi="fr_FR"/>
         </w:rPr>
-        <w:t>ὅτι πολλοὶ πλάνοι ἐξῆλθαν εἰς τὸν κόσμον</w:t>
-      </w:r>
-    </w:p>
-    <w:p>
-      <w:pPr/>
-      <w:r>
-        <w:rPr>
-          <w:lang w:val="fr_FR" w:bidi="fr_FR"/>
-        </w:rPr>
-      </w:r>
-      <w:r>
-        <w:rPr>
-          <w:b/>
-          <w:lang w:val="fr_FR" w:bidi="fr_FR"/>
-        </w:rPr>
         <w:t>« Car plusieurs séducteurs sont entrés dans le monde »</w:t>
       </w:r>
     </w:p>
@@ -3794,7 +3279,7 @@
         </w:rPr>
         <w:t xml:space="preserve"> décrit la manière dont les faux enseignants voyageaient, comme Jean en parle dans </w:t>
       </w:r>
-      <w:hyperlink r:id="rId18">
+      <w:hyperlink r:id="rId16">
         <w:r>
           <w:rPr>
             <w:lang w:val="fr_FR" w:bidi="fr_FR"/>
@@ -3879,21 +3364,6 @@
           <w:b/>
           <w:lang w:val="fr_FR" w:bidi="fr_FR"/>
         </w:rPr>
-        <w:t>Ἰησοῦν Χριστὸν ἐρχόμενον ἐν σαρκί</w:t>
-      </w:r>
-    </w:p>
-    <w:p>
-      <w:pPr/>
-      <w:r>
-        <w:rPr>
-          <w:lang w:val="fr_FR" w:bidi="fr_FR"/>
-        </w:rPr>
-      </w:r>
-      <w:r>
-        <w:rPr>
-          <w:b/>
-          <w:lang w:val="fr_FR" w:bidi="fr_FR"/>
-        </w:rPr>
         <w:t>« que Jésus-Christ est venu en chair »</w:t>
       </w:r>
     </w:p>
@@ -3990,21 +3460,6 @@
           <w:b/>
           <w:lang w:val="fr_FR" w:bidi="fr_FR"/>
         </w:rPr>
-        <w:t>οὗτός ἐστιν ὁ πλάνος καὶ ὁ ἀντίχριστος</w:t>
-      </w:r>
-    </w:p>
-    <w:p>
-      <w:pPr/>
-      <w:r>
-        <w:rPr>
-          <w:lang w:val="fr_FR" w:bidi="fr_FR"/>
-        </w:rPr>
-      </w:r>
-      <w:r>
-        <w:rPr>
-          <w:b/>
-          <w:lang w:val="fr_FR" w:bidi="fr_FR"/>
-        </w:rPr>
         <w:t>« c'est le séducteur et l'antéchrist »</w:t>
       </w:r>
     </w:p>
@@ -4095,21 +3550,6 @@
           <w:b/>
           <w:lang w:val="fr_FR" w:bidi="fr_FR"/>
         </w:rPr>
-        <w:t>ὁ πλάνος καὶ ὁ ἀντίχριστος</w:t>
-      </w:r>
-    </w:p>
-    <w:p>
-      <w:pPr/>
-      <w:r>
-        <w:rPr>
-          <w:lang w:val="fr_FR" w:bidi="fr_FR"/>
-        </w:rPr>
-      </w:r>
-      <w:r>
-        <w:rPr>
-          <w:b/>
-          <w:lang w:val="fr_FR" w:bidi="fr_FR"/>
-        </w:rPr>
         <w:t>« le séducteur et l'antéchrist »</w:t>
       </w:r>
     </w:p>
@@ -4219,21 +3659,6 @@
           <w:b/>
           <w:lang w:val="fr_FR" w:bidi="fr_FR"/>
         </w:rPr>
-        <w:t>βλέπετε ἑαυτούς</w:t>
-      </w:r>
-    </w:p>
-    <w:p>
-      <w:pPr/>
-      <w:r>
-        <w:rPr>
-          <w:lang w:val="fr_FR" w:bidi="fr_FR"/>
-        </w:rPr>
-      </w:r>
-      <w:r>
-        <w:rPr>
-          <w:b/>
-          <w:lang w:val="fr_FR" w:bidi="fr_FR"/>
-        </w:rPr>
         <w:t>« Prenez garde à vous-mêmes »</w:t>
       </w:r>
     </w:p>
@@ -4330,21 +3755,6 @@
           <w:b/>
           <w:lang w:val="fr_FR" w:bidi="fr_FR"/>
         </w:rPr>
-        <w:t>βλέπετε ἑαυτούς</w:t>
-      </w:r>
-    </w:p>
-    <w:p>
-      <w:pPr/>
-      <w:r>
-        <w:rPr>
-          <w:lang w:val="fr_FR" w:bidi="fr_FR"/>
-        </w:rPr>
-      </w:r>
-      <w:r>
-        <w:rPr>
-          <w:b/>
-          <w:lang w:val="fr_FR" w:bidi="fr_FR"/>
-        </w:rPr>
         <w:t>« Prenez garde à vous-mêmes »</w:t>
       </w:r>
     </w:p>
@@ -4428,21 +3838,6 @@
           <w:b/>
           <w:lang w:val="fr_FR" w:bidi="fr_FR"/>
         </w:rPr>
-        <w:t>ἃ</w:t>
-      </w:r>
-    </w:p>
-    <w:p>
-      <w:pPr/>
-      <w:r>
-        <w:rPr>
-          <w:lang w:val="fr_FR" w:bidi="fr_FR"/>
-        </w:rPr>
-      </w:r>
-      <w:r>
-        <w:rPr>
-          <w:b/>
-          <w:lang w:val="fr_FR" w:bidi="fr_FR"/>
-        </w:rPr>
         <w:t>« le fruit »</w:t>
       </w:r>
     </w:p>
@@ -4552,21 +3947,6 @@
           <w:b/>
           <w:lang w:val="fr_FR" w:bidi="fr_FR"/>
         </w:rPr>
-        <w:t>εἰργασάμεθα</w:t>
-      </w:r>
-    </w:p>
-    <w:p>
-      <w:pPr/>
-      <w:r>
-        <w:rPr>
-          <w:lang w:val="fr_FR" w:bidi="fr_FR"/>
-        </w:rPr>
-      </w:r>
-      <w:r>
-        <w:rPr>
-          <w:b/>
-          <w:lang w:val="fr_FR" w:bidi="fr_FR"/>
-        </w:rPr>
         <w:t>« de votre travail »</w:t>
       </w:r>
     </w:p>
@@ -4676,21 +4056,6 @@
           <w:b/>
           <w:lang w:val="fr_FR" w:bidi="fr_FR"/>
         </w:rPr>
-        <w:t>εἰργασάμεθα</w:t>
-      </w:r>
-    </w:p>
-    <w:p>
-      <w:pPr/>
-      <w:r>
-        <w:rPr>
-          <w:lang w:val="fr_FR" w:bidi="fr_FR"/>
-        </w:rPr>
-      </w:r>
-      <w:r>
-        <w:rPr>
-          <w:b/>
-          <w:lang w:val="fr_FR" w:bidi="fr_FR"/>
-        </w:rPr>
         <w:t>« de votre travail »</w:t>
       </w:r>
     </w:p>
@@ -4787,21 +4152,6 @@
           <w:b/>
           <w:lang w:val="fr_FR" w:bidi="fr_FR"/>
         </w:rPr>
-        <w:t>μισθὸν πλήρη</w:t>
-      </w:r>
-    </w:p>
-    <w:p>
-      <w:pPr/>
-      <w:r>
-        <w:rPr>
-          <w:lang w:val="fr_FR" w:bidi="fr_FR"/>
-        </w:rPr>
-      </w:r>
-      <w:r>
-        <w:rPr>
-          <w:b/>
-          <w:lang w:val="fr_FR" w:bidi="fr_FR"/>
-        </w:rPr>
         <w:t>« une pleine récompense »</w:t>
       </w:r>
     </w:p>
@@ -4898,21 +4248,6 @@
           <w:b/>
           <w:lang w:val="fr_FR" w:bidi="fr_FR"/>
         </w:rPr>
-        <w:t>πᾶς ὁ προάγων καὶ μὴ μένων ἐν τῇ διδαχῇ τοῦ Χριστοῦ</w:t>
-      </w:r>
-    </w:p>
-    <w:p>
-      <w:pPr/>
-      <w:r>
-        <w:rPr>
-          <w:lang w:val="fr_FR" w:bidi="fr_FR"/>
-        </w:rPr>
-      </w:r>
-      <w:r>
-        <w:rPr>
-          <w:b/>
-          <w:lang w:val="fr_FR" w:bidi="fr_FR"/>
-        </w:rPr>
         <w:t>« Quiconque va plus loin et ne demeure pas dans la doctrine de Christ »</w:t>
       </w:r>
     </w:p>
@@ -5048,21 +4383,6 @@
           <w:b/>
           <w:lang w:val="fr_FR" w:bidi="fr_FR"/>
         </w:rPr>
-        <w:t>πᾶς ὁ προάγων καὶ μὴ μένων ἐν τῇ διδαχῇ τοῦ Χριστοῦ</w:t>
-      </w:r>
-    </w:p>
-    <w:p>
-      <w:pPr/>
-      <w:r>
-        <w:rPr>
-          <w:lang w:val="fr_FR" w:bidi="fr_FR"/>
-        </w:rPr>
-      </w:r>
-      <w:r>
-        <w:rPr>
-          <w:b/>
-          <w:lang w:val="fr_FR" w:bidi="fr_FR"/>
-        </w:rPr>
         <w:t>« Quiconque va plus loin et ne demeure pas dans la doctrine de Christ »</w:t>
       </w:r>
     </w:p>
@@ -5172,21 +4492,6 @@
           <w:b/>
           <w:lang w:val="fr_FR" w:bidi="fr_FR"/>
         </w:rPr>
-        <w:t>Θεὸν οὐκ ἔχει</w:t>
-      </w:r>
-    </w:p>
-    <w:p>
-      <w:pPr/>
-      <w:r>
-        <w:rPr>
-          <w:lang w:val="fr_FR" w:bidi="fr_FR"/>
-        </w:rPr>
-      </w:r>
-      <w:r>
-        <w:rPr>
-          <w:b/>
-          <w:lang w:val="fr_FR" w:bidi="fr_FR"/>
-        </w:rPr>
         <w:t>« n’a point Dieu »</w:t>
       </w:r>
     </w:p>
@@ -5277,21 +4582,6 @@
           <w:b/>
           <w:lang w:val="fr_FR" w:bidi="fr_FR"/>
         </w:rPr>
-        <w:t>ὁ μένων ἐν τῇ διδαχῇ, οὗτος καὶ τὸν Πατέρα καὶ τὸν Υἱὸν ἔχει</w:t>
-      </w:r>
-    </w:p>
-    <w:p>
-      <w:pPr/>
-      <w:r>
-        <w:rPr>
-          <w:lang w:val="fr_FR" w:bidi="fr_FR"/>
-        </w:rPr>
-      </w:r>
-      <w:r>
-        <w:rPr>
-          <w:b/>
-          <w:lang w:val="fr_FR" w:bidi="fr_FR"/>
-        </w:rPr>
         <w:t>« celui qui demeure dans cette doctrine a le Père et le Fils »</w:t>
       </w:r>
     </w:p>
@@ -5401,21 +4691,6 @@
           <w:b/>
           <w:lang w:val="fr_FR" w:bidi="fr_FR"/>
         </w:rPr>
-        <w:t>ὁ μένων ἐν τῇ διδαχῇ</w:t>
-      </w:r>
-    </w:p>
-    <w:p>
-      <w:pPr/>
-      <w:r>
-        <w:rPr>
-          <w:lang w:val="fr_FR" w:bidi="fr_FR"/>
-        </w:rPr>
-      </w:r>
-      <w:r>
-        <w:rPr>
-          <w:b/>
-          <w:lang w:val="fr_FR" w:bidi="fr_FR"/>
-        </w:rPr>
         <w:t>« celui qui demeure dans cette doctrine »</w:t>
       </w:r>
     </w:p>
@@ -5499,21 +4774,6 @@
           <w:b/>
           <w:lang w:val="fr_FR" w:bidi="fr_FR"/>
         </w:rPr>
-        <w:t>οὗτος</w:t>
-      </w:r>
-    </w:p>
-    <w:p>
-      <w:pPr/>
-      <w:r>
-        <w:rPr>
-          <w:lang w:val="fr_FR" w:bidi="fr_FR"/>
-        </w:rPr>
-      </w:r>
-      <w:r>
-        <w:rPr>
-          <w:b/>
-          <w:lang w:val="fr_FR" w:bidi="fr_FR"/>
-        </w:rPr>
         <w:t>« celui »</w:t>
       </w:r>
     </w:p>
@@ -5610,21 +4870,6 @@
           <w:b/>
           <w:lang w:val="fr_FR" w:bidi="fr_FR"/>
         </w:rPr>
-        <w:t>τὸν Πατέρα καὶ τὸν Υἱὸν</w:t>
-      </w:r>
-    </w:p>
-    <w:p>
-      <w:pPr/>
-      <w:r>
-        <w:rPr>
-          <w:lang w:val="fr_FR" w:bidi="fr_FR"/>
-        </w:rPr>
-      </w:r>
-      <w:r>
-        <w:rPr>
-          <w:b/>
-          <w:lang w:val="fr_FR" w:bidi="fr_FR"/>
-        </w:rPr>
         <w:t>« le Père et le Fils »</w:t>
       </w:r>
     </w:p>
@@ -5728,21 +4973,6 @@
           <w:b/>
           <w:lang w:val="fr_FR" w:bidi="fr_FR"/>
         </w:rPr>
-        <w:t>εἴ τις ἔρχεται πρὸς ὑμᾶς, καὶ ταύτην τὴν διδαχὴν οὐ φέρει</w:t>
-      </w:r>
-    </w:p>
-    <w:p>
-      <w:pPr/>
-      <w:r>
-        <w:rPr>
-          <w:lang w:val="fr_FR" w:bidi="fr_FR"/>
-        </w:rPr>
-      </w:r>
-      <w:r>
-        <w:rPr>
-          <w:b/>
-          <w:lang w:val="fr_FR" w:bidi="fr_FR"/>
-        </w:rPr>
         <w:t>« Si quelqu'un vient à vous et n'apporte pas cette doctrine »</w:t>
       </w:r>
     </w:p>
@@ -5772,7 +5002,7 @@
         </w:rPr>
         <w:t xml:space="preserve"> ici implique « n'importe quel enseignant ou prédicateur ». Jean ne veut pas que les croyants accueillent un enseignant qui n'enseigne pas ce que Jésus a enseigné, et spécifiquement que Jésus est venu en tant qu'être humain (voir </w:t>
       </w:r>
-      <w:hyperlink r:id="rId19">
+      <w:hyperlink r:id="rId17">
         <w:r>
           <w:rPr>
             <w:lang w:val="fr_FR" w:bidi="fr_FR"/>
@@ -5857,21 +5087,6 @@
           <w:b/>
           <w:lang w:val="fr_FR" w:bidi="fr_FR"/>
         </w:rPr>
-        <w:t>ταύτην τὴν διδαχὴν οὐ φέρει</w:t>
-      </w:r>
-    </w:p>
-    <w:p>
-      <w:pPr/>
-      <w:r>
-        <w:rPr>
-          <w:lang w:val="fr_FR" w:bidi="fr_FR"/>
-        </w:rPr>
-      </w:r>
-      <w:r>
-        <w:rPr>
-          <w:b/>
-          <w:lang w:val="fr_FR" w:bidi="fr_FR"/>
-        </w:rPr>
         <w:t>« n'apporte pas cette doctrine »</w:t>
       </w:r>
     </w:p>
@@ -5981,21 +5196,6 @@
           <w:b/>
           <w:lang w:val="fr_FR" w:bidi="fr_FR"/>
         </w:rPr>
-        <w:t>ταύτην τὴν διδαχὴν</w:t>
-      </w:r>
-    </w:p>
-    <w:p>
-      <w:pPr/>
-      <w:r>
-        <w:rPr>
-          <w:lang w:val="fr_FR" w:bidi="fr_FR"/>
-        </w:rPr>
-      </w:r>
-      <w:r>
-        <w:rPr>
-          <w:b/>
-          <w:lang w:val="fr_FR" w:bidi="fr_FR"/>
-        </w:rPr>
         <w:t>« cette doctrine »</w:t>
       </w:r>
     </w:p>
@@ -6025,7 +5225,7 @@
         </w:rPr>
         <w:t xml:space="preserve"> fait référence à l'enseignement mentionné dans </w:t>
       </w:r>
-      <w:hyperlink r:id="rId19">
+      <w:hyperlink r:id="rId17">
         <w:r>
           <w:rPr>
             <w:lang w:val="fr_FR" w:bidi="fr_FR"/>
@@ -6110,21 +5310,6 @@
           <w:b/>
           <w:lang w:val="fr_FR" w:bidi="fr_FR"/>
         </w:rPr>
-        <w:t>μὴ λαμβάνετε αὐτὸν εἰς οἰκίαν</w:t>
-      </w:r>
-    </w:p>
-    <w:p>
-      <w:pPr/>
-      <w:r>
-        <w:rPr>
-          <w:lang w:val="fr_FR" w:bidi="fr_FR"/>
-        </w:rPr>
-      </w:r>
-      <w:r>
-        <w:rPr>
-          <w:b/>
-          <w:lang w:val="fr_FR" w:bidi="fr_FR"/>
-        </w:rPr>
         <w:t>« ne le recevez pas dans votre maison »</w:t>
       </w:r>
     </w:p>
@@ -6208,21 +5393,6 @@
           <w:b/>
           <w:lang w:val="fr_FR" w:bidi="fr_FR"/>
         </w:rPr>
-        <w:t>χαίρειν αὐτῷ μὴ λέγετε</w:t>
-      </w:r>
-    </w:p>
-    <w:p>
-      <w:pPr/>
-      <w:r>
-        <w:rPr>
-          <w:lang w:val="fr_FR" w:bidi="fr_FR"/>
-        </w:rPr>
-      </w:r>
-      <w:r>
-        <w:rPr>
-          <w:b/>
-          <w:lang w:val="fr_FR" w:bidi="fr_FR"/>
-        </w:rPr>
         <w:t>« ne lui dites pas : Salut ! »</w:t>
       </w:r>
     </w:p>
@@ -6306,21 +5476,6 @@
           <w:b/>
           <w:lang w:val="fr_FR" w:bidi="fr_FR"/>
         </w:rPr>
-        <w:t>ὁ λέγων &amp; αὐτῷ χαίρειν</w:t>
-      </w:r>
-    </w:p>
-    <w:p>
-      <w:pPr/>
-      <w:r>
-        <w:rPr>
-          <w:lang w:val="fr_FR" w:bidi="fr_FR"/>
-        </w:rPr>
-      </w:r>
-      <w:r>
-        <w:rPr>
-          <w:b/>
-          <w:lang w:val="fr_FR" w:bidi="fr_FR"/>
-        </w:rPr>
         <w:t>« celui qui lui dit : Salut ! »</w:t>
       </w:r>
     </w:p>
@@ -6417,21 +5572,6 @@
           <w:b/>
           <w:lang w:val="fr_FR" w:bidi="fr_FR"/>
         </w:rPr>
-        <w:t>κοινωνεῖ τοῖς ἔργοις αὐτοῦ τοῖς πονηροῖς</w:t>
-      </w:r>
-    </w:p>
-    <w:p>
-      <w:pPr/>
-      <w:r>
-        <w:rPr>
-          <w:lang w:val="fr_FR" w:bidi="fr_FR"/>
-        </w:rPr>
-      </w:r>
-      <w:r>
-        <w:rPr>
-          <w:b/>
-          <w:lang w:val="fr_FR" w:bidi="fr_FR"/>
-        </w:rPr>
         <w:t>« participe à ses mauvaises œuvres »</w:t>
       </w:r>
     </w:p>
@@ -6528,21 +5668,6 @@
           <w:b/>
           <w:lang w:val="fr_FR" w:bidi="fr_FR"/>
         </w:rPr>
-        <w:t>οὐκ ἐβουλήθην διὰ χάρτου καὶ μέλανος</w:t>
-      </w:r>
-    </w:p>
-    <w:p>
-      <w:pPr/>
-      <w:r>
-        <w:rPr>
-          <w:lang w:val="fr_FR" w:bidi="fr_FR"/>
-        </w:rPr>
-      </w:r>
-      <w:r>
-        <w:rPr>
-          <w:b/>
-          <w:lang w:val="fr_FR" w:bidi="fr_FR"/>
-        </w:rPr>
         <w:t>« je n'ai pas voulu le faire avec le papier et l'encre »</w:t>
       </w:r>
     </w:p>
@@ -6626,21 +5751,6 @@
           <w:b/>
           <w:lang w:val="fr_FR" w:bidi="fr_FR"/>
         </w:rPr>
-        <w:t>διὰ χάρτου καὶ μέλανος</w:t>
-      </w:r>
-    </w:p>
-    <w:p>
-      <w:pPr/>
-      <w:r>
-        <w:rPr>
-          <w:lang w:val="fr_FR" w:bidi="fr_FR"/>
-        </w:rPr>
-      </w:r>
-      <w:r>
-        <w:rPr>
-          <w:b/>
-          <w:lang w:val="fr_FR" w:bidi="fr_FR"/>
-        </w:rPr>
         <w:t>« avec le papier et l'encre »</w:t>
       </w:r>
     </w:p>
@@ -6737,21 +5847,6 @@
           <w:b/>
           <w:lang w:val="fr_FR" w:bidi="fr_FR"/>
         </w:rPr>
-        <w:t>γενέσθαι</w:t>
-      </w:r>
-    </w:p>
-    <w:p>
-      <w:pPr/>
-      <w:r>
-        <w:rPr>
-          <w:lang w:val="fr_FR" w:bidi="fr_FR"/>
-        </w:rPr>
-      </w:r>
-      <w:r>
-        <w:rPr>
-          <w:b/>
-          <w:lang w:val="fr_FR" w:bidi="fr_FR"/>
-        </w:rPr>
         <w:t>« aller »</w:t>
       </w:r>
     </w:p>
@@ -6848,21 +5943,6 @@
           <w:b/>
           <w:lang w:val="fr_FR" w:bidi="fr_FR"/>
         </w:rPr>
-        <w:t>στόμα πρὸς στόμα λαλῆσαι</w:t>
-      </w:r>
-    </w:p>
-    <w:p>
-      <w:pPr/>
-      <w:r>
-        <w:rPr>
-          <w:lang w:val="fr_FR" w:bidi="fr_FR"/>
-        </w:rPr>
-      </w:r>
-      <w:r>
-        <w:rPr>
-          <w:b/>
-          <w:lang w:val="fr_FR" w:bidi="fr_FR"/>
-        </w:rPr>
         <w:t>« parler bouche à bouche »</w:t>
       </w:r>
     </w:p>
@@ -6959,21 +6039,6 @@
           <w:b/>
           <w:lang w:val="fr_FR" w:bidi="fr_FR"/>
         </w:rPr>
-        <w:t>ἵνα ἡ χαρὰ ὑμῶν πεπληρωμένη ᾖ</w:t>
-      </w:r>
-    </w:p>
-    <w:p>
-      <w:pPr/>
-      <w:r>
-        <w:rPr>
-          <w:lang w:val="fr_FR" w:bidi="fr_FR"/>
-        </w:rPr>
-      </w:r>
-      <w:r>
-        <w:rPr>
-          <w:b/>
-          <w:lang w:val="fr_FR" w:bidi="fr_FR"/>
-        </w:rPr>
         <w:t>« afin que notre joie soit parfaite »</w:t>
       </w:r>
     </w:p>
@@ -7057,21 +6122,6 @@
           <w:b/>
           <w:lang w:val="fr_FR" w:bidi="fr_FR"/>
         </w:rPr>
-        <w:t>ἵνα ἡ χαρὰ ὑμῶν πεπληρωμένη ᾖ</w:t>
-      </w:r>
-    </w:p>
-    <w:p>
-      <w:pPr/>
-      <w:r>
-        <w:rPr>
-          <w:lang w:val="fr_FR" w:bidi="fr_FR"/>
-        </w:rPr>
-      </w:r>
-      <w:r>
-        <w:rPr>
-          <w:b/>
-          <w:lang w:val="fr_FR" w:bidi="fr_FR"/>
-        </w:rPr>
         <w:t>« afin que notre joie soit parfaite »</w:t>
       </w:r>
     </w:p>
@@ -7168,21 +6218,6 @@
           <w:b/>
           <w:lang w:val="fr_FR" w:bidi="fr_FR"/>
         </w:rPr>
-        <w:t>ἡ χαρὰ ὑμῶν πεπληρωμένη ᾖ</w:t>
-      </w:r>
-    </w:p>
-    <w:p>
-      <w:pPr/>
-      <w:r>
-        <w:rPr>
-          <w:lang w:val="fr_FR" w:bidi="fr_FR"/>
-        </w:rPr>
-      </w:r>
-      <w:r>
-        <w:rPr>
-          <w:b/>
-          <w:lang w:val="fr_FR" w:bidi="fr_FR"/>
-        </w:rPr>
         <w:t>« afin que notre joie soit parfaite »</w:t>
       </w:r>
     </w:p>
@@ -7266,21 +6301,6 @@
           <w:b/>
           <w:lang w:val="fr_FR" w:bidi="fr_FR"/>
         </w:rPr>
-        <w:t>ὑμῶν</w:t>
-      </w:r>
-    </w:p>
-    <w:p>
-      <w:pPr/>
-      <w:r>
-        <w:rPr>
-          <w:lang w:val="fr_FR" w:bidi="fr_FR"/>
-        </w:rPr>
-      </w:r>
-      <w:r>
-        <w:rPr>
-          <w:b/>
-          <w:lang w:val="fr_FR" w:bidi="fr_FR"/>
-        </w:rPr>
         <w:t>« notre »</w:t>
       </w:r>
     </w:p>
@@ -7377,21 +6397,6 @@
           <w:b/>
           <w:lang w:val="fr_FR" w:bidi="fr_FR"/>
         </w:rPr>
-        <w:t>τὰ τέκνα τῆς ἀδελφῆς σου τῆς ἐκλεκτῆς</w:t>
-      </w:r>
-    </w:p>
-    <w:p>
-      <w:pPr/>
-      <w:r>
-        <w:rPr>
-          <w:lang w:val="fr_FR" w:bidi="fr_FR"/>
-        </w:rPr>
-      </w:r>
-      <w:r>
-        <w:rPr>
-          <w:b/>
-          <w:lang w:val="fr_FR" w:bidi="fr_FR"/>
-        </w:rPr>
         <w:t>« Les enfants de ta sœur l'élue »</w:t>
       </w:r>
     </w:p>
@@ -7408,7 +6413,7 @@
         </w:rPr>
         <w:t xml:space="preserve">Voir la discussion de cette métaphore dans la Partie 3 de l'Introduction. Tout comme Jean utilise le terme « Kyria l'élue » (ou « dame élue ») comme expression figurative pour le groupe de croyants à qui il écrit dans </w:t>
       </w:r>
-      <w:hyperlink r:id="rId15">
+      <w:hyperlink r:id="rId13">
         <w:r>
           <w:rPr>
             <w:lang w:val="fr_FR" w:bidi="fr_FR"/>
@@ -7532,21 +6537,6 @@
           <w:b/>
           <w:lang w:val="fr_FR" w:bidi="fr_FR"/>
         </w:rPr>
-        <w:t>τὰ τέκνα τῆς ἀδελφῆς σου τῆς ἐκλεκτῆς</w:t>
-      </w:r>
-    </w:p>
-    <w:p>
-      <w:pPr/>
-      <w:r>
-        <w:rPr>
-          <w:lang w:val="fr_FR" w:bidi="fr_FR"/>
-        </w:rPr>
-      </w:r>
-      <w:r>
-        <w:rPr>
-          <w:b/>
-          <w:lang w:val="fr_FR" w:bidi="fr_FR"/>
-        </w:rPr>
         <w:t>« Les enfants de ta soeur l'élue »</w:t>
       </w:r>
     </w:p>
@@ -7643,21 +6633,6 @@
           <w:b/>
           <w:lang w:val="fr_FR" w:bidi="fr_FR"/>
         </w:rPr>
-        <w:t>ἀσπάζεταί σε</w:t>
-      </w:r>
-    </w:p>
-    <w:p>
-      <w:pPr/>
-      <w:r>
-        <w:rPr>
-          <w:lang w:val="fr_FR" w:bidi="fr_FR"/>
-        </w:rPr>
-      </w:r>
-      <w:r>
-        <w:rPr>
-          <w:b/>
-          <w:lang w:val="fr_FR" w:bidi="fr_FR"/>
-        </w:rPr>
         <w:t>« te saluent »</w:t>
       </w:r>
     </w:p>
@@ -7727,21 +6702,6 @@
         <w:rPr>
           <w:lang w:val="fr_FR" w:bidi="fr_FR"/>
         </w:rPr>
-      </w:r>
-    </w:p>
-    <w:p>
-      <w:pPr/>
-      <w:r>
-        <w:rPr>
-          <w:lang w:val="fr_FR" w:bidi="fr_FR"/>
-        </w:rPr>
-      </w:r>
-      <w:r>
-        <w:rPr>
-          <w:b/>
-          <w:lang w:val="fr_FR" w:bidi="fr_FR"/>
-        </w:rPr>
-        <w:t>σε &amp; σου</w:t>
       </w:r>
     </w:p>
     <w:p>

--- a/fra/docx/63.content.docx
+++ b/fra/docx/63.content.docx
@@ -28,15 +28,49 @@
       </w:r>
     </w:p>
     <w:p>
-      <w:pPr/>
-      <w:r>
-        <w:rPr>
-          <w:lang w:val="fr_FR" w:bidi="fr_FR"/>
-        </w:rPr>
-      </w:r>
-      <w:r>
-        <w:rPr>
-          <w:b/>
+      <w:pPr>
+        <w:pStyle w:val="Heading2"/>
+      </w:pPr>
+      <w:r>
+        <w:rPr>
+          <w:lang w:val="fr_FR" w:bidi="fr_FR"/>
+        </w:rPr>
+        <w:t>License Information</w:t>
+      </w:r>
+      <w:r>
+        <w:rPr>
+          <w:lang w:val="fr_FR" w:bidi="fr_FR"/>
+        </w:rPr>
+      </w:r>
+    </w:p>
+    <w:p>
+      <w:pPr/>
+      <w:r>
+        <w:rPr>
+          <w:lang w:val="fr_FR" w:bidi="fr_FR"/>
+        </w:rPr>
+      </w:r>
+      <w:r>
+        <w:rPr>
+          <w:b/>
+          <w:lang w:val="fr_FR" w:bidi="fr_FR"/>
+        </w:rPr>
+        <w:t>Notes de traduction (unfoldingWord)</w:t>
+      </w:r>
+      <w:r>
+        <w:rPr>
+          <w:lang w:val="fr_FR" w:bidi="fr_FR"/>
+        </w:rPr>
+        <w:t xml:space="preserve"> (French) is based on</w:t>
+      </w:r>
+      <w:r>
+        <w:rPr>
+          <w:lang w:val="fr_FR" w:bidi="fr_FR"/>
+        </w:rPr>
+        <w:t xml:space="preserve">: </w:t>
+      </w:r>
+      <w:r>
+        <w:rPr>
           <w:lang w:val="fr_FR" w:bidi="fr_FR"/>
         </w:rPr>
         <w:t>unfoldingWord® Translation Notes</w:t>
@@ -45,31 +79,62 @@
         <w:rPr>
           <w:lang w:val="fr_FR" w:bidi="fr_FR"/>
         </w:rPr>
-        <w:t xml:space="preserve"> © 2022 unfoldingWord. Released under CC BY-SA 4.0 license. </w:t>
-      </w:r>
-      <w:r>
-        <w:rPr>
-          <w:lang w:val="fr_FR" w:bidi="fr_FR"/>
-        </w:rPr>
-        <w:t>unfoldingWord® Translation Notes</w:t>
-      </w:r>
-      <w:r>
-        <w:rPr>
-          <w:lang w:val="fr_FR" w:bidi="fr_FR"/>
-        </w:rPr>
-        <w:t xml:space="preserve"> has been adapted in the following languages: Tok Pisin, Arabic (عربي), French (Français), Hindi (हिंदी), Indonesian (Bahasa Indonesia), Portuguese (Português), Russian (Русский), Spanish (Español), Swahili (Kiswahili), and Simplified Chinese (简体中文) from </w:t>
-      </w:r>
-      <w:r>
-        <w:rPr>
-          <w:lang w:val="fr_FR" w:bidi="fr_FR"/>
-        </w:rPr>
-        <w:t>unfoldingWord® Translation Notes</w:t>
-      </w:r>
-      <w:r>
-        <w:rPr>
-          <w:lang w:val="fr_FR" w:bidi="fr_FR"/>
-        </w:rPr>
-        <w:t xml:space="preserve"> © 2022 unfoldingWord. Released under CC BY-SA 4.0 license by Mission Mutual</w:t>
+        <w:t xml:space="preserve">, </w:t>
+      </w:r>
+      <w:hyperlink r:id="rId13">
+        <w:r>
+          <w:rPr>
+            <w:lang w:val="fr_FR" w:bidi="fr_FR"/>
+          </w:rPr>
+          <w:rPr>
+            <w:color w:val="0000EE"/>
+            <w:u w:val="single"/>
+          </w:rPr>
+          <w:t>unfoldingWord</w:t>
+        </w:r>
+      </w:hyperlink>
+      <w:r>
+        <w:rPr>
+          <w:lang w:val="fr_FR" w:bidi="fr_FR"/>
+        </w:rPr>
+        <w:t xml:space="preserve">, 2022, which is licensed under a </w:t>
+      </w:r>
+      <w:hyperlink r:id="rId14">
+        <w:r>
+          <w:rPr>
+            <w:lang w:val="fr_FR" w:bidi="fr_FR"/>
+          </w:rPr>
+          <w:rPr>
+            <w:color w:val="0000EE"/>
+            <w:u w:val="single"/>
+          </w:rPr>
+          <w:t>CC BY-SA 4.0 license</w:t>
+        </w:r>
+      </w:hyperlink>
+      <w:r>
+        <w:rPr>
+          <w:lang w:val="fr_FR" w:bidi="fr_FR"/>
+        </w:rPr>
+        <w:t>.</w:t>
+      </w:r>
+      <w:r>
+        <w:rPr>
+          <w:lang w:val="fr_FR" w:bidi="fr_FR"/>
+        </w:rPr>
+      </w:r>
+    </w:p>
+    <w:p>
+      <w:pPr/>
+      <w:r>
+        <w:rPr>
+          <w:lang w:val="fr_FR" w:bidi="fr_FR"/>
+        </w:rPr>
+      </w:r>
+      <w:r>
+        <w:rPr>
+          <w:lang w:val="fr_FR" w:bidi="fr_FR"/>
+        </w:rPr>
+        <w:t>This PDF version is provided under the same license.</w:t>
       </w:r>
       <w:r>
         <w:rPr>
@@ -230,6 +295,21 @@
           <w:b/>
           <w:lang w:val="fr_FR" w:bidi="fr_FR"/>
         </w:rPr>
+        <w:t>ὁ πρεσβύτερος</w:t>
+      </w:r>
+    </w:p>
+    <w:p>
+      <w:pPr/>
+      <w:r>
+        <w:rPr>
+          <w:lang w:val="fr_FR" w:bidi="fr_FR"/>
+        </w:rPr>
+      </w:r>
+      <w:r>
+        <w:rPr>
+          <w:b/>
+          <w:lang w:val="fr_FR" w:bidi="fr_FR"/>
+        </w:rPr>
         <w:t>« L'ancien »</w:t>
       </w:r>
     </w:p>
@@ -313,6 +393,21 @@
           <w:b/>
           <w:lang w:val="fr_FR" w:bidi="fr_FR"/>
         </w:rPr>
+        <w:t>ὁ πρεσβύτερος</w:t>
+      </w:r>
+    </w:p>
+    <w:p>
+      <w:pPr/>
+      <w:r>
+        <w:rPr>
+          <w:lang w:val="fr_FR" w:bidi="fr_FR"/>
+        </w:rPr>
+      </w:r>
+      <w:r>
+        <w:rPr>
+          <w:b/>
+          <w:lang w:val="fr_FR" w:bidi="fr_FR"/>
+        </w:rPr>
         <w:t>« L'ancien »</w:t>
       </w:r>
     </w:p>
@@ -416,6 +511,21 @@
           <w:b/>
           <w:lang w:val="fr_FR" w:bidi="fr_FR"/>
         </w:rPr>
+        <w:t>ἐκλεκτῇ κυρίᾳ καὶ τοῖς τέκνοις αὐτῆς</w:t>
+      </w:r>
+    </w:p>
+    <w:p>
+      <w:pPr/>
+      <w:r>
+        <w:rPr>
+          <w:lang w:val="fr_FR" w:bidi="fr_FR"/>
+        </w:rPr>
+      </w:r>
+      <w:r>
+        <w:rPr>
+          <w:b/>
+          <w:lang w:val="fr_FR" w:bidi="fr_FR"/>
+        </w:rPr>
         <w:t>« à Kyria l'élue et à ses enfants »</w:t>
       </w:r>
     </w:p>
@@ -499,6 +609,21 @@
           <w:b/>
           <w:lang w:val="fr_FR" w:bidi="fr_FR"/>
         </w:rPr>
+        <w:t>ἐκλεκτῇ κυρίᾳ καὶ τοῖς τέκνοις αὐτῆς</w:t>
+      </w:r>
+    </w:p>
+    <w:p>
+      <w:pPr/>
+      <w:r>
+        <w:rPr>
+          <w:lang w:val="fr_FR" w:bidi="fr_FR"/>
+        </w:rPr>
+      </w:r>
+      <w:r>
+        <w:rPr>
+          <w:b/>
+          <w:lang w:val="fr_FR" w:bidi="fr_FR"/>
+        </w:rPr>
         <w:t>« à Kyria l'élue et à ses enfants »</w:t>
       </w:r>
     </w:p>
@@ -595,6 +720,21 @@
           <w:b/>
           <w:lang w:val="fr_FR" w:bidi="fr_FR"/>
         </w:rPr>
+        <w:t>ἐκλεκτῇ κυρίᾳ καὶ τοῖς τέκνοις αὐτῆς</w:t>
+      </w:r>
+    </w:p>
+    <w:p>
+      <w:pPr/>
+      <w:r>
+        <w:rPr>
+          <w:lang w:val="fr_FR" w:bidi="fr_FR"/>
+        </w:rPr>
+      </w:r>
+      <w:r>
+        <w:rPr>
+          <w:b/>
+          <w:lang w:val="fr_FR" w:bidi="fr_FR"/>
+        </w:rPr>
         <w:t>« à Kyria l'élue et à ses enfants »</w:t>
       </w:r>
     </w:p>
@@ -691,6 +831,21 @@
           <w:b/>
           <w:lang w:val="fr_FR" w:bidi="fr_FR"/>
         </w:rPr>
+        <w:t>ἀγαπῶ ἐν ἀληθείᾳ</w:t>
+      </w:r>
+    </w:p>
+    <w:p>
+      <w:pPr/>
+      <w:r>
+        <w:rPr>
+          <w:lang w:val="fr_FR" w:bidi="fr_FR"/>
+        </w:rPr>
+      </w:r>
+      <w:r>
+        <w:rPr>
+          <w:b/>
+          <w:lang w:val="fr_FR" w:bidi="fr_FR"/>
+        </w:rPr>
         <w:t>« que j'aime dans la vérité »</w:t>
       </w:r>
     </w:p>
@@ -800,6 +955,21 @@
           <w:b/>
           <w:lang w:val="fr_FR" w:bidi="fr_FR"/>
         </w:rPr>
+        <w:t>πάντες οἱ ἐγνωκότες τὴν ἀλήθειαν</w:t>
+      </w:r>
+    </w:p>
+    <w:p>
+      <w:pPr/>
+      <w:r>
+        <w:rPr>
+          <w:lang w:val="fr_FR" w:bidi="fr_FR"/>
+        </w:rPr>
+      </w:r>
+      <w:r>
+        <w:rPr>
+          <w:b/>
+          <w:lang w:val="fr_FR" w:bidi="fr_FR"/>
+        </w:rPr>
         <w:t>« tous ceux qui ont connu la vérité »</w:t>
       </w:r>
     </w:p>
@@ -909,6 +1079,21 @@
           <w:b/>
           <w:lang w:val="fr_FR" w:bidi="fr_FR"/>
         </w:rPr>
+        <w:t>τὴν ἀλήθειαν</w:t>
+      </w:r>
+    </w:p>
+    <w:p>
+      <w:pPr/>
+      <w:r>
+        <w:rPr>
+          <w:lang w:val="fr_FR" w:bidi="fr_FR"/>
+        </w:rPr>
+      </w:r>
+      <w:r>
+        <w:rPr>
+          <w:b/>
+          <w:lang w:val="fr_FR" w:bidi="fr_FR"/>
+        </w:rPr>
         <w:t>« La vérité »</w:t>
       </w:r>
     </w:p>
@@ -1005,6 +1190,21 @@
           <w:b/>
           <w:lang w:val="fr_FR" w:bidi="fr_FR"/>
         </w:rPr>
+        <w:t>ἡμῖν &amp; ἡμῶν</w:t>
+      </w:r>
+    </w:p>
+    <w:p>
+      <w:pPr/>
+      <w:r>
+        <w:rPr>
+          <w:lang w:val="fr_FR" w:bidi="fr_FR"/>
+        </w:rPr>
+      </w:r>
+      <w:r>
+        <w:rPr>
+          <w:b/>
+          <w:lang w:val="fr_FR" w:bidi="fr_FR"/>
+        </w:rPr>
         <w:t>« nous »</w:t>
       </w:r>
       <w:r>
@@ -1114,6 +1314,21 @@
           <w:b/>
           <w:lang w:val="fr_FR" w:bidi="fr_FR"/>
         </w:rPr>
+        <w:t>εἰς τὸν αἰῶνα</w:t>
+      </w:r>
+    </w:p>
+    <w:p>
+      <w:pPr/>
+      <w:r>
+        <w:rPr>
+          <w:lang w:val="fr_FR" w:bidi="fr_FR"/>
+        </w:rPr>
+      </w:r>
+      <w:r>
+        <w:rPr>
+          <w:b/>
+          <w:lang w:val="fr_FR" w:bidi="fr_FR"/>
+        </w:rPr>
         <w:t>« pour l'éternité »</w:t>
       </w:r>
     </w:p>
@@ -1197,6 +1412,21 @@
           <w:b/>
           <w:lang w:val="fr_FR" w:bidi="fr_FR"/>
         </w:rPr>
+        <w:t>ἔσται μεθ’ ἡμῶν χάρις, ἔλεος, εἰρήνη, παρὰ Θεοῦ Πατρός καὶ παρὰ Ἰησοῦ Χριστοῦ</w:t>
+      </w:r>
+    </w:p>
+    <w:p>
+      <w:pPr/>
+      <w:r>
+        <w:rPr>
+          <w:lang w:val="fr_FR" w:bidi="fr_FR"/>
+        </w:rPr>
+      </w:r>
+      <w:r>
+        <w:rPr>
+          <w:b/>
+          <w:lang w:val="fr_FR" w:bidi="fr_FR"/>
+        </w:rPr>
         <w:t>« que la grâce, la miséricorde et la paix soient avec vous de la part de Dieu le Père et de la part de Jésus-Christ »</w:t>
       </w:r>
     </w:p>
@@ -1345,6 +1575,21 @@
           <w:b/>
           <w:lang w:val="fr_FR" w:bidi="fr_FR"/>
         </w:rPr>
+        <w:t>ἔσται μεθ’ ἡμῶν χάρις, ἔλεος, εἰρήνη</w:t>
+      </w:r>
+    </w:p>
+    <w:p>
+      <w:pPr/>
+      <w:r>
+        <w:rPr>
+          <w:lang w:val="fr_FR" w:bidi="fr_FR"/>
+        </w:rPr>
+      </w:r>
+      <w:r>
+        <w:rPr>
+          <w:b/>
+          <w:lang w:val="fr_FR" w:bidi="fr_FR"/>
+        </w:rPr>
         <w:t>« Que la grâce, la miséricorde et la paix soient avec vous de la part de Dieu le Père et de la part de Jésus-Christ »</w:t>
       </w:r>
     </w:p>
@@ -1428,6 +1673,21 @@
           <w:b/>
           <w:lang w:val="fr_FR" w:bidi="fr_FR"/>
         </w:rPr>
+        <w:t>Πατρός &amp; Υἱοῦ</w:t>
+      </w:r>
+    </w:p>
+    <w:p>
+      <w:pPr/>
+      <w:r>
+        <w:rPr>
+          <w:lang w:val="fr_FR" w:bidi="fr_FR"/>
+        </w:rPr>
+      </w:r>
+      <w:r>
+        <w:rPr>
+          <w:b/>
+          <w:lang w:val="fr_FR" w:bidi="fr_FR"/>
+        </w:rPr>
         <w:t>« Père »</w:t>
       </w:r>
       <w:r>
@@ -1544,6 +1804,21 @@
           <w:b/>
           <w:lang w:val="fr_FR" w:bidi="fr_FR"/>
         </w:rPr>
+        <w:t>ἐν ἀληθείᾳ καὶ ἀγάπῃ</w:t>
+      </w:r>
+    </w:p>
+    <w:p>
+      <w:pPr/>
+      <w:r>
+        <w:rPr>
+          <w:lang w:val="fr_FR" w:bidi="fr_FR"/>
+        </w:rPr>
+      </w:r>
+      <w:r>
+        <w:rPr>
+          <w:b/>
+          <w:lang w:val="fr_FR" w:bidi="fr_FR"/>
+        </w:rPr>
         <w:t>« dans la vérité et la charité »</w:t>
       </w:r>
     </w:p>
@@ -1653,6 +1928,21 @@
           <w:b/>
           <w:lang w:val="fr_FR" w:bidi="fr_FR"/>
         </w:rPr>
+        <w:t>ἐχάρην λείαν ὅτι εὕρηκα ἐκ τῶν τέκνων σου περιπατοῦντας ἐν ἀληθείᾳ</w:t>
+      </w:r>
+    </w:p>
+    <w:p>
+      <w:pPr/>
+      <w:r>
+        <w:rPr>
+          <w:lang w:val="fr_FR" w:bidi="fr_FR"/>
+        </w:rPr>
+      </w:r>
+      <w:r>
+        <w:rPr>
+          <w:b/>
+          <w:lang w:val="fr_FR" w:bidi="fr_FR"/>
+        </w:rPr>
         <w:t>« J'ai été fort réjoui de trouver de tes enfants qui marchent dans la vérité »</w:t>
       </w:r>
     </w:p>
@@ -1749,6 +2039,21 @@
           <w:b/>
           <w:lang w:val="fr_FR" w:bidi="fr_FR"/>
         </w:rPr>
+        <w:t>τῶν τέκνων σου</w:t>
+      </w:r>
+    </w:p>
+    <w:p>
+      <w:pPr/>
+      <w:r>
+        <w:rPr>
+          <w:lang w:val="fr_FR" w:bidi="fr_FR"/>
+        </w:rPr>
+      </w:r>
+      <w:r>
+        <w:rPr>
+          <w:b/>
+          <w:lang w:val="fr_FR" w:bidi="fr_FR"/>
+        </w:rPr>
         <w:t>« tes enfants »</w:t>
       </w:r>
     </w:p>
@@ -1778,7 +2083,7 @@
         </w:rPr>
         <w:t xml:space="preserve"> dans </w:t>
       </w:r>
-      <w:hyperlink r:id="rId13">
+      <w:hyperlink r:id="rId15">
         <w:r>
           <w:rPr>
             <w:lang w:val="fr_FR" w:bidi="fr_FR"/>
@@ -1863,6 +2168,21 @@
           <w:b/>
           <w:lang w:val="fr_FR" w:bidi="fr_FR"/>
         </w:rPr>
+        <w:t>τῶν τέκνων σου</w:t>
+      </w:r>
+    </w:p>
+    <w:p>
+      <w:pPr/>
+      <w:r>
+        <w:rPr>
+          <w:lang w:val="fr_FR" w:bidi="fr_FR"/>
+        </w:rPr>
+      </w:r>
+      <w:r>
+        <w:rPr>
+          <w:b/>
+          <w:lang w:val="fr_FR" w:bidi="fr_FR"/>
+        </w:rPr>
         <w:t>« tes enfants »</w:t>
       </w:r>
     </w:p>
@@ -1972,6 +2292,21 @@
           <w:b/>
           <w:lang w:val="fr_FR" w:bidi="fr_FR"/>
         </w:rPr>
+        <w:t>περιπατοῦντας ἐν ἀληθείᾳ</w:t>
+      </w:r>
+    </w:p>
+    <w:p>
+      <w:pPr/>
+      <w:r>
+        <w:rPr>
+          <w:lang w:val="fr_FR" w:bidi="fr_FR"/>
+        </w:rPr>
+      </w:r>
+      <w:r>
+        <w:rPr>
+          <w:b/>
+          <w:lang w:val="fr_FR" w:bidi="fr_FR"/>
+        </w:rPr>
         <w:t>« marchent dans la vérité »</w:t>
       </w:r>
     </w:p>
@@ -2055,6 +2390,21 @@
           <w:b/>
           <w:lang w:val="fr_FR" w:bidi="fr_FR"/>
         </w:rPr>
+        <w:t>ἐν ἀληθείᾳ</w:t>
+      </w:r>
+    </w:p>
+    <w:p>
+      <w:pPr/>
+      <w:r>
+        <w:rPr>
+          <w:lang w:val="fr_FR" w:bidi="fr_FR"/>
+        </w:rPr>
+      </w:r>
+      <w:r>
+        <w:rPr>
+          <w:b/>
+          <w:lang w:val="fr_FR" w:bidi="fr_FR"/>
+        </w:rPr>
         <w:t>« dans la vérité »</w:t>
       </w:r>
     </w:p>
@@ -2151,6 +2501,21 @@
           <w:b/>
           <w:lang w:val="fr_FR" w:bidi="fr_FR"/>
         </w:rPr>
+        <w:t>καθὼς ἐντολὴν ἐλάβομεν παρὰ τοῦ Πατρός</w:t>
+      </w:r>
+    </w:p>
+    <w:p>
+      <w:pPr/>
+      <w:r>
+        <w:rPr>
+          <w:lang w:val="fr_FR" w:bidi="fr_FR"/>
+        </w:rPr>
+      </w:r>
+      <w:r>
+        <w:rPr>
+          <w:b/>
+          <w:lang w:val="fr_FR" w:bidi="fr_FR"/>
+        </w:rPr>
         <w:t>« selon le commandement que nous avons reçu du Père »</w:t>
       </w:r>
     </w:p>
@@ -2260,6 +2625,21 @@
           <w:b/>
           <w:lang w:val="fr_FR" w:bidi="fr_FR"/>
         </w:rPr>
+        <w:t>τοῦ Πατρός</w:t>
+      </w:r>
+    </w:p>
+    <w:p>
+      <w:pPr/>
+      <w:r>
+        <w:rPr>
+          <w:lang w:val="fr_FR" w:bidi="fr_FR"/>
+        </w:rPr>
+      </w:r>
+      <w:r>
+        <w:rPr>
+          <w:b/>
+          <w:lang w:val="fr_FR" w:bidi="fr_FR"/>
+        </w:rPr>
         <w:t>« Père »</w:t>
       </w:r>
     </w:p>
@@ -2350,6 +2730,21 @@
           <w:b/>
           <w:lang w:val="fr_FR" w:bidi="fr_FR"/>
         </w:rPr>
+        <w:t>καὶ νῦν</w:t>
+      </w:r>
+    </w:p>
+    <w:p>
+      <w:pPr/>
+      <w:r>
+        <w:rPr>
+          <w:lang w:val="fr_FR" w:bidi="fr_FR"/>
+        </w:rPr>
+      </w:r>
+      <w:r>
+        <w:rPr>
+          <w:b/>
+          <w:lang w:val="fr_FR" w:bidi="fr_FR"/>
+        </w:rPr>
         <w:t>« Et maintenant »</w:t>
       </w:r>
     </w:p>
@@ -2446,6 +2841,21 @@
           <w:b/>
           <w:lang w:val="fr_FR" w:bidi="fr_FR"/>
         </w:rPr>
+        <w:t>σε, &amp; σοι</w:t>
+      </w:r>
+    </w:p>
+    <w:p>
+      <w:pPr/>
+      <w:r>
+        <w:rPr>
+          <w:lang w:val="fr_FR" w:bidi="fr_FR"/>
+        </w:rPr>
+      </w:r>
+      <w:r>
+        <w:rPr>
+          <w:b/>
+          <w:lang w:val="fr_FR" w:bidi="fr_FR"/>
+        </w:rPr>
         <w:t>« te »</w:t>
       </w:r>
       <w:r>
@@ -2568,6 +2978,21 @@
           <w:b/>
           <w:lang w:val="fr_FR" w:bidi="fr_FR"/>
         </w:rPr>
+        <w:t>κυρία</w:t>
+      </w:r>
+    </w:p>
+    <w:p>
+      <w:pPr/>
+      <w:r>
+        <w:rPr>
+          <w:lang w:val="fr_FR" w:bidi="fr_FR"/>
+        </w:rPr>
+      </w:r>
+      <w:r>
+        <w:rPr>
+          <w:b/>
+          <w:lang w:val="fr_FR" w:bidi="fr_FR"/>
+        </w:rPr>
         <w:t>« Kyria »</w:t>
       </w:r>
     </w:p>
@@ -2610,7 +3035,7 @@
         </w:rPr>
         <w:t xml:space="preserve"> en </w:t>
       </w:r>
-      <w:hyperlink r:id="rId13">
+      <w:hyperlink r:id="rId15">
         <w:r>
           <w:rPr>
             <w:lang w:val="fr_FR" w:bidi="fr_FR"/>
@@ -2695,6 +3120,21 @@
           <w:b/>
           <w:lang w:val="fr_FR" w:bidi="fr_FR"/>
         </w:rPr>
+        <w:t>οὐχ ὡς ἐντολὴν καινὴν γράφων σοι</w:t>
+      </w:r>
+    </w:p>
+    <w:p>
+      <w:pPr/>
+      <w:r>
+        <w:rPr>
+          <w:lang w:val="fr_FR" w:bidi="fr_FR"/>
+        </w:rPr>
+      </w:r>
+      <w:r>
+        <w:rPr>
+          <w:b/>
+          <w:lang w:val="fr_FR" w:bidi="fr_FR"/>
+        </w:rPr>
         <w:t>« non comme te prescrivant un commandement nouveau »</w:t>
       </w:r>
     </w:p>
@@ -2791,6 +3231,21 @@
           <w:b/>
           <w:lang w:val="fr_FR" w:bidi="fr_FR"/>
         </w:rPr>
+        <w:t>ἀπ’ ἀρχῆς</w:t>
+      </w:r>
+    </w:p>
+    <w:p>
+      <w:pPr/>
+      <w:r>
+        <w:rPr>
+          <w:lang w:val="fr_FR" w:bidi="fr_FR"/>
+        </w:rPr>
+      </w:r>
+      <w:r>
+        <w:rPr>
+          <w:b/>
+          <w:lang w:val="fr_FR" w:bidi="fr_FR"/>
+        </w:rPr>
         <w:t>« dès le commencement »</w:t>
       </w:r>
     </w:p>
@@ -2887,6 +3342,21 @@
           <w:b/>
           <w:lang w:val="fr_FR" w:bidi="fr_FR"/>
         </w:rPr>
+        <w:t>περιπατῶμεν κατὰ &amp; ἐν αὐτῇ περιπατῆτε</w:t>
+      </w:r>
+    </w:p>
+    <w:p>
+      <w:pPr/>
+      <w:r>
+        <w:rPr>
+          <w:lang w:val="fr_FR" w:bidi="fr_FR"/>
+        </w:rPr>
+      </w:r>
+      <w:r>
+        <w:rPr>
+          <w:b/>
+          <w:lang w:val="fr_FR" w:bidi="fr_FR"/>
+        </w:rPr>
         <w:t>« consiste à marcher selon »</w:t>
       </w:r>
       <w:r>
@@ -2916,7 +3386,7 @@
         </w:rPr>
         <w:t xml:space="preserve">Ici, comme dans </w:t>
       </w:r>
-      <w:hyperlink r:id="rId14">
+      <w:hyperlink r:id="rId16">
         <w:r>
           <w:rPr>
             <w:lang w:val="fr_FR" w:bidi="fr_FR"/>
@@ -3027,6 +3497,21 @@
           <w:b/>
           <w:lang w:val="fr_FR" w:bidi="fr_FR"/>
         </w:rPr>
+        <w:t>ἠκούσατε &amp; περιπατῆτε</w:t>
+      </w:r>
+    </w:p>
+    <w:p>
+      <w:pPr/>
+      <w:r>
+        <w:rPr>
+          <w:lang w:val="fr_FR" w:bidi="fr_FR"/>
+        </w:rPr>
+      </w:r>
+      <w:r>
+        <w:rPr>
+          <w:b/>
+          <w:lang w:val="fr_FR" w:bidi="fr_FR"/>
+        </w:rPr>
         <w:t>« vous l'avez appris »</w:t>
       </w:r>
       <w:r>
@@ -3069,7 +3554,7 @@
         </w:rPr>
         <w:t xml:space="preserve"> est au pluriel dans ce verset, car Jean s'adresse à une assemblée de croyants sans utiliser de figure de style. C'est le cas tout au long du reste de la lettre, sauf à la fin, en </w:t>
       </w:r>
-      <w:hyperlink r:id="rId15">
+      <w:hyperlink r:id="rId17">
         <w:r>
           <w:rPr>
             <w:lang w:val="fr_FR" w:bidi="fr_FR"/>
@@ -3154,6 +3639,21 @@
           <w:b/>
           <w:lang w:val="fr_FR" w:bidi="fr_FR"/>
         </w:rPr>
+        <w:t>ὅτι</w:t>
+      </w:r>
+    </w:p>
+    <w:p>
+      <w:pPr/>
+      <w:r>
+        <w:rPr>
+          <w:lang w:val="fr_FR" w:bidi="fr_FR"/>
+        </w:rPr>
+      </w:r>
+      <w:r>
+        <w:rPr>
+          <w:b/>
+          <w:lang w:val="fr_FR" w:bidi="fr_FR"/>
+        </w:rPr>
         <w:t>« Car »</w:t>
       </w:r>
     </w:p>
@@ -3250,6 +3750,21 @@
           <w:b/>
           <w:lang w:val="fr_FR" w:bidi="fr_FR"/>
         </w:rPr>
+        <w:t>ὅτι πολλοὶ πλάνοι ἐξῆλθαν εἰς τὸν κόσμον</w:t>
+      </w:r>
+    </w:p>
+    <w:p>
+      <w:pPr/>
+      <w:r>
+        <w:rPr>
+          <w:lang w:val="fr_FR" w:bidi="fr_FR"/>
+        </w:rPr>
+      </w:r>
+      <w:r>
+        <w:rPr>
+          <w:b/>
+          <w:lang w:val="fr_FR" w:bidi="fr_FR"/>
+        </w:rPr>
         <w:t>« Car plusieurs séducteurs sont entrés dans le monde »</w:t>
       </w:r>
     </w:p>
@@ -3279,7 +3794,7 @@
         </w:rPr>
         <w:t xml:space="preserve"> décrit la manière dont les faux enseignants voyageaient, comme Jean en parle dans </w:t>
       </w:r>
-      <w:hyperlink r:id="rId16">
+      <w:hyperlink r:id="rId18">
         <w:r>
           <w:rPr>
             <w:lang w:val="fr_FR" w:bidi="fr_FR"/>
@@ -3364,6 +3879,21 @@
           <w:b/>
           <w:lang w:val="fr_FR" w:bidi="fr_FR"/>
         </w:rPr>
+        <w:t>Ἰησοῦν Χριστὸν ἐρχόμενον ἐν σαρκί</w:t>
+      </w:r>
+    </w:p>
+    <w:p>
+      <w:pPr/>
+      <w:r>
+        <w:rPr>
+          <w:lang w:val="fr_FR" w:bidi="fr_FR"/>
+        </w:rPr>
+      </w:r>
+      <w:r>
+        <w:rPr>
+          <w:b/>
+          <w:lang w:val="fr_FR" w:bidi="fr_FR"/>
+        </w:rPr>
         <w:t>« que Jésus-Christ est venu en chair »</w:t>
       </w:r>
     </w:p>
@@ -3460,6 +3990,21 @@
           <w:b/>
           <w:lang w:val="fr_FR" w:bidi="fr_FR"/>
         </w:rPr>
+        <w:t>οὗτός ἐστιν ὁ πλάνος καὶ ὁ ἀντίχριστος</w:t>
+      </w:r>
+    </w:p>
+    <w:p>
+      <w:pPr/>
+      <w:r>
+        <w:rPr>
+          <w:lang w:val="fr_FR" w:bidi="fr_FR"/>
+        </w:rPr>
+      </w:r>
+      <w:r>
+        <w:rPr>
+          <w:b/>
+          <w:lang w:val="fr_FR" w:bidi="fr_FR"/>
+        </w:rPr>
         <w:t>« c'est le séducteur et l'antéchrist »</w:t>
       </w:r>
     </w:p>
@@ -3550,6 +4095,21 @@
           <w:b/>
           <w:lang w:val="fr_FR" w:bidi="fr_FR"/>
         </w:rPr>
+        <w:t>ὁ πλάνος καὶ ὁ ἀντίχριστος</w:t>
+      </w:r>
+    </w:p>
+    <w:p>
+      <w:pPr/>
+      <w:r>
+        <w:rPr>
+          <w:lang w:val="fr_FR" w:bidi="fr_FR"/>
+        </w:rPr>
+      </w:r>
+      <w:r>
+        <w:rPr>
+          <w:b/>
+          <w:lang w:val="fr_FR" w:bidi="fr_FR"/>
+        </w:rPr>
         <w:t>« le séducteur et l'antéchrist »</w:t>
       </w:r>
     </w:p>
@@ -3659,6 +4219,21 @@
           <w:b/>
           <w:lang w:val="fr_FR" w:bidi="fr_FR"/>
         </w:rPr>
+        <w:t>βλέπετε ἑαυτούς</w:t>
+      </w:r>
+    </w:p>
+    <w:p>
+      <w:pPr/>
+      <w:r>
+        <w:rPr>
+          <w:lang w:val="fr_FR" w:bidi="fr_FR"/>
+        </w:rPr>
+      </w:r>
+      <w:r>
+        <w:rPr>
+          <w:b/>
+          <w:lang w:val="fr_FR" w:bidi="fr_FR"/>
+        </w:rPr>
         <w:t>« Prenez garde à vous-mêmes »</w:t>
       </w:r>
     </w:p>
@@ -3755,6 +4330,21 @@
           <w:b/>
           <w:lang w:val="fr_FR" w:bidi="fr_FR"/>
         </w:rPr>
+        <w:t>βλέπετε ἑαυτούς</w:t>
+      </w:r>
+    </w:p>
+    <w:p>
+      <w:pPr/>
+      <w:r>
+        <w:rPr>
+          <w:lang w:val="fr_FR" w:bidi="fr_FR"/>
+        </w:rPr>
+      </w:r>
+      <w:r>
+        <w:rPr>
+          <w:b/>
+          <w:lang w:val="fr_FR" w:bidi="fr_FR"/>
+        </w:rPr>
         <w:t>« Prenez garde à vous-mêmes »</w:t>
       </w:r>
     </w:p>
@@ -3838,6 +4428,21 @@
           <w:b/>
           <w:lang w:val="fr_FR" w:bidi="fr_FR"/>
         </w:rPr>
+        <w:t>ἃ</w:t>
+      </w:r>
+    </w:p>
+    <w:p>
+      <w:pPr/>
+      <w:r>
+        <w:rPr>
+          <w:lang w:val="fr_FR" w:bidi="fr_FR"/>
+        </w:rPr>
+      </w:r>
+      <w:r>
+        <w:rPr>
+          <w:b/>
+          <w:lang w:val="fr_FR" w:bidi="fr_FR"/>
+        </w:rPr>
         <w:t>« le fruit »</w:t>
       </w:r>
     </w:p>
@@ -3947,6 +4552,21 @@
           <w:b/>
           <w:lang w:val="fr_FR" w:bidi="fr_FR"/>
         </w:rPr>
+        <w:t>εἰργασάμεθα</w:t>
+      </w:r>
+    </w:p>
+    <w:p>
+      <w:pPr/>
+      <w:r>
+        <w:rPr>
+          <w:lang w:val="fr_FR" w:bidi="fr_FR"/>
+        </w:rPr>
+      </w:r>
+      <w:r>
+        <w:rPr>
+          <w:b/>
+          <w:lang w:val="fr_FR" w:bidi="fr_FR"/>
+        </w:rPr>
         <w:t>« de votre travail »</w:t>
       </w:r>
     </w:p>
@@ -4056,6 +4676,21 @@
           <w:b/>
           <w:lang w:val="fr_FR" w:bidi="fr_FR"/>
         </w:rPr>
+        <w:t>εἰργασάμεθα</w:t>
+      </w:r>
+    </w:p>
+    <w:p>
+      <w:pPr/>
+      <w:r>
+        <w:rPr>
+          <w:lang w:val="fr_FR" w:bidi="fr_FR"/>
+        </w:rPr>
+      </w:r>
+      <w:r>
+        <w:rPr>
+          <w:b/>
+          <w:lang w:val="fr_FR" w:bidi="fr_FR"/>
+        </w:rPr>
         <w:t>« de votre travail »</w:t>
       </w:r>
     </w:p>
@@ -4152,6 +4787,21 @@
           <w:b/>
           <w:lang w:val="fr_FR" w:bidi="fr_FR"/>
         </w:rPr>
+        <w:t>μισθὸν πλήρη</w:t>
+      </w:r>
+    </w:p>
+    <w:p>
+      <w:pPr/>
+      <w:r>
+        <w:rPr>
+          <w:lang w:val="fr_FR" w:bidi="fr_FR"/>
+        </w:rPr>
+      </w:r>
+      <w:r>
+        <w:rPr>
+          <w:b/>
+          <w:lang w:val="fr_FR" w:bidi="fr_FR"/>
+        </w:rPr>
         <w:t>« une pleine récompense »</w:t>
       </w:r>
     </w:p>
@@ -4248,6 +4898,21 @@
           <w:b/>
           <w:lang w:val="fr_FR" w:bidi="fr_FR"/>
         </w:rPr>
+        <w:t>πᾶς ὁ προάγων καὶ μὴ μένων ἐν τῇ διδαχῇ τοῦ Χριστοῦ</w:t>
+      </w:r>
+    </w:p>
+    <w:p>
+      <w:pPr/>
+      <w:r>
+        <w:rPr>
+          <w:lang w:val="fr_FR" w:bidi="fr_FR"/>
+        </w:rPr>
+      </w:r>
+      <w:r>
+        <w:rPr>
+          <w:b/>
+          <w:lang w:val="fr_FR" w:bidi="fr_FR"/>
+        </w:rPr>
         <w:t>« Quiconque va plus loin et ne demeure pas dans la doctrine de Christ »</w:t>
       </w:r>
     </w:p>
@@ -4383,6 +5048,21 @@
           <w:b/>
           <w:lang w:val="fr_FR" w:bidi="fr_FR"/>
         </w:rPr>
+        <w:t>πᾶς ὁ προάγων καὶ μὴ μένων ἐν τῇ διδαχῇ τοῦ Χριστοῦ</w:t>
+      </w:r>
+    </w:p>
+    <w:p>
+      <w:pPr/>
+      <w:r>
+        <w:rPr>
+          <w:lang w:val="fr_FR" w:bidi="fr_FR"/>
+        </w:rPr>
+      </w:r>
+      <w:r>
+        <w:rPr>
+          <w:b/>
+          <w:lang w:val="fr_FR" w:bidi="fr_FR"/>
+        </w:rPr>
         <w:t>« Quiconque va plus loin et ne demeure pas dans la doctrine de Christ »</w:t>
       </w:r>
     </w:p>
@@ -4492,6 +5172,21 @@
           <w:b/>
           <w:lang w:val="fr_FR" w:bidi="fr_FR"/>
         </w:rPr>
+        <w:t>Θεὸν οὐκ ἔχει</w:t>
+      </w:r>
+    </w:p>
+    <w:p>
+      <w:pPr/>
+      <w:r>
+        <w:rPr>
+          <w:lang w:val="fr_FR" w:bidi="fr_FR"/>
+        </w:rPr>
+      </w:r>
+      <w:r>
+        <w:rPr>
+          <w:b/>
+          <w:lang w:val="fr_FR" w:bidi="fr_FR"/>
+        </w:rPr>
         <w:t>« n’a point Dieu »</w:t>
       </w:r>
     </w:p>
@@ -4582,6 +5277,21 @@
           <w:b/>
           <w:lang w:val="fr_FR" w:bidi="fr_FR"/>
         </w:rPr>
+        <w:t>ὁ μένων ἐν τῇ διδαχῇ, οὗτος καὶ τὸν Πατέρα καὶ τὸν Υἱὸν ἔχει</w:t>
+      </w:r>
+    </w:p>
+    <w:p>
+      <w:pPr/>
+      <w:r>
+        <w:rPr>
+          <w:lang w:val="fr_FR" w:bidi="fr_FR"/>
+        </w:rPr>
+      </w:r>
+      <w:r>
+        <w:rPr>
+          <w:b/>
+          <w:lang w:val="fr_FR" w:bidi="fr_FR"/>
+        </w:rPr>
         <w:t>« celui qui demeure dans cette doctrine a le Père et le Fils »</w:t>
       </w:r>
     </w:p>
@@ -4691,6 +5401,21 @@
           <w:b/>
           <w:lang w:val="fr_FR" w:bidi="fr_FR"/>
         </w:rPr>
+        <w:t>ὁ μένων ἐν τῇ διδαχῇ</w:t>
+      </w:r>
+    </w:p>
+    <w:p>
+      <w:pPr/>
+      <w:r>
+        <w:rPr>
+          <w:lang w:val="fr_FR" w:bidi="fr_FR"/>
+        </w:rPr>
+      </w:r>
+      <w:r>
+        <w:rPr>
+          <w:b/>
+          <w:lang w:val="fr_FR" w:bidi="fr_FR"/>
+        </w:rPr>
         <w:t>« celui qui demeure dans cette doctrine »</w:t>
       </w:r>
     </w:p>
@@ -4774,6 +5499,21 @@
           <w:b/>
           <w:lang w:val="fr_FR" w:bidi="fr_FR"/>
         </w:rPr>
+        <w:t>οὗτος</w:t>
+      </w:r>
+    </w:p>
+    <w:p>
+      <w:pPr/>
+      <w:r>
+        <w:rPr>
+          <w:lang w:val="fr_FR" w:bidi="fr_FR"/>
+        </w:rPr>
+      </w:r>
+      <w:r>
+        <w:rPr>
+          <w:b/>
+          <w:lang w:val="fr_FR" w:bidi="fr_FR"/>
+        </w:rPr>
         <w:t>« celui »</w:t>
       </w:r>
     </w:p>
@@ -4870,6 +5610,21 @@
           <w:b/>
           <w:lang w:val="fr_FR" w:bidi="fr_FR"/>
         </w:rPr>
+        <w:t>τὸν Πατέρα καὶ τὸν Υἱὸν</w:t>
+      </w:r>
+    </w:p>
+    <w:p>
+      <w:pPr/>
+      <w:r>
+        <w:rPr>
+          <w:lang w:val="fr_FR" w:bidi="fr_FR"/>
+        </w:rPr>
+      </w:r>
+      <w:r>
+        <w:rPr>
+          <w:b/>
+          <w:lang w:val="fr_FR" w:bidi="fr_FR"/>
+        </w:rPr>
         <w:t>« le Père et le Fils »</w:t>
       </w:r>
     </w:p>
@@ -4973,6 +5728,21 @@
           <w:b/>
           <w:lang w:val="fr_FR" w:bidi="fr_FR"/>
         </w:rPr>
+        <w:t>εἴ τις ἔρχεται πρὸς ὑμᾶς, καὶ ταύτην τὴν διδαχὴν οὐ φέρει</w:t>
+      </w:r>
+    </w:p>
+    <w:p>
+      <w:pPr/>
+      <w:r>
+        <w:rPr>
+          <w:lang w:val="fr_FR" w:bidi="fr_FR"/>
+        </w:rPr>
+      </w:r>
+      <w:r>
+        <w:rPr>
+          <w:b/>
+          <w:lang w:val="fr_FR" w:bidi="fr_FR"/>
+        </w:rPr>
         <w:t>« Si quelqu'un vient à vous et n'apporte pas cette doctrine »</w:t>
       </w:r>
     </w:p>
@@ -5002,7 +5772,7 @@
         </w:rPr>
         <w:t xml:space="preserve"> ici implique « n'importe quel enseignant ou prédicateur ». Jean ne veut pas que les croyants accueillent un enseignant qui n'enseigne pas ce que Jésus a enseigné, et spécifiquement que Jésus est venu en tant qu'être humain (voir </w:t>
       </w:r>
-      <w:hyperlink r:id="rId17">
+      <w:hyperlink r:id="rId19">
         <w:r>
           <w:rPr>
             <w:lang w:val="fr_FR" w:bidi="fr_FR"/>
@@ -5087,6 +5857,21 @@
           <w:b/>
           <w:lang w:val="fr_FR" w:bidi="fr_FR"/>
         </w:rPr>
+        <w:t>ταύτην τὴν διδαχὴν οὐ φέρει</w:t>
+      </w:r>
+    </w:p>
+    <w:p>
+      <w:pPr/>
+      <w:r>
+        <w:rPr>
+          <w:lang w:val="fr_FR" w:bidi="fr_FR"/>
+        </w:rPr>
+      </w:r>
+      <w:r>
+        <w:rPr>
+          <w:b/>
+          <w:lang w:val="fr_FR" w:bidi="fr_FR"/>
+        </w:rPr>
         <w:t>« n'apporte pas cette doctrine »</w:t>
       </w:r>
     </w:p>
@@ -5196,6 +5981,21 @@
           <w:b/>
           <w:lang w:val="fr_FR" w:bidi="fr_FR"/>
         </w:rPr>
+        <w:t>ταύτην τὴν διδαχὴν</w:t>
+      </w:r>
+    </w:p>
+    <w:p>
+      <w:pPr/>
+      <w:r>
+        <w:rPr>
+          <w:lang w:val="fr_FR" w:bidi="fr_FR"/>
+        </w:rPr>
+      </w:r>
+      <w:r>
+        <w:rPr>
+          <w:b/>
+          <w:lang w:val="fr_FR" w:bidi="fr_FR"/>
+        </w:rPr>
         <w:t>« cette doctrine »</w:t>
       </w:r>
     </w:p>
@@ -5225,7 +6025,7 @@
         </w:rPr>
         <w:t xml:space="preserve"> fait référence à l'enseignement mentionné dans </w:t>
       </w:r>
-      <w:hyperlink r:id="rId17">
+      <w:hyperlink r:id="rId19">
         <w:r>
           <w:rPr>
             <w:lang w:val="fr_FR" w:bidi="fr_FR"/>
@@ -5310,6 +6110,21 @@
           <w:b/>
           <w:lang w:val="fr_FR" w:bidi="fr_FR"/>
         </w:rPr>
+        <w:t>μὴ λαμβάνετε αὐτὸν εἰς οἰκίαν</w:t>
+      </w:r>
+    </w:p>
+    <w:p>
+      <w:pPr/>
+      <w:r>
+        <w:rPr>
+          <w:lang w:val="fr_FR" w:bidi="fr_FR"/>
+        </w:rPr>
+      </w:r>
+      <w:r>
+        <w:rPr>
+          <w:b/>
+          <w:lang w:val="fr_FR" w:bidi="fr_FR"/>
+        </w:rPr>
         <w:t>« ne le recevez pas dans votre maison »</w:t>
       </w:r>
     </w:p>
@@ -5393,6 +6208,21 @@
           <w:b/>
           <w:lang w:val="fr_FR" w:bidi="fr_FR"/>
         </w:rPr>
+        <w:t>χαίρειν αὐτῷ μὴ λέγετε</w:t>
+      </w:r>
+    </w:p>
+    <w:p>
+      <w:pPr/>
+      <w:r>
+        <w:rPr>
+          <w:lang w:val="fr_FR" w:bidi="fr_FR"/>
+        </w:rPr>
+      </w:r>
+      <w:r>
+        <w:rPr>
+          <w:b/>
+          <w:lang w:val="fr_FR" w:bidi="fr_FR"/>
+        </w:rPr>
         <w:t>« ne lui dites pas : Salut ! »</w:t>
       </w:r>
     </w:p>
@@ -5476,6 +6306,21 @@
           <w:b/>
           <w:lang w:val="fr_FR" w:bidi="fr_FR"/>
         </w:rPr>
+        <w:t>ὁ λέγων &amp; αὐτῷ χαίρειν</w:t>
+      </w:r>
+    </w:p>
+    <w:p>
+      <w:pPr/>
+      <w:r>
+        <w:rPr>
+          <w:lang w:val="fr_FR" w:bidi="fr_FR"/>
+        </w:rPr>
+      </w:r>
+      <w:r>
+        <w:rPr>
+          <w:b/>
+          <w:lang w:val="fr_FR" w:bidi="fr_FR"/>
+        </w:rPr>
         <w:t>« celui qui lui dit : Salut ! »</w:t>
       </w:r>
     </w:p>
@@ -5572,6 +6417,21 @@
           <w:b/>
           <w:lang w:val="fr_FR" w:bidi="fr_FR"/>
         </w:rPr>
+        <w:t>κοινωνεῖ τοῖς ἔργοις αὐτοῦ τοῖς πονηροῖς</w:t>
+      </w:r>
+    </w:p>
+    <w:p>
+      <w:pPr/>
+      <w:r>
+        <w:rPr>
+          <w:lang w:val="fr_FR" w:bidi="fr_FR"/>
+        </w:rPr>
+      </w:r>
+      <w:r>
+        <w:rPr>
+          <w:b/>
+          <w:lang w:val="fr_FR" w:bidi="fr_FR"/>
+        </w:rPr>
         <w:t>« participe à ses mauvaises œuvres »</w:t>
       </w:r>
     </w:p>
@@ -5668,6 +6528,21 @@
           <w:b/>
           <w:lang w:val="fr_FR" w:bidi="fr_FR"/>
         </w:rPr>
+        <w:t>οὐκ ἐβουλήθην διὰ χάρτου καὶ μέλανος</w:t>
+      </w:r>
+    </w:p>
+    <w:p>
+      <w:pPr/>
+      <w:r>
+        <w:rPr>
+          <w:lang w:val="fr_FR" w:bidi="fr_FR"/>
+        </w:rPr>
+      </w:r>
+      <w:r>
+        <w:rPr>
+          <w:b/>
+          <w:lang w:val="fr_FR" w:bidi="fr_FR"/>
+        </w:rPr>
         <w:t>« je n'ai pas voulu le faire avec le papier et l'encre »</w:t>
       </w:r>
     </w:p>
@@ -5751,6 +6626,21 @@
           <w:b/>
           <w:lang w:val="fr_FR" w:bidi="fr_FR"/>
         </w:rPr>
+        <w:t>διὰ χάρτου καὶ μέλανος</w:t>
+      </w:r>
+    </w:p>
+    <w:p>
+      <w:pPr/>
+      <w:r>
+        <w:rPr>
+          <w:lang w:val="fr_FR" w:bidi="fr_FR"/>
+        </w:rPr>
+      </w:r>
+      <w:r>
+        <w:rPr>
+          <w:b/>
+          <w:lang w:val="fr_FR" w:bidi="fr_FR"/>
+        </w:rPr>
         <w:t>« avec le papier et l'encre »</w:t>
       </w:r>
     </w:p>
@@ -5847,6 +6737,21 @@
           <w:b/>
           <w:lang w:val="fr_FR" w:bidi="fr_FR"/>
         </w:rPr>
+        <w:t>γενέσθαι</w:t>
+      </w:r>
+    </w:p>
+    <w:p>
+      <w:pPr/>
+      <w:r>
+        <w:rPr>
+          <w:lang w:val="fr_FR" w:bidi="fr_FR"/>
+        </w:rPr>
+      </w:r>
+      <w:r>
+        <w:rPr>
+          <w:b/>
+          <w:lang w:val="fr_FR" w:bidi="fr_FR"/>
+        </w:rPr>
         <w:t>« aller »</w:t>
       </w:r>
     </w:p>
@@ -5943,6 +6848,21 @@
           <w:b/>
           <w:lang w:val="fr_FR" w:bidi="fr_FR"/>
         </w:rPr>
+        <w:t>στόμα πρὸς στόμα λαλῆσαι</w:t>
+      </w:r>
+    </w:p>
+    <w:p>
+      <w:pPr/>
+      <w:r>
+        <w:rPr>
+          <w:lang w:val="fr_FR" w:bidi="fr_FR"/>
+        </w:rPr>
+      </w:r>
+      <w:r>
+        <w:rPr>
+          <w:b/>
+          <w:lang w:val="fr_FR" w:bidi="fr_FR"/>
+        </w:rPr>
         <w:t>« parler bouche à bouche »</w:t>
       </w:r>
     </w:p>
@@ -6039,6 +6959,21 @@
           <w:b/>
           <w:lang w:val="fr_FR" w:bidi="fr_FR"/>
         </w:rPr>
+        <w:t>ἵνα ἡ χαρὰ ὑμῶν πεπληρωμένη ᾖ</w:t>
+      </w:r>
+    </w:p>
+    <w:p>
+      <w:pPr/>
+      <w:r>
+        <w:rPr>
+          <w:lang w:val="fr_FR" w:bidi="fr_FR"/>
+        </w:rPr>
+      </w:r>
+      <w:r>
+        <w:rPr>
+          <w:b/>
+          <w:lang w:val="fr_FR" w:bidi="fr_FR"/>
+        </w:rPr>
         <w:t>« afin que notre joie soit parfaite »</w:t>
       </w:r>
     </w:p>
@@ -6122,6 +7057,21 @@
           <w:b/>
           <w:lang w:val="fr_FR" w:bidi="fr_FR"/>
         </w:rPr>
+        <w:t>ἵνα ἡ χαρὰ ὑμῶν πεπληρωμένη ᾖ</w:t>
+      </w:r>
+    </w:p>
+    <w:p>
+      <w:pPr/>
+      <w:r>
+        <w:rPr>
+          <w:lang w:val="fr_FR" w:bidi="fr_FR"/>
+        </w:rPr>
+      </w:r>
+      <w:r>
+        <w:rPr>
+          <w:b/>
+          <w:lang w:val="fr_FR" w:bidi="fr_FR"/>
+        </w:rPr>
         <w:t>« afin que notre joie soit parfaite »</w:t>
       </w:r>
     </w:p>
@@ -6218,6 +7168,21 @@
           <w:b/>
           <w:lang w:val="fr_FR" w:bidi="fr_FR"/>
         </w:rPr>
+        <w:t>ἡ χαρὰ ὑμῶν πεπληρωμένη ᾖ</w:t>
+      </w:r>
+    </w:p>
+    <w:p>
+      <w:pPr/>
+      <w:r>
+        <w:rPr>
+          <w:lang w:val="fr_FR" w:bidi="fr_FR"/>
+        </w:rPr>
+      </w:r>
+      <w:r>
+        <w:rPr>
+          <w:b/>
+          <w:lang w:val="fr_FR" w:bidi="fr_FR"/>
+        </w:rPr>
         <w:t>« afin que notre joie soit parfaite »</w:t>
       </w:r>
     </w:p>
@@ -6301,6 +7266,21 @@
           <w:b/>
           <w:lang w:val="fr_FR" w:bidi="fr_FR"/>
         </w:rPr>
+        <w:t>ὑμῶν</w:t>
+      </w:r>
+    </w:p>
+    <w:p>
+      <w:pPr/>
+      <w:r>
+        <w:rPr>
+          <w:lang w:val="fr_FR" w:bidi="fr_FR"/>
+        </w:rPr>
+      </w:r>
+      <w:r>
+        <w:rPr>
+          <w:b/>
+          <w:lang w:val="fr_FR" w:bidi="fr_FR"/>
+        </w:rPr>
         <w:t>« notre »</w:t>
       </w:r>
     </w:p>
@@ -6397,6 +7377,21 @@
           <w:b/>
           <w:lang w:val="fr_FR" w:bidi="fr_FR"/>
         </w:rPr>
+        <w:t>τὰ τέκνα τῆς ἀδελφῆς σου τῆς ἐκλεκτῆς</w:t>
+      </w:r>
+    </w:p>
+    <w:p>
+      <w:pPr/>
+      <w:r>
+        <w:rPr>
+          <w:lang w:val="fr_FR" w:bidi="fr_FR"/>
+        </w:rPr>
+      </w:r>
+      <w:r>
+        <w:rPr>
+          <w:b/>
+          <w:lang w:val="fr_FR" w:bidi="fr_FR"/>
+        </w:rPr>
         <w:t>« Les enfants de ta sœur l'élue »</w:t>
       </w:r>
     </w:p>
@@ -6413,7 +7408,7 @@
         </w:rPr>
         <w:t xml:space="preserve">Voir la discussion de cette métaphore dans la Partie 3 de l'Introduction. Tout comme Jean utilise le terme « Kyria l'élue » (ou « dame élue ») comme expression figurative pour le groupe de croyants à qui il écrit dans </w:t>
       </w:r>
-      <w:hyperlink r:id="rId13">
+      <w:hyperlink r:id="rId15">
         <w:r>
           <w:rPr>
             <w:lang w:val="fr_FR" w:bidi="fr_FR"/>
@@ -6537,6 +7532,21 @@
           <w:b/>
           <w:lang w:val="fr_FR" w:bidi="fr_FR"/>
         </w:rPr>
+        <w:t>τὰ τέκνα τῆς ἀδελφῆς σου τῆς ἐκλεκτῆς</w:t>
+      </w:r>
+    </w:p>
+    <w:p>
+      <w:pPr/>
+      <w:r>
+        <w:rPr>
+          <w:lang w:val="fr_FR" w:bidi="fr_FR"/>
+        </w:rPr>
+      </w:r>
+      <w:r>
+        <w:rPr>
+          <w:b/>
+          <w:lang w:val="fr_FR" w:bidi="fr_FR"/>
+        </w:rPr>
         <w:t>« Les enfants de ta soeur l'élue »</w:t>
       </w:r>
     </w:p>
@@ -6633,6 +7643,21 @@
           <w:b/>
           <w:lang w:val="fr_FR" w:bidi="fr_FR"/>
         </w:rPr>
+        <w:t>ἀσπάζεταί σε</w:t>
+      </w:r>
+    </w:p>
+    <w:p>
+      <w:pPr/>
+      <w:r>
+        <w:rPr>
+          <w:lang w:val="fr_FR" w:bidi="fr_FR"/>
+        </w:rPr>
+      </w:r>
+      <w:r>
+        <w:rPr>
+          <w:b/>
+          <w:lang w:val="fr_FR" w:bidi="fr_FR"/>
+        </w:rPr>
         <w:t>« te saluent »</w:t>
       </w:r>
     </w:p>
@@ -6702,6 +7727,21 @@
         <w:rPr>
           <w:lang w:val="fr_FR" w:bidi="fr_FR"/>
         </w:rPr>
+      </w:r>
+    </w:p>
+    <w:p>
+      <w:pPr/>
+      <w:r>
+        <w:rPr>
+          <w:lang w:val="fr_FR" w:bidi="fr_FR"/>
+        </w:rPr>
+      </w:r>
+      <w:r>
+        <w:rPr>
+          <w:b/>
+          <w:lang w:val="fr_FR" w:bidi="fr_FR"/>
+        </w:rPr>
+        <w:t>σε &amp; σου</w:t>
       </w:r>
     </w:p>
     <w:p>

--- a/fra/docx/63.content.docx
+++ b/fra/docx/63.content.docx
@@ -230,6 +230,21 @@
           <w:b/>
           <w:lang w:val="fr_FR" w:bidi="fr_FR"/>
         </w:rPr>
+        <w:t>ὁ πρεσβύτερος</w:t>
+      </w:r>
+    </w:p>
+    <w:p>
+      <w:pPr/>
+      <w:r>
+        <w:rPr>
+          <w:lang w:val="fr_FR" w:bidi="fr_FR"/>
+        </w:rPr>
+      </w:r>
+      <w:r>
+        <w:rPr>
+          <w:b/>
+          <w:lang w:val="fr_FR" w:bidi="fr_FR"/>
+        </w:rPr>
         <w:t>« L'ancien »</w:t>
       </w:r>
     </w:p>
@@ -313,6 +328,21 @@
           <w:b/>
           <w:lang w:val="fr_FR" w:bidi="fr_FR"/>
         </w:rPr>
+        <w:t>ὁ πρεσβύτερος</w:t>
+      </w:r>
+    </w:p>
+    <w:p>
+      <w:pPr/>
+      <w:r>
+        <w:rPr>
+          <w:lang w:val="fr_FR" w:bidi="fr_FR"/>
+        </w:rPr>
+      </w:r>
+      <w:r>
+        <w:rPr>
+          <w:b/>
+          <w:lang w:val="fr_FR" w:bidi="fr_FR"/>
+        </w:rPr>
         <w:t>« L'ancien »</w:t>
       </w:r>
     </w:p>
@@ -416,6 +446,21 @@
           <w:b/>
           <w:lang w:val="fr_FR" w:bidi="fr_FR"/>
         </w:rPr>
+        <w:t>ἐκλεκτῇ κυρίᾳ καὶ τοῖς τέκνοις αὐτῆς</w:t>
+      </w:r>
+    </w:p>
+    <w:p>
+      <w:pPr/>
+      <w:r>
+        <w:rPr>
+          <w:lang w:val="fr_FR" w:bidi="fr_FR"/>
+        </w:rPr>
+      </w:r>
+      <w:r>
+        <w:rPr>
+          <w:b/>
+          <w:lang w:val="fr_FR" w:bidi="fr_FR"/>
+        </w:rPr>
         <w:t>« à Kyria l'élue et à ses enfants »</w:t>
       </w:r>
     </w:p>
@@ -499,6 +544,21 @@
           <w:b/>
           <w:lang w:val="fr_FR" w:bidi="fr_FR"/>
         </w:rPr>
+        <w:t>ἐκλεκτῇ κυρίᾳ καὶ τοῖς τέκνοις αὐτῆς</w:t>
+      </w:r>
+    </w:p>
+    <w:p>
+      <w:pPr/>
+      <w:r>
+        <w:rPr>
+          <w:lang w:val="fr_FR" w:bidi="fr_FR"/>
+        </w:rPr>
+      </w:r>
+      <w:r>
+        <w:rPr>
+          <w:b/>
+          <w:lang w:val="fr_FR" w:bidi="fr_FR"/>
+        </w:rPr>
         <w:t>« à Kyria l'élue et à ses enfants »</w:t>
       </w:r>
     </w:p>
@@ -595,6 +655,21 @@
           <w:b/>
           <w:lang w:val="fr_FR" w:bidi="fr_FR"/>
         </w:rPr>
+        <w:t>ἐκλεκτῇ κυρίᾳ καὶ τοῖς τέκνοις αὐτῆς</w:t>
+      </w:r>
+    </w:p>
+    <w:p>
+      <w:pPr/>
+      <w:r>
+        <w:rPr>
+          <w:lang w:val="fr_FR" w:bidi="fr_FR"/>
+        </w:rPr>
+      </w:r>
+      <w:r>
+        <w:rPr>
+          <w:b/>
+          <w:lang w:val="fr_FR" w:bidi="fr_FR"/>
+        </w:rPr>
         <w:t>« à Kyria l'élue et à ses enfants »</w:t>
       </w:r>
     </w:p>
@@ -691,6 +766,21 @@
           <w:b/>
           <w:lang w:val="fr_FR" w:bidi="fr_FR"/>
         </w:rPr>
+        <w:t>ἀγαπῶ ἐν ἀληθείᾳ</w:t>
+      </w:r>
+    </w:p>
+    <w:p>
+      <w:pPr/>
+      <w:r>
+        <w:rPr>
+          <w:lang w:val="fr_FR" w:bidi="fr_FR"/>
+        </w:rPr>
+      </w:r>
+      <w:r>
+        <w:rPr>
+          <w:b/>
+          <w:lang w:val="fr_FR" w:bidi="fr_FR"/>
+        </w:rPr>
         <w:t>« que j'aime dans la vérité »</w:t>
       </w:r>
     </w:p>
@@ -800,6 +890,21 @@
           <w:b/>
           <w:lang w:val="fr_FR" w:bidi="fr_FR"/>
         </w:rPr>
+        <w:t>πάντες οἱ ἐγνωκότες τὴν ἀλήθειαν</w:t>
+      </w:r>
+    </w:p>
+    <w:p>
+      <w:pPr/>
+      <w:r>
+        <w:rPr>
+          <w:lang w:val="fr_FR" w:bidi="fr_FR"/>
+        </w:rPr>
+      </w:r>
+      <w:r>
+        <w:rPr>
+          <w:b/>
+          <w:lang w:val="fr_FR" w:bidi="fr_FR"/>
+        </w:rPr>
         <w:t>« tous ceux qui ont connu la vérité »</w:t>
       </w:r>
     </w:p>
@@ -909,6 +1014,21 @@
           <w:b/>
           <w:lang w:val="fr_FR" w:bidi="fr_FR"/>
         </w:rPr>
+        <w:t>τὴν ἀλήθειαν</w:t>
+      </w:r>
+    </w:p>
+    <w:p>
+      <w:pPr/>
+      <w:r>
+        <w:rPr>
+          <w:lang w:val="fr_FR" w:bidi="fr_FR"/>
+        </w:rPr>
+      </w:r>
+      <w:r>
+        <w:rPr>
+          <w:b/>
+          <w:lang w:val="fr_FR" w:bidi="fr_FR"/>
+        </w:rPr>
         <w:t>« La vérité »</w:t>
       </w:r>
     </w:p>
@@ -1005,6 +1125,21 @@
           <w:b/>
           <w:lang w:val="fr_FR" w:bidi="fr_FR"/>
         </w:rPr>
+        <w:t>ἡμῖν &amp; ἡμῶν</w:t>
+      </w:r>
+    </w:p>
+    <w:p>
+      <w:pPr/>
+      <w:r>
+        <w:rPr>
+          <w:lang w:val="fr_FR" w:bidi="fr_FR"/>
+        </w:rPr>
+      </w:r>
+      <w:r>
+        <w:rPr>
+          <w:b/>
+          <w:lang w:val="fr_FR" w:bidi="fr_FR"/>
+        </w:rPr>
         <w:t>« nous »</w:t>
       </w:r>
       <w:r>
@@ -1114,6 +1249,21 @@
           <w:b/>
           <w:lang w:val="fr_FR" w:bidi="fr_FR"/>
         </w:rPr>
+        <w:t>εἰς τὸν αἰῶνα</w:t>
+      </w:r>
+    </w:p>
+    <w:p>
+      <w:pPr/>
+      <w:r>
+        <w:rPr>
+          <w:lang w:val="fr_FR" w:bidi="fr_FR"/>
+        </w:rPr>
+      </w:r>
+      <w:r>
+        <w:rPr>
+          <w:b/>
+          <w:lang w:val="fr_FR" w:bidi="fr_FR"/>
+        </w:rPr>
         <w:t>« pour l'éternité »</w:t>
       </w:r>
     </w:p>
@@ -1197,6 +1347,21 @@
           <w:b/>
           <w:lang w:val="fr_FR" w:bidi="fr_FR"/>
         </w:rPr>
+        <w:t>ἔσται μεθ’ ἡμῶν χάρις, ἔλεος, εἰρήνη, παρὰ Θεοῦ Πατρός καὶ παρὰ Ἰησοῦ Χριστοῦ</w:t>
+      </w:r>
+    </w:p>
+    <w:p>
+      <w:pPr/>
+      <w:r>
+        <w:rPr>
+          <w:lang w:val="fr_FR" w:bidi="fr_FR"/>
+        </w:rPr>
+      </w:r>
+      <w:r>
+        <w:rPr>
+          <w:b/>
+          <w:lang w:val="fr_FR" w:bidi="fr_FR"/>
+        </w:rPr>
         <w:t>« que la grâce, la miséricorde et la paix soient avec vous de la part de Dieu le Père et de la part de Jésus-Christ »</w:t>
       </w:r>
     </w:p>
@@ -1345,6 +1510,21 @@
           <w:b/>
           <w:lang w:val="fr_FR" w:bidi="fr_FR"/>
         </w:rPr>
+        <w:t>ἔσται μεθ’ ἡμῶν χάρις, ἔλεος, εἰρήνη</w:t>
+      </w:r>
+    </w:p>
+    <w:p>
+      <w:pPr/>
+      <w:r>
+        <w:rPr>
+          <w:lang w:val="fr_FR" w:bidi="fr_FR"/>
+        </w:rPr>
+      </w:r>
+      <w:r>
+        <w:rPr>
+          <w:b/>
+          <w:lang w:val="fr_FR" w:bidi="fr_FR"/>
+        </w:rPr>
         <w:t>« Que la grâce, la miséricorde et la paix soient avec vous de la part de Dieu le Père et de la part de Jésus-Christ »</w:t>
       </w:r>
     </w:p>
@@ -1428,6 +1608,21 @@
           <w:b/>
           <w:lang w:val="fr_FR" w:bidi="fr_FR"/>
         </w:rPr>
+        <w:t>Πατρός &amp; Υἱοῦ</w:t>
+      </w:r>
+    </w:p>
+    <w:p>
+      <w:pPr/>
+      <w:r>
+        <w:rPr>
+          <w:lang w:val="fr_FR" w:bidi="fr_FR"/>
+        </w:rPr>
+      </w:r>
+      <w:r>
+        <w:rPr>
+          <w:b/>
+          <w:lang w:val="fr_FR" w:bidi="fr_FR"/>
+        </w:rPr>
         <w:t>« Père »</w:t>
       </w:r>
       <w:r>
@@ -1544,6 +1739,21 @@
           <w:b/>
           <w:lang w:val="fr_FR" w:bidi="fr_FR"/>
         </w:rPr>
+        <w:t>ἐν ἀληθείᾳ καὶ ἀγάπῃ</w:t>
+      </w:r>
+    </w:p>
+    <w:p>
+      <w:pPr/>
+      <w:r>
+        <w:rPr>
+          <w:lang w:val="fr_FR" w:bidi="fr_FR"/>
+        </w:rPr>
+      </w:r>
+      <w:r>
+        <w:rPr>
+          <w:b/>
+          <w:lang w:val="fr_FR" w:bidi="fr_FR"/>
+        </w:rPr>
         <w:t>« dans la vérité et la charité »</w:t>
       </w:r>
     </w:p>
@@ -1653,6 +1863,21 @@
           <w:b/>
           <w:lang w:val="fr_FR" w:bidi="fr_FR"/>
         </w:rPr>
+        <w:t>ἐχάρην λείαν ὅτι εὕρηκα ἐκ τῶν τέκνων σου περιπατοῦντας ἐν ἀληθείᾳ</w:t>
+      </w:r>
+    </w:p>
+    <w:p>
+      <w:pPr/>
+      <w:r>
+        <w:rPr>
+          <w:lang w:val="fr_FR" w:bidi="fr_FR"/>
+        </w:rPr>
+      </w:r>
+      <w:r>
+        <w:rPr>
+          <w:b/>
+          <w:lang w:val="fr_FR" w:bidi="fr_FR"/>
+        </w:rPr>
         <w:t>« J'ai été fort réjoui de trouver de tes enfants qui marchent dans la vérité »</w:t>
       </w:r>
     </w:p>
@@ -1735,6 +1960,21 @@
         <w:rPr>
           <w:lang w:val="fr_FR" w:bidi="fr_FR"/>
         </w:rPr>
+      </w:r>
+    </w:p>
+    <w:p>
+      <w:pPr/>
+      <w:r>
+        <w:rPr>
+          <w:lang w:val="fr_FR" w:bidi="fr_FR"/>
+        </w:rPr>
+      </w:r>
+      <w:r>
+        <w:rPr>
+          <w:b/>
+          <w:lang w:val="fr_FR" w:bidi="fr_FR"/>
+        </w:rPr>
+        <w:t>τῶν τέκνων σου</w:t>
       </w:r>
     </w:p>
     <w:p>
@@ -1863,6 +2103,21 @@
           <w:b/>
           <w:lang w:val="fr_FR" w:bidi="fr_FR"/>
         </w:rPr>
+        <w:t>τῶν τέκνων σου</w:t>
+      </w:r>
+    </w:p>
+    <w:p>
+      <w:pPr/>
+      <w:r>
+        <w:rPr>
+          <w:lang w:val="fr_FR" w:bidi="fr_FR"/>
+        </w:rPr>
+      </w:r>
+      <w:r>
+        <w:rPr>
+          <w:b/>
+          <w:lang w:val="fr_FR" w:bidi="fr_FR"/>
+        </w:rPr>
         <w:t>« tes enfants »</w:t>
       </w:r>
     </w:p>
@@ -1972,6 +2227,21 @@
           <w:b/>
           <w:lang w:val="fr_FR" w:bidi="fr_FR"/>
         </w:rPr>
+        <w:t>περιπατοῦντας ἐν ἀληθείᾳ</w:t>
+      </w:r>
+    </w:p>
+    <w:p>
+      <w:pPr/>
+      <w:r>
+        <w:rPr>
+          <w:lang w:val="fr_FR" w:bidi="fr_FR"/>
+        </w:rPr>
+      </w:r>
+      <w:r>
+        <w:rPr>
+          <w:b/>
+          <w:lang w:val="fr_FR" w:bidi="fr_FR"/>
+        </w:rPr>
         <w:t>« marchent dans la vérité »</w:t>
       </w:r>
     </w:p>
@@ -2055,6 +2325,21 @@
           <w:b/>
           <w:lang w:val="fr_FR" w:bidi="fr_FR"/>
         </w:rPr>
+        <w:t>ἐν ἀληθείᾳ</w:t>
+      </w:r>
+    </w:p>
+    <w:p>
+      <w:pPr/>
+      <w:r>
+        <w:rPr>
+          <w:lang w:val="fr_FR" w:bidi="fr_FR"/>
+        </w:rPr>
+      </w:r>
+      <w:r>
+        <w:rPr>
+          <w:b/>
+          <w:lang w:val="fr_FR" w:bidi="fr_FR"/>
+        </w:rPr>
         <w:t>« dans la vérité »</w:t>
       </w:r>
     </w:p>
@@ -2151,6 +2436,21 @@
           <w:b/>
           <w:lang w:val="fr_FR" w:bidi="fr_FR"/>
         </w:rPr>
+        <w:t>καθὼς ἐντολὴν ἐλάβομεν παρὰ τοῦ Πατρός</w:t>
+      </w:r>
+    </w:p>
+    <w:p>
+      <w:pPr/>
+      <w:r>
+        <w:rPr>
+          <w:lang w:val="fr_FR" w:bidi="fr_FR"/>
+        </w:rPr>
+      </w:r>
+      <w:r>
+        <w:rPr>
+          <w:b/>
+          <w:lang w:val="fr_FR" w:bidi="fr_FR"/>
+        </w:rPr>
         <w:t>« selon le commandement que nous avons reçu du Père »</w:t>
       </w:r>
     </w:p>
@@ -2260,6 +2560,21 @@
           <w:b/>
           <w:lang w:val="fr_FR" w:bidi="fr_FR"/>
         </w:rPr>
+        <w:t>τοῦ Πατρός</w:t>
+      </w:r>
+    </w:p>
+    <w:p>
+      <w:pPr/>
+      <w:r>
+        <w:rPr>
+          <w:lang w:val="fr_FR" w:bidi="fr_FR"/>
+        </w:rPr>
+      </w:r>
+      <w:r>
+        <w:rPr>
+          <w:b/>
+          <w:lang w:val="fr_FR" w:bidi="fr_FR"/>
+        </w:rPr>
         <w:t>« Père »</w:t>
       </w:r>
     </w:p>
@@ -2350,6 +2665,21 @@
           <w:b/>
           <w:lang w:val="fr_FR" w:bidi="fr_FR"/>
         </w:rPr>
+        <w:t>καὶ νῦν</w:t>
+      </w:r>
+    </w:p>
+    <w:p>
+      <w:pPr/>
+      <w:r>
+        <w:rPr>
+          <w:lang w:val="fr_FR" w:bidi="fr_FR"/>
+        </w:rPr>
+      </w:r>
+      <w:r>
+        <w:rPr>
+          <w:b/>
+          <w:lang w:val="fr_FR" w:bidi="fr_FR"/>
+        </w:rPr>
         <w:t>« Et maintenant »</w:t>
       </w:r>
     </w:p>
@@ -2446,6 +2776,21 @@
           <w:b/>
           <w:lang w:val="fr_FR" w:bidi="fr_FR"/>
         </w:rPr>
+        <w:t>σε, &amp; σοι</w:t>
+      </w:r>
+    </w:p>
+    <w:p>
+      <w:pPr/>
+      <w:r>
+        <w:rPr>
+          <w:lang w:val="fr_FR" w:bidi="fr_FR"/>
+        </w:rPr>
+      </w:r>
+      <w:r>
+        <w:rPr>
+          <w:b/>
+          <w:lang w:val="fr_FR" w:bidi="fr_FR"/>
+        </w:rPr>
         <w:t>« te »</w:t>
       </w:r>
       <w:r>
@@ -2554,6 +2899,21 @@
         <w:rPr>
           <w:lang w:val="fr_FR" w:bidi="fr_FR"/>
         </w:rPr>
+      </w:r>
+    </w:p>
+    <w:p>
+      <w:pPr/>
+      <w:r>
+        <w:rPr>
+          <w:lang w:val="fr_FR" w:bidi="fr_FR"/>
+        </w:rPr>
+      </w:r>
+      <w:r>
+        <w:rPr>
+          <w:b/>
+          <w:lang w:val="fr_FR" w:bidi="fr_FR"/>
+        </w:rPr>
+        <w:t>κυρία</w:t>
       </w:r>
     </w:p>
     <w:p>
@@ -2695,6 +3055,21 @@
           <w:b/>
           <w:lang w:val="fr_FR" w:bidi="fr_FR"/>
         </w:rPr>
+        <w:t>οὐχ ὡς ἐντολὴν καινὴν γράφων σοι</w:t>
+      </w:r>
+    </w:p>
+    <w:p>
+      <w:pPr/>
+      <w:r>
+        <w:rPr>
+          <w:lang w:val="fr_FR" w:bidi="fr_FR"/>
+        </w:rPr>
+      </w:r>
+      <w:r>
+        <w:rPr>
+          <w:b/>
+          <w:lang w:val="fr_FR" w:bidi="fr_FR"/>
+        </w:rPr>
         <w:t>« non comme te prescrivant un commandement nouveau »</w:t>
       </w:r>
     </w:p>
@@ -2791,6 +3166,21 @@
           <w:b/>
           <w:lang w:val="fr_FR" w:bidi="fr_FR"/>
         </w:rPr>
+        <w:t>ἀπ’ ἀρχῆς</w:t>
+      </w:r>
+    </w:p>
+    <w:p>
+      <w:pPr/>
+      <w:r>
+        <w:rPr>
+          <w:lang w:val="fr_FR" w:bidi="fr_FR"/>
+        </w:rPr>
+      </w:r>
+      <w:r>
+        <w:rPr>
+          <w:b/>
+          <w:lang w:val="fr_FR" w:bidi="fr_FR"/>
+        </w:rPr>
         <w:t>« dès le commencement »</w:t>
       </w:r>
     </w:p>
@@ -2873,6 +3263,21 @@
         <w:rPr>
           <w:lang w:val="fr_FR" w:bidi="fr_FR"/>
         </w:rPr>
+      </w:r>
+    </w:p>
+    <w:p>
+      <w:pPr/>
+      <w:r>
+        <w:rPr>
+          <w:lang w:val="fr_FR" w:bidi="fr_FR"/>
+        </w:rPr>
+      </w:r>
+      <w:r>
+        <w:rPr>
+          <w:b/>
+          <w:lang w:val="fr_FR" w:bidi="fr_FR"/>
+        </w:rPr>
+        <w:t>περιπατῶμεν κατὰ &amp; ἐν αὐτῇ περιπατῆτε</w:t>
       </w:r>
     </w:p>
     <w:p>
@@ -3027,6 +3432,21 @@
           <w:b/>
           <w:lang w:val="fr_FR" w:bidi="fr_FR"/>
         </w:rPr>
+        <w:t>ἠκούσατε &amp; περιπατῆτε</w:t>
+      </w:r>
+    </w:p>
+    <w:p>
+      <w:pPr/>
+      <w:r>
+        <w:rPr>
+          <w:lang w:val="fr_FR" w:bidi="fr_FR"/>
+        </w:rPr>
+      </w:r>
+      <w:r>
+        <w:rPr>
+          <w:b/>
+          <w:lang w:val="fr_FR" w:bidi="fr_FR"/>
+        </w:rPr>
         <w:t>« vous l'avez appris »</w:t>
       </w:r>
       <w:r>
@@ -3154,6 +3574,21 @@
           <w:b/>
           <w:lang w:val="fr_FR" w:bidi="fr_FR"/>
         </w:rPr>
+        <w:t>ὅτι</w:t>
+      </w:r>
+    </w:p>
+    <w:p>
+      <w:pPr/>
+      <w:r>
+        <w:rPr>
+          <w:lang w:val="fr_FR" w:bidi="fr_FR"/>
+        </w:rPr>
+      </w:r>
+      <w:r>
+        <w:rPr>
+          <w:b/>
+          <w:lang w:val="fr_FR" w:bidi="fr_FR"/>
+        </w:rPr>
         <w:t>« Car »</w:t>
       </w:r>
     </w:p>
@@ -3236,6 +3671,21 @@
         <w:rPr>
           <w:lang w:val="fr_FR" w:bidi="fr_FR"/>
         </w:rPr>
+      </w:r>
+    </w:p>
+    <w:p>
+      <w:pPr/>
+      <w:r>
+        <w:rPr>
+          <w:lang w:val="fr_FR" w:bidi="fr_FR"/>
+        </w:rPr>
+      </w:r>
+      <w:r>
+        <w:rPr>
+          <w:b/>
+          <w:lang w:val="fr_FR" w:bidi="fr_FR"/>
+        </w:rPr>
+        <w:t>ὅτι πολλοὶ πλάνοι ἐξῆλθαν εἰς τὸν κόσμον</w:t>
       </w:r>
     </w:p>
     <w:p>
@@ -3364,6 +3814,21 @@
           <w:b/>
           <w:lang w:val="fr_FR" w:bidi="fr_FR"/>
         </w:rPr>
+        <w:t>Ἰησοῦν Χριστὸν ἐρχόμενον ἐν σαρκί</w:t>
+      </w:r>
+    </w:p>
+    <w:p>
+      <w:pPr/>
+      <w:r>
+        <w:rPr>
+          <w:lang w:val="fr_FR" w:bidi="fr_FR"/>
+        </w:rPr>
+      </w:r>
+      <w:r>
+        <w:rPr>
+          <w:b/>
+          <w:lang w:val="fr_FR" w:bidi="fr_FR"/>
+        </w:rPr>
         <w:t>« que Jésus-Christ est venu en chair »</w:t>
       </w:r>
     </w:p>
@@ -3460,6 +3925,21 @@
           <w:b/>
           <w:lang w:val="fr_FR" w:bidi="fr_FR"/>
         </w:rPr>
+        <w:t>οὗτός ἐστιν ὁ πλάνος καὶ ὁ ἀντίχριστος</w:t>
+      </w:r>
+    </w:p>
+    <w:p>
+      <w:pPr/>
+      <w:r>
+        <w:rPr>
+          <w:lang w:val="fr_FR" w:bidi="fr_FR"/>
+        </w:rPr>
+      </w:r>
+      <w:r>
+        <w:rPr>
+          <w:b/>
+          <w:lang w:val="fr_FR" w:bidi="fr_FR"/>
+        </w:rPr>
         <w:t>« c'est le séducteur et l'antéchrist »</w:t>
       </w:r>
     </w:p>
@@ -3550,6 +4030,21 @@
           <w:b/>
           <w:lang w:val="fr_FR" w:bidi="fr_FR"/>
         </w:rPr>
+        <w:t>ὁ πλάνος καὶ ὁ ἀντίχριστος</w:t>
+      </w:r>
+    </w:p>
+    <w:p>
+      <w:pPr/>
+      <w:r>
+        <w:rPr>
+          <w:lang w:val="fr_FR" w:bidi="fr_FR"/>
+        </w:rPr>
+      </w:r>
+      <w:r>
+        <w:rPr>
+          <w:b/>
+          <w:lang w:val="fr_FR" w:bidi="fr_FR"/>
+        </w:rPr>
         <w:t>« le séducteur et l'antéchrist »</w:t>
       </w:r>
     </w:p>
@@ -3659,6 +4154,21 @@
           <w:b/>
           <w:lang w:val="fr_FR" w:bidi="fr_FR"/>
         </w:rPr>
+        <w:t>βλέπετε ἑαυτούς</w:t>
+      </w:r>
+    </w:p>
+    <w:p>
+      <w:pPr/>
+      <w:r>
+        <w:rPr>
+          <w:lang w:val="fr_FR" w:bidi="fr_FR"/>
+        </w:rPr>
+      </w:r>
+      <w:r>
+        <w:rPr>
+          <w:b/>
+          <w:lang w:val="fr_FR" w:bidi="fr_FR"/>
+        </w:rPr>
         <w:t>« Prenez garde à vous-mêmes »</w:t>
       </w:r>
     </w:p>
@@ -3755,6 +4265,21 @@
           <w:b/>
           <w:lang w:val="fr_FR" w:bidi="fr_FR"/>
         </w:rPr>
+        <w:t>βλέπετε ἑαυτούς</w:t>
+      </w:r>
+    </w:p>
+    <w:p>
+      <w:pPr/>
+      <w:r>
+        <w:rPr>
+          <w:lang w:val="fr_FR" w:bidi="fr_FR"/>
+        </w:rPr>
+      </w:r>
+      <w:r>
+        <w:rPr>
+          <w:b/>
+          <w:lang w:val="fr_FR" w:bidi="fr_FR"/>
+        </w:rPr>
         <w:t>« Prenez garde à vous-mêmes »</w:t>
       </w:r>
     </w:p>
@@ -3838,6 +4363,21 @@
           <w:b/>
           <w:lang w:val="fr_FR" w:bidi="fr_FR"/>
         </w:rPr>
+        <w:t>ἃ</w:t>
+      </w:r>
+    </w:p>
+    <w:p>
+      <w:pPr/>
+      <w:r>
+        <w:rPr>
+          <w:lang w:val="fr_FR" w:bidi="fr_FR"/>
+        </w:rPr>
+      </w:r>
+      <w:r>
+        <w:rPr>
+          <w:b/>
+          <w:lang w:val="fr_FR" w:bidi="fr_FR"/>
+        </w:rPr>
         <w:t>« le fruit »</w:t>
       </w:r>
     </w:p>
@@ -3947,6 +4487,21 @@
           <w:b/>
           <w:lang w:val="fr_FR" w:bidi="fr_FR"/>
         </w:rPr>
+        <w:t>εἰργασάμεθα</w:t>
+      </w:r>
+    </w:p>
+    <w:p>
+      <w:pPr/>
+      <w:r>
+        <w:rPr>
+          <w:lang w:val="fr_FR" w:bidi="fr_FR"/>
+        </w:rPr>
+      </w:r>
+      <w:r>
+        <w:rPr>
+          <w:b/>
+          <w:lang w:val="fr_FR" w:bidi="fr_FR"/>
+        </w:rPr>
         <w:t>« de votre travail »</w:t>
       </w:r>
     </w:p>
@@ -4056,6 +4611,21 @@
           <w:b/>
           <w:lang w:val="fr_FR" w:bidi="fr_FR"/>
         </w:rPr>
+        <w:t>εἰργασάμεθα</w:t>
+      </w:r>
+    </w:p>
+    <w:p>
+      <w:pPr/>
+      <w:r>
+        <w:rPr>
+          <w:lang w:val="fr_FR" w:bidi="fr_FR"/>
+        </w:rPr>
+      </w:r>
+      <w:r>
+        <w:rPr>
+          <w:b/>
+          <w:lang w:val="fr_FR" w:bidi="fr_FR"/>
+        </w:rPr>
         <w:t>« de votre travail »</w:t>
       </w:r>
     </w:p>
@@ -4152,6 +4722,21 @@
           <w:b/>
           <w:lang w:val="fr_FR" w:bidi="fr_FR"/>
         </w:rPr>
+        <w:t>μισθὸν πλήρη</w:t>
+      </w:r>
+    </w:p>
+    <w:p>
+      <w:pPr/>
+      <w:r>
+        <w:rPr>
+          <w:lang w:val="fr_FR" w:bidi="fr_FR"/>
+        </w:rPr>
+      </w:r>
+      <w:r>
+        <w:rPr>
+          <w:b/>
+          <w:lang w:val="fr_FR" w:bidi="fr_FR"/>
+        </w:rPr>
         <w:t>« une pleine récompense »</w:t>
       </w:r>
     </w:p>
@@ -4248,6 +4833,21 @@
           <w:b/>
           <w:lang w:val="fr_FR" w:bidi="fr_FR"/>
         </w:rPr>
+        <w:t>πᾶς ὁ προάγων καὶ μὴ μένων ἐν τῇ διδαχῇ τοῦ Χριστοῦ</w:t>
+      </w:r>
+    </w:p>
+    <w:p>
+      <w:pPr/>
+      <w:r>
+        <w:rPr>
+          <w:lang w:val="fr_FR" w:bidi="fr_FR"/>
+        </w:rPr>
+      </w:r>
+      <w:r>
+        <w:rPr>
+          <w:b/>
+          <w:lang w:val="fr_FR" w:bidi="fr_FR"/>
+        </w:rPr>
         <w:t>« Quiconque va plus loin et ne demeure pas dans la doctrine de Christ »</w:t>
       </w:r>
     </w:p>
@@ -4383,6 +4983,21 @@
           <w:b/>
           <w:lang w:val="fr_FR" w:bidi="fr_FR"/>
         </w:rPr>
+        <w:t>πᾶς ὁ προάγων καὶ μὴ μένων ἐν τῇ διδαχῇ τοῦ Χριστοῦ</w:t>
+      </w:r>
+    </w:p>
+    <w:p>
+      <w:pPr/>
+      <w:r>
+        <w:rPr>
+          <w:lang w:val="fr_FR" w:bidi="fr_FR"/>
+        </w:rPr>
+      </w:r>
+      <w:r>
+        <w:rPr>
+          <w:b/>
+          <w:lang w:val="fr_FR" w:bidi="fr_FR"/>
+        </w:rPr>
         <w:t>« Quiconque va plus loin et ne demeure pas dans la doctrine de Christ »</w:t>
       </w:r>
     </w:p>
@@ -4492,6 +5107,21 @@
           <w:b/>
           <w:lang w:val="fr_FR" w:bidi="fr_FR"/>
         </w:rPr>
+        <w:t>Θεὸν οὐκ ἔχει</w:t>
+      </w:r>
+    </w:p>
+    <w:p>
+      <w:pPr/>
+      <w:r>
+        <w:rPr>
+          <w:lang w:val="fr_FR" w:bidi="fr_FR"/>
+        </w:rPr>
+      </w:r>
+      <w:r>
+        <w:rPr>
+          <w:b/>
+          <w:lang w:val="fr_FR" w:bidi="fr_FR"/>
+        </w:rPr>
         <w:t>« n’a point Dieu »</w:t>
       </w:r>
     </w:p>
@@ -4582,6 +5212,21 @@
           <w:b/>
           <w:lang w:val="fr_FR" w:bidi="fr_FR"/>
         </w:rPr>
+        <w:t>ὁ μένων ἐν τῇ διδαχῇ, οὗτος καὶ τὸν Πατέρα καὶ τὸν Υἱὸν ἔχει</w:t>
+      </w:r>
+    </w:p>
+    <w:p>
+      <w:pPr/>
+      <w:r>
+        <w:rPr>
+          <w:lang w:val="fr_FR" w:bidi="fr_FR"/>
+        </w:rPr>
+      </w:r>
+      <w:r>
+        <w:rPr>
+          <w:b/>
+          <w:lang w:val="fr_FR" w:bidi="fr_FR"/>
+        </w:rPr>
         <w:t>« celui qui demeure dans cette doctrine a le Père et le Fils »</w:t>
       </w:r>
     </w:p>
@@ -4691,6 +5336,21 @@
           <w:b/>
           <w:lang w:val="fr_FR" w:bidi="fr_FR"/>
         </w:rPr>
+        <w:t>ὁ μένων ἐν τῇ διδαχῇ</w:t>
+      </w:r>
+    </w:p>
+    <w:p>
+      <w:pPr/>
+      <w:r>
+        <w:rPr>
+          <w:lang w:val="fr_FR" w:bidi="fr_FR"/>
+        </w:rPr>
+      </w:r>
+      <w:r>
+        <w:rPr>
+          <w:b/>
+          <w:lang w:val="fr_FR" w:bidi="fr_FR"/>
+        </w:rPr>
         <w:t>« celui qui demeure dans cette doctrine »</w:t>
       </w:r>
     </w:p>
@@ -4774,6 +5434,21 @@
           <w:b/>
           <w:lang w:val="fr_FR" w:bidi="fr_FR"/>
         </w:rPr>
+        <w:t>οὗτος</w:t>
+      </w:r>
+    </w:p>
+    <w:p>
+      <w:pPr/>
+      <w:r>
+        <w:rPr>
+          <w:lang w:val="fr_FR" w:bidi="fr_FR"/>
+        </w:rPr>
+      </w:r>
+      <w:r>
+        <w:rPr>
+          <w:b/>
+          <w:lang w:val="fr_FR" w:bidi="fr_FR"/>
+        </w:rPr>
         <w:t>« celui »</w:t>
       </w:r>
     </w:p>
@@ -4870,6 +5545,21 @@
           <w:b/>
           <w:lang w:val="fr_FR" w:bidi="fr_FR"/>
         </w:rPr>
+        <w:t>τὸν Πατέρα καὶ τὸν Υἱὸν</w:t>
+      </w:r>
+    </w:p>
+    <w:p>
+      <w:pPr/>
+      <w:r>
+        <w:rPr>
+          <w:lang w:val="fr_FR" w:bidi="fr_FR"/>
+        </w:rPr>
+      </w:r>
+      <w:r>
+        <w:rPr>
+          <w:b/>
+          <w:lang w:val="fr_FR" w:bidi="fr_FR"/>
+        </w:rPr>
         <w:t>« le Père et le Fils »</w:t>
       </w:r>
     </w:p>
@@ -4959,6 +5649,21 @@
         <w:rPr>
           <w:lang w:val="fr_FR" w:bidi="fr_FR"/>
         </w:rPr>
+      </w:r>
+    </w:p>
+    <w:p>
+      <w:pPr/>
+      <w:r>
+        <w:rPr>
+          <w:lang w:val="fr_FR" w:bidi="fr_FR"/>
+        </w:rPr>
+      </w:r>
+      <w:r>
+        <w:rPr>
+          <w:b/>
+          <w:lang w:val="fr_FR" w:bidi="fr_FR"/>
+        </w:rPr>
+        <w:t>εἴ τις ἔρχεται πρὸς ὑμᾶς, καὶ ταύτην τὴν διδαχὴν οὐ φέρει</w:t>
       </w:r>
     </w:p>
     <w:p>
@@ -5087,6 +5792,21 @@
           <w:b/>
           <w:lang w:val="fr_FR" w:bidi="fr_FR"/>
         </w:rPr>
+        <w:t>ταύτην τὴν διδαχὴν οὐ φέρει</w:t>
+      </w:r>
+    </w:p>
+    <w:p>
+      <w:pPr/>
+      <w:r>
+        <w:rPr>
+          <w:lang w:val="fr_FR" w:bidi="fr_FR"/>
+        </w:rPr>
+      </w:r>
+      <w:r>
+        <w:rPr>
+          <w:b/>
+          <w:lang w:val="fr_FR" w:bidi="fr_FR"/>
+        </w:rPr>
         <w:t>« n'apporte pas cette doctrine »</w:t>
       </w:r>
     </w:p>
@@ -5182,6 +5902,21 @@
         <w:rPr>
           <w:lang w:val="fr_FR" w:bidi="fr_FR"/>
         </w:rPr>
+      </w:r>
+    </w:p>
+    <w:p>
+      <w:pPr/>
+      <w:r>
+        <w:rPr>
+          <w:lang w:val="fr_FR" w:bidi="fr_FR"/>
+        </w:rPr>
+      </w:r>
+      <w:r>
+        <w:rPr>
+          <w:b/>
+          <w:lang w:val="fr_FR" w:bidi="fr_FR"/>
+        </w:rPr>
+        <w:t>ταύτην τὴν διδαχὴν</w:t>
       </w:r>
     </w:p>
     <w:p>
@@ -5310,6 +6045,21 @@
           <w:b/>
           <w:lang w:val="fr_FR" w:bidi="fr_FR"/>
         </w:rPr>
+        <w:t>μὴ λαμβάνετε αὐτὸν εἰς οἰκίαν</w:t>
+      </w:r>
+    </w:p>
+    <w:p>
+      <w:pPr/>
+      <w:r>
+        <w:rPr>
+          <w:lang w:val="fr_FR" w:bidi="fr_FR"/>
+        </w:rPr>
+      </w:r>
+      <w:r>
+        <w:rPr>
+          <w:b/>
+          <w:lang w:val="fr_FR" w:bidi="fr_FR"/>
+        </w:rPr>
         <w:t>« ne le recevez pas dans votre maison »</w:t>
       </w:r>
     </w:p>
@@ -5393,6 +6143,21 @@
           <w:b/>
           <w:lang w:val="fr_FR" w:bidi="fr_FR"/>
         </w:rPr>
+        <w:t>χαίρειν αὐτῷ μὴ λέγετε</w:t>
+      </w:r>
+    </w:p>
+    <w:p>
+      <w:pPr/>
+      <w:r>
+        <w:rPr>
+          <w:lang w:val="fr_FR" w:bidi="fr_FR"/>
+        </w:rPr>
+      </w:r>
+      <w:r>
+        <w:rPr>
+          <w:b/>
+          <w:lang w:val="fr_FR" w:bidi="fr_FR"/>
+        </w:rPr>
         <w:t>« ne lui dites pas : Salut ! »</w:t>
       </w:r>
     </w:p>
@@ -5476,6 +6241,21 @@
           <w:b/>
           <w:lang w:val="fr_FR" w:bidi="fr_FR"/>
         </w:rPr>
+        <w:t>ὁ λέγων &amp; αὐτῷ χαίρειν</w:t>
+      </w:r>
+    </w:p>
+    <w:p>
+      <w:pPr/>
+      <w:r>
+        <w:rPr>
+          <w:lang w:val="fr_FR" w:bidi="fr_FR"/>
+        </w:rPr>
+      </w:r>
+      <w:r>
+        <w:rPr>
+          <w:b/>
+          <w:lang w:val="fr_FR" w:bidi="fr_FR"/>
+        </w:rPr>
         <w:t>« celui qui lui dit : Salut ! »</w:t>
       </w:r>
     </w:p>
@@ -5572,6 +6352,21 @@
           <w:b/>
           <w:lang w:val="fr_FR" w:bidi="fr_FR"/>
         </w:rPr>
+        <w:t>κοινωνεῖ τοῖς ἔργοις αὐτοῦ τοῖς πονηροῖς</w:t>
+      </w:r>
+    </w:p>
+    <w:p>
+      <w:pPr/>
+      <w:r>
+        <w:rPr>
+          <w:lang w:val="fr_FR" w:bidi="fr_FR"/>
+        </w:rPr>
+      </w:r>
+      <w:r>
+        <w:rPr>
+          <w:b/>
+          <w:lang w:val="fr_FR" w:bidi="fr_FR"/>
+        </w:rPr>
         <w:t>« participe à ses mauvaises œuvres »</w:t>
       </w:r>
     </w:p>
@@ -5668,6 +6463,21 @@
           <w:b/>
           <w:lang w:val="fr_FR" w:bidi="fr_FR"/>
         </w:rPr>
+        <w:t>οὐκ ἐβουλήθην διὰ χάρτου καὶ μέλανος</w:t>
+      </w:r>
+    </w:p>
+    <w:p>
+      <w:pPr/>
+      <w:r>
+        <w:rPr>
+          <w:lang w:val="fr_FR" w:bidi="fr_FR"/>
+        </w:rPr>
+      </w:r>
+      <w:r>
+        <w:rPr>
+          <w:b/>
+          <w:lang w:val="fr_FR" w:bidi="fr_FR"/>
+        </w:rPr>
         <w:t>« je n'ai pas voulu le faire avec le papier et l'encre »</w:t>
       </w:r>
     </w:p>
@@ -5751,6 +6561,21 @@
           <w:b/>
           <w:lang w:val="fr_FR" w:bidi="fr_FR"/>
         </w:rPr>
+        <w:t>διὰ χάρτου καὶ μέλανος</w:t>
+      </w:r>
+    </w:p>
+    <w:p>
+      <w:pPr/>
+      <w:r>
+        <w:rPr>
+          <w:lang w:val="fr_FR" w:bidi="fr_FR"/>
+        </w:rPr>
+      </w:r>
+      <w:r>
+        <w:rPr>
+          <w:b/>
+          <w:lang w:val="fr_FR" w:bidi="fr_FR"/>
+        </w:rPr>
         <w:t>« avec le papier et l'encre »</w:t>
       </w:r>
     </w:p>
@@ -5847,6 +6672,21 @@
           <w:b/>
           <w:lang w:val="fr_FR" w:bidi="fr_FR"/>
         </w:rPr>
+        <w:t>γενέσθαι</w:t>
+      </w:r>
+    </w:p>
+    <w:p>
+      <w:pPr/>
+      <w:r>
+        <w:rPr>
+          <w:lang w:val="fr_FR" w:bidi="fr_FR"/>
+        </w:rPr>
+      </w:r>
+      <w:r>
+        <w:rPr>
+          <w:b/>
+          <w:lang w:val="fr_FR" w:bidi="fr_FR"/>
+        </w:rPr>
         <w:t>« aller »</w:t>
       </w:r>
     </w:p>
@@ -5943,6 +6783,21 @@
           <w:b/>
           <w:lang w:val="fr_FR" w:bidi="fr_FR"/>
         </w:rPr>
+        <w:t>στόμα πρὸς στόμα λαλῆσαι</w:t>
+      </w:r>
+    </w:p>
+    <w:p>
+      <w:pPr/>
+      <w:r>
+        <w:rPr>
+          <w:lang w:val="fr_FR" w:bidi="fr_FR"/>
+        </w:rPr>
+      </w:r>
+      <w:r>
+        <w:rPr>
+          <w:b/>
+          <w:lang w:val="fr_FR" w:bidi="fr_FR"/>
+        </w:rPr>
         <w:t>« parler bouche à bouche »</w:t>
       </w:r>
     </w:p>
@@ -6039,6 +6894,21 @@
           <w:b/>
           <w:lang w:val="fr_FR" w:bidi="fr_FR"/>
         </w:rPr>
+        <w:t>ἵνα ἡ χαρὰ ὑμῶν πεπληρωμένη ᾖ</w:t>
+      </w:r>
+    </w:p>
+    <w:p>
+      <w:pPr/>
+      <w:r>
+        <w:rPr>
+          <w:lang w:val="fr_FR" w:bidi="fr_FR"/>
+        </w:rPr>
+      </w:r>
+      <w:r>
+        <w:rPr>
+          <w:b/>
+          <w:lang w:val="fr_FR" w:bidi="fr_FR"/>
+        </w:rPr>
         <w:t>« afin que notre joie soit parfaite »</w:t>
       </w:r>
     </w:p>
@@ -6122,6 +6992,21 @@
           <w:b/>
           <w:lang w:val="fr_FR" w:bidi="fr_FR"/>
         </w:rPr>
+        <w:t>ἵνα ἡ χαρὰ ὑμῶν πεπληρωμένη ᾖ</w:t>
+      </w:r>
+    </w:p>
+    <w:p>
+      <w:pPr/>
+      <w:r>
+        <w:rPr>
+          <w:lang w:val="fr_FR" w:bidi="fr_FR"/>
+        </w:rPr>
+      </w:r>
+      <w:r>
+        <w:rPr>
+          <w:b/>
+          <w:lang w:val="fr_FR" w:bidi="fr_FR"/>
+        </w:rPr>
         <w:t>« afin que notre joie soit parfaite »</w:t>
       </w:r>
     </w:p>
@@ -6218,6 +7103,21 @@
           <w:b/>
           <w:lang w:val="fr_FR" w:bidi="fr_FR"/>
         </w:rPr>
+        <w:t>ἡ χαρὰ ὑμῶν πεπληρωμένη ᾖ</w:t>
+      </w:r>
+    </w:p>
+    <w:p>
+      <w:pPr/>
+      <w:r>
+        <w:rPr>
+          <w:lang w:val="fr_FR" w:bidi="fr_FR"/>
+        </w:rPr>
+      </w:r>
+      <w:r>
+        <w:rPr>
+          <w:b/>
+          <w:lang w:val="fr_FR" w:bidi="fr_FR"/>
+        </w:rPr>
         <w:t>« afin que notre joie soit parfaite »</w:t>
       </w:r>
     </w:p>
@@ -6301,6 +7201,21 @@
           <w:b/>
           <w:lang w:val="fr_FR" w:bidi="fr_FR"/>
         </w:rPr>
+        <w:t>ὑμῶν</w:t>
+      </w:r>
+    </w:p>
+    <w:p>
+      <w:pPr/>
+      <w:r>
+        <w:rPr>
+          <w:lang w:val="fr_FR" w:bidi="fr_FR"/>
+        </w:rPr>
+      </w:r>
+      <w:r>
+        <w:rPr>
+          <w:b/>
+          <w:lang w:val="fr_FR" w:bidi="fr_FR"/>
+        </w:rPr>
         <w:t>« notre »</w:t>
       </w:r>
     </w:p>
@@ -6383,6 +7298,21 @@
         <w:rPr>
           <w:lang w:val="fr_FR" w:bidi="fr_FR"/>
         </w:rPr>
+      </w:r>
+    </w:p>
+    <w:p>
+      <w:pPr/>
+      <w:r>
+        <w:rPr>
+          <w:lang w:val="fr_FR" w:bidi="fr_FR"/>
+        </w:rPr>
+      </w:r>
+      <w:r>
+        <w:rPr>
+          <w:b/>
+          <w:lang w:val="fr_FR" w:bidi="fr_FR"/>
+        </w:rPr>
+        <w:t>τὰ τέκνα τῆς ἀδελφῆς σου τῆς ἐκλεκτῆς</w:t>
       </w:r>
     </w:p>
     <w:p>
@@ -6537,6 +7467,21 @@
           <w:b/>
           <w:lang w:val="fr_FR" w:bidi="fr_FR"/>
         </w:rPr>
+        <w:t>τὰ τέκνα τῆς ἀδελφῆς σου τῆς ἐκλεκτῆς</w:t>
+      </w:r>
+    </w:p>
+    <w:p>
+      <w:pPr/>
+      <w:r>
+        <w:rPr>
+          <w:lang w:val="fr_FR" w:bidi="fr_FR"/>
+        </w:rPr>
+      </w:r>
+      <w:r>
+        <w:rPr>
+          <w:b/>
+          <w:lang w:val="fr_FR" w:bidi="fr_FR"/>
+        </w:rPr>
         <w:t>« Les enfants de ta soeur l'élue »</w:t>
       </w:r>
     </w:p>
@@ -6633,6 +7578,21 @@
           <w:b/>
           <w:lang w:val="fr_FR" w:bidi="fr_FR"/>
         </w:rPr>
+        <w:t>ἀσπάζεταί σε</w:t>
+      </w:r>
+    </w:p>
+    <w:p>
+      <w:pPr/>
+      <w:r>
+        <w:rPr>
+          <w:lang w:val="fr_FR" w:bidi="fr_FR"/>
+        </w:rPr>
+      </w:r>
+      <w:r>
+        <w:rPr>
+          <w:b/>
+          <w:lang w:val="fr_FR" w:bidi="fr_FR"/>
+        </w:rPr>
         <w:t>« te saluent »</w:t>
       </w:r>
     </w:p>
@@ -6702,6 +7662,21 @@
         <w:rPr>
           <w:lang w:val="fr_FR" w:bidi="fr_FR"/>
         </w:rPr>
+      </w:r>
+    </w:p>
+    <w:p>
+      <w:pPr/>
+      <w:r>
+        <w:rPr>
+          <w:lang w:val="fr_FR" w:bidi="fr_FR"/>
+        </w:rPr>
+      </w:r>
+      <w:r>
+        <w:rPr>
+          <w:b/>
+          <w:lang w:val="fr_FR" w:bidi="fr_FR"/>
+        </w:rPr>
+        <w:t>σε &amp; σου</w:t>
       </w:r>
     </w:p>
     <w:p>

--- a/fra/docx/63.content.docx
+++ b/fra/docx/63.content.docx
@@ -28,49 +28,15 @@
       </w:r>
     </w:p>
     <w:p>
-      <w:pPr>
-        <w:pStyle w:val="Heading2"/>
-      </w:pPr>
-      <w:r>
-        <w:rPr>
-          <w:lang w:val="fr_FR" w:bidi="fr_FR"/>
-        </w:rPr>
-        <w:t>License Information</w:t>
-      </w:r>
-      <w:r>
-        <w:rPr>
-          <w:lang w:val="fr_FR" w:bidi="fr_FR"/>
-        </w:rPr>
-      </w:r>
-    </w:p>
-    <w:p>
-      <w:pPr/>
-      <w:r>
-        <w:rPr>
-          <w:lang w:val="fr_FR" w:bidi="fr_FR"/>
-        </w:rPr>
-      </w:r>
-      <w:r>
-        <w:rPr>
-          <w:b/>
-          <w:lang w:val="fr_FR" w:bidi="fr_FR"/>
-        </w:rPr>
-        <w:t>Notes de traduction (unfoldingWord)</w:t>
-      </w:r>
-      <w:r>
-        <w:rPr>
-          <w:lang w:val="fr_FR" w:bidi="fr_FR"/>
-        </w:rPr>
-        <w:t xml:space="preserve"> (French) is based on</w:t>
-      </w:r>
-      <w:r>
-        <w:rPr>
-          <w:lang w:val="fr_FR" w:bidi="fr_FR"/>
-        </w:rPr>
-        <w:t xml:space="preserve">: </w:t>
-      </w:r>
-      <w:r>
-        <w:rPr>
+      <w:pPr/>
+      <w:r>
+        <w:rPr>
+          <w:lang w:val="fr_FR" w:bidi="fr_FR"/>
+        </w:rPr>
+      </w:r>
+      <w:r>
+        <w:rPr>
+          <w:b/>
           <w:lang w:val="fr_FR" w:bidi="fr_FR"/>
         </w:rPr>
         <w:t>unfoldingWord® Translation Notes</w:t>
@@ -79,62 +45,31 @@
         <w:rPr>
           <w:lang w:val="fr_FR" w:bidi="fr_FR"/>
         </w:rPr>
-        <w:t xml:space="preserve">, </w:t>
-      </w:r>
-      <w:hyperlink r:id="rId13">
-        <w:r>
-          <w:rPr>
-            <w:lang w:val="fr_FR" w:bidi="fr_FR"/>
-          </w:rPr>
-          <w:rPr>
-            <w:color w:val="0000EE"/>
-            <w:u w:val="single"/>
-          </w:rPr>
-          <w:t>unfoldingWord</w:t>
-        </w:r>
-      </w:hyperlink>
-      <w:r>
-        <w:rPr>
-          <w:lang w:val="fr_FR" w:bidi="fr_FR"/>
-        </w:rPr>
-        <w:t xml:space="preserve">, 2022, which is licensed under a </w:t>
-      </w:r>
-      <w:hyperlink r:id="rId14">
-        <w:r>
-          <w:rPr>
-            <w:lang w:val="fr_FR" w:bidi="fr_FR"/>
-          </w:rPr>
-          <w:rPr>
-            <w:color w:val="0000EE"/>
-            <w:u w:val="single"/>
-          </w:rPr>
-          <w:t>CC BY-SA 4.0 license</w:t>
-        </w:r>
-      </w:hyperlink>
-      <w:r>
-        <w:rPr>
-          <w:lang w:val="fr_FR" w:bidi="fr_FR"/>
-        </w:rPr>
-        <w:t>.</w:t>
-      </w:r>
-      <w:r>
-        <w:rPr>
-          <w:lang w:val="fr_FR" w:bidi="fr_FR"/>
-        </w:rPr>
-      </w:r>
-    </w:p>
-    <w:p>
-      <w:pPr/>
-      <w:r>
-        <w:rPr>
-          <w:lang w:val="fr_FR" w:bidi="fr_FR"/>
-        </w:rPr>
-      </w:r>
-      <w:r>
-        <w:rPr>
-          <w:lang w:val="fr_FR" w:bidi="fr_FR"/>
-        </w:rPr>
-        <w:t>This PDF version is provided under the same license.</w:t>
+        <w:t xml:space="preserve"> © 2022 unfoldingWord. Released under CC BY-SA 4.0 license. </w:t>
+      </w:r>
+      <w:r>
+        <w:rPr>
+          <w:lang w:val="fr_FR" w:bidi="fr_FR"/>
+        </w:rPr>
+        <w:t>unfoldingWord® Translation Notes</w:t>
+      </w:r>
+      <w:r>
+        <w:rPr>
+          <w:lang w:val="fr_FR" w:bidi="fr_FR"/>
+        </w:rPr>
+        <w:t xml:space="preserve"> has been adapted in the following languages: Tok Pisin, Arabic (عربي), French (Français), Hindi (हिंदी), Indonesian (Bahasa Indonesia), Portuguese (Português), Russian (Русский), Spanish (Español), Swahili (Kiswahili), and Simplified Chinese (简体中文) from </w:t>
+      </w:r>
+      <w:r>
+        <w:rPr>
+          <w:lang w:val="fr_FR" w:bidi="fr_FR"/>
+        </w:rPr>
+        <w:t>unfoldingWord® Translation Notes</w:t>
+      </w:r>
+      <w:r>
+        <w:rPr>
+          <w:lang w:val="fr_FR" w:bidi="fr_FR"/>
+        </w:rPr>
+        <w:t xml:space="preserve"> © 2022 unfoldingWord. Released under CC BY-SA 4.0 license by Mission Mutual</w:t>
       </w:r>
       <w:r>
         <w:rPr>
@@ -2083,7 +2018,7 @@
         </w:rPr>
         <w:t xml:space="preserve"> dans </w:t>
       </w:r>
-      <w:hyperlink r:id="rId15">
+      <w:hyperlink r:id="rId13">
         <w:r>
           <w:rPr>
             <w:lang w:val="fr_FR" w:bidi="fr_FR"/>
@@ -3035,7 +2970,7 @@
         </w:rPr>
         <w:t xml:space="preserve"> en </w:t>
       </w:r>
-      <w:hyperlink r:id="rId15">
+      <w:hyperlink r:id="rId13">
         <w:r>
           <w:rPr>
             <w:lang w:val="fr_FR" w:bidi="fr_FR"/>
@@ -3386,7 +3321,7 @@
         </w:rPr>
         <w:t xml:space="preserve">Ici, comme dans </w:t>
       </w:r>
-      <w:hyperlink r:id="rId16">
+      <w:hyperlink r:id="rId14">
         <w:r>
           <w:rPr>
             <w:lang w:val="fr_FR" w:bidi="fr_FR"/>
@@ -3554,7 +3489,7 @@
         </w:rPr>
         <w:t xml:space="preserve"> est au pluriel dans ce verset, car Jean s'adresse à une assemblée de croyants sans utiliser de figure de style. C'est le cas tout au long du reste de la lettre, sauf à la fin, en </w:t>
       </w:r>
-      <w:hyperlink r:id="rId17">
+      <w:hyperlink r:id="rId15">
         <w:r>
           <w:rPr>
             <w:lang w:val="fr_FR" w:bidi="fr_FR"/>
@@ -3794,7 +3729,7 @@
         </w:rPr>
         <w:t xml:space="preserve"> décrit la manière dont les faux enseignants voyageaient, comme Jean en parle dans </w:t>
       </w:r>
-      <w:hyperlink r:id="rId18">
+      <w:hyperlink r:id="rId16">
         <w:r>
           <w:rPr>
             <w:lang w:val="fr_FR" w:bidi="fr_FR"/>
@@ -5772,7 +5707,7 @@
         </w:rPr>
         <w:t xml:space="preserve"> ici implique « n'importe quel enseignant ou prédicateur ». Jean ne veut pas que les croyants accueillent un enseignant qui n'enseigne pas ce que Jésus a enseigné, et spécifiquement que Jésus est venu en tant qu'être humain (voir </w:t>
       </w:r>
-      <w:hyperlink r:id="rId19">
+      <w:hyperlink r:id="rId17">
         <w:r>
           <w:rPr>
             <w:lang w:val="fr_FR" w:bidi="fr_FR"/>
@@ -6025,7 +5960,7 @@
         </w:rPr>
         <w:t xml:space="preserve"> fait référence à l'enseignement mentionné dans </w:t>
       </w:r>
-      <w:hyperlink r:id="rId19">
+      <w:hyperlink r:id="rId17">
         <w:r>
           <w:rPr>
             <w:lang w:val="fr_FR" w:bidi="fr_FR"/>
@@ -7408,7 +7343,7 @@
         </w:rPr>
         <w:t xml:space="preserve">Voir la discussion de cette métaphore dans la Partie 3 de l'Introduction. Tout comme Jean utilise le terme « Kyria l'élue » (ou « dame élue ») comme expression figurative pour le groupe de croyants à qui il écrit dans </w:t>
       </w:r>
-      <w:hyperlink r:id="rId15">
+      <w:hyperlink r:id="rId13">
         <w:r>
           <w:rPr>
             <w:lang w:val="fr_FR" w:bidi="fr_FR"/>

--- a/fra/docx/63.content.docx
+++ b/fra/docx/63.content.docx
@@ -141,13 +141,6 @@
         <w:rPr>
           <w:lang w:val="fr_FR" w:bidi="fr_FR"/>
         </w:rPr>
-      </w:r>
-      <w:r>
-        <w:rPr>
-          <w:i/>
-          <w:lang w:val="fr_FR" w:bidi="fr_FR"/>
-        </w:rPr>
-        <w:t>2 Jean 1:1 (#1), 2 Jean 1:1 (#2), 2 Jean 1:1 (#3), 2 Jean 1:1 (#4), 2 Jean 1:1 (#5), 2 Jean 1:1 (#6), 2 Jean 1:1 (#7), 2 Jean 1:2 (#1), 2 Jean 1:2 (#2), 2 Jean 1:2 (#3), 2 Jean 1:3 (#1), 2 Jean 1:3 (#2), 2 Jean 1:3 (#3), 2 Jean 1:3 (#4), 2 Jean 1:4 (#1), 2 Jean 1:4 (#2), 2 Jean 1:4 (#3), 2 Jean 1:4 (#4), 2 Jean 1:4 (#5), 2 Jean 1:4 (#6), 2 Jean 1:4 (#7), 2 Jean 1:5 (#1), 2 Jean 1:5 (#2), 2 Jean 1:5 (#3), 2 Jean 1:5 (#4), 2 Jean 1:5 (#5), 2 Jean 1:6 (#1), 2 Jean 1:6 (#2), 2 Jean 1:7 (#1), 2 Jean 1:7 (#2), 2 Jean 1:7 (#3), 2 Jean 1:7 (#4), 2 Jean 1:7 (#5), 2 Jean 1:8 (#1), 2 Jean 1:8 (#2), 2 Jean 1:8 (#3), 2 Jean 1:8 (#4), 2 Jean 1:8 (#5), 2 Jean 1:8 (#6), 2 Jean 1:9 (#1), 2 Jean 1:9 (#2), 2 Jean 1:9 (#3), 2 Jean 1:9 (#4), 2 Jean 1:9 (#5), 2 Jean 1:9 (#6), 2 Jean 1:9 (#7), 2 Jean 1:10 (#1), 2 Jean 1:10 (#2), 2 Jean 1:10 (#3), 2 Jean 1:10 (#4), 2 Jean 1:10 (#5), 2 Jean 1:11 (#1), 2 Jean 1:11 (#2), 2 Jean 1:12 (#1), 2 Jean 1:12 (#2), 2 Jean 1:12 (#3), 2 Jean 1:12 (#4), 2 Jean 1:12 (#5), 2 Jean 1:12 (#6), 2 Jean 1:12 (#7), 2 Jean 1:12 (#8), 2 Jean 1:13 (#1), 2 Jean 1:13 (#2), 2 Jean 1:13 (#3), 2 Jean 1:13 (#4)</w:t>
       </w:r>
       <w:r>
         <w:rPr>

--- a/fra/docx/63.content.docx
+++ b/fra/docx/63.content.docx
@@ -146,19 +146,6 @@
         <w:rPr>
           <w:lang w:val="fr_FR" w:bidi="fr_FR"/>
         </w:rPr>
-      </w:r>
-    </w:p>
-    <w:p>
-      <w:pPr/>
-      <w:r>
-        <w:rPr>
-          <w:lang w:val="fr_FR" w:bidi="fr_FR"/>
-        </w:rPr>
-      </w:r>
-      <w:r>
-        <w:rPr>
-          <w:lang w:val="fr_FR" w:bidi="fr_FR"/>
-        </w:rPr>
         <w:t xml:space="preserve"> </w:t>
       </w:r>
       <w:r>
@@ -223,21 +210,6 @@
           <w:b/>
           <w:lang w:val="fr_FR" w:bidi="fr_FR"/>
         </w:rPr>
-        <w:t>ὁ πρεσβύτερος</w:t>
-      </w:r>
-    </w:p>
-    <w:p>
-      <w:pPr/>
-      <w:r>
-        <w:rPr>
-          <w:lang w:val="fr_FR" w:bidi="fr_FR"/>
-        </w:rPr>
-      </w:r>
-      <w:r>
-        <w:rPr>
-          <w:b/>
-          <w:lang w:val="fr_FR" w:bidi="fr_FR"/>
-        </w:rPr>
         <w:t>« L'ancien »</w:t>
       </w:r>
     </w:p>
@@ -321,21 +293,6 @@
           <w:b/>
           <w:lang w:val="fr_FR" w:bidi="fr_FR"/>
         </w:rPr>
-        <w:t>ὁ πρεσβύτερος</w:t>
-      </w:r>
-    </w:p>
-    <w:p>
-      <w:pPr/>
-      <w:r>
-        <w:rPr>
-          <w:lang w:val="fr_FR" w:bidi="fr_FR"/>
-        </w:rPr>
-      </w:r>
-      <w:r>
-        <w:rPr>
-          <w:b/>
-          <w:lang w:val="fr_FR" w:bidi="fr_FR"/>
-        </w:rPr>
         <w:t>« L'ancien »</w:t>
       </w:r>
     </w:p>
@@ -439,21 +396,6 @@
           <w:b/>
           <w:lang w:val="fr_FR" w:bidi="fr_FR"/>
         </w:rPr>
-        <w:t>ἐκλεκτῇ κυρίᾳ καὶ τοῖς τέκνοις αὐτῆς</w:t>
-      </w:r>
-    </w:p>
-    <w:p>
-      <w:pPr/>
-      <w:r>
-        <w:rPr>
-          <w:lang w:val="fr_FR" w:bidi="fr_FR"/>
-        </w:rPr>
-      </w:r>
-      <w:r>
-        <w:rPr>
-          <w:b/>
-          <w:lang w:val="fr_FR" w:bidi="fr_FR"/>
-        </w:rPr>
         <w:t>« à Kyria l'élue et à ses enfants »</w:t>
       </w:r>
     </w:p>
@@ -537,21 +479,6 @@
           <w:b/>
           <w:lang w:val="fr_FR" w:bidi="fr_FR"/>
         </w:rPr>
-        <w:t>ἐκλεκτῇ κυρίᾳ καὶ τοῖς τέκνοις αὐτῆς</w:t>
-      </w:r>
-    </w:p>
-    <w:p>
-      <w:pPr/>
-      <w:r>
-        <w:rPr>
-          <w:lang w:val="fr_FR" w:bidi="fr_FR"/>
-        </w:rPr>
-      </w:r>
-      <w:r>
-        <w:rPr>
-          <w:b/>
-          <w:lang w:val="fr_FR" w:bidi="fr_FR"/>
-        </w:rPr>
         <w:t>« à Kyria l'élue et à ses enfants »</w:t>
       </w:r>
     </w:p>
@@ -648,21 +575,6 @@
           <w:b/>
           <w:lang w:val="fr_FR" w:bidi="fr_FR"/>
         </w:rPr>
-        <w:t>ἐκλεκτῇ κυρίᾳ καὶ τοῖς τέκνοις αὐτῆς</w:t>
-      </w:r>
-    </w:p>
-    <w:p>
-      <w:pPr/>
-      <w:r>
-        <w:rPr>
-          <w:lang w:val="fr_FR" w:bidi="fr_FR"/>
-        </w:rPr>
-      </w:r>
-      <w:r>
-        <w:rPr>
-          <w:b/>
-          <w:lang w:val="fr_FR" w:bidi="fr_FR"/>
-        </w:rPr>
         <w:t>« à Kyria l'élue et à ses enfants »</w:t>
       </w:r>
     </w:p>
@@ -759,21 +671,6 @@
           <w:b/>
           <w:lang w:val="fr_FR" w:bidi="fr_FR"/>
         </w:rPr>
-        <w:t>ἀγαπῶ ἐν ἀληθείᾳ</w:t>
-      </w:r>
-    </w:p>
-    <w:p>
-      <w:pPr/>
-      <w:r>
-        <w:rPr>
-          <w:lang w:val="fr_FR" w:bidi="fr_FR"/>
-        </w:rPr>
-      </w:r>
-      <w:r>
-        <w:rPr>
-          <w:b/>
-          <w:lang w:val="fr_FR" w:bidi="fr_FR"/>
-        </w:rPr>
         <w:t>« que j'aime dans la vérité »</w:t>
       </w:r>
     </w:p>
@@ -883,21 +780,6 @@
           <w:b/>
           <w:lang w:val="fr_FR" w:bidi="fr_FR"/>
         </w:rPr>
-        <w:t>πάντες οἱ ἐγνωκότες τὴν ἀλήθειαν</w:t>
-      </w:r>
-    </w:p>
-    <w:p>
-      <w:pPr/>
-      <w:r>
-        <w:rPr>
-          <w:lang w:val="fr_FR" w:bidi="fr_FR"/>
-        </w:rPr>
-      </w:r>
-      <w:r>
-        <w:rPr>
-          <w:b/>
-          <w:lang w:val="fr_FR" w:bidi="fr_FR"/>
-        </w:rPr>
         <w:t>« tous ceux qui ont connu la vérité »</w:t>
       </w:r>
     </w:p>
@@ -1007,21 +889,6 @@
           <w:b/>
           <w:lang w:val="fr_FR" w:bidi="fr_FR"/>
         </w:rPr>
-        <w:t>τὴν ἀλήθειαν</w:t>
-      </w:r>
-    </w:p>
-    <w:p>
-      <w:pPr/>
-      <w:r>
-        <w:rPr>
-          <w:lang w:val="fr_FR" w:bidi="fr_FR"/>
-        </w:rPr>
-      </w:r>
-      <w:r>
-        <w:rPr>
-          <w:b/>
-          <w:lang w:val="fr_FR" w:bidi="fr_FR"/>
-        </w:rPr>
         <w:t>« La vérité »</w:t>
       </w:r>
     </w:p>
@@ -1118,21 +985,6 @@
           <w:b/>
           <w:lang w:val="fr_FR" w:bidi="fr_FR"/>
         </w:rPr>
-        <w:t>ἡμῖν &amp; ἡμῶν</w:t>
-      </w:r>
-    </w:p>
-    <w:p>
-      <w:pPr/>
-      <w:r>
-        <w:rPr>
-          <w:lang w:val="fr_FR" w:bidi="fr_FR"/>
-        </w:rPr>
-      </w:r>
-      <w:r>
-        <w:rPr>
-          <w:b/>
-          <w:lang w:val="fr_FR" w:bidi="fr_FR"/>
-        </w:rPr>
         <w:t>« nous »</w:t>
       </w:r>
       <w:r>
@@ -1242,21 +1094,6 @@
           <w:b/>
           <w:lang w:val="fr_FR" w:bidi="fr_FR"/>
         </w:rPr>
-        <w:t>εἰς τὸν αἰῶνα</w:t>
-      </w:r>
-    </w:p>
-    <w:p>
-      <w:pPr/>
-      <w:r>
-        <w:rPr>
-          <w:lang w:val="fr_FR" w:bidi="fr_FR"/>
-        </w:rPr>
-      </w:r>
-      <w:r>
-        <w:rPr>
-          <w:b/>
-          <w:lang w:val="fr_FR" w:bidi="fr_FR"/>
-        </w:rPr>
         <w:t>« pour l'éternité »</w:t>
       </w:r>
     </w:p>
@@ -1340,21 +1177,6 @@
           <w:b/>
           <w:lang w:val="fr_FR" w:bidi="fr_FR"/>
         </w:rPr>
-        <w:t>ἔσται μεθ’ ἡμῶν χάρις, ἔλεος, εἰρήνη, παρὰ Θεοῦ Πατρός καὶ παρὰ Ἰησοῦ Χριστοῦ</w:t>
-      </w:r>
-    </w:p>
-    <w:p>
-      <w:pPr/>
-      <w:r>
-        <w:rPr>
-          <w:lang w:val="fr_FR" w:bidi="fr_FR"/>
-        </w:rPr>
-      </w:r>
-      <w:r>
-        <w:rPr>
-          <w:b/>
-          <w:lang w:val="fr_FR" w:bidi="fr_FR"/>
-        </w:rPr>
         <w:t>« que la grâce, la miséricorde et la paix soient avec vous de la part de Dieu le Père et de la part de Jésus-Christ »</w:t>
       </w:r>
     </w:p>
@@ -1503,21 +1325,6 @@
           <w:b/>
           <w:lang w:val="fr_FR" w:bidi="fr_FR"/>
         </w:rPr>
-        <w:t>ἔσται μεθ’ ἡμῶν χάρις, ἔλεος, εἰρήνη</w:t>
-      </w:r>
-    </w:p>
-    <w:p>
-      <w:pPr/>
-      <w:r>
-        <w:rPr>
-          <w:lang w:val="fr_FR" w:bidi="fr_FR"/>
-        </w:rPr>
-      </w:r>
-      <w:r>
-        <w:rPr>
-          <w:b/>
-          <w:lang w:val="fr_FR" w:bidi="fr_FR"/>
-        </w:rPr>
         <w:t>« Que la grâce, la miséricorde et la paix soient avec vous de la part de Dieu le Père et de la part de Jésus-Christ »</w:t>
       </w:r>
     </w:p>
@@ -1601,21 +1408,6 @@
           <w:b/>
           <w:lang w:val="fr_FR" w:bidi="fr_FR"/>
         </w:rPr>
-        <w:t>Πατρός &amp; Υἱοῦ</w:t>
-      </w:r>
-    </w:p>
-    <w:p>
-      <w:pPr/>
-      <w:r>
-        <w:rPr>
-          <w:lang w:val="fr_FR" w:bidi="fr_FR"/>
-        </w:rPr>
-      </w:r>
-      <w:r>
-        <w:rPr>
-          <w:b/>
-          <w:lang w:val="fr_FR" w:bidi="fr_FR"/>
-        </w:rPr>
         <w:t>« Père »</w:t>
       </w:r>
       <w:r>
@@ -1732,21 +1524,6 @@
           <w:b/>
           <w:lang w:val="fr_FR" w:bidi="fr_FR"/>
         </w:rPr>
-        <w:t>ἐν ἀληθείᾳ καὶ ἀγάπῃ</w:t>
-      </w:r>
-    </w:p>
-    <w:p>
-      <w:pPr/>
-      <w:r>
-        <w:rPr>
-          <w:lang w:val="fr_FR" w:bidi="fr_FR"/>
-        </w:rPr>
-      </w:r>
-      <w:r>
-        <w:rPr>
-          <w:b/>
-          <w:lang w:val="fr_FR" w:bidi="fr_FR"/>
-        </w:rPr>
         <w:t>« dans la vérité et la charité »</w:t>
       </w:r>
     </w:p>
@@ -1856,21 +1633,6 @@
           <w:b/>
           <w:lang w:val="fr_FR" w:bidi="fr_FR"/>
         </w:rPr>
-        <w:t>ἐχάρην λείαν ὅτι εὕρηκα ἐκ τῶν τέκνων σου περιπατοῦντας ἐν ἀληθείᾳ</w:t>
-      </w:r>
-    </w:p>
-    <w:p>
-      <w:pPr/>
-      <w:r>
-        <w:rPr>
-          <w:lang w:val="fr_FR" w:bidi="fr_FR"/>
-        </w:rPr>
-      </w:r>
-      <w:r>
-        <w:rPr>
-          <w:b/>
-          <w:lang w:val="fr_FR" w:bidi="fr_FR"/>
-        </w:rPr>
         <w:t>« J'ai été fort réjoui de trouver de tes enfants qui marchent dans la vérité »</w:t>
       </w:r>
     </w:p>
@@ -1953,21 +1715,6 @@
         <w:rPr>
           <w:lang w:val="fr_FR" w:bidi="fr_FR"/>
         </w:rPr>
-      </w:r>
-    </w:p>
-    <w:p>
-      <w:pPr/>
-      <w:r>
-        <w:rPr>
-          <w:lang w:val="fr_FR" w:bidi="fr_FR"/>
-        </w:rPr>
-      </w:r>
-      <w:r>
-        <w:rPr>
-          <w:b/>
-          <w:lang w:val="fr_FR" w:bidi="fr_FR"/>
-        </w:rPr>
-        <w:t>τῶν τέκνων σου</w:t>
       </w:r>
     </w:p>
     <w:p>
@@ -2096,21 +1843,6 @@
           <w:b/>
           <w:lang w:val="fr_FR" w:bidi="fr_FR"/>
         </w:rPr>
-        <w:t>τῶν τέκνων σου</w:t>
-      </w:r>
-    </w:p>
-    <w:p>
-      <w:pPr/>
-      <w:r>
-        <w:rPr>
-          <w:lang w:val="fr_FR" w:bidi="fr_FR"/>
-        </w:rPr>
-      </w:r>
-      <w:r>
-        <w:rPr>
-          <w:b/>
-          <w:lang w:val="fr_FR" w:bidi="fr_FR"/>
-        </w:rPr>
         <w:t>« tes enfants »</w:t>
       </w:r>
     </w:p>
@@ -2220,21 +1952,6 @@
           <w:b/>
           <w:lang w:val="fr_FR" w:bidi="fr_FR"/>
         </w:rPr>
-        <w:t>περιπατοῦντας ἐν ἀληθείᾳ</w:t>
-      </w:r>
-    </w:p>
-    <w:p>
-      <w:pPr/>
-      <w:r>
-        <w:rPr>
-          <w:lang w:val="fr_FR" w:bidi="fr_FR"/>
-        </w:rPr>
-      </w:r>
-      <w:r>
-        <w:rPr>
-          <w:b/>
-          <w:lang w:val="fr_FR" w:bidi="fr_FR"/>
-        </w:rPr>
         <w:t>« marchent dans la vérité »</w:t>
       </w:r>
     </w:p>
@@ -2318,21 +2035,6 @@
           <w:b/>
           <w:lang w:val="fr_FR" w:bidi="fr_FR"/>
         </w:rPr>
-        <w:t>ἐν ἀληθείᾳ</w:t>
-      </w:r>
-    </w:p>
-    <w:p>
-      <w:pPr/>
-      <w:r>
-        <w:rPr>
-          <w:lang w:val="fr_FR" w:bidi="fr_FR"/>
-        </w:rPr>
-      </w:r>
-      <w:r>
-        <w:rPr>
-          <w:b/>
-          <w:lang w:val="fr_FR" w:bidi="fr_FR"/>
-        </w:rPr>
         <w:t>« dans la vérité »</w:t>
       </w:r>
     </w:p>
@@ -2429,21 +2131,6 @@
           <w:b/>
           <w:lang w:val="fr_FR" w:bidi="fr_FR"/>
         </w:rPr>
-        <w:t>καθὼς ἐντολὴν ἐλάβομεν παρὰ τοῦ Πατρός</w:t>
-      </w:r>
-    </w:p>
-    <w:p>
-      <w:pPr/>
-      <w:r>
-        <w:rPr>
-          <w:lang w:val="fr_FR" w:bidi="fr_FR"/>
-        </w:rPr>
-      </w:r>
-      <w:r>
-        <w:rPr>
-          <w:b/>
-          <w:lang w:val="fr_FR" w:bidi="fr_FR"/>
-        </w:rPr>
         <w:t>« selon le commandement que nous avons reçu du Père »</w:t>
       </w:r>
     </w:p>
@@ -2553,21 +2240,6 @@
           <w:b/>
           <w:lang w:val="fr_FR" w:bidi="fr_FR"/>
         </w:rPr>
-        <w:t>τοῦ Πατρός</w:t>
-      </w:r>
-    </w:p>
-    <w:p>
-      <w:pPr/>
-      <w:r>
-        <w:rPr>
-          <w:lang w:val="fr_FR" w:bidi="fr_FR"/>
-        </w:rPr>
-      </w:r>
-      <w:r>
-        <w:rPr>
-          <w:b/>
-          <w:lang w:val="fr_FR" w:bidi="fr_FR"/>
-        </w:rPr>
         <w:t>« Père »</w:t>
       </w:r>
     </w:p>
@@ -2658,21 +2330,6 @@
           <w:b/>
           <w:lang w:val="fr_FR" w:bidi="fr_FR"/>
         </w:rPr>
-        <w:t>καὶ νῦν</w:t>
-      </w:r>
-    </w:p>
-    <w:p>
-      <w:pPr/>
-      <w:r>
-        <w:rPr>
-          <w:lang w:val="fr_FR" w:bidi="fr_FR"/>
-        </w:rPr>
-      </w:r>
-      <w:r>
-        <w:rPr>
-          <w:b/>
-          <w:lang w:val="fr_FR" w:bidi="fr_FR"/>
-        </w:rPr>
         <w:t>« Et maintenant »</w:t>
       </w:r>
     </w:p>
@@ -2769,21 +2426,6 @@
           <w:b/>
           <w:lang w:val="fr_FR" w:bidi="fr_FR"/>
         </w:rPr>
-        <w:t>σε, &amp; σοι</w:t>
-      </w:r>
-    </w:p>
-    <w:p>
-      <w:pPr/>
-      <w:r>
-        <w:rPr>
-          <w:lang w:val="fr_FR" w:bidi="fr_FR"/>
-        </w:rPr>
-      </w:r>
-      <w:r>
-        <w:rPr>
-          <w:b/>
-          <w:lang w:val="fr_FR" w:bidi="fr_FR"/>
-        </w:rPr>
         <w:t>« te »</w:t>
       </w:r>
       <w:r>
@@ -2892,21 +2534,6 @@
         <w:rPr>
           <w:lang w:val="fr_FR" w:bidi="fr_FR"/>
         </w:rPr>
-      </w:r>
-    </w:p>
-    <w:p>
-      <w:pPr/>
-      <w:r>
-        <w:rPr>
-          <w:lang w:val="fr_FR" w:bidi="fr_FR"/>
-        </w:rPr>
-      </w:r>
-      <w:r>
-        <w:rPr>
-          <w:b/>
-          <w:lang w:val="fr_FR" w:bidi="fr_FR"/>
-        </w:rPr>
-        <w:t>κυρία</w:t>
       </w:r>
     </w:p>
     <w:p>
@@ -3048,21 +2675,6 @@
           <w:b/>
           <w:lang w:val="fr_FR" w:bidi="fr_FR"/>
         </w:rPr>
-        <w:t>οὐχ ὡς ἐντολὴν καινὴν γράφων σοι</w:t>
-      </w:r>
-    </w:p>
-    <w:p>
-      <w:pPr/>
-      <w:r>
-        <w:rPr>
-          <w:lang w:val="fr_FR" w:bidi="fr_FR"/>
-        </w:rPr>
-      </w:r>
-      <w:r>
-        <w:rPr>
-          <w:b/>
-          <w:lang w:val="fr_FR" w:bidi="fr_FR"/>
-        </w:rPr>
         <w:t>« non comme te prescrivant un commandement nouveau »</w:t>
       </w:r>
     </w:p>
@@ -3159,21 +2771,6 @@
           <w:b/>
           <w:lang w:val="fr_FR" w:bidi="fr_FR"/>
         </w:rPr>
-        <w:t>ἀπ’ ἀρχῆς</w:t>
-      </w:r>
-    </w:p>
-    <w:p>
-      <w:pPr/>
-      <w:r>
-        <w:rPr>
-          <w:lang w:val="fr_FR" w:bidi="fr_FR"/>
-        </w:rPr>
-      </w:r>
-      <w:r>
-        <w:rPr>
-          <w:b/>
-          <w:lang w:val="fr_FR" w:bidi="fr_FR"/>
-        </w:rPr>
         <w:t>« dès le commencement »</w:t>
       </w:r>
     </w:p>
@@ -3256,21 +2853,6 @@
         <w:rPr>
           <w:lang w:val="fr_FR" w:bidi="fr_FR"/>
         </w:rPr>
-      </w:r>
-    </w:p>
-    <w:p>
-      <w:pPr/>
-      <w:r>
-        <w:rPr>
-          <w:lang w:val="fr_FR" w:bidi="fr_FR"/>
-        </w:rPr>
-      </w:r>
-      <w:r>
-        <w:rPr>
-          <w:b/>
-          <w:lang w:val="fr_FR" w:bidi="fr_FR"/>
-        </w:rPr>
-        <w:t>περιπατῶμεν κατὰ &amp; ἐν αὐτῇ περιπατῆτε</w:t>
       </w:r>
     </w:p>
     <w:p>
@@ -3425,21 +3007,6 @@
           <w:b/>
           <w:lang w:val="fr_FR" w:bidi="fr_FR"/>
         </w:rPr>
-        <w:t>ἠκούσατε &amp; περιπατῆτε</w:t>
-      </w:r>
-    </w:p>
-    <w:p>
-      <w:pPr/>
-      <w:r>
-        <w:rPr>
-          <w:lang w:val="fr_FR" w:bidi="fr_FR"/>
-        </w:rPr>
-      </w:r>
-      <w:r>
-        <w:rPr>
-          <w:b/>
-          <w:lang w:val="fr_FR" w:bidi="fr_FR"/>
-        </w:rPr>
         <w:t>« vous l'avez appris »</w:t>
       </w:r>
       <w:r>
@@ -3567,21 +3134,6 @@
           <w:b/>
           <w:lang w:val="fr_FR" w:bidi="fr_FR"/>
         </w:rPr>
-        <w:t>ὅτι</w:t>
-      </w:r>
-    </w:p>
-    <w:p>
-      <w:pPr/>
-      <w:r>
-        <w:rPr>
-          <w:lang w:val="fr_FR" w:bidi="fr_FR"/>
-        </w:rPr>
-      </w:r>
-      <w:r>
-        <w:rPr>
-          <w:b/>
-          <w:lang w:val="fr_FR" w:bidi="fr_FR"/>
-        </w:rPr>
         <w:t>« Car »</w:t>
       </w:r>
     </w:p>
@@ -3664,21 +3216,6 @@
         <w:rPr>
           <w:lang w:val="fr_FR" w:bidi="fr_FR"/>
         </w:rPr>
-      </w:r>
-    </w:p>
-    <w:p>
-      <w:pPr/>
-      <w:r>
-        <w:rPr>
-          <w:lang w:val="fr_FR" w:bidi="fr_FR"/>
-        </w:rPr>
-      </w:r>
-      <w:r>
-        <w:rPr>
-          <w:b/>
-          <w:lang w:val="fr_FR" w:bidi="fr_FR"/>
-        </w:rPr>
-        <w:t>ὅτι πολλοὶ πλάνοι ἐξῆλθαν εἰς τὸν κόσμον</w:t>
       </w:r>
     </w:p>
     <w:p>
@@ -3807,21 +3344,6 @@
           <w:b/>
           <w:lang w:val="fr_FR" w:bidi="fr_FR"/>
         </w:rPr>
-        <w:t>Ἰησοῦν Χριστὸν ἐρχόμενον ἐν σαρκί</w:t>
-      </w:r>
-    </w:p>
-    <w:p>
-      <w:pPr/>
-      <w:r>
-        <w:rPr>
-          <w:lang w:val="fr_FR" w:bidi="fr_FR"/>
-        </w:rPr>
-      </w:r>
-      <w:r>
-        <w:rPr>
-          <w:b/>
-          <w:lang w:val="fr_FR" w:bidi="fr_FR"/>
-        </w:rPr>
         <w:t>« que Jésus-Christ est venu en chair »</w:t>
       </w:r>
     </w:p>
@@ -3918,21 +3440,6 @@
           <w:b/>
           <w:lang w:val="fr_FR" w:bidi="fr_FR"/>
         </w:rPr>
-        <w:t>οὗτός ἐστιν ὁ πλάνος καὶ ὁ ἀντίχριστος</w:t>
-      </w:r>
-    </w:p>
-    <w:p>
-      <w:pPr/>
-      <w:r>
-        <w:rPr>
-          <w:lang w:val="fr_FR" w:bidi="fr_FR"/>
-        </w:rPr>
-      </w:r>
-      <w:r>
-        <w:rPr>
-          <w:b/>
-          <w:lang w:val="fr_FR" w:bidi="fr_FR"/>
-        </w:rPr>
         <w:t>« c'est le séducteur et l'antéchrist »</w:t>
       </w:r>
     </w:p>
@@ -4023,21 +3530,6 @@
           <w:b/>
           <w:lang w:val="fr_FR" w:bidi="fr_FR"/>
         </w:rPr>
-        <w:t>ὁ πλάνος καὶ ὁ ἀντίχριστος</w:t>
-      </w:r>
-    </w:p>
-    <w:p>
-      <w:pPr/>
-      <w:r>
-        <w:rPr>
-          <w:lang w:val="fr_FR" w:bidi="fr_FR"/>
-        </w:rPr>
-      </w:r>
-      <w:r>
-        <w:rPr>
-          <w:b/>
-          <w:lang w:val="fr_FR" w:bidi="fr_FR"/>
-        </w:rPr>
         <w:t>« le séducteur et l'antéchrist »</w:t>
       </w:r>
     </w:p>
@@ -4147,21 +3639,6 @@
           <w:b/>
           <w:lang w:val="fr_FR" w:bidi="fr_FR"/>
         </w:rPr>
-        <w:t>βλέπετε ἑαυτούς</w:t>
-      </w:r>
-    </w:p>
-    <w:p>
-      <w:pPr/>
-      <w:r>
-        <w:rPr>
-          <w:lang w:val="fr_FR" w:bidi="fr_FR"/>
-        </w:rPr>
-      </w:r>
-      <w:r>
-        <w:rPr>
-          <w:b/>
-          <w:lang w:val="fr_FR" w:bidi="fr_FR"/>
-        </w:rPr>
         <w:t>« Prenez garde à vous-mêmes »</w:t>
       </w:r>
     </w:p>
@@ -4258,21 +3735,6 @@
           <w:b/>
           <w:lang w:val="fr_FR" w:bidi="fr_FR"/>
         </w:rPr>
-        <w:t>βλέπετε ἑαυτούς</w:t>
-      </w:r>
-    </w:p>
-    <w:p>
-      <w:pPr/>
-      <w:r>
-        <w:rPr>
-          <w:lang w:val="fr_FR" w:bidi="fr_FR"/>
-        </w:rPr>
-      </w:r>
-      <w:r>
-        <w:rPr>
-          <w:b/>
-          <w:lang w:val="fr_FR" w:bidi="fr_FR"/>
-        </w:rPr>
         <w:t>« Prenez garde à vous-mêmes »</w:t>
       </w:r>
     </w:p>
@@ -4356,21 +3818,6 @@
           <w:b/>
           <w:lang w:val="fr_FR" w:bidi="fr_FR"/>
         </w:rPr>
-        <w:t>ἃ</w:t>
-      </w:r>
-    </w:p>
-    <w:p>
-      <w:pPr/>
-      <w:r>
-        <w:rPr>
-          <w:lang w:val="fr_FR" w:bidi="fr_FR"/>
-        </w:rPr>
-      </w:r>
-      <w:r>
-        <w:rPr>
-          <w:b/>
-          <w:lang w:val="fr_FR" w:bidi="fr_FR"/>
-        </w:rPr>
         <w:t>« le fruit »</w:t>
       </w:r>
     </w:p>
@@ -4480,21 +3927,6 @@
           <w:b/>
           <w:lang w:val="fr_FR" w:bidi="fr_FR"/>
         </w:rPr>
-        <w:t>εἰργασάμεθα</w:t>
-      </w:r>
-    </w:p>
-    <w:p>
-      <w:pPr/>
-      <w:r>
-        <w:rPr>
-          <w:lang w:val="fr_FR" w:bidi="fr_FR"/>
-        </w:rPr>
-      </w:r>
-      <w:r>
-        <w:rPr>
-          <w:b/>
-          <w:lang w:val="fr_FR" w:bidi="fr_FR"/>
-        </w:rPr>
         <w:t>« de votre travail »</w:t>
       </w:r>
     </w:p>
@@ -4604,21 +4036,6 @@
           <w:b/>
           <w:lang w:val="fr_FR" w:bidi="fr_FR"/>
         </w:rPr>
-        <w:t>εἰργασάμεθα</w:t>
-      </w:r>
-    </w:p>
-    <w:p>
-      <w:pPr/>
-      <w:r>
-        <w:rPr>
-          <w:lang w:val="fr_FR" w:bidi="fr_FR"/>
-        </w:rPr>
-      </w:r>
-      <w:r>
-        <w:rPr>
-          <w:b/>
-          <w:lang w:val="fr_FR" w:bidi="fr_FR"/>
-        </w:rPr>
         <w:t>« de votre travail »</w:t>
       </w:r>
     </w:p>
@@ -4715,21 +4132,6 @@
           <w:b/>
           <w:lang w:val="fr_FR" w:bidi="fr_FR"/>
         </w:rPr>
-        <w:t>μισθὸν πλήρη</w:t>
-      </w:r>
-    </w:p>
-    <w:p>
-      <w:pPr/>
-      <w:r>
-        <w:rPr>
-          <w:lang w:val="fr_FR" w:bidi="fr_FR"/>
-        </w:rPr>
-      </w:r>
-      <w:r>
-        <w:rPr>
-          <w:b/>
-          <w:lang w:val="fr_FR" w:bidi="fr_FR"/>
-        </w:rPr>
         <w:t>« une pleine récompense »</w:t>
       </w:r>
     </w:p>
@@ -4826,21 +4228,6 @@
           <w:b/>
           <w:lang w:val="fr_FR" w:bidi="fr_FR"/>
         </w:rPr>
-        <w:t>πᾶς ὁ προάγων καὶ μὴ μένων ἐν τῇ διδαχῇ τοῦ Χριστοῦ</w:t>
-      </w:r>
-    </w:p>
-    <w:p>
-      <w:pPr/>
-      <w:r>
-        <w:rPr>
-          <w:lang w:val="fr_FR" w:bidi="fr_FR"/>
-        </w:rPr>
-      </w:r>
-      <w:r>
-        <w:rPr>
-          <w:b/>
-          <w:lang w:val="fr_FR" w:bidi="fr_FR"/>
-        </w:rPr>
         <w:t>« Quiconque va plus loin et ne demeure pas dans la doctrine de Christ »</w:t>
       </w:r>
     </w:p>
@@ -4976,21 +4363,6 @@
           <w:b/>
           <w:lang w:val="fr_FR" w:bidi="fr_FR"/>
         </w:rPr>
-        <w:t>πᾶς ὁ προάγων καὶ μὴ μένων ἐν τῇ διδαχῇ τοῦ Χριστοῦ</w:t>
-      </w:r>
-    </w:p>
-    <w:p>
-      <w:pPr/>
-      <w:r>
-        <w:rPr>
-          <w:lang w:val="fr_FR" w:bidi="fr_FR"/>
-        </w:rPr>
-      </w:r>
-      <w:r>
-        <w:rPr>
-          <w:b/>
-          <w:lang w:val="fr_FR" w:bidi="fr_FR"/>
-        </w:rPr>
         <w:t>« Quiconque va plus loin et ne demeure pas dans la doctrine de Christ »</w:t>
       </w:r>
     </w:p>
@@ -5100,21 +4472,6 @@
           <w:b/>
           <w:lang w:val="fr_FR" w:bidi="fr_FR"/>
         </w:rPr>
-        <w:t>Θεὸν οὐκ ἔχει</w:t>
-      </w:r>
-    </w:p>
-    <w:p>
-      <w:pPr/>
-      <w:r>
-        <w:rPr>
-          <w:lang w:val="fr_FR" w:bidi="fr_FR"/>
-        </w:rPr>
-      </w:r>
-      <w:r>
-        <w:rPr>
-          <w:b/>
-          <w:lang w:val="fr_FR" w:bidi="fr_FR"/>
-        </w:rPr>
         <w:t>« n’a point Dieu »</w:t>
       </w:r>
     </w:p>
@@ -5205,21 +4562,6 @@
           <w:b/>
           <w:lang w:val="fr_FR" w:bidi="fr_FR"/>
         </w:rPr>
-        <w:t>ὁ μένων ἐν τῇ διδαχῇ, οὗτος καὶ τὸν Πατέρα καὶ τὸν Υἱὸν ἔχει</w:t>
-      </w:r>
-    </w:p>
-    <w:p>
-      <w:pPr/>
-      <w:r>
-        <w:rPr>
-          <w:lang w:val="fr_FR" w:bidi="fr_FR"/>
-        </w:rPr>
-      </w:r>
-      <w:r>
-        <w:rPr>
-          <w:b/>
-          <w:lang w:val="fr_FR" w:bidi="fr_FR"/>
-        </w:rPr>
         <w:t>« celui qui demeure dans cette doctrine a le Père et le Fils »</w:t>
       </w:r>
     </w:p>
@@ -5329,21 +4671,6 @@
           <w:b/>
           <w:lang w:val="fr_FR" w:bidi="fr_FR"/>
         </w:rPr>
-        <w:t>ὁ μένων ἐν τῇ διδαχῇ</w:t>
-      </w:r>
-    </w:p>
-    <w:p>
-      <w:pPr/>
-      <w:r>
-        <w:rPr>
-          <w:lang w:val="fr_FR" w:bidi="fr_FR"/>
-        </w:rPr>
-      </w:r>
-      <w:r>
-        <w:rPr>
-          <w:b/>
-          <w:lang w:val="fr_FR" w:bidi="fr_FR"/>
-        </w:rPr>
         <w:t>« celui qui demeure dans cette doctrine »</w:t>
       </w:r>
     </w:p>
@@ -5427,21 +4754,6 @@
           <w:b/>
           <w:lang w:val="fr_FR" w:bidi="fr_FR"/>
         </w:rPr>
-        <w:t>οὗτος</w:t>
-      </w:r>
-    </w:p>
-    <w:p>
-      <w:pPr/>
-      <w:r>
-        <w:rPr>
-          <w:lang w:val="fr_FR" w:bidi="fr_FR"/>
-        </w:rPr>
-      </w:r>
-      <w:r>
-        <w:rPr>
-          <w:b/>
-          <w:lang w:val="fr_FR" w:bidi="fr_FR"/>
-        </w:rPr>
         <w:t>« celui »</w:t>
       </w:r>
     </w:p>
@@ -5538,21 +4850,6 @@
           <w:b/>
           <w:lang w:val="fr_FR" w:bidi="fr_FR"/>
         </w:rPr>
-        <w:t>τὸν Πατέρα καὶ τὸν Υἱὸν</w:t>
-      </w:r>
-    </w:p>
-    <w:p>
-      <w:pPr/>
-      <w:r>
-        <w:rPr>
-          <w:lang w:val="fr_FR" w:bidi="fr_FR"/>
-        </w:rPr>
-      </w:r>
-      <w:r>
-        <w:rPr>
-          <w:b/>
-          <w:lang w:val="fr_FR" w:bidi="fr_FR"/>
-        </w:rPr>
         <w:t>« le Père et le Fils »</w:t>
       </w:r>
     </w:p>
@@ -5642,21 +4939,6 @@
         <w:rPr>
           <w:lang w:val="fr_FR" w:bidi="fr_FR"/>
         </w:rPr>
-      </w:r>
-    </w:p>
-    <w:p>
-      <w:pPr/>
-      <w:r>
-        <w:rPr>
-          <w:lang w:val="fr_FR" w:bidi="fr_FR"/>
-        </w:rPr>
-      </w:r>
-      <w:r>
-        <w:rPr>
-          <w:b/>
-          <w:lang w:val="fr_FR" w:bidi="fr_FR"/>
-        </w:rPr>
-        <w:t>εἴ τις ἔρχεται πρὸς ὑμᾶς, καὶ ταύτην τὴν διδαχὴν οὐ φέρει</w:t>
       </w:r>
     </w:p>
     <w:p>
@@ -5785,21 +5067,6 @@
           <w:b/>
           <w:lang w:val="fr_FR" w:bidi="fr_FR"/>
         </w:rPr>
-        <w:t>ταύτην τὴν διδαχὴν οὐ φέρει</w:t>
-      </w:r>
-    </w:p>
-    <w:p>
-      <w:pPr/>
-      <w:r>
-        <w:rPr>
-          <w:lang w:val="fr_FR" w:bidi="fr_FR"/>
-        </w:rPr>
-      </w:r>
-      <w:r>
-        <w:rPr>
-          <w:b/>
-          <w:lang w:val="fr_FR" w:bidi="fr_FR"/>
-        </w:rPr>
         <w:t>« n'apporte pas cette doctrine »</w:t>
       </w:r>
     </w:p>
@@ -5895,21 +5162,6 @@
         <w:rPr>
           <w:lang w:val="fr_FR" w:bidi="fr_FR"/>
         </w:rPr>
-      </w:r>
-    </w:p>
-    <w:p>
-      <w:pPr/>
-      <w:r>
-        <w:rPr>
-          <w:lang w:val="fr_FR" w:bidi="fr_FR"/>
-        </w:rPr>
-      </w:r>
-      <w:r>
-        <w:rPr>
-          <w:b/>
-          <w:lang w:val="fr_FR" w:bidi="fr_FR"/>
-        </w:rPr>
-        <w:t>ταύτην τὴν διδαχὴν</w:t>
       </w:r>
     </w:p>
     <w:p>
@@ -6038,21 +5290,6 @@
           <w:b/>
           <w:lang w:val="fr_FR" w:bidi="fr_FR"/>
         </w:rPr>
-        <w:t>μὴ λαμβάνετε αὐτὸν εἰς οἰκίαν</w:t>
-      </w:r>
-    </w:p>
-    <w:p>
-      <w:pPr/>
-      <w:r>
-        <w:rPr>
-          <w:lang w:val="fr_FR" w:bidi="fr_FR"/>
-        </w:rPr>
-      </w:r>
-      <w:r>
-        <w:rPr>
-          <w:b/>
-          <w:lang w:val="fr_FR" w:bidi="fr_FR"/>
-        </w:rPr>
         <w:t>« ne le recevez pas dans votre maison »</w:t>
       </w:r>
     </w:p>
@@ -6136,21 +5373,6 @@
           <w:b/>
           <w:lang w:val="fr_FR" w:bidi="fr_FR"/>
         </w:rPr>
-        <w:t>χαίρειν αὐτῷ μὴ λέγετε</w:t>
-      </w:r>
-    </w:p>
-    <w:p>
-      <w:pPr/>
-      <w:r>
-        <w:rPr>
-          <w:lang w:val="fr_FR" w:bidi="fr_FR"/>
-        </w:rPr>
-      </w:r>
-      <w:r>
-        <w:rPr>
-          <w:b/>
-          <w:lang w:val="fr_FR" w:bidi="fr_FR"/>
-        </w:rPr>
         <w:t>« ne lui dites pas : Salut ! »</w:t>
       </w:r>
     </w:p>
@@ -6234,21 +5456,6 @@
           <w:b/>
           <w:lang w:val="fr_FR" w:bidi="fr_FR"/>
         </w:rPr>
-        <w:t>ὁ λέγων &amp; αὐτῷ χαίρειν</w:t>
-      </w:r>
-    </w:p>
-    <w:p>
-      <w:pPr/>
-      <w:r>
-        <w:rPr>
-          <w:lang w:val="fr_FR" w:bidi="fr_FR"/>
-        </w:rPr>
-      </w:r>
-      <w:r>
-        <w:rPr>
-          <w:b/>
-          <w:lang w:val="fr_FR" w:bidi="fr_FR"/>
-        </w:rPr>
         <w:t>« celui qui lui dit : Salut ! »</w:t>
       </w:r>
     </w:p>
@@ -6345,21 +5552,6 @@
           <w:b/>
           <w:lang w:val="fr_FR" w:bidi="fr_FR"/>
         </w:rPr>
-        <w:t>κοινωνεῖ τοῖς ἔργοις αὐτοῦ τοῖς πονηροῖς</w:t>
-      </w:r>
-    </w:p>
-    <w:p>
-      <w:pPr/>
-      <w:r>
-        <w:rPr>
-          <w:lang w:val="fr_FR" w:bidi="fr_FR"/>
-        </w:rPr>
-      </w:r>
-      <w:r>
-        <w:rPr>
-          <w:b/>
-          <w:lang w:val="fr_FR" w:bidi="fr_FR"/>
-        </w:rPr>
         <w:t>« participe à ses mauvaises œuvres »</w:t>
       </w:r>
     </w:p>
@@ -6456,21 +5648,6 @@
           <w:b/>
           <w:lang w:val="fr_FR" w:bidi="fr_FR"/>
         </w:rPr>
-        <w:t>οὐκ ἐβουλήθην διὰ χάρτου καὶ μέλανος</w:t>
-      </w:r>
-    </w:p>
-    <w:p>
-      <w:pPr/>
-      <w:r>
-        <w:rPr>
-          <w:lang w:val="fr_FR" w:bidi="fr_FR"/>
-        </w:rPr>
-      </w:r>
-      <w:r>
-        <w:rPr>
-          <w:b/>
-          <w:lang w:val="fr_FR" w:bidi="fr_FR"/>
-        </w:rPr>
         <w:t>« je n'ai pas voulu le faire avec le papier et l'encre »</w:t>
       </w:r>
     </w:p>
@@ -6554,21 +5731,6 @@
           <w:b/>
           <w:lang w:val="fr_FR" w:bidi="fr_FR"/>
         </w:rPr>
-        <w:t>διὰ χάρτου καὶ μέλανος</w:t>
-      </w:r>
-    </w:p>
-    <w:p>
-      <w:pPr/>
-      <w:r>
-        <w:rPr>
-          <w:lang w:val="fr_FR" w:bidi="fr_FR"/>
-        </w:rPr>
-      </w:r>
-      <w:r>
-        <w:rPr>
-          <w:b/>
-          <w:lang w:val="fr_FR" w:bidi="fr_FR"/>
-        </w:rPr>
         <w:t>« avec le papier et l'encre »</w:t>
       </w:r>
     </w:p>
@@ -6665,21 +5827,6 @@
           <w:b/>
           <w:lang w:val="fr_FR" w:bidi="fr_FR"/>
         </w:rPr>
-        <w:t>γενέσθαι</w:t>
-      </w:r>
-    </w:p>
-    <w:p>
-      <w:pPr/>
-      <w:r>
-        <w:rPr>
-          <w:lang w:val="fr_FR" w:bidi="fr_FR"/>
-        </w:rPr>
-      </w:r>
-      <w:r>
-        <w:rPr>
-          <w:b/>
-          <w:lang w:val="fr_FR" w:bidi="fr_FR"/>
-        </w:rPr>
         <w:t>« aller »</w:t>
       </w:r>
     </w:p>
@@ -6776,21 +5923,6 @@
           <w:b/>
           <w:lang w:val="fr_FR" w:bidi="fr_FR"/>
         </w:rPr>
-        <w:t>στόμα πρὸς στόμα λαλῆσαι</w:t>
-      </w:r>
-    </w:p>
-    <w:p>
-      <w:pPr/>
-      <w:r>
-        <w:rPr>
-          <w:lang w:val="fr_FR" w:bidi="fr_FR"/>
-        </w:rPr>
-      </w:r>
-      <w:r>
-        <w:rPr>
-          <w:b/>
-          <w:lang w:val="fr_FR" w:bidi="fr_FR"/>
-        </w:rPr>
         <w:t>« parler bouche à bouche »</w:t>
       </w:r>
     </w:p>
@@ -6887,21 +6019,6 @@
           <w:b/>
           <w:lang w:val="fr_FR" w:bidi="fr_FR"/>
         </w:rPr>
-        <w:t>ἵνα ἡ χαρὰ ὑμῶν πεπληρωμένη ᾖ</w:t>
-      </w:r>
-    </w:p>
-    <w:p>
-      <w:pPr/>
-      <w:r>
-        <w:rPr>
-          <w:lang w:val="fr_FR" w:bidi="fr_FR"/>
-        </w:rPr>
-      </w:r>
-      <w:r>
-        <w:rPr>
-          <w:b/>
-          <w:lang w:val="fr_FR" w:bidi="fr_FR"/>
-        </w:rPr>
         <w:t>« afin que notre joie soit parfaite »</w:t>
       </w:r>
     </w:p>
@@ -6985,21 +6102,6 @@
           <w:b/>
           <w:lang w:val="fr_FR" w:bidi="fr_FR"/>
         </w:rPr>
-        <w:t>ἵνα ἡ χαρὰ ὑμῶν πεπληρωμένη ᾖ</w:t>
-      </w:r>
-    </w:p>
-    <w:p>
-      <w:pPr/>
-      <w:r>
-        <w:rPr>
-          <w:lang w:val="fr_FR" w:bidi="fr_FR"/>
-        </w:rPr>
-      </w:r>
-      <w:r>
-        <w:rPr>
-          <w:b/>
-          <w:lang w:val="fr_FR" w:bidi="fr_FR"/>
-        </w:rPr>
         <w:t>« afin que notre joie soit parfaite »</w:t>
       </w:r>
     </w:p>
@@ -7096,21 +6198,6 @@
           <w:b/>
           <w:lang w:val="fr_FR" w:bidi="fr_FR"/>
         </w:rPr>
-        <w:t>ἡ χαρὰ ὑμῶν πεπληρωμένη ᾖ</w:t>
-      </w:r>
-    </w:p>
-    <w:p>
-      <w:pPr/>
-      <w:r>
-        <w:rPr>
-          <w:lang w:val="fr_FR" w:bidi="fr_FR"/>
-        </w:rPr>
-      </w:r>
-      <w:r>
-        <w:rPr>
-          <w:b/>
-          <w:lang w:val="fr_FR" w:bidi="fr_FR"/>
-        </w:rPr>
         <w:t>« afin que notre joie soit parfaite »</w:t>
       </w:r>
     </w:p>
@@ -7194,21 +6281,6 @@
           <w:b/>
           <w:lang w:val="fr_FR" w:bidi="fr_FR"/>
         </w:rPr>
-        <w:t>ὑμῶν</w:t>
-      </w:r>
-    </w:p>
-    <w:p>
-      <w:pPr/>
-      <w:r>
-        <w:rPr>
-          <w:lang w:val="fr_FR" w:bidi="fr_FR"/>
-        </w:rPr>
-      </w:r>
-      <w:r>
-        <w:rPr>
-          <w:b/>
-          <w:lang w:val="fr_FR" w:bidi="fr_FR"/>
-        </w:rPr>
         <w:t>« notre »</w:t>
       </w:r>
     </w:p>
@@ -7291,21 +6363,6 @@
         <w:rPr>
           <w:lang w:val="fr_FR" w:bidi="fr_FR"/>
         </w:rPr>
-      </w:r>
-    </w:p>
-    <w:p>
-      <w:pPr/>
-      <w:r>
-        <w:rPr>
-          <w:lang w:val="fr_FR" w:bidi="fr_FR"/>
-        </w:rPr>
-      </w:r>
-      <w:r>
-        <w:rPr>
-          <w:b/>
-          <w:lang w:val="fr_FR" w:bidi="fr_FR"/>
-        </w:rPr>
-        <w:t>τὰ τέκνα τῆς ἀδελφῆς σου τῆς ἐκλεκτῆς</w:t>
       </w:r>
     </w:p>
     <w:p>
@@ -7460,21 +6517,6 @@
           <w:b/>
           <w:lang w:val="fr_FR" w:bidi="fr_FR"/>
         </w:rPr>
-        <w:t>τὰ τέκνα τῆς ἀδελφῆς σου τῆς ἐκλεκτῆς</w:t>
-      </w:r>
-    </w:p>
-    <w:p>
-      <w:pPr/>
-      <w:r>
-        <w:rPr>
-          <w:lang w:val="fr_FR" w:bidi="fr_FR"/>
-        </w:rPr>
-      </w:r>
-      <w:r>
-        <w:rPr>
-          <w:b/>
-          <w:lang w:val="fr_FR" w:bidi="fr_FR"/>
-        </w:rPr>
         <w:t>« Les enfants de ta soeur l'élue »</w:t>
       </w:r>
     </w:p>
@@ -7571,21 +6613,6 @@
           <w:b/>
           <w:lang w:val="fr_FR" w:bidi="fr_FR"/>
         </w:rPr>
-        <w:t>ἀσπάζεταί σε</w:t>
-      </w:r>
-    </w:p>
-    <w:p>
-      <w:pPr/>
-      <w:r>
-        <w:rPr>
-          <w:lang w:val="fr_FR" w:bidi="fr_FR"/>
-        </w:rPr>
-      </w:r>
-      <w:r>
-        <w:rPr>
-          <w:b/>
-          <w:lang w:val="fr_FR" w:bidi="fr_FR"/>
-        </w:rPr>
         <w:t>« te saluent »</w:t>
       </w:r>
     </w:p>
@@ -7655,21 +6682,6 @@
         <w:rPr>
           <w:lang w:val="fr_FR" w:bidi="fr_FR"/>
         </w:rPr>
-      </w:r>
-    </w:p>
-    <w:p>
-      <w:pPr/>
-      <w:r>
-        <w:rPr>
-          <w:lang w:val="fr_FR" w:bidi="fr_FR"/>
-        </w:rPr>
-      </w:r>
-      <w:r>
-        <w:rPr>
-          <w:b/>
-          <w:lang w:val="fr_FR" w:bidi="fr_FR"/>
-        </w:rPr>
-        <w:t>σε &amp; σου</w:t>
       </w:r>
     </w:p>
     <w:p>

--- a/fra/docx/63.content.docx
+++ b/fra/docx/63.content.docx
@@ -19,7 +19,7 @@
         <w:rPr>
           <w:lang w:val="fr_FR" w:bidi="fr_FR"/>
         </w:rPr>
-        <w:t>Resource: Notes de traduction (unfoldingWord)</w:t>
+        <w:t>Resource: unfoldingWord® Translation Notes</w:t>
       </w:r>
       <w:r>
         <w:rPr>
@@ -90,7 +90,7 @@
         <w:rPr>
           <w:lang w:val="fr_FR" w:bidi="fr_FR"/>
         </w:rPr>
-        <w:t>Notes de traduction (unfoldingWord)</w:t>
+        <w:t>unfoldingWord® Translation Notes</w:t>
       </w:r>
     </w:p>
     <w:p>

--- a/fra/docx/63.content.docx
+++ b/fra/docx/63.content.docx
@@ -210,6 +210,21 @@
           <w:b/>
           <w:lang w:val="fr_FR" w:bidi="fr_FR"/>
         </w:rPr>
+        <w:t>ὁ πρεσβύτερος</w:t>
+      </w:r>
+    </w:p>
+    <w:p>
+      <w:pPr/>
+      <w:r>
+        <w:rPr>
+          <w:lang w:val="fr_FR" w:bidi="fr_FR"/>
+        </w:rPr>
+      </w:r>
+      <w:r>
+        <w:rPr>
+          <w:b/>
+          <w:lang w:val="fr_FR" w:bidi="fr_FR"/>
+        </w:rPr>
         <w:t>« L'ancien »</w:t>
       </w:r>
     </w:p>
@@ -293,6 +308,21 @@
           <w:b/>
           <w:lang w:val="fr_FR" w:bidi="fr_FR"/>
         </w:rPr>
+        <w:t>ὁ πρεσβύτερος</w:t>
+      </w:r>
+    </w:p>
+    <w:p>
+      <w:pPr/>
+      <w:r>
+        <w:rPr>
+          <w:lang w:val="fr_FR" w:bidi="fr_FR"/>
+        </w:rPr>
+      </w:r>
+      <w:r>
+        <w:rPr>
+          <w:b/>
+          <w:lang w:val="fr_FR" w:bidi="fr_FR"/>
+        </w:rPr>
         <w:t>« L'ancien »</w:t>
       </w:r>
     </w:p>
@@ -396,6 +426,21 @@
           <w:b/>
           <w:lang w:val="fr_FR" w:bidi="fr_FR"/>
         </w:rPr>
+        <w:t>ἐκλεκτῇ κυρίᾳ καὶ τοῖς τέκνοις αὐτῆς</w:t>
+      </w:r>
+    </w:p>
+    <w:p>
+      <w:pPr/>
+      <w:r>
+        <w:rPr>
+          <w:lang w:val="fr_FR" w:bidi="fr_FR"/>
+        </w:rPr>
+      </w:r>
+      <w:r>
+        <w:rPr>
+          <w:b/>
+          <w:lang w:val="fr_FR" w:bidi="fr_FR"/>
+        </w:rPr>
         <w:t>« à Kyria l'élue et à ses enfants »</w:t>
       </w:r>
     </w:p>
@@ -479,6 +524,21 @@
           <w:b/>
           <w:lang w:val="fr_FR" w:bidi="fr_FR"/>
         </w:rPr>
+        <w:t>ἐκλεκτῇ κυρίᾳ καὶ τοῖς τέκνοις αὐτῆς</w:t>
+      </w:r>
+    </w:p>
+    <w:p>
+      <w:pPr/>
+      <w:r>
+        <w:rPr>
+          <w:lang w:val="fr_FR" w:bidi="fr_FR"/>
+        </w:rPr>
+      </w:r>
+      <w:r>
+        <w:rPr>
+          <w:b/>
+          <w:lang w:val="fr_FR" w:bidi="fr_FR"/>
+        </w:rPr>
         <w:t>« à Kyria l'élue et à ses enfants »</w:t>
       </w:r>
     </w:p>
@@ -575,6 +635,21 @@
           <w:b/>
           <w:lang w:val="fr_FR" w:bidi="fr_FR"/>
         </w:rPr>
+        <w:t>ἐκλεκτῇ κυρίᾳ καὶ τοῖς τέκνοις αὐτῆς</w:t>
+      </w:r>
+    </w:p>
+    <w:p>
+      <w:pPr/>
+      <w:r>
+        <w:rPr>
+          <w:lang w:val="fr_FR" w:bidi="fr_FR"/>
+        </w:rPr>
+      </w:r>
+      <w:r>
+        <w:rPr>
+          <w:b/>
+          <w:lang w:val="fr_FR" w:bidi="fr_FR"/>
+        </w:rPr>
         <w:t>« à Kyria l'élue et à ses enfants »</w:t>
       </w:r>
     </w:p>
@@ -671,6 +746,21 @@
           <w:b/>
           <w:lang w:val="fr_FR" w:bidi="fr_FR"/>
         </w:rPr>
+        <w:t>ἀγαπῶ ἐν ἀληθείᾳ</w:t>
+      </w:r>
+    </w:p>
+    <w:p>
+      <w:pPr/>
+      <w:r>
+        <w:rPr>
+          <w:lang w:val="fr_FR" w:bidi="fr_FR"/>
+        </w:rPr>
+      </w:r>
+      <w:r>
+        <w:rPr>
+          <w:b/>
+          <w:lang w:val="fr_FR" w:bidi="fr_FR"/>
+        </w:rPr>
         <w:t>« que j'aime dans la vérité »</w:t>
       </w:r>
     </w:p>
@@ -780,6 +870,21 @@
           <w:b/>
           <w:lang w:val="fr_FR" w:bidi="fr_FR"/>
         </w:rPr>
+        <w:t>πάντες οἱ ἐγνωκότες τὴν ἀλήθειαν</w:t>
+      </w:r>
+    </w:p>
+    <w:p>
+      <w:pPr/>
+      <w:r>
+        <w:rPr>
+          <w:lang w:val="fr_FR" w:bidi="fr_FR"/>
+        </w:rPr>
+      </w:r>
+      <w:r>
+        <w:rPr>
+          <w:b/>
+          <w:lang w:val="fr_FR" w:bidi="fr_FR"/>
+        </w:rPr>
         <w:t>« tous ceux qui ont connu la vérité »</w:t>
       </w:r>
     </w:p>
@@ -889,6 +994,21 @@
           <w:b/>
           <w:lang w:val="fr_FR" w:bidi="fr_FR"/>
         </w:rPr>
+        <w:t>τὴν ἀλήθειαν</w:t>
+      </w:r>
+    </w:p>
+    <w:p>
+      <w:pPr/>
+      <w:r>
+        <w:rPr>
+          <w:lang w:val="fr_FR" w:bidi="fr_FR"/>
+        </w:rPr>
+      </w:r>
+      <w:r>
+        <w:rPr>
+          <w:b/>
+          <w:lang w:val="fr_FR" w:bidi="fr_FR"/>
+        </w:rPr>
         <w:t>« La vérité »</w:t>
       </w:r>
     </w:p>
@@ -985,6 +1105,21 @@
           <w:b/>
           <w:lang w:val="fr_FR" w:bidi="fr_FR"/>
         </w:rPr>
+        <w:t>ἡμῖν &amp; ἡμῶν</w:t>
+      </w:r>
+    </w:p>
+    <w:p>
+      <w:pPr/>
+      <w:r>
+        <w:rPr>
+          <w:lang w:val="fr_FR" w:bidi="fr_FR"/>
+        </w:rPr>
+      </w:r>
+      <w:r>
+        <w:rPr>
+          <w:b/>
+          <w:lang w:val="fr_FR" w:bidi="fr_FR"/>
+        </w:rPr>
         <w:t>« nous »</w:t>
       </w:r>
       <w:r>
@@ -1094,6 +1229,21 @@
           <w:b/>
           <w:lang w:val="fr_FR" w:bidi="fr_FR"/>
         </w:rPr>
+        <w:t>εἰς τὸν αἰῶνα</w:t>
+      </w:r>
+    </w:p>
+    <w:p>
+      <w:pPr/>
+      <w:r>
+        <w:rPr>
+          <w:lang w:val="fr_FR" w:bidi="fr_FR"/>
+        </w:rPr>
+      </w:r>
+      <w:r>
+        <w:rPr>
+          <w:b/>
+          <w:lang w:val="fr_FR" w:bidi="fr_FR"/>
+        </w:rPr>
         <w:t>« pour l'éternité »</w:t>
       </w:r>
     </w:p>
@@ -1177,6 +1327,21 @@
           <w:b/>
           <w:lang w:val="fr_FR" w:bidi="fr_FR"/>
         </w:rPr>
+        <w:t>ἔσται μεθ’ ἡμῶν χάρις, ἔλεος, εἰρήνη, παρὰ Θεοῦ Πατρός καὶ παρὰ Ἰησοῦ Χριστοῦ</w:t>
+      </w:r>
+    </w:p>
+    <w:p>
+      <w:pPr/>
+      <w:r>
+        <w:rPr>
+          <w:lang w:val="fr_FR" w:bidi="fr_FR"/>
+        </w:rPr>
+      </w:r>
+      <w:r>
+        <w:rPr>
+          <w:b/>
+          <w:lang w:val="fr_FR" w:bidi="fr_FR"/>
+        </w:rPr>
         <w:t>« que la grâce, la miséricorde et la paix soient avec vous de la part de Dieu le Père et de la part de Jésus-Christ »</w:t>
       </w:r>
     </w:p>
@@ -1325,6 +1490,21 @@
           <w:b/>
           <w:lang w:val="fr_FR" w:bidi="fr_FR"/>
         </w:rPr>
+        <w:t>ἔσται μεθ’ ἡμῶν χάρις, ἔλεος, εἰρήνη</w:t>
+      </w:r>
+    </w:p>
+    <w:p>
+      <w:pPr/>
+      <w:r>
+        <w:rPr>
+          <w:lang w:val="fr_FR" w:bidi="fr_FR"/>
+        </w:rPr>
+      </w:r>
+      <w:r>
+        <w:rPr>
+          <w:b/>
+          <w:lang w:val="fr_FR" w:bidi="fr_FR"/>
+        </w:rPr>
         <w:t>« Que la grâce, la miséricorde et la paix soient avec vous de la part de Dieu le Père et de la part de Jésus-Christ »</w:t>
       </w:r>
     </w:p>
@@ -1408,6 +1588,21 @@
           <w:b/>
           <w:lang w:val="fr_FR" w:bidi="fr_FR"/>
         </w:rPr>
+        <w:t>Πατρός &amp; Υἱοῦ</w:t>
+      </w:r>
+    </w:p>
+    <w:p>
+      <w:pPr/>
+      <w:r>
+        <w:rPr>
+          <w:lang w:val="fr_FR" w:bidi="fr_FR"/>
+        </w:rPr>
+      </w:r>
+      <w:r>
+        <w:rPr>
+          <w:b/>
+          <w:lang w:val="fr_FR" w:bidi="fr_FR"/>
+        </w:rPr>
         <w:t>« Père »</w:t>
       </w:r>
       <w:r>
@@ -1524,6 +1719,21 @@
           <w:b/>
           <w:lang w:val="fr_FR" w:bidi="fr_FR"/>
         </w:rPr>
+        <w:t>ἐν ἀληθείᾳ καὶ ἀγάπῃ</w:t>
+      </w:r>
+    </w:p>
+    <w:p>
+      <w:pPr/>
+      <w:r>
+        <w:rPr>
+          <w:lang w:val="fr_FR" w:bidi="fr_FR"/>
+        </w:rPr>
+      </w:r>
+      <w:r>
+        <w:rPr>
+          <w:b/>
+          <w:lang w:val="fr_FR" w:bidi="fr_FR"/>
+        </w:rPr>
         <w:t>« dans la vérité et la charité »</w:t>
       </w:r>
     </w:p>
@@ -1633,6 +1843,21 @@
           <w:b/>
           <w:lang w:val="fr_FR" w:bidi="fr_FR"/>
         </w:rPr>
+        <w:t>ἐχάρην λείαν ὅτι εὕρηκα ἐκ τῶν τέκνων σου περιπατοῦντας ἐν ἀληθείᾳ</w:t>
+      </w:r>
+    </w:p>
+    <w:p>
+      <w:pPr/>
+      <w:r>
+        <w:rPr>
+          <w:lang w:val="fr_FR" w:bidi="fr_FR"/>
+        </w:rPr>
+      </w:r>
+      <w:r>
+        <w:rPr>
+          <w:b/>
+          <w:lang w:val="fr_FR" w:bidi="fr_FR"/>
+        </w:rPr>
         <w:t>« J'ai été fort réjoui de trouver de tes enfants qui marchent dans la vérité »</w:t>
       </w:r>
     </w:p>
@@ -1715,6 +1940,21 @@
         <w:rPr>
           <w:lang w:val="fr_FR" w:bidi="fr_FR"/>
         </w:rPr>
+      </w:r>
+    </w:p>
+    <w:p>
+      <w:pPr/>
+      <w:r>
+        <w:rPr>
+          <w:lang w:val="fr_FR" w:bidi="fr_FR"/>
+        </w:rPr>
+      </w:r>
+      <w:r>
+        <w:rPr>
+          <w:b/>
+          <w:lang w:val="fr_FR" w:bidi="fr_FR"/>
+        </w:rPr>
+        <w:t>τῶν τέκνων σου</w:t>
       </w:r>
     </w:p>
     <w:p>
@@ -1843,6 +2083,21 @@
           <w:b/>
           <w:lang w:val="fr_FR" w:bidi="fr_FR"/>
         </w:rPr>
+        <w:t>τῶν τέκνων σου</w:t>
+      </w:r>
+    </w:p>
+    <w:p>
+      <w:pPr/>
+      <w:r>
+        <w:rPr>
+          <w:lang w:val="fr_FR" w:bidi="fr_FR"/>
+        </w:rPr>
+      </w:r>
+      <w:r>
+        <w:rPr>
+          <w:b/>
+          <w:lang w:val="fr_FR" w:bidi="fr_FR"/>
+        </w:rPr>
         <w:t>« tes enfants »</w:t>
       </w:r>
     </w:p>
@@ -1952,6 +2207,21 @@
           <w:b/>
           <w:lang w:val="fr_FR" w:bidi="fr_FR"/>
         </w:rPr>
+        <w:t>περιπατοῦντας ἐν ἀληθείᾳ</w:t>
+      </w:r>
+    </w:p>
+    <w:p>
+      <w:pPr/>
+      <w:r>
+        <w:rPr>
+          <w:lang w:val="fr_FR" w:bidi="fr_FR"/>
+        </w:rPr>
+      </w:r>
+      <w:r>
+        <w:rPr>
+          <w:b/>
+          <w:lang w:val="fr_FR" w:bidi="fr_FR"/>
+        </w:rPr>
         <w:t>« marchent dans la vérité »</w:t>
       </w:r>
     </w:p>
@@ -2035,6 +2305,21 @@
           <w:b/>
           <w:lang w:val="fr_FR" w:bidi="fr_FR"/>
         </w:rPr>
+        <w:t>ἐν ἀληθείᾳ</w:t>
+      </w:r>
+    </w:p>
+    <w:p>
+      <w:pPr/>
+      <w:r>
+        <w:rPr>
+          <w:lang w:val="fr_FR" w:bidi="fr_FR"/>
+        </w:rPr>
+      </w:r>
+      <w:r>
+        <w:rPr>
+          <w:b/>
+          <w:lang w:val="fr_FR" w:bidi="fr_FR"/>
+        </w:rPr>
         <w:t>« dans la vérité »</w:t>
       </w:r>
     </w:p>
@@ -2131,6 +2416,21 @@
           <w:b/>
           <w:lang w:val="fr_FR" w:bidi="fr_FR"/>
         </w:rPr>
+        <w:t>καθὼς ἐντολὴν ἐλάβομεν παρὰ τοῦ Πατρός</w:t>
+      </w:r>
+    </w:p>
+    <w:p>
+      <w:pPr/>
+      <w:r>
+        <w:rPr>
+          <w:lang w:val="fr_FR" w:bidi="fr_FR"/>
+        </w:rPr>
+      </w:r>
+      <w:r>
+        <w:rPr>
+          <w:b/>
+          <w:lang w:val="fr_FR" w:bidi="fr_FR"/>
+        </w:rPr>
         <w:t>« selon le commandement que nous avons reçu du Père »</w:t>
       </w:r>
     </w:p>
@@ -2240,6 +2540,21 @@
           <w:b/>
           <w:lang w:val="fr_FR" w:bidi="fr_FR"/>
         </w:rPr>
+        <w:t>τοῦ Πατρός</w:t>
+      </w:r>
+    </w:p>
+    <w:p>
+      <w:pPr/>
+      <w:r>
+        <w:rPr>
+          <w:lang w:val="fr_FR" w:bidi="fr_FR"/>
+        </w:rPr>
+      </w:r>
+      <w:r>
+        <w:rPr>
+          <w:b/>
+          <w:lang w:val="fr_FR" w:bidi="fr_FR"/>
+        </w:rPr>
         <w:t>« Père »</w:t>
       </w:r>
     </w:p>
@@ -2330,6 +2645,21 @@
           <w:b/>
           <w:lang w:val="fr_FR" w:bidi="fr_FR"/>
         </w:rPr>
+        <w:t>καὶ νῦν</w:t>
+      </w:r>
+    </w:p>
+    <w:p>
+      <w:pPr/>
+      <w:r>
+        <w:rPr>
+          <w:lang w:val="fr_FR" w:bidi="fr_FR"/>
+        </w:rPr>
+      </w:r>
+      <w:r>
+        <w:rPr>
+          <w:b/>
+          <w:lang w:val="fr_FR" w:bidi="fr_FR"/>
+        </w:rPr>
         <w:t>« Et maintenant »</w:t>
       </w:r>
     </w:p>
@@ -2426,6 +2756,21 @@
           <w:b/>
           <w:lang w:val="fr_FR" w:bidi="fr_FR"/>
         </w:rPr>
+        <w:t>σε, &amp; σοι</w:t>
+      </w:r>
+    </w:p>
+    <w:p>
+      <w:pPr/>
+      <w:r>
+        <w:rPr>
+          <w:lang w:val="fr_FR" w:bidi="fr_FR"/>
+        </w:rPr>
+      </w:r>
+      <w:r>
+        <w:rPr>
+          <w:b/>
+          <w:lang w:val="fr_FR" w:bidi="fr_FR"/>
+        </w:rPr>
         <w:t>« te »</w:t>
       </w:r>
       <w:r>
@@ -2534,6 +2879,21 @@
         <w:rPr>
           <w:lang w:val="fr_FR" w:bidi="fr_FR"/>
         </w:rPr>
+      </w:r>
+    </w:p>
+    <w:p>
+      <w:pPr/>
+      <w:r>
+        <w:rPr>
+          <w:lang w:val="fr_FR" w:bidi="fr_FR"/>
+        </w:rPr>
+      </w:r>
+      <w:r>
+        <w:rPr>
+          <w:b/>
+          <w:lang w:val="fr_FR" w:bidi="fr_FR"/>
+        </w:rPr>
+        <w:t>κυρία</w:t>
       </w:r>
     </w:p>
     <w:p>
@@ -2675,6 +3035,21 @@
           <w:b/>
           <w:lang w:val="fr_FR" w:bidi="fr_FR"/>
         </w:rPr>
+        <w:t>οὐχ ὡς ἐντολὴν καινὴν γράφων σοι</w:t>
+      </w:r>
+    </w:p>
+    <w:p>
+      <w:pPr/>
+      <w:r>
+        <w:rPr>
+          <w:lang w:val="fr_FR" w:bidi="fr_FR"/>
+        </w:rPr>
+      </w:r>
+      <w:r>
+        <w:rPr>
+          <w:b/>
+          <w:lang w:val="fr_FR" w:bidi="fr_FR"/>
+        </w:rPr>
         <w:t>« non comme te prescrivant un commandement nouveau »</w:t>
       </w:r>
     </w:p>
@@ -2771,6 +3146,21 @@
           <w:b/>
           <w:lang w:val="fr_FR" w:bidi="fr_FR"/>
         </w:rPr>
+        <w:t>ἀπ’ ἀρχῆς</w:t>
+      </w:r>
+    </w:p>
+    <w:p>
+      <w:pPr/>
+      <w:r>
+        <w:rPr>
+          <w:lang w:val="fr_FR" w:bidi="fr_FR"/>
+        </w:rPr>
+      </w:r>
+      <w:r>
+        <w:rPr>
+          <w:b/>
+          <w:lang w:val="fr_FR" w:bidi="fr_FR"/>
+        </w:rPr>
         <w:t>« dès le commencement »</w:t>
       </w:r>
     </w:p>
@@ -2853,6 +3243,21 @@
         <w:rPr>
           <w:lang w:val="fr_FR" w:bidi="fr_FR"/>
         </w:rPr>
+      </w:r>
+    </w:p>
+    <w:p>
+      <w:pPr/>
+      <w:r>
+        <w:rPr>
+          <w:lang w:val="fr_FR" w:bidi="fr_FR"/>
+        </w:rPr>
+      </w:r>
+      <w:r>
+        <w:rPr>
+          <w:b/>
+          <w:lang w:val="fr_FR" w:bidi="fr_FR"/>
+        </w:rPr>
+        <w:t>περιπατῶμεν κατὰ &amp; ἐν αὐτῇ περιπατῆτε</w:t>
       </w:r>
     </w:p>
     <w:p>
@@ -3007,6 +3412,21 @@
           <w:b/>
           <w:lang w:val="fr_FR" w:bidi="fr_FR"/>
         </w:rPr>
+        <w:t>ἠκούσατε &amp; περιπατῆτε</w:t>
+      </w:r>
+    </w:p>
+    <w:p>
+      <w:pPr/>
+      <w:r>
+        <w:rPr>
+          <w:lang w:val="fr_FR" w:bidi="fr_FR"/>
+        </w:rPr>
+      </w:r>
+      <w:r>
+        <w:rPr>
+          <w:b/>
+          <w:lang w:val="fr_FR" w:bidi="fr_FR"/>
+        </w:rPr>
         <w:t>« vous l'avez appris »</w:t>
       </w:r>
       <w:r>
@@ -3134,6 +3554,21 @@
           <w:b/>
           <w:lang w:val="fr_FR" w:bidi="fr_FR"/>
         </w:rPr>
+        <w:t>ὅτι</w:t>
+      </w:r>
+    </w:p>
+    <w:p>
+      <w:pPr/>
+      <w:r>
+        <w:rPr>
+          <w:lang w:val="fr_FR" w:bidi="fr_FR"/>
+        </w:rPr>
+      </w:r>
+      <w:r>
+        <w:rPr>
+          <w:b/>
+          <w:lang w:val="fr_FR" w:bidi="fr_FR"/>
+        </w:rPr>
         <w:t>« Car »</w:t>
       </w:r>
     </w:p>
@@ -3216,6 +3651,21 @@
         <w:rPr>
           <w:lang w:val="fr_FR" w:bidi="fr_FR"/>
         </w:rPr>
+      </w:r>
+    </w:p>
+    <w:p>
+      <w:pPr/>
+      <w:r>
+        <w:rPr>
+          <w:lang w:val="fr_FR" w:bidi="fr_FR"/>
+        </w:rPr>
+      </w:r>
+      <w:r>
+        <w:rPr>
+          <w:b/>
+          <w:lang w:val="fr_FR" w:bidi="fr_FR"/>
+        </w:rPr>
+        <w:t>ὅτι πολλοὶ πλάνοι ἐξῆλθαν εἰς τὸν κόσμον</w:t>
       </w:r>
     </w:p>
     <w:p>
@@ -3344,6 +3794,21 @@
           <w:b/>
           <w:lang w:val="fr_FR" w:bidi="fr_FR"/>
         </w:rPr>
+        <w:t>Ἰησοῦν Χριστὸν ἐρχόμενον ἐν σαρκί</w:t>
+      </w:r>
+    </w:p>
+    <w:p>
+      <w:pPr/>
+      <w:r>
+        <w:rPr>
+          <w:lang w:val="fr_FR" w:bidi="fr_FR"/>
+        </w:rPr>
+      </w:r>
+      <w:r>
+        <w:rPr>
+          <w:b/>
+          <w:lang w:val="fr_FR" w:bidi="fr_FR"/>
+        </w:rPr>
         <w:t>« que Jésus-Christ est venu en chair »</w:t>
       </w:r>
     </w:p>
@@ -3440,6 +3905,21 @@
           <w:b/>
           <w:lang w:val="fr_FR" w:bidi="fr_FR"/>
         </w:rPr>
+        <w:t>οὗτός ἐστιν ὁ πλάνος καὶ ὁ ἀντίχριστος</w:t>
+      </w:r>
+    </w:p>
+    <w:p>
+      <w:pPr/>
+      <w:r>
+        <w:rPr>
+          <w:lang w:val="fr_FR" w:bidi="fr_FR"/>
+        </w:rPr>
+      </w:r>
+      <w:r>
+        <w:rPr>
+          <w:b/>
+          <w:lang w:val="fr_FR" w:bidi="fr_FR"/>
+        </w:rPr>
         <w:t>« c'est le séducteur et l'antéchrist »</w:t>
       </w:r>
     </w:p>
@@ -3530,6 +4010,21 @@
           <w:b/>
           <w:lang w:val="fr_FR" w:bidi="fr_FR"/>
         </w:rPr>
+        <w:t>ὁ πλάνος καὶ ὁ ἀντίχριστος</w:t>
+      </w:r>
+    </w:p>
+    <w:p>
+      <w:pPr/>
+      <w:r>
+        <w:rPr>
+          <w:lang w:val="fr_FR" w:bidi="fr_FR"/>
+        </w:rPr>
+      </w:r>
+      <w:r>
+        <w:rPr>
+          <w:b/>
+          <w:lang w:val="fr_FR" w:bidi="fr_FR"/>
+        </w:rPr>
         <w:t>« le séducteur et l'antéchrist »</w:t>
       </w:r>
     </w:p>
@@ -3639,6 +4134,21 @@
           <w:b/>
           <w:lang w:val="fr_FR" w:bidi="fr_FR"/>
         </w:rPr>
+        <w:t>βλέπετε ἑαυτούς</w:t>
+      </w:r>
+    </w:p>
+    <w:p>
+      <w:pPr/>
+      <w:r>
+        <w:rPr>
+          <w:lang w:val="fr_FR" w:bidi="fr_FR"/>
+        </w:rPr>
+      </w:r>
+      <w:r>
+        <w:rPr>
+          <w:b/>
+          <w:lang w:val="fr_FR" w:bidi="fr_FR"/>
+        </w:rPr>
         <w:t>« Prenez garde à vous-mêmes »</w:t>
       </w:r>
     </w:p>
@@ -3735,6 +4245,21 @@
           <w:b/>
           <w:lang w:val="fr_FR" w:bidi="fr_FR"/>
         </w:rPr>
+        <w:t>βλέπετε ἑαυτούς</w:t>
+      </w:r>
+    </w:p>
+    <w:p>
+      <w:pPr/>
+      <w:r>
+        <w:rPr>
+          <w:lang w:val="fr_FR" w:bidi="fr_FR"/>
+        </w:rPr>
+      </w:r>
+      <w:r>
+        <w:rPr>
+          <w:b/>
+          <w:lang w:val="fr_FR" w:bidi="fr_FR"/>
+        </w:rPr>
         <w:t>« Prenez garde à vous-mêmes »</w:t>
       </w:r>
     </w:p>
@@ -3818,6 +4343,21 @@
           <w:b/>
           <w:lang w:val="fr_FR" w:bidi="fr_FR"/>
         </w:rPr>
+        <w:t>ἃ</w:t>
+      </w:r>
+    </w:p>
+    <w:p>
+      <w:pPr/>
+      <w:r>
+        <w:rPr>
+          <w:lang w:val="fr_FR" w:bidi="fr_FR"/>
+        </w:rPr>
+      </w:r>
+      <w:r>
+        <w:rPr>
+          <w:b/>
+          <w:lang w:val="fr_FR" w:bidi="fr_FR"/>
+        </w:rPr>
         <w:t>« le fruit »</w:t>
       </w:r>
     </w:p>
@@ -3927,6 +4467,21 @@
           <w:b/>
           <w:lang w:val="fr_FR" w:bidi="fr_FR"/>
         </w:rPr>
+        <w:t>εἰργασάμεθα</w:t>
+      </w:r>
+    </w:p>
+    <w:p>
+      <w:pPr/>
+      <w:r>
+        <w:rPr>
+          <w:lang w:val="fr_FR" w:bidi="fr_FR"/>
+        </w:rPr>
+      </w:r>
+      <w:r>
+        <w:rPr>
+          <w:b/>
+          <w:lang w:val="fr_FR" w:bidi="fr_FR"/>
+        </w:rPr>
         <w:t>« de votre travail »</w:t>
       </w:r>
     </w:p>
@@ -4036,6 +4591,21 @@
           <w:b/>
           <w:lang w:val="fr_FR" w:bidi="fr_FR"/>
         </w:rPr>
+        <w:t>εἰργασάμεθα</w:t>
+      </w:r>
+    </w:p>
+    <w:p>
+      <w:pPr/>
+      <w:r>
+        <w:rPr>
+          <w:lang w:val="fr_FR" w:bidi="fr_FR"/>
+        </w:rPr>
+      </w:r>
+      <w:r>
+        <w:rPr>
+          <w:b/>
+          <w:lang w:val="fr_FR" w:bidi="fr_FR"/>
+        </w:rPr>
         <w:t>« de votre travail »</w:t>
       </w:r>
     </w:p>
@@ -4132,6 +4702,21 @@
           <w:b/>
           <w:lang w:val="fr_FR" w:bidi="fr_FR"/>
         </w:rPr>
+        <w:t>μισθὸν πλήρη</w:t>
+      </w:r>
+    </w:p>
+    <w:p>
+      <w:pPr/>
+      <w:r>
+        <w:rPr>
+          <w:lang w:val="fr_FR" w:bidi="fr_FR"/>
+        </w:rPr>
+      </w:r>
+      <w:r>
+        <w:rPr>
+          <w:b/>
+          <w:lang w:val="fr_FR" w:bidi="fr_FR"/>
+        </w:rPr>
         <w:t>« une pleine récompense »</w:t>
       </w:r>
     </w:p>
@@ -4228,6 +4813,21 @@
           <w:b/>
           <w:lang w:val="fr_FR" w:bidi="fr_FR"/>
         </w:rPr>
+        <w:t>πᾶς ὁ προάγων καὶ μὴ μένων ἐν τῇ διδαχῇ τοῦ Χριστοῦ</w:t>
+      </w:r>
+    </w:p>
+    <w:p>
+      <w:pPr/>
+      <w:r>
+        <w:rPr>
+          <w:lang w:val="fr_FR" w:bidi="fr_FR"/>
+        </w:rPr>
+      </w:r>
+      <w:r>
+        <w:rPr>
+          <w:b/>
+          <w:lang w:val="fr_FR" w:bidi="fr_FR"/>
+        </w:rPr>
         <w:t>« Quiconque va plus loin et ne demeure pas dans la doctrine de Christ »</w:t>
       </w:r>
     </w:p>
@@ -4363,6 +4963,21 @@
           <w:b/>
           <w:lang w:val="fr_FR" w:bidi="fr_FR"/>
         </w:rPr>
+        <w:t>πᾶς ὁ προάγων καὶ μὴ μένων ἐν τῇ διδαχῇ τοῦ Χριστοῦ</w:t>
+      </w:r>
+    </w:p>
+    <w:p>
+      <w:pPr/>
+      <w:r>
+        <w:rPr>
+          <w:lang w:val="fr_FR" w:bidi="fr_FR"/>
+        </w:rPr>
+      </w:r>
+      <w:r>
+        <w:rPr>
+          <w:b/>
+          <w:lang w:val="fr_FR" w:bidi="fr_FR"/>
+        </w:rPr>
         <w:t>« Quiconque va plus loin et ne demeure pas dans la doctrine de Christ »</w:t>
       </w:r>
     </w:p>
@@ -4472,6 +5087,21 @@
           <w:b/>
           <w:lang w:val="fr_FR" w:bidi="fr_FR"/>
         </w:rPr>
+        <w:t>Θεὸν οὐκ ἔχει</w:t>
+      </w:r>
+    </w:p>
+    <w:p>
+      <w:pPr/>
+      <w:r>
+        <w:rPr>
+          <w:lang w:val="fr_FR" w:bidi="fr_FR"/>
+        </w:rPr>
+      </w:r>
+      <w:r>
+        <w:rPr>
+          <w:b/>
+          <w:lang w:val="fr_FR" w:bidi="fr_FR"/>
+        </w:rPr>
         <w:t>« n’a point Dieu »</w:t>
       </w:r>
     </w:p>
@@ -4562,6 +5192,21 @@
           <w:b/>
           <w:lang w:val="fr_FR" w:bidi="fr_FR"/>
         </w:rPr>
+        <w:t>ὁ μένων ἐν τῇ διδαχῇ, οὗτος καὶ τὸν Πατέρα καὶ τὸν Υἱὸν ἔχει</w:t>
+      </w:r>
+    </w:p>
+    <w:p>
+      <w:pPr/>
+      <w:r>
+        <w:rPr>
+          <w:lang w:val="fr_FR" w:bidi="fr_FR"/>
+        </w:rPr>
+      </w:r>
+      <w:r>
+        <w:rPr>
+          <w:b/>
+          <w:lang w:val="fr_FR" w:bidi="fr_FR"/>
+        </w:rPr>
         <w:t>« celui qui demeure dans cette doctrine a le Père et le Fils »</w:t>
       </w:r>
     </w:p>
@@ -4671,6 +5316,21 @@
           <w:b/>
           <w:lang w:val="fr_FR" w:bidi="fr_FR"/>
         </w:rPr>
+        <w:t>ὁ μένων ἐν τῇ διδαχῇ</w:t>
+      </w:r>
+    </w:p>
+    <w:p>
+      <w:pPr/>
+      <w:r>
+        <w:rPr>
+          <w:lang w:val="fr_FR" w:bidi="fr_FR"/>
+        </w:rPr>
+      </w:r>
+      <w:r>
+        <w:rPr>
+          <w:b/>
+          <w:lang w:val="fr_FR" w:bidi="fr_FR"/>
+        </w:rPr>
         <w:t>« celui qui demeure dans cette doctrine »</w:t>
       </w:r>
     </w:p>
@@ -4754,6 +5414,21 @@
           <w:b/>
           <w:lang w:val="fr_FR" w:bidi="fr_FR"/>
         </w:rPr>
+        <w:t>οὗτος</w:t>
+      </w:r>
+    </w:p>
+    <w:p>
+      <w:pPr/>
+      <w:r>
+        <w:rPr>
+          <w:lang w:val="fr_FR" w:bidi="fr_FR"/>
+        </w:rPr>
+      </w:r>
+      <w:r>
+        <w:rPr>
+          <w:b/>
+          <w:lang w:val="fr_FR" w:bidi="fr_FR"/>
+        </w:rPr>
         <w:t>« celui »</w:t>
       </w:r>
     </w:p>
@@ -4850,6 +5525,21 @@
           <w:b/>
           <w:lang w:val="fr_FR" w:bidi="fr_FR"/>
         </w:rPr>
+        <w:t>τὸν Πατέρα καὶ τὸν Υἱὸν</w:t>
+      </w:r>
+    </w:p>
+    <w:p>
+      <w:pPr/>
+      <w:r>
+        <w:rPr>
+          <w:lang w:val="fr_FR" w:bidi="fr_FR"/>
+        </w:rPr>
+      </w:r>
+      <w:r>
+        <w:rPr>
+          <w:b/>
+          <w:lang w:val="fr_FR" w:bidi="fr_FR"/>
+        </w:rPr>
         <w:t>« le Père et le Fils »</w:t>
       </w:r>
     </w:p>
@@ -4939,6 +5629,21 @@
         <w:rPr>
           <w:lang w:val="fr_FR" w:bidi="fr_FR"/>
         </w:rPr>
+      </w:r>
+    </w:p>
+    <w:p>
+      <w:pPr/>
+      <w:r>
+        <w:rPr>
+          <w:lang w:val="fr_FR" w:bidi="fr_FR"/>
+        </w:rPr>
+      </w:r>
+      <w:r>
+        <w:rPr>
+          <w:b/>
+          <w:lang w:val="fr_FR" w:bidi="fr_FR"/>
+        </w:rPr>
+        <w:t>εἴ τις ἔρχεται πρὸς ὑμᾶς, καὶ ταύτην τὴν διδαχὴν οὐ φέρει</w:t>
       </w:r>
     </w:p>
     <w:p>
@@ -5067,6 +5772,21 @@
           <w:b/>
           <w:lang w:val="fr_FR" w:bidi="fr_FR"/>
         </w:rPr>
+        <w:t>ταύτην τὴν διδαχὴν οὐ φέρει</w:t>
+      </w:r>
+    </w:p>
+    <w:p>
+      <w:pPr/>
+      <w:r>
+        <w:rPr>
+          <w:lang w:val="fr_FR" w:bidi="fr_FR"/>
+        </w:rPr>
+      </w:r>
+      <w:r>
+        <w:rPr>
+          <w:b/>
+          <w:lang w:val="fr_FR" w:bidi="fr_FR"/>
+        </w:rPr>
         <w:t>« n'apporte pas cette doctrine »</w:t>
       </w:r>
     </w:p>
@@ -5162,6 +5882,21 @@
         <w:rPr>
           <w:lang w:val="fr_FR" w:bidi="fr_FR"/>
         </w:rPr>
+      </w:r>
+    </w:p>
+    <w:p>
+      <w:pPr/>
+      <w:r>
+        <w:rPr>
+          <w:lang w:val="fr_FR" w:bidi="fr_FR"/>
+        </w:rPr>
+      </w:r>
+      <w:r>
+        <w:rPr>
+          <w:b/>
+          <w:lang w:val="fr_FR" w:bidi="fr_FR"/>
+        </w:rPr>
+        <w:t>ταύτην τὴν διδαχὴν</w:t>
       </w:r>
     </w:p>
     <w:p>
@@ -5290,6 +6025,21 @@
           <w:b/>
           <w:lang w:val="fr_FR" w:bidi="fr_FR"/>
         </w:rPr>
+        <w:t>μὴ λαμβάνετε αὐτὸν εἰς οἰκίαν</w:t>
+      </w:r>
+    </w:p>
+    <w:p>
+      <w:pPr/>
+      <w:r>
+        <w:rPr>
+          <w:lang w:val="fr_FR" w:bidi="fr_FR"/>
+        </w:rPr>
+      </w:r>
+      <w:r>
+        <w:rPr>
+          <w:b/>
+          <w:lang w:val="fr_FR" w:bidi="fr_FR"/>
+        </w:rPr>
         <w:t>« ne le recevez pas dans votre maison »</w:t>
       </w:r>
     </w:p>
@@ -5373,6 +6123,21 @@
           <w:b/>
           <w:lang w:val="fr_FR" w:bidi="fr_FR"/>
         </w:rPr>
+        <w:t>χαίρειν αὐτῷ μὴ λέγετε</w:t>
+      </w:r>
+    </w:p>
+    <w:p>
+      <w:pPr/>
+      <w:r>
+        <w:rPr>
+          <w:lang w:val="fr_FR" w:bidi="fr_FR"/>
+        </w:rPr>
+      </w:r>
+      <w:r>
+        <w:rPr>
+          <w:b/>
+          <w:lang w:val="fr_FR" w:bidi="fr_FR"/>
+        </w:rPr>
         <w:t>« ne lui dites pas : Salut ! »</w:t>
       </w:r>
     </w:p>
@@ -5456,6 +6221,21 @@
           <w:b/>
           <w:lang w:val="fr_FR" w:bidi="fr_FR"/>
         </w:rPr>
+        <w:t>ὁ λέγων &amp; αὐτῷ χαίρειν</w:t>
+      </w:r>
+    </w:p>
+    <w:p>
+      <w:pPr/>
+      <w:r>
+        <w:rPr>
+          <w:lang w:val="fr_FR" w:bidi="fr_FR"/>
+        </w:rPr>
+      </w:r>
+      <w:r>
+        <w:rPr>
+          <w:b/>
+          <w:lang w:val="fr_FR" w:bidi="fr_FR"/>
+        </w:rPr>
         <w:t>« celui qui lui dit : Salut ! »</w:t>
       </w:r>
     </w:p>
@@ -5552,6 +6332,21 @@
           <w:b/>
           <w:lang w:val="fr_FR" w:bidi="fr_FR"/>
         </w:rPr>
+        <w:t>κοινωνεῖ τοῖς ἔργοις αὐτοῦ τοῖς πονηροῖς</w:t>
+      </w:r>
+    </w:p>
+    <w:p>
+      <w:pPr/>
+      <w:r>
+        <w:rPr>
+          <w:lang w:val="fr_FR" w:bidi="fr_FR"/>
+        </w:rPr>
+      </w:r>
+      <w:r>
+        <w:rPr>
+          <w:b/>
+          <w:lang w:val="fr_FR" w:bidi="fr_FR"/>
+        </w:rPr>
         <w:t>« participe à ses mauvaises œuvres »</w:t>
       </w:r>
     </w:p>
@@ -5648,6 +6443,21 @@
           <w:b/>
           <w:lang w:val="fr_FR" w:bidi="fr_FR"/>
         </w:rPr>
+        <w:t>οὐκ ἐβουλήθην διὰ χάρτου καὶ μέλανος</w:t>
+      </w:r>
+    </w:p>
+    <w:p>
+      <w:pPr/>
+      <w:r>
+        <w:rPr>
+          <w:lang w:val="fr_FR" w:bidi="fr_FR"/>
+        </w:rPr>
+      </w:r>
+      <w:r>
+        <w:rPr>
+          <w:b/>
+          <w:lang w:val="fr_FR" w:bidi="fr_FR"/>
+        </w:rPr>
         <w:t>« je n'ai pas voulu le faire avec le papier et l'encre »</w:t>
       </w:r>
     </w:p>
@@ -5731,6 +6541,21 @@
           <w:b/>
           <w:lang w:val="fr_FR" w:bidi="fr_FR"/>
         </w:rPr>
+        <w:t>διὰ χάρτου καὶ μέλανος</w:t>
+      </w:r>
+    </w:p>
+    <w:p>
+      <w:pPr/>
+      <w:r>
+        <w:rPr>
+          <w:lang w:val="fr_FR" w:bidi="fr_FR"/>
+        </w:rPr>
+      </w:r>
+      <w:r>
+        <w:rPr>
+          <w:b/>
+          <w:lang w:val="fr_FR" w:bidi="fr_FR"/>
+        </w:rPr>
         <w:t>« avec le papier et l'encre »</w:t>
       </w:r>
     </w:p>
@@ -5827,6 +6652,21 @@
           <w:b/>
           <w:lang w:val="fr_FR" w:bidi="fr_FR"/>
         </w:rPr>
+        <w:t>γενέσθαι</w:t>
+      </w:r>
+    </w:p>
+    <w:p>
+      <w:pPr/>
+      <w:r>
+        <w:rPr>
+          <w:lang w:val="fr_FR" w:bidi="fr_FR"/>
+        </w:rPr>
+      </w:r>
+      <w:r>
+        <w:rPr>
+          <w:b/>
+          <w:lang w:val="fr_FR" w:bidi="fr_FR"/>
+        </w:rPr>
         <w:t>« aller »</w:t>
       </w:r>
     </w:p>
@@ -5923,6 +6763,21 @@
           <w:b/>
           <w:lang w:val="fr_FR" w:bidi="fr_FR"/>
         </w:rPr>
+        <w:t>στόμα πρὸς στόμα λαλῆσαι</w:t>
+      </w:r>
+    </w:p>
+    <w:p>
+      <w:pPr/>
+      <w:r>
+        <w:rPr>
+          <w:lang w:val="fr_FR" w:bidi="fr_FR"/>
+        </w:rPr>
+      </w:r>
+      <w:r>
+        <w:rPr>
+          <w:b/>
+          <w:lang w:val="fr_FR" w:bidi="fr_FR"/>
+        </w:rPr>
         <w:t>« parler bouche à bouche »</w:t>
       </w:r>
     </w:p>
@@ -6019,6 +6874,21 @@
           <w:b/>
           <w:lang w:val="fr_FR" w:bidi="fr_FR"/>
         </w:rPr>
+        <w:t>ἵνα ἡ χαρὰ ὑμῶν πεπληρωμένη ᾖ</w:t>
+      </w:r>
+    </w:p>
+    <w:p>
+      <w:pPr/>
+      <w:r>
+        <w:rPr>
+          <w:lang w:val="fr_FR" w:bidi="fr_FR"/>
+        </w:rPr>
+      </w:r>
+      <w:r>
+        <w:rPr>
+          <w:b/>
+          <w:lang w:val="fr_FR" w:bidi="fr_FR"/>
+        </w:rPr>
         <w:t>« afin que notre joie soit parfaite »</w:t>
       </w:r>
     </w:p>
@@ -6102,6 +6972,21 @@
           <w:b/>
           <w:lang w:val="fr_FR" w:bidi="fr_FR"/>
         </w:rPr>
+        <w:t>ἵνα ἡ χαρὰ ὑμῶν πεπληρωμένη ᾖ</w:t>
+      </w:r>
+    </w:p>
+    <w:p>
+      <w:pPr/>
+      <w:r>
+        <w:rPr>
+          <w:lang w:val="fr_FR" w:bidi="fr_FR"/>
+        </w:rPr>
+      </w:r>
+      <w:r>
+        <w:rPr>
+          <w:b/>
+          <w:lang w:val="fr_FR" w:bidi="fr_FR"/>
+        </w:rPr>
         <w:t>« afin que notre joie soit parfaite »</w:t>
       </w:r>
     </w:p>
@@ -6198,6 +7083,21 @@
           <w:b/>
           <w:lang w:val="fr_FR" w:bidi="fr_FR"/>
         </w:rPr>
+        <w:t>ἡ χαρὰ ὑμῶν πεπληρωμένη ᾖ</w:t>
+      </w:r>
+    </w:p>
+    <w:p>
+      <w:pPr/>
+      <w:r>
+        <w:rPr>
+          <w:lang w:val="fr_FR" w:bidi="fr_FR"/>
+        </w:rPr>
+      </w:r>
+      <w:r>
+        <w:rPr>
+          <w:b/>
+          <w:lang w:val="fr_FR" w:bidi="fr_FR"/>
+        </w:rPr>
         <w:t>« afin que notre joie soit parfaite »</w:t>
       </w:r>
     </w:p>
@@ -6281,6 +7181,21 @@
           <w:b/>
           <w:lang w:val="fr_FR" w:bidi="fr_FR"/>
         </w:rPr>
+        <w:t>ὑμῶν</w:t>
+      </w:r>
+    </w:p>
+    <w:p>
+      <w:pPr/>
+      <w:r>
+        <w:rPr>
+          <w:lang w:val="fr_FR" w:bidi="fr_FR"/>
+        </w:rPr>
+      </w:r>
+      <w:r>
+        <w:rPr>
+          <w:b/>
+          <w:lang w:val="fr_FR" w:bidi="fr_FR"/>
+        </w:rPr>
         <w:t>« notre »</w:t>
       </w:r>
     </w:p>
@@ -6363,6 +7278,21 @@
         <w:rPr>
           <w:lang w:val="fr_FR" w:bidi="fr_FR"/>
         </w:rPr>
+      </w:r>
+    </w:p>
+    <w:p>
+      <w:pPr/>
+      <w:r>
+        <w:rPr>
+          <w:lang w:val="fr_FR" w:bidi="fr_FR"/>
+        </w:rPr>
+      </w:r>
+      <w:r>
+        <w:rPr>
+          <w:b/>
+          <w:lang w:val="fr_FR" w:bidi="fr_FR"/>
+        </w:rPr>
+        <w:t>τὰ τέκνα τῆς ἀδελφῆς σου τῆς ἐκλεκτῆς</w:t>
       </w:r>
     </w:p>
     <w:p>
@@ -6517,6 +7447,21 @@
           <w:b/>
           <w:lang w:val="fr_FR" w:bidi="fr_FR"/>
         </w:rPr>
+        <w:t>τὰ τέκνα τῆς ἀδελφῆς σου τῆς ἐκλεκτῆς</w:t>
+      </w:r>
+    </w:p>
+    <w:p>
+      <w:pPr/>
+      <w:r>
+        <w:rPr>
+          <w:lang w:val="fr_FR" w:bidi="fr_FR"/>
+        </w:rPr>
+      </w:r>
+      <w:r>
+        <w:rPr>
+          <w:b/>
+          <w:lang w:val="fr_FR" w:bidi="fr_FR"/>
+        </w:rPr>
         <w:t>« Les enfants de ta soeur l'élue »</w:t>
       </w:r>
     </w:p>
@@ -6613,6 +7558,21 @@
           <w:b/>
           <w:lang w:val="fr_FR" w:bidi="fr_FR"/>
         </w:rPr>
+        <w:t>ἀσπάζεταί σε</w:t>
+      </w:r>
+    </w:p>
+    <w:p>
+      <w:pPr/>
+      <w:r>
+        <w:rPr>
+          <w:lang w:val="fr_FR" w:bidi="fr_FR"/>
+        </w:rPr>
+      </w:r>
+      <w:r>
+        <w:rPr>
+          <w:b/>
+          <w:lang w:val="fr_FR" w:bidi="fr_FR"/>
+        </w:rPr>
         <w:t>« te saluent »</w:t>
       </w:r>
     </w:p>
@@ -6682,6 +7642,21 @@
         <w:rPr>
           <w:lang w:val="fr_FR" w:bidi="fr_FR"/>
         </w:rPr>
+      </w:r>
+    </w:p>
+    <w:p>
+      <w:pPr/>
+      <w:r>
+        <w:rPr>
+          <w:lang w:val="fr_FR" w:bidi="fr_FR"/>
+        </w:rPr>
+      </w:r>
+      <w:r>
+        <w:rPr>
+          <w:b/>
+          <w:lang w:val="fr_FR" w:bidi="fr_FR"/>
+        </w:rPr>
+        <w:t>σε &amp; σου</w:t>
       </w:r>
     </w:p>
     <w:p>

--- a/fra/docx/63.content.docx
+++ b/fra/docx/63.content.docx
@@ -2756,7 +2756,7 @@
           <w:b/>
           <w:lang w:val="fr_FR" w:bidi="fr_FR"/>
         </w:rPr>
-        <w:t>σε, &amp; σοι</w:t>
+        <w:t>σε &amp; σοι</w:t>
       </w:r>
     </w:p>
     <w:p>

--- a/fra/docx/63.content.docx
+++ b/fra/docx/63.content.docx
@@ -635,21 +635,6 @@
           <w:b/>
           <w:lang w:val="fr_FR" w:bidi="fr_FR"/>
         </w:rPr>
-        <w:t>ἐκλεκτῇ κυρίᾳ καὶ τοῖς τέκνοις αὐτῆς</w:t>
-      </w:r>
-    </w:p>
-    <w:p>
-      <w:pPr/>
-      <w:r>
-        <w:rPr>
-          <w:lang w:val="fr_FR" w:bidi="fr_FR"/>
-        </w:rPr>
-      </w:r>
-      <w:r>
-        <w:rPr>
-          <w:b/>
-          <w:lang w:val="fr_FR" w:bidi="fr_FR"/>
-        </w:rPr>
         <w:t>« à Kyria l'élue et à ses enfants »</w:t>
       </w:r>
     </w:p>
@@ -1327,21 +1312,6 @@
           <w:b/>
           <w:lang w:val="fr_FR" w:bidi="fr_FR"/>
         </w:rPr>
-        <w:t>ἔσται μεθ’ ἡμῶν χάρις, ἔλεος, εἰρήνη, παρὰ Θεοῦ Πατρός καὶ παρὰ Ἰησοῦ Χριστοῦ</w:t>
-      </w:r>
-    </w:p>
-    <w:p>
-      <w:pPr/>
-      <w:r>
-        <w:rPr>
-          <w:lang w:val="fr_FR" w:bidi="fr_FR"/>
-        </w:rPr>
-      </w:r>
-      <w:r>
-        <w:rPr>
-          <w:b/>
-          <w:lang w:val="fr_FR" w:bidi="fr_FR"/>
-        </w:rPr>
         <w:t>« que la grâce, la miséricorde et la paix soient avec vous de la part de Dieu le Père et de la part de Jésus-Christ »</w:t>
       </w:r>
     </w:p>
@@ -1829,21 +1799,6 @@
         <w:rPr>
           <w:lang w:val="fr_FR" w:bidi="fr_FR"/>
         </w:rPr>
-      </w:r>
-    </w:p>
-    <w:p>
-      <w:pPr/>
-      <w:r>
-        <w:rPr>
-          <w:lang w:val="fr_FR" w:bidi="fr_FR"/>
-        </w:rPr>
-      </w:r>
-      <w:r>
-        <w:rPr>
-          <w:b/>
-          <w:lang w:val="fr_FR" w:bidi="fr_FR"/>
-        </w:rPr>
-        <w:t>ἐχάρην λείαν ὅτι εὕρηκα ἐκ τῶν τέκνων σου περιπατοῦντας ἐν ἀληθείᾳ</w:t>
       </w:r>
     </w:p>
     <w:p>
@@ -2416,21 +2371,6 @@
           <w:b/>
           <w:lang w:val="fr_FR" w:bidi="fr_FR"/>
         </w:rPr>
-        <w:t>καθὼς ἐντολὴν ἐλάβομεν παρὰ τοῦ Πατρός</w:t>
-      </w:r>
-    </w:p>
-    <w:p>
-      <w:pPr/>
-      <w:r>
-        <w:rPr>
-          <w:lang w:val="fr_FR" w:bidi="fr_FR"/>
-        </w:rPr>
-      </w:r>
-      <w:r>
-        <w:rPr>
-          <w:b/>
-          <w:lang w:val="fr_FR" w:bidi="fr_FR"/>
-        </w:rPr>
         <w:t>« selon le commandement que nous avons reçu du Père »</w:t>
       </w:r>
     </w:p>
@@ -3035,21 +2975,6 @@
           <w:b/>
           <w:lang w:val="fr_FR" w:bidi="fr_FR"/>
         </w:rPr>
-        <w:t>οὐχ ὡς ἐντολὴν καινὴν γράφων σοι</w:t>
-      </w:r>
-    </w:p>
-    <w:p>
-      <w:pPr/>
-      <w:r>
-        <w:rPr>
-          <w:lang w:val="fr_FR" w:bidi="fr_FR"/>
-        </w:rPr>
-      </w:r>
-      <w:r>
-        <w:rPr>
-          <w:b/>
-          <w:lang w:val="fr_FR" w:bidi="fr_FR"/>
-        </w:rPr>
         <w:t>« non comme te prescrivant un commandement nouveau »</w:t>
       </w:r>
     </w:p>
@@ -3665,21 +3590,6 @@
           <w:b/>
           <w:lang w:val="fr_FR" w:bidi="fr_FR"/>
         </w:rPr>
-        <w:t>ὅτι πολλοὶ πλάνοι ἐξῆλθαν εἰς τὸν κόσμον</w:t>
-      </w:r>
-    </w:p>
-    <w:p>
-      <w:pPr/>
-      <w:r>
-        <w:rPr>
-          <w:lang w:val="fr_FR" w:bidi="fr_FR"/>
-        </w:rPr>
-      </w:r>
-      <w:r>
-        <w:rPr>
-          <w:b/>
-          <w:lang w:val="fr_FR" w:bidi="fr_FR"/>
-        </w:rPr>
         <w:t>« Car plusieurs séducteurs sont entrés dans le monde »</w:t>
       </w:r>
     </w:p>
@@ -3794,21 +3704,6 @@
           <w:b/>
           <w:lang w:val="fr_FR" w:bidi="fr_FR"/>
         </w:rPr>
-        <w:t>Ἰησοῦν Χριστὸν ἐρχόμενον ἐν σαρκί</w:t>
-      </w:r>
-    </w:p>
-    <w:p>
-      <w:pPr/>
-      <w:r>
-        <w:rPr>
-          <w:lang w:val="fr_FR" w:bidi="fr_FR"/>
-        </w:rPr>
-      </w:r>
-      <w:r>
-        <w:rPr>
-          <w:b/>
-          <w:lang w:val="fr_FR" w:bidi="fr_FR"/>
-        </w:rPr>
         <w:t>« que Jésus-Christ est venu en chair »</w:t>
       </w:r>
     </w:p>
@@ -4010,21 +3905,6 @@
           <w:b/>
           <w:lang w:val="fr_FR" w:bidi="fr_FR"/>
         </w:rPr>
-        <w:t>ὁ πλάνος καὶ ὁ ἀντίχριστος</w:t>
-      </w:r>
-    </w:p>
-    <w:p>
-      <w:pPr/>
-      <w:r>
-        <w:rPr>
-          <w:lang w:val="fr_FR" w:bidi="fr_FR"/>
-        </w:rPr>
-      </w:r>
-      <w:r>
-        <w:rPr>
-          <w:b/>
-          <w:lang w:val="fr_FR" w:bidi="fr_FR"/>
-        </w:rPr>
         <w:t>« le séducteur et l'antéchrist »</w:t>
       </w:r>
     </w:p>
@@ -4813,21 +4693,6 @@
           <w:b/>
           <w:lang w:val="fr_FR" w:bidi="fr_FR"/>
         </w:rPr>
-        <w:t>πᾶς ὁ προάγων καὶ μὴ μένων ἐν τῇ διδαχῇ τοῦ Χριστοῦ</w:t>
-      </w:r>
-    </w:p>
-    <w:p>
-      <w:pPr/>
-      <w:r>
-        <w:rPr>
-          <w:lang w:val="fr_FR" w:bidi="fr_FR"/>
-        </w:rPr>
-      </w:r>
-      <w:r>
-        <w:rPr>
-          <w:b/>
-          <w:lang w:val="fr_FR" w:bidi="fr_FR"/>
-        </w:rPr>
         <w:t>« Quiconque va plus loin et ne demeure pas dans la doctrine de Christ »</w:t>
       </w:r>
     </w:p>
@@ -4963,21 +4828,6 @@
           <w:b/>
           <w:lang w:val="fr_FR" w:bidi="fr_FR"/>
         </w:rPr>
-        <w:t>πᾶς ὁ προάγων καὶ μὴ μένων ἐν τῇ διδαχῇ τοῦ Χριστοῦ</w:t>
-      </w:r>
-    </w:p>
-    <w:p>
-      <w:pPr/>
-      <w:r>
-        <w:rPr>
-          <w:lang w:val="fr_FR" w:bidi="fr_FR"/>
-        </w:rPr>
-      </w:r>
-      <w:r>
-        <w:rPr>
-          <w:b/>
-          <w:lang w:val="fr_FR" w:bidi="fr_FR"/>
-        </w:rPr>
         <w:t>« Quiconque va plus loin et ne demeure pas dans la doctrine de Christ »</w:t>
       </w:r>
     </w:p>
@@ -5192,21 +5042,6 @@
           <w:b/>
           <w:lang w:val="fr_FR" w:bidi="fr_FR"/>
         </w:rPr>
-        <w:t>ὁ μένων ἐν τῇ διδαχῇ, οὗτος καὶ τὸν Πατέρα καὶ τὸν Υἱὸν ἔχει</w:t>
-      </w:r>
-    </w:p>
-    <w:p>
-      <w:pPr/>
-      <w:r>
-        <w:rPr>
-          <w:lang w:val="fr_FR" w:bidi="fr_FR"/>
-        </w:rPr>
-      </w:r>
-      <w:r>
-        <w:rPr>
-          <w:b/>
-          <w:lang w:val="fr_FR" w:bidi="fr_FR"/>
-        </w:rPr>
         <w:t>« celui qui demeure dans cette doctrine a le Père et le Fils »</w:t>
       </w:r>
     </w:p>
@@ -5316,21 +5151,6 @@
           <w:b/>
           <w:lang w:val="fr_FR" w:bidi="fr_FR"/>
         </w:rPr>
-        <w:t>ὁ μένων ἐν τῇ διδαχῇ</w:t>
-      </w:r>
-    </w:p>
-    <w:p>
-      <w:pPr/>
-      <w:r>
-        <w:rPr>
-          <w:lang w:val="fr_FR" w:bidi="fr_FR"/>
-        </w:rPr>
-      </w:r>
-      <w:r>
-        <w:rPr>
-          <w:b/>
-          <w:lang w:val="fr_FR" w:bidi="fr_FR"/>
-        </w:rPr>
         <w:t>« celui qui demeure dans cette doctrine »</w:t>
       </w:r>
     </w:p>
@@ -5629,21 +5449,6 @@
         <w:rPr>
           <w:lang w:val="fr_FR" w:bidi="fr_FR"/>
         </w:rPr>
-      </w:r>
-    </w:p>
-    <w:p>
-      <w:pPr/>
-      <w:r>
-        <w:rPr>
-          <w:lang w:val="fr_FR" w:bidi="fr_FR"/>
-        </w:rPr>
-      </w:r>
-      <w:r>
-        <w:rPr>
-          <w:b/>
-          <w:lang w:val="fr_FR" w:bidi="fr_FR"/>
-        </w:rPr>
-        <w:t>εἴ τις ἔρχεται πρὸς ὑμᾶς, καὶ ταύτην τὴν διδαχὴν οὐ φέρει</w:t>
       </w:r>
     </w:p>
     <w:p>
@@ -6221,21 +6026,6 @@
           <w:b/>
           <w:lang w:val="fr_FR" w:bidi="fr_FR"/>
         </w:rPr>
-        <w:t>ὁ λέγων &amp; αὐτῷ χαίρειν</w:t>
-      </w:r>
-    </w:p>
-    <w:p>
-      <w:pPr/>
-      <w:r>
-        <w:rPr>
-          <w:lang w:val="fr_FR" w:bidi="fr_FR"/>
-        </w:rPr>
-      </w:r>
-      <w:r>
-        <w:rPr>
-          <w:b/>
-          <w:lang w:val="fr_FR" w:bidi="fr_FR"/>
-        </w:rPr>
         <w:t>« celui qui lui dit : Salut ! »</w:t>
       </w:r>
     </w:p>
@@ -6972,21 +6762,6 @@
           <w:b/>
           <w:lang w:val="fr_FR" w:bidi="fr_FR"/>
         </w:rPr>
-        <w:t>ἵνα ἡ χαρὰ ὑμῶν πεπληρωμένη ᾖ</w:t>
-      </w:r>
-    </w:p>
-    <w:p>
-      <w:pPr/>
-      <w:r>
-        <w:rPr>
-          <w:lang w:val="fr_FR" w:bidi="fr_FR"/>
-        </w:rPr>
-      </w:r>
-      <w:r>
-        <w:rPr>
-          <w:b/>
-          <w:lang w:val="fr_FR" w:bidi="fr_FR"/>
-        </w:rPr>
         <w:t>« afin que notre joie soit parfaite »</w:t>
       </w:r>
     </w:p>
@@ -7069,21 +6844,6 @@
         <w:rPr>
           <w:lang w:val="fr_FR" w:bidi="fr_FR"/>
         </w:rPr>
-      </w:r>
-    </w:p>
-    <w:p>
-      <w:pPr/>
-      <w:r>
-        <w:rPr>
-          <w:lang w:val="fr_FR" w:bidi="fr_FR"/>
-        </w:rPr>
-      </w:r>
-      <w:r>
-        <w:rPr>
-          <w:b/>
-          <w:lang w:val="fr_FR" w:bidi="fr_FR"/>
-        </w:rPr>
-        <w:t>ἡ χαρὰ ὑμῶν πεπληρωμένη ᾖ</w:t>
       </w:r>
     </w:p>
     <w:p>

--- a/fra/docx/63.content.docx
+++ b/fra/docx/63.content.docx
@@ -635,6 +635,21 @@
           <w:b/>
           <w:lang w:val="fr_FR" w:bidi="fr_FR"/>
         </w:rPr>
+        <w:t>ἐκλεκτῇ κυρίᾳ καὶ τοῖς τέκνοις αὐτῆς</w:t>
+      </w:r>
+    </w:p>
+    <w:p>
+      <w:pPr/>
+      <w:r>
+        <w:rPr>
+          <w:lang w:val="fr_FR" w:bidi="fr_FR"/>
+        </w:rPr>
+      </w:r>
+      <w:r>
+        <w:rPr>
+          <w:b/>
+          <w:lang w:val="fr_FR" w:bidi="fr_FR"/>
+        </w:rPr>
         <w:t>« à Kyria l'élue et à ses enfants »</w:t>
       </w:r>
     </w:p>
@@ -1312,6 +1327,21 @@
           <w:b/>
           <w:lang w:val="fr_FR" w:bidi="fr_FR"/>
         </w:rPr>
+        <w:t>ἔσται μεθ’ ἡμῶν χάρις, ἔλεος, εἰρήνη, παρὰ Θεοῦ Πατρός καὶ παρὰ Ἰησοῦ Χριστοῦ</w:t>
+      </w:r>
+    </w:p>
+    <w:p>
+      <w:pPr/>
+      <w:r>
+        <w:rPr>
+          <w:lang w:val="fr_FR" w:bidi="fr_FR"/>
+        </w:rPr>
+      </w:r>
+      <w:r>
+        <w:rPr>
+          <w:b/>
+          <w:lang w:val="fr_FR" w:bidi="fr_FR"/>
+        </w:rPr>
         <w:t>« que la grâce, la miséricorde et la paix soient avec vous de la part de Dieu le Père et de la part de Jésus-Christ »</w:t>
       </w:r>
     </w:p>
@@ -1799,6 +1829,21 @@
         <w:rPr>
           <w:lang w:val="fr_FR" w:bidi="fr_FR"/>
         </w:rPr>
+      </w:r>
+    </w:p>
+    <w:p>
+      <w:pPr/>
+      <w:r>
+        <w:rPr>
+          <w:lang w:val="fr_FR" w:bidi="fr_FR"/>
+        </w:rPr>
+      </w:r>
+      <w:r>
+        <w:rPr>
+          <w:b/>
+          <w:lang w:val="fr_FR" w:bidi="fr_FR"/>
+        </w:rPr>
+        <w:t>ἐχάρην λείαν ὅτι εὕρηκα ἐκ τῶν τέκνων σου περιπατοῦντας ἐν ἀληθείᾳ</w:t>
       </w:r>
     </w:p>
     <w:p>
@@ -2371,6 +2416,21 @@
           <w:b/>
           <w:lang w:val="fr_FR" w:bidi="fr_FR"/>
         </w:rPr>
+        <w:t>καθὼς ἐντολὴν ἐλάβομεν παρὰ τοῦ Πατρός</w:t>
+      </w:r>
+    </w:p>
+    <w:p>
+      <w:pPr/>
+      <w:r>
+        <w:rPr>
+          <w:lang w:val="fr_FR" w:bidi="fr_FR"/>
+        </w:rPr>
+      </w:r>
+      <w:r>
+        <w:rPr>
+          <w:b/>
+          <w:lang w:val="fr_FR" w:bidi="fr_FR"/>
+        </w:rPr>
         <w:t>« selon le commandement que nous avons reçu du Père »</w:t>
       </w:r>
     </w:p>
@@ -2975,6 +3035,21 @@
           <w:b/>
           <w:lang w:val="fr_FR" w:bidi="fr_FR"/>
         </w:rPr>
+        <w:t>οὐχ ὡς ἐντολὴν καινὴν γράφων σοι</w:t>
+      </w:r>
+    </w:p>
+    <w:p>
+      <w:pPr/>
+      <w:r>
+        <w:rPr>
+          <w:lang w:val="fr_FR" w:bidi="fr_FR"/>
+        </w:rPr>
+      </w:r>
+      <w:r>
+        <w:rPr>
+          <w:b/>
+          <w:lang w:val="fr_FR" w:bidi="fr_FR"/>
+        </w:rPr>
         <w:t>« non comme te prescrivant un commandement nouveau »</w:t>
       </w:r>
     </w:p>
@@ -3590,6 +3665,21 @@
           <w:b/>
           <w:lang w:val="fr_FR" w:bidi="fr_FR"/>
         </w:rPr>
+        <w:t>ὅτι πολλοὶ πλάνοι ἐξῆλθαν εἰς τὸν κόσμον</w:t>
+      </w:r>
+    </w:p>
+    <w:p>
+      <w:pPr/>
+      <w:r>
+        <w:rPr>
+          <w:lang w:val="fr_FR" w:bidi="fr_FR"/>
+        </w:rPr>
+      </w:r>
+      <w:r>
+        <w:rPr>
+          <w:b/>
+          <w:lang w:val="fr_FR" w:bidi="fr_FR"/>
+        </w:rPr>
         <w:t>« Car plusieurs séducteurs sont entrés dans le monde »</w:t>
       </w:r>
     </w:p>
@@ -3704,6 +3794,21 @@
           <w:b/>
           <w:lang w:val="fr_FR" w:bidi="fr_FR"/>
         </w:rPr>
+        <w:t>Ἰησοῦν Χριστὸν ἐρχόμενον ἐν σαρκί</w:t>
+      </w:r>
+    </w:p>
+    <w:p>
+      <w:pPr/>
+      <w:r>
+        <w:rPr>
+          <w:lang w:val="fr_FR" w:bidi="fr_FR"/>
+        </w:rPr>
+      </w:r>
+      <w:r>
+        <w:rPr>
+          <w:b/>
+          <w:lang w:val="fr_FR" w:bidi="fr_FR"/>
+        </w:rPr>
         <w:t>« que Jésus-Christ est venu en chair »</w:t>
       </w:r>
     </w:p>
@@ -3905,6 +4010,21 @@
           <w:b/>
           <w:lang w:val="fr_FR" w:bidi="fr_FR"/>
         </w:rPr>
+        <w:t>ὁ πλάνος καὶ ὁ ἀντίχριστος</w:t>
+      </w:r>
+    </w:p>
+    <w:p>
+      <w:pPr/>
+      <w:r>
+        <w:rPr>
+          <w:lang w:val="fr_FR" w:bidi="fr_FR"/>
+        </w:rPr>
+      </w:r>
+      <w:r>
+        <w:rPr>
+          <w:b/>
+          <w:lang w:val="fr_FR" w:bidi="fr_FR"/>
+        </w:rPr>
         <w:t>« le séducteur et l'antéchrist »</w:t>
       </w:r>
     </w:p>
@@ -4693,6 +4813,21 @@
           <w:b/>
           <w:lang w:val="fr_FR" w:bidi="fr_FR"/>
         </w:rPr>
+        <w:t>πᾶς ὁ προάγων καὶ μὴ μένων ἐν τῇ διδαχῇ τοῦ Χριστοῦ</w:t>
+      </w:r>
+    </w:p>
+    <w:p>
+      <w:pPr/>
+      <w:r>
+        <w:rPr>
+          <w:lang w:val="fr_FR" w:bidi="fr_FR"/>
+        </w:rPr>
+      </w:r>
+      <w:r>
+        <w:rPr>
+          <w:b/>
+          <w:lang w:val="fr_FR" w:bidi="fr_FR"/>
+        </w:rPr>
         <w:t>« Quiconque va plus loin et ne demeure pas dans la doctrine de Christ »</w:t>
       </w:r>
     </w:p>
@@ -4828,6 +4963,21 @@
           <w:b/>
           <w:lang w:val="fr_FR" w:bidi="fr_FR"/>
         </w:rPr>
+        <w:t>πᾶς ὁ προάγων καὶ μὴ μένων ἐν τῇ διδαχῇ τοῦ Χριστοῦ</w:t>
+      </w:r>
+    </w:p>
+    <w:p>
+      <w:pPr/>
+      <w:r>
+        <w:rPr>
+          <w:lang w:val="fr_FR" w:bidi="fr_FR"/>
+        </w:rPr>
+      </w:r>
+      <w:r>
+        <w:rPr>
+          <w:b/>
+          <w:lang w:val="fr_FR" w:bidi="fr_FR"/>
+        </w:rPr>
         <w:t>« Quiconque va plus loin et ne demeure pas dans la doctrine de Christ »</w:t>
       </w:r>
     </w:p>
@@ -5042,6 +5192,21 @@
           <w:b/>
           <w:lang w:val="fr_FR" w:bidi="fr_FR"/>
         </w:rPr>
+        <w:t>ὁ μένων ἐν τῇ διδαχῇ, οὗτος καὶ τὸν Πατέρα καὶ τὸν Υἱὸν ἔχει</w:t>
+      </w:r>
+    </w:p>
+    <w:p>
+      <w:pPr/>
+      <w:r>
+        <w:rPr>
+          <w:lang w:val="fr_FR" w:bidi="fr_FR"/>
+        </w:rPr>
+      </w:r>
+      <w:r>
+        <w:rPr>
+          <w:b/>
+          <w:lang w:val="fr_FR" w:bidi="fr_FR"/>
+        </w:rPr>
         <w:t>« celui qui demeure dans cette doctrine a le Père et le Fils »</w:t>
       </w:r>
     </w:p>
@@ -5151,6 +5316,21 @@
           <w:b/>
           <w:lang w:val="fr_FR" w:bidi="fr_FR"/>
         </w:rPr>
+        <w:t>ὁ μένων ἐν τῇ διδαχῇ</w:t>
+      </w:r>
+    </w:p>
+    <w:p>
+      <w:pPr/>
+      <w:r>
+        <w:rPr>
+          <w:lang w:val="fr_FR" w:bidi="fr_FR"/>
+        </w:rPr>
+      </w:r>
+      <w:r>
+        <w:rPr>
+          <w:b/>
+          <w:lang w:val="fr_FR" w:bidi="fr_FR"/>
+        </w:rPr>
         <w:t>« celui qui demeure dans cette doctrine »</w:t>
       </w:r>
     </w:p>
@@ -5449,6 +5629,21 @@
         <w:rPr>
           <w:lang w:val="fr_FR" w:bidi="fr_FR"/>
         </w:rPr>
+      </w:r>
+    </w:p>
+    <w:p>
+      <w:pPr/>
+      <w:r>
+        <w:rPr>
+          <w:lang w:val="fr_FR" w:bidi="fr_FR"/>
+        </w:rPr>
+      </w:r>
+      <w:r>
+        <w:rPr>
+          <w:b/>
+          <w:lang w:val="fr_FR" w:bidi="fr_FR"/>
+        </w:rPr>
+        <w:t>εἴ τις ἔρχεται πρὸς ὑμᾶς, καὶ ταύτην τὴν διδαχὴν οὐ φέρει</w:t>
       </w:r>
     </w:p>
     <w:p>
@@ -6026,6 +6221,21 @@
           <w:b/>
           <w:lang w:val="fr_FR" w:bidi="fr_FR"/>
         </w:rPr>
+        <w:t>ὁ λέγων &amp; αὐτῷ χαίρειν</w:t>
+      </w:r>
+    </w:p>
+    <w:p>
+      <w:pPr/>
+      <w:r>
+        <w:rPr>
+          <w:lang w:val="fr_FR" w:bidi="fr_FR"/>
+        </w:rPr>
+      </w:r>
+      <w:r>
+        <w:rPr>
+          <w:b/>
+          <w:lang w:val="fr_FR" w:bidi="fr_FR"/>
+        </w:rPr>
         <w:t>« celui qui lui dit : Salut ! »</w:t>
       </w:r>
     </w:p>
@@ -6762,6 +6972,21 @@
           <w:b/>
           <w:lang w:val="fr_FR" w:bidi="fr_FR"/>
         </w:rPr>
+        <w:t>ἵνα ἡ χαρὰ ὑμῶν πεπληρωμένη ᾖ</w:t>
+      </w:r>
+    </w:p>
+    <w:p>
+      <w:pPr/>
+      <w:r>
+        <w:rPr>
+          <w:lang w:val="fr_FR" w:bidi="fr_FR"/>
+        </w:rPr>
+      </w:r>
+      <w:r>
+        <w:rPr>
+          <w:b/>
+          <w:lang w:val="fr_FR" w:bidi="fr_FR"/>
+        </w:rPr>
         <w:t>« afin que notre joie soit parfaite »</w:t>
       </w:r>
     </w:p>
@@ -6844,6 +7069,21 @@
         <w:rPr>
           <w:lang w:val="fr_FR" w:bidi="fr_FR"/>
         </w:rPr>
+      </w:r>
+    </w:p>
+    <w:p>
+      <w:pPr/>
+      <w:r>
+        <w:rPr>
+          <w:lang w:val="fr_FR" w:bidi="fr_FR"/>
+        </w:rPr>
+      </w:r>
+      <w:r>
+        <w:rPr>
+          <w:b/>
+          <w:lang w:val="fr_FR" w:bidi="fr_FR"/>
+        </w:rPr>
+        <w:t>ἡ χαρὰ ὑμῶν πεπληρωμένη ᾖ</w:t>
       </w:r>
     </w:p>
     <w:p>
